--- a/USER-MANUAL.docx
+++ b/USER-MANUAL.docx
@@ -2,7 +2,7 @@
 <file path=word/document.xml><?xml version="1.0" encoding="utf-8"?>
 <w:document xmlns:w="http://schemas.openxmlformats.org/wordprocessingml/2006/main" xmlns:m="http://schemas.openxmlformats.org/officeDocument/2006/math" xmlns:r="http://schemas.openxmlformats.org/officeDocument/2006/relationships" xmlns:o="urn:schemas-microsoft-com:office:office" xmlns:v="urn:schemas-microsoft-com:vml" xmlns:w10="urn:schemas-microsoft-com:office:word" xmlns:a="http://schemas.openxmlformats.org/drawingml/2006/main" xmlns:pic="http://schemas.openxmlformats.org/drawingml/2006/picture" xmlns:wp="http://schemas.openxmlformats.org/drawingml/2006/wordprocessingDrawing">
   <w:body>
-    <w:bookmarkStart w:id="47" w:name="orpheus-guitar-studio-user-manual"/>
+    <w:bookmarkStart w:id="50" w:name="orpheus-guitar-studio-user-manual"/>
     <w:p>
       <w:pPr>
         <w:pStyle w:val="Heading1"/>
@@ -456,7 +456,7 @@
       </w:r>
     </w:p>
     <w:bookmarkEnd w:id="13"/>
-    <w:bookmarkStart w:id="16" w:name="library-importing-songs"/>
+    <w:bookmarkStart w:id="19" w:name="library-importing-songs"/>
     <w:p>
       <w:pPr>
         <w:pStyle w:val="Heading2"/>
@@ -708,13 +708,13 @@
         <w:t xml:space="preserve">— nothing is ever silently thrown away.</w:t>
       </w:r>
     </w:p>
-    <w:bookmarkStart w:id="14" w:name="playlists-setlists"/>
+    <w:bookmarkStart w:id="14" w:name="importing-a-stem-pack-.zip"/>
     <w:p>
       <w:pPr>
         <w:pStyle w:val="Heading3"/>
       </w:pPr>
       <w:r>
-        <w:t xml:space="preserve">3.1 Playlists / setlists</w:t>
+        <w:t xml:space="preserve">3.1 Importing a stem pack (.zip)</w:t>
       </w:r>
     </w:p>
     <w:p>
@@ -722,6 +722,356 @@
         <w:pStyle w:val="FirstParagraph"/>
       </w:pPr>
       <w:r>
+        <w:t xml:space="preserve">Already have a song split into its parts — a purchased</w:t>
+      </w:r>
+      <w:r>
+        <w:t xml:space="preserve"> </w:t>
+      </w:r>
+      <w:r>
+        <w:t xml:space="preserve">“custom backing</w:t>
+      </w:r>
+      <w:r>
+        <w:t xml:space="preserve"> </w:t>
+      </w:r>
+      <w:r>
+        <w:t xml:space="preserve">track”</w:t>
+      </w:r>
+      <w:r>
+        <w:t xml:space="preserve"> </w:t>
+      </w:r>
+      <w:r>
+        <w:t xml:space="preserve">pack, a friend’s multitrack export, anything pre-split? Skip</w:t>
+      </w:r>
+      <w:r>
+        <w:t xml:space="preserve"> </w:t>
+      </w:r>
+      <w:r>
+        <w:t xml:space="preserve">separation entirely: click</w:t>
+      </w:r>
+      <w:r>
+        <w:t xml:space="preserve"> </w:t>
+      </w:r>
+      <w:r>
+        <w:rPr>
+          <w:b/>
+          <w:bCs/>
+        </w:rPr>
+        <w:t xml:space="preserve">or import a stem pack (.zip)</w:t>
+      </w:r>
+      <w:r>
+        <w:t xml:space="preserve">, just below</w:t>
+      </w:r>
+      <w:r>
+        <w:t xml:space="preserve"> </w:t>
+      </w:r>
+      <w:r>
+        <w:t xml:space="preserve">the normal drop zone (or drag the</w:t>
+      </w:r>
+      <w:r>
+        <w:t xml:space="preserve"> </w:t>
+      </w:r>
+      <w:r>
+        <w:rPr>
+          <w:rStyle w:val="VerbatimChar"/>
+        </w:rPr>
+        <w:t xml:space="preserve">.zip</w:t>
+      </w:r>
+      <w:r>
+        <w:t xml:space="preserve"> </w:t>
+      </w:r>
+      <w:r>
+        <w:t xml:space="preserve">straight onto the sidebar — it’s</w:t>
+      </w:r>
+      <w:r>
+        <w:t xml:space="preserve"> </w:t>
+      </w:r>
+      <w:r>
+        <w:t xml:space="preserve">detected automatically and routed here, not treated as a broken audio</w:t>
+      </w:r>
+      <w:r>
+        <w:t xml:space="preserve"> </w:t>
+      </w:r>
+      <w:r>
+        <w:t xml:space="preserve">file). Every audio file inside becomes its own stem lane, named exactly</w:t>
+      </w:r>
+      <w:r>
+        <w:t xml:space="preserve"> </w:t>
+      </w:r>
+      <w:r>
+        <w:t xml:space="preserve">as the file was — long names wrap in the lane header rather than getting</w:t>
+      </w:r>
+      <w:r>
+        <w:t xml:space="preserve"> </w:t>
+      </w:r>
+      <w:r>
+        <w:t xml:space="preserve">cut off, and nothing is renamed or</w:t>
+      </w:r>
+      <w:r>
+        <w:t xml:space="preserve"> </w:t>
+      </w:r>
+      <w:r>
+        <w:t xml:space="preserve">“prettified.”</w:t>
+      </w:r>
+      <w:r>
+        <w:t xml:space="preserve"> </w:t>
+      </w:r>
+      <w:r>
+        <w:t xml:space="preserve">The track appears in</w:t>
+      </w:r>
+      <w:r>
+        <w:t xml:space="preserve"> </w:t>
+      </w:r>
+      <w:r>
+        <w:t xml:space="preserve">your Library immediately, with its own autosaved project and practice</w:t>
+      </w:r>
+      <w:r>
+        <w:t xml:space="preserve"> </w:t>
+      </w:r>
+      <w:r>
+        <w:t xml:space="preserve">log entry, exactly like any other song. Each stem is converted to WAV on</w:t>
+      </w:r>
+      <w:r>
+        <w:t xml:space="preserve"> </w:t>
+      </w:r>
+      <w:r>
+        <w:t xml:space="preserve">import (so it works with the rest of the app the same way a separated</w:t>
+      </w:r>
+      <w:r>
+        <w:t xml:space="preserve"> </w:t>
+      </w:r>
+      <w:r>
+        <w:t xml:space="preserve">stem does) but never run through separation — that’s the whole point.</w:t>
+      </w:r>
+      <w:r>
+        <w:t xml:space="preserve"> </w:t>
+      </w:r>
+      <w:r>
+        <w:t xml:space="preserve">BPM, beat grid, chord lane, and key detection all still work on an</w:t>
+      </w:r>
+      <w:r>
+        <w:t xml:space="preserve"> </w:t>
+      </w:r>
+      <w:r>
+        <w:t xml:space="preserve">imported pack, matching stems by name (anything that looks like a</w:t>
+      </w:r>
+      <w:r>
+        <w:t xml:space="preserve"> </w:t>
+      </w:r>
+      <w:r>
+        <w:t xml:space="preserve">guitar/bass/piano/drum part) rather than needing the fixed stem names a</w:t>
+      </w:r>
+      <w:r>
+        <w:t xml:space="preserve"> </w:t>
+      </w:r>
+      <w:r>
+        <w:t xml:space="preserve">separation model produces. If two files in the zip would collide to the</w:t>
+      </w:r>
+      <w:r>
+        <w:t xml:space="preserve"> </w:t>
+      </w:r>
+      <w:r>
+        <w:t xml:space="preserve">same stem name, the import fails up front with a clear message naming</w:t>
+      </w:r>
+      <w:r>
+        <w:t xml:space="preserve"> </w:t>
+      </w:r>
+      <w:r>
+        <w:t xml:space="preserve">both, rather than silently overwriting one.</w:t>
+      </w:r>
+    </w:p>
+    <w:bookmarkEnd w:id="14"/>
+    <w:bookmarkStart w:id="16" w:name="Xbf20f9a849e97645d12e43a9cb697881cb854bb"/>
+    <w:p>
+      <w:pPr>
+        <w:pStyle w:val="Heading3"/>
+      </w:pPr>
+      <w:r>
+        <w:t xml:space="preserve">3.2 Rip — capture whatever’s playing on your Mac</w:t>
+      </w:r>
+    </w:p>
+    <w:p>
+      <w:pPr>
+        <w:pStyle w:val="FirstParagraph"/>
+      </w:pPr>
+      <w:r>
+        <w:t xml:space="preserve">Don’t have the file at all — just something playing in a browser tab,</w:t>
+      </w:r>
+      <w:r>
+        <w:t xml:space="preserve"> </w:t>
+      </w:r>
+      <w:r>
+        <w:t xml:space="preserve">another app, anywhere on your Mac? The</w:t>
+      </w:r>
+      <w:r>
+        <w:t xml:space="preserve"> </w:t>
+      </w:r>
+      <w:r>
+        <w:rPr>
+          <w:b/>
+          <w:bCs/>
+        </w:rPr>
+        <w:t xml:space="preserve">Rip system audio</w:t>
+      </w:r>
+      <w:r>
+        <w:t xml:space="preserve"> </w:t>
+      </w:r>
+      <w:r>
+        <w:t xml:space="preserve">card in the</w:t>
+      </w:r>
+      <w:r>
+        <w:t xml:space="preserve"> </w:t>
+      </w:r>
+      <w:r>
+        <w:t xml:space="preserve">sidebar captures it straight into your Library as a new song. This needs</w:t>
+      </w:r>
+      <w:r>
+        <w:t xml:space="preserve"> </w:t>
+      </w:r>
+      <w:r>
+        <w:t xml:space="preserve">a one-time install of a free, open-source virtual audio driver,</w:t>
+      </w:r>
+      <w:r>
+        <w:t xml:space="preserve"> </w:t>
+      </w:r>
+      <w:hyperlink r:id="rId15">
+        <w:r>
+          <w:rPr>
+            <w:rStyle w:val="Hyperlink"/>
+          </w:rPr>
+          <w:t xml:space="preserve">BlackHole</w:t>
+        </w:r>
+      </w:hyperlink>
+      <w:r>
+        <w:t xml:space="preserve"> </w:t>
+      </w:r>
+      <w:r>
+        <w:t xml:space="preserve">(</w:t>
+      </w:r>
+      <w:r>
+        <w:rPr>
+          <w:rStyle w:val="VerbatimChar"/>
+        </w:rPr>
+        <w:t xml:space="preserve">brew install blackhole-2ch</w:t>
+      </w:r>
+      <w:r>
+        <w:t xml:space="preserve">), set as your Mac’s audio output — the</w:t>
+      </w:r>
+      <w:r>
+        <w:t xml:space="preserve"> </w:t>
+      </w:r>
+      <w:r>
+        <w:t xml:space="preserve">panel shows this instruction automatically if no BlackHole device is</w:t>
+      </w:r>
+      <w:r>
+        <w:t xml:space="preserve"> </w:t>
+      </w:r>
+      <w:r>
+        <w:t xml:space="preserve">found yet. Once it’s installed, pick it in the device dropdown, click</w:t>
+      </w:r>
+      <w:r>
+        <w:t xml:space="preserve"> </w:t>
+      </w:r>
+      <w:r>
+        <w:rPr>
+          <w:b/>
+          <w:bCs/>
+        </w:rPr>
+        <w:t xml:space="preserve">● Start Rip</w:t>
+      </w:r>
+      <w:r>
+        <w:t xml:space="preserve">, and the elapsed time counts up while it records; click</w:t>
+      </w:r>
+      <w:r>
+        <w:t xml:space="preserve"> </w:t>
+      </w:r>
+      <w:r>
+        <w:rPr>
+          <w:b/>
+          <w:bCs/>
+        </w:rPr>
+        <w:t xml:space="preserve">■ Stop Rip</w:t>
+      </w:r>
+      <w:r>
+        <w:t xml:space="preserve">, give the take a name, and it appears in your Library like</w:t>
+      </w:r>
+      <w:r>
+        <w:t xml:space="preserve"> </w:t>
+      </w:r>
+      <w:r>
+        <w:t xml:space="preserve">any other imported song. One thing worth knowing up front: routing</w:t>
+      </w:r>
+      <w:r>
+        <w:t xml:space="preserve"> </w:t>
+      </w:r>
+      <w:r>
+        <w:t xml:space="preserve">straight to BlackHole means</w:t>
+      </w:r>
+      <w:r>
+        <w:t xml:space="preserve"> </w:t>
+      </w:r>
+      <w:r>
+        <w:rPr>
+          <w:i/>
+          <w:iCs/>
+        </w:rPr>
+        <w:t xml:space="preserve">you</w:t>
+      </w:r>
+      <w:r>
+        <w:t xml:space="preserve"> </w:t>
+      </w:r>
+      <w:r>
+        <w:t xml:space="preserve">hear silence while ripping (the audio</w:t>
+      </w:r>
+      <w:r>
+        <w:t xml:space="preserve"> </w:t>
+      </w:r>
+      <w:r>
+        <w:t xml:space="preserve">is going to the capture device, not your speakers) — build a</w:t>
+      </w:r>
+      <w:r>
+        <w:t xml:space="preserve"> </w:t>
+      </w:r>
+      <w:r>
+        <w:rPr>
+          <w:b/>
+          <w:bCs/>
+        </w:rPr>
+        <w:t xml:space="preserve">Multi-Output Device</w:t>
+      </w:r>
+      <w:r>
+        <w:t xml:space="preserve"> </w:t>
+      </w:r>
+      <w:r>
+        <w:t xml:space="preserve">in Audio MIDI Setup (combining BlackHole with</w:t>
+      </w:r>
+      <w:r>
+        <w:t xml:space="preserve"> </w:t>
+      </w:r>
+      <w:r>
+        <w:t xml:space="preserve">your normal output) if you want to hear it too while it records; the</w:t>
+      </w:r>
+      <w:r>
+        <w:t xml:space="preserve"> </w:t>
+      </w:r>
+      <w:r>
+        <w:t xml:space="preserve">panel’s own hint says so.</w:t>
+      </w:r>
+    </w:p>
+    <w:bookmarkEnd w:id="16"/>
+    <w:bookmarkStart w:id="17" w:name="playlists-setlists"/>
+    <w:p>
+      <w:pPr>
+        <w:pStyle w:val="Heading3"/>
+      </w:pPr>
+      <w:r>
+        <w:t xml:space="preserve">3.3 Playlists / setlists</w:t>
+      </w:r>
+    </w:p>
+    <w:p>
+      <w:pPr>
+        <w:pStyle w:val="FirstParagraph"/>
+      </w:pPr>
+      <w:r>
         <w:t xml:space="preserve">The</w:t>
       </w:r>
       <w:r>
@@ -948,14 +1298,14 @@
         <w:t xml:space="preserve">a copy of a song’s mix/rig settings.</w:t>
       </w:r>
     </w:p>
-    <w:bookmarkEnd w:id="14"/>
-    <w:bookmarkStart w:id="15" w:name="practice-log"/>
+    <w:bookmarkEnd w:id="17"/>
+    <w:bookmarkStart w:id="18" w:name="practice-log"/>
     <w:p>
       <w:pPr>
         <w:pStyle w:val="Heading3"/>
       </w:pPr>
       <w:r>
-        <w:t xml:space="preserve">3.2 Practice log</w:t>
+        <w:t xml:space="preserve">3.4 Practice log</w:t>
       </w:r>
     </w:p>
     <w:p>
@@ -1026,9 +1376,9 @@
         <w:t xml:space="preserve">number.</w:t>
       </w:r>
     </w:p>
-    <w:bookmarkEnd w:id="15"/>
-    <w:bookmarkEnd w:id="16"/>
-    <w:bookmarkStart w:id="17" w:name="separating-into-stems"/>
+    <w:bookmarkEnd w:id="18"/>
+    <w:bookmarkEnd w:id="19"/>
+    <w:bookmarkStart w:id="20" w:name="separating-into-stems"/>
     <w:p>
       <w:pPr>
         <w:pStyle w:val="Heading2"/>
@@ -1040,6 +1390,38 @@
     <w:p>
       <w:pPr>
         <w:pStyle w:val="FirstParagraph"/>
+      </w:pPr>
+      <w:r>
+        <w:t xml:space="preserve">A track imported as a stem pack (§3.1) skips this section entirely —</w:t>
+      </w:r>
+      <w:r>
+        <w:t xml:space="preserve"> </w:t>
+      </w:r>
+      <w:r>
+        <w:t xml:space="preserve">its model badge just reads</w:t>
+      </w:r>
+      <w:r>
+        <w:t xml:space="preserve"> </w:t>
+      </w:r>
+      <w:r>
+        <w:rPr>
+          <w:rStyle w:val="VerbatimChar"/>
+        </w:rPr>
+        <w:t xml:space="preserve">imported</w:t>
+      </w:r>
+      <w:r>
+        <w:t xml:space="preserve">, and the mixer is ready the moment</w:t>
+      </w:r>
+      <w:r>
+        <w:t xml:space="preserve"> </w:t>
+      </w:r>
+      <w:r>
+        <w:t xml:space="preserve">you select it. Everything below is for a normal single-file import.</w:t>
+      </w:r>
+    </w:p>
+    <w:p>
+      <w:pPr>
+        <w:pStyle w:val="BodyText"/>
       </w:pPr>
       <w:r>
         <w:t xml:space="preserve">Pick a model, then</w:t>
@@ -1441,8 +1823,8 @@
         <w:t xml:space="preserve">separation engine’s quality ceiling, not a bug in your mix.</w:t>
       </w:r>
     </w:p>
-    <w:bookmarkEnd w:id="17"/>
-    <w:bookmarkStart w:id="18" w:name="the-mixer"/>
+    <w:bookmarkEnd w:id="20"/>
+    <w:bookmarkStart w:id="21" w:name="the-mixer"/>
     <w:p>
       <w:pPr>
         <w:pStyle w:val="Heading2"/>
@@ -2197,8 +2579,8 @@
         <w:t xml:space="preserve">listening level, not something that belongs to any one song.</w:t>
       </w:r>
     </w:p>
-    <w:bookmarkEnd w:id="18"/>
-    <w:bookmarkStart w:id="19" w:name="timeline-mode-looping"/>
+    <w:bookmarkEnd w:id="21"/>
+    <w:bookmarkStart w:id="22" w:name="timeline-mode-looping"/>
     <w:p>
       <w:pPr>
         <w:pStyle w:val="Heading2"/>
@@ -2940,8 +3322,8 @@
         <w:t xml:space="preserve">pass at a time.</w:t>
       </w:r>
     </w:p>
-    <w:bookmarkEnd w:id="19"/>
-    <w:bookmarkStart w:id="20" w:name="guitar-split-experimental"/>
+    <w:bookmarkEnd w:id="22"/>
+    <w:bookmarkStart w:id="23" w:name="guitar-split-experimental"/>
     <w:p>
       <w:pPr>
         <w:pStyle w:val="Heading2"/>
@@ -3258,8 +3640,8 @@
         <w:t xml:space="preserve">try more than one and judge by ear, same as always.</w:t>
       </w:r>
     </w:p>
-    <w:bookmarkEnd w:id="20"/>
-    <w:bookmarkStart w:id="21" w:name="export"/>
+    <w:bookmarkEnd w:id="23"/>
+    <w:bookmarkStart w:id="24" w:name="export"/>
     <w:p>
       <w:pPr>
         <w:pStyle w:val="Heading2"/>
@@ -3514,8 +3896,8 @@
         <w:t xml:space="preserve">shortcut straight to it.</w:t>
       </w:r>
     </w:p>
-    <w:bookmarkEnd w:id="21"/>
-    <w:bookmarkStart w:id="35" w:name="tone-lab-play-along"/>
+    <w:bookmarkEnd w:id="24"/>
+    <w:bookmarkStart w:id="38" w:name="tone-lab-play-along"/>
     <w:p>
       <w:pPr>
         <w:pStyle w:val="Heading2"/>
@@ -3738,7 +4120,7 @@
         <w:t xml:space="preserve">Lab traces the signal-chain order live as you drag cards around.</w:t>
       </w:r>
     </w:p>
-    <w:bookmarkStart w:id="22" w:name="backing-track-play-along-top-strip"/>
+    <w:bookmarkStart w:id="25" w:name="backing-track-play-along-top-strip"/>
     <w:p>
       <w:pPr>
         <w:pStyle w:val="Heading3"/>
@@ -3773,8 +4155,8 @@
         <w:t xml:space="preserve">exact same state as the main transport; adjusting either one updates both.</w:t>
       </w:r>
     </w:p>
-    <w:bookmarkEnd w:id="22"/>
-    <w:bookmarkStart w:id="23" w:name="input-tone-lab-top-strip"/>
+    <w:bookmarkEnd w:id="25"/>
+    <w:bookmarkStart w:id="26" w:name="input-tone-lab-top-strip"/>
     <w:p>
       <w:pPr>
         <w:pStyle w:val="Heading3"/>
@@ -3988,8 +4370,8 @@
         <w:t xml:space="preserve">clipping.</w:t>
       </w:r>
     </w:p>
-    <w:bookmarkEnd w:id="23"/>
-    <w:bookmarkStart w:id="24" w:name="tuner-play-along-top-strip"/>
+    <w:bookmarkEnd w:id="26"/>
+    <w:bookmarkStart w:id="27" w:name="tuner-play-along-top-strip"/>
     <w:p>
       <w:pPr>
         <w:pStyle w:val="Heading3"/>
@@ -4088,8 +4470,8 @@
         <w:t xml:space="preserve">won’t read cleanly.</w:t>
       </w:r>
     </w:p>
-    <w:bookmarkEnd w:id="24"/>
-    <w:bookmarkStart w:id="25" w:name="amp-three-modes-tone-lab"/>
+    <w:bookmarkEnd w:id="27"/>
+    <w:bookmarkStart w:id="28" w:name="amp-three-modes-tone-lab"/>
     <w:p>
       <w:pPr>
         <w:pStyle w:val="Heading3"/>
@@ -4197,8 +4579,8 @@
         <w:t xml:space="preserve">controls, and §9.9 for a note on which captures can and can’t run live.</w:t>
       </w:r>
     </w:p>
-    <w:bookmarkEnd w:id="25"/>
-    <w:bookmarkStart w:id="26" w:name="a-the-nam-tweaker"/>
+    <w:bookmarkEnd w:id="28"/>
+    <w:bookmarkStart w:id="29" w:name="a-the-nam-tweaker"/>
     <w:p>
       <w:pPr>
         <w:pStyle w:val="Heading3"/>
@@ -4550,8 +4932,8 @@
         <w:t xml:space="preserve">failure or silently misreading the weights.</w:t>
       </w:r>
     </w:p>
-    <w:bookmarkEnd w:id="26"/>
-    <w:bookmarkStart w:id="27" w:name="Xab1235d41628a97792d6f00f8cb81dcc2bfb52f"/>
+    <w:bookmarkEnd w:id="29"/>
+    <w:bookmarkStart w:id="30" w:name="Xab1235d41628a97792d6f00f8cb81dcc2bfb52f"/>
     <w:p>
       <w:pPr>
         <w:pStyle w:val="Heading3"/>
@@ -4700,8 +5082,8 @@
         <w:t xml:space="preserve">both dropdowns always show the same selection.</w:t>
       </w:r>
     </w:p>
-    <w:bookmarkEnd w:id="27"/>
-    <w:bookmarkStart w:id="28" w:name="cab-ir-tone-lab"/>
+    <w:bookmarkEnd w:id="30"/>
+    <w:bookmarkStart w:id="31" w:name="cab-ir-tone-lab"/>
     <w:p>
       <w:pPr>
         <w:pStyle w:val="Heading3"/>
@@ -4817,8 +5199,8 @@
         <w:t xml:space="preserve">losing your slider positions.</w:t>
       </w:r>
     </w:p>
-    <w:bookmarkEnd w:id="28"/>
-    <w:bookmarkStart w:id="29" w:name="Xee8bbaba3bb7fc9347cccc6860e1532c7c8cd89"/>
+    <w:bookmarkEnd w:id="31"/>
+    <w:bookmarkStart w:id="32" w:name="Xee8bbaba3bb7fc9347cccc6860e1532c7c8cd89"/>
     <w:p>
       <w:pPr>
         <w:pStyle w:val="Heading3"/>
@@ -5228,8 +5610,8 @@
         <w:t xml:space="preserve">has no effect on the actual audio routing.</w:t>
       </w:r>
     </w:p>
-    <w:bookmarkEnd w:id="29"/>
-    <w:bookmarkStart w:id="31" w:name="adding-amp-models-cab-irs-tone-lab"/>
+    <w:bookmarkEnd w:id="32"/>
+    <w:bookmarkStart w:id="34" w:name="adding-amp-models-cab-irs-tone-lab"/>
     <w:p>
       <w:pPr>
         <w:pStyle w:val="Heading3"/>
@@ -5356,7 +5738,7 @@
       <w:r>
         <w:t xml:space="preserve"> </w:t>
       </w:r>
-      <w:hyperlink r:id="rId30">
+      <w:hyperlink r:id="rId33">
         <w:r>
           <w:rPr>
             <w:rStyle w:val="Hyperlink"/>
@@ -5392,8 +5774,8 @@
         <w:t xml:space="preserve">captures if you want more.</w:t>
       </w:r>
     </w:p>
-    <w:bookmarkEnd w:id="31"/>
-    <w:bookmarkStart w:id="32" w:name="suggest-a-tone-tone-lab"/>
+    <w:bookmarkEnd w:id="34"/>
+    <w:bookmarkStart w:id="35" w:name="suggest-a-tone-tone-lab"/>
     <w:p>
       <w:pPr>
         <w:pStyle w:val="Heading3"/>
@@ -5512,8 +5894,8 @@
         <w:t xml:space="preserve">heavy to run live (§9.9).</w:t>
       </w:r>
     </w:p>
-    <w:bookmarkEnd w:id="32"/>
-    <w:bookmarkStart w:id="33" w:name="latency-tone-lab"/>
+    <w:bookmarkEnd w:id="35"/>
+    <w:bookmarkStart w:id="36" w:name="latency-tone-lab"/>
     <w:p>
       <w:pPr>
         <w:pStyle w:val="Heading3"/>
@@ -5578,8 +5960,8 @@
         <w:t xml:space="preserve">software.</w:t>
       </w:r>
     </w:p>
-    <w:bookmarkEnd w:id="33"/>
-    <w:bookmarkStart w:id="34" w:name="X95517be8d1a18ecafddf6a6c9523903dbc5275a"/>
+    <w:bookmarkEnd w:id="36"/>
+    <w:bookmarkStart w:id="37" w:name="X95517be8d1a18ecafddf6a6c9523903dbc5275a"/>
     <w:p>
       <w:pPr>
         <w:pStyle w:val="Heading3"/>
@@ -5741,9 +6123,9 @@
         <w:t xml:space="preserve">machine right now, not a bug to work around.</w:t>
       </w:r>
     </w:p>
-    <w:bookmarkEnd w:id="34"/>
-    <w:bookmarkEnd w:id="35"/>
-    <w:bookmarkStart w:id="41" w:name="recording-a-performance"/>
+    <w:bookmarkEnd w:id="37"/>
+    <w:bookmarkEnd w:id="38"/>
+    <w:bookmarkStart w:id="44" w:name="recording-a-performance"/>
     <w:p>
       <w:pPr>
         <w:pStyle w:val="Heading2"/>
@@ -6290,7 +6672,7 @@
         <w:t xml:space="preserve">capture of your speakers.</w:t>
       </w:r>
     </w:p>
-    <w:bookmarkStart w:id="36" w:name="riff-capture-save-that"/>
+    <w:bookmarkStart w:id="39" w:name="riff-capture-save-that"/>
     <w:p>
       <w:pPr>
         <w:pStyle w:val="Heading3"/>
@@ -6425,8 +6807,8 @@
         <w:t xml:space="preserve">it keeps going right after.</w:t>
       </w:r>
     </w:p>
-    <w:bookmarkEnd w:id="36"/>
-    <w:bookmarkStart w:id="37" w:name="av-sync-calibration"/>
+    <w:bookmarkEnd w:id="39"/>
+    <w:bookmarkStart w:id="40" w:name="av-sync-calibration"/>
     <w:p>
       <w:pPr>
         <w:pStyle w:val="Heading3"/>
@@ -6669,8 +7051,8 @@
         <w:t xml:space="preserve">across sessions.</w:t>
       </w:r>
     </w:p>
-    <w:bookmarkEnd w:id="37"/>
-    <w:bookmarkStart w:id="38" w:name="takes"/>
+    <w:bookmarkEnd w:id="40"/>
+    <w:bookmarkStart w:id="41" w:name="takes"/>
     <w:p>
       <w:pPr>
         <w:pStyle w:val="Heading3"/>
@@ -6882,8 +7264,8 @@
         <w:t xml:space="preserve">touched.</w:t>
       </w:r>
     </w:p>
-    <w:bookmarkEnd w:id="38"/>
-    <w:bookmarkStart w:id="39" w:name="practice-mode-auto-retake-on-loop"/>
+    <w:bookmarkEnd w:id="41"/>
+    <w:bookmarkStart w:id="42" w:name="practice-mode-auto-retake-on-loop"/>
     <w:p>
       <w:pPr>
         <w:pStyle w:val="Heading3"/>
@@ -7058,8 +7440,8 @@
         <w:t xml:space="preserve">way: play a few back, star the good ones, delete the rest.</w:t>
       </w:r>
     </w:p>
-    <w:bookmarkEnd w:id="39"/>
-    <w:bookmarkStart w:id="40" w:name="compare-two-takes-side-by-side"/>
+    <w:bookmarkEnd w:id="42"/>
+    <w:bookmarkStart w:id="43" w:name="compare-two-takes-side-by-side"/>
     <w:p>
       <w:pPr>
         <w:pStyle w:val="Heading3"/>
@@ -7158,9 +7540,9 @@
         <w:t xml:space="preserve">different third.</w:t>
       </w:r>
     </w:p>
-    <w:bookmarkEnd w:id="40"/>
-    <w:bookmarkEnd w:id="41"/>
-    <w:bookmarkStart w:id="42" w:name="projects-autosave"/>
+    <w:bookmarkEnd w:id="43"/>
+    <w:bookmarkEnd w:id="44"/>
+    <w:bookmarkStart w:id="45" w:name="projects-autosave"/>
     <w:p>
       <w:pPr>
         <w:pStyle w:val="Heading2"/>
@@ -7295,8 +7677,8 @@
         <w:t xml:space="preserve">doesn’t change the file’s bytes.</w:t>
       </w:r>
     </w:p>
-    <w:bookmarkEnd w:id="42"/>
-    <w:bookmarkStart w:id="43" w:name="keyboard-shortcuts"/>
+    <w:bookmarkEnd w:id="45"/>
+    <w:bookmarkStart w:id="46" w:name="keyboard-shortcuts"/>
     <w:p>
       <w:pPr>
         <w:pStyle w:val="Heading2"/>
@@ -7615,8 +7997,8 @@
         <w:t xml:space="preserve">Shortcuts don’t fire while a text field has focus.</w:t>
       </w:r>
     </w:p>
-    <w:bookmarkEnd w:id="43"/>
-    <w:bookmarkStart w:id="44" w:name="troubleshooting"/>
+    <w:bookmarkEnd w:id="46"/>
+    <w:bookmarkStart w:id="47" w:name="troubleshooting"/>
     <w:p>
       <w:pPr>
         <w:pStyle w:val="Heading2"/>
@@ -7964,8 +8346,8 @@
         </w:tc>
       </w:tr>
     </w:tbl>
-    <w:bookmarkEnd w:id="44"/>
-    <w:bookmarkStart w:id="45" w:name="X3e8c6eac452190b73a8cefc6b69e7df217c60fb"/>
+    <w:bookmarkEnd w:id="47"/>
+    <w:bookmarkStart w:id="48" w:name="X3e8c6eac452190b73a8cefc6b69e7df217c60fb"/>
     <w:p>
       <w:pPr>
         <w:pStyle w:val="Heading2"/>
@@ -8106,8 +8488,8 @@
         <w:t xml:space="preserve">detection, so the downbeat accent will be wrong in 3/4 or odd meters.</w:t>
       </w:r>
     </w:p>
-    <w:bookmarkEnd w:id="45"/>
-    <w:bookmarkStart w:id="46" w:name="file-locations-reference"/>
+    <w:bookmarkEnd w:id="48"/>
+    <w:bookmarkStart w:id="49" w:name="file-locations-reference"/>
     <w:p>
       <w:pPr>
         <w:pStyle w:val="Heading2"/>
@@ -8181,8 +8563,8 @@
         <w:t xml:space="preserve">GuitarStudio/projects/          autosaved per-song mix state</w:t>
       </w:r>
     </w:p>
-    <w:bookmarkEnd w:id="46"/>
-    <w:bookmarkEnd w:id="47"/>
+    <w:bookmarkEnd w:id="49"/>
+    <w:bookmarkEnd w:id="50"/>
     <w:sectPr>
       <w:footnotePr>
         <w:numRestart w:val="eachSect"/>

--- a/USER-MANUAL.docx
+++ b/USER-MANUAL.docx
@@ -28,7 +28,7 @@
         </w:p>
       </w:sdtContent>
     </w:sdt>
-    <w:bookmarkStart w:id="98" w:name="orpheus-guitar-studio-user-manual-v8"/>
+    <w:bookmarkStart w:id="107" w:name="orpheus-guitar-studio-user-manual-v8"/>
     <w:p>
       <w:pPr>
         <w:pStyle w:val="Heading1"/>
@@ -442,6 +442,47 @@
           <w:t xml:space="preserve">File locations reference</w:t>
         </w:r>
       </w:hyperlink>
+    </w:p>
+    <w:p>
+      <w:pPr>
+        <w:numPr>
+          <w:ilvl w:val="0"/>
+          <w:numId w:val="1001"/>
+        </w:numPr>
+        <w:pStyle w:val="Compact"/>
+      </w:pPr>
+      <w:hyperlink w:anchor="appendix-a-control-glossary">
+        <w:r>
+          <w:rPr>
+            <w:rStyle w:val="Hyperlink"/>
+          </w:rPr>
+          <w:t xml:space="preserve">Appendix A: Control glossary</w:t>
+        </w:r>
+      </w:hyperlink>
+      <w:r>
+        <w:t xml:space="preserve"> </w:t>
+      </w:r>
+      <w:r>
+        <w:t xml:space="preserve">— every</w:t>
+      </w:r>
+      <w:r>
+        <w:t xml:space="preserve"> </w:t>
+      </w:r>
+      <w:r>
+        <w:t xml:space="preserve">button, slider, dropdown, and checkbox in the app, one or two</w:t>
+      </w:r>
+      <w:r>
+        <w:t xml:space="preserve"> </w:t>
+      </w:r>
+      <w:r>
+        <w:t xml:space="preserve">sentences each — reference material, not meant to be read top to</w:t>
+      </w:r>
+      <w:r>
+        <w:t xml:space="preserve"> </w:t>
+      </w:r>
+      <w:r>
+        <w:t xml:space="preserve">bottom.</w:t>
+      </w:r>
     </w:p>
     <w:p>
       <w:pPr>
@@ -20239,8 +20280,4934 @@
         <w:t xml:space="preserve">GuitarStudio/projects/_tab_library.json   tab titles/artists + tab playlists (§7)</w:t>
       </w:r>
     </w:p>
+    <w:p>
+      <w:r>
+        <w:pict>
+          <v:rect style="width:0;height:1.5pt" o:hralign="center" o:hrstd="t" o:hr="t"/>
+        </w:pict>
+      </w:r>
+    </w:p>
     <w:bookmarkEnd w:id="97"/>
+    <w:bookmarkStart w:id="106" w:name="appendix-a-control-glossary"/>
+    <w:p>
+      <w:pPr>
+        <w:pStyle w:val="Heading2"/>
+      </w:pPr>
+      <w:r>
+        <w:t xml:space="preserve">Appendix A: Control glossary</w:t>
+      </w:r>
+    </w:p>
+    <w:p>
+      <w:pPr>
+        <w:pStyle w:val="FirstParagraph"/>
+      </w:pPr>
+      <w:r>
+        <w:t xml:space="preserve">Every button, slider, dropdown, and checkbox in the app, grouped by where</w:t>
+      </w:r>
+      <w:r>
+        <w:t xml:space="preserve"> </w:t>
+      </w:r>
+      <w:r>
+        <w:t xml:space="preserve">it lives, one or two sentences each. Reference material for design/review</w:t>
+      </w:r>
+      <w:r>
+        <w:t xml:space="preserve"> </w:t>
+      </w:r>
+      <w:r>
+        <w:t xml:space="preserve">work — not meant to be read start to finish the way the numbered sections</w:t>
+      </w:r>
+      <w:r>
+        <w:t xml:space="preserve"> </w:t>
+      </w:r>
+      <w:r>
+        <w:t xml:space="preserve">above are. Format:</w:t>
+      </w:r>
+      <w:r>
+        <w:t xml:space="preserve"> </w:t>
+      </w:r>
+      <w:r>
+        <w:rPr>
+          <w:bCs/>
+          <w:b/>
+        </w:rPr>
+        <w:t xml:space="preserve">Control</w:t>
+      </w:r>
+      <w:r>
+        <w:t xml:space="preserve"> </w:t>
+      </w:r>
+      <w:r>
+        <w:t xml:space="preserve">— description.</w:t>
+      </w:r>
+    </w:p>
+    <w:bookmarkStart w:id="98" w:name="global-visible-on-every-screen"/>
+    <w:p>
+      <w:pPr>
+        <w:pStyle w:val="Heading3"/>
+      </w:pPr>
+      <w:r>
+        <w:t xml:space="preserve">Global (visible on every screen)</w:t>
+      </w:r>
+    </w:p>
+    <w:p>
+      <w:pPr>
+        <w:numPr>
+          <w:ilvl w:val="0"/>
+          <w:numId w:val="1025"/>
+        </w:numPr>
+        <w:pStyle w:val="Compact"/>
+      </w:pPr>
+      <w:r>
+        <w:rPr>
+          <w:bCs/>
+          <w:b/>
+        </w:rPr>
+        <w:t xml:space="preserve">🎚 Mixer / 🎛 Tone Lab / 🎸 Play Along / 🧠 AI Lab / 🎼 Tab View</w:t>
+      </w:r>
+      <w:r>
+        <w:t xml:space="preserve"> </w:t>
+      </w:r>
+      <w:r>
+        <w:t xml:space="preserve">—</w:t>
+      </w:r>
+      <w:r>
+        <w:t xml:space="preserve"> </w:t>
+      </w:r>
+      <w:r>
+        <w:t xml:space="preserve">the five main screens. Mixer is the base view; the other four open as</w:t>
+      </w:r>
+      <w:r>
+        <w:t xml:space="preserve"> </w:t>
+      </w:r>
+      <w:r>
+        <w:t xml:space="preserve">full-screen overlays on top of it.</w:t>
+      </w:r>
+    </w:p>
+    <w:p>
+      <w:pPr>
+        <w:numPr>
+          <w:ilvl w:val="0"/>
+          <w:numId w:val="1025"/>
+        </w:numPr>
+        <w:pStyle w:val="Compact"/>
+      </w:pPr>
+      <w:r>
+        <w:rPr>
+          <w:bCs/>
+          <w:b/>
+        </w:rPr>
+        <w:t xml:space="preserve">❓ Help</w:t>
+      </w:r>
+      <w:r>
+        <w:t xml:space="preserve"> </w:t>
+      </w:r>
+      <w:r>
+        <w:t xml:space="preserve">— opens the onboarding/help modal (also shown automatically</w:t>
+      </w:r>
+      <w:r>
+        <w:t xml:space="preserve"> </w:t>
+      </w:r>
+      <w:r>
+        <w:t xml:space="preserve">on first launch).</w:t>
+      </w:r>
+    </w:p>
+    <w:p>
+      <w:pPr>
+        <w:numPr>
+          <w:ilvl w:val="0"/>
+          <w:numId w:val="1025"/>
+        </w:numPr>
+        <w:pStyle w:val="Compact"/>
+      </w:pPr>
+      <w:r>
+        <w:rPr>
+          <w:bCs/>
+          <w:b/>
+        </w:rPr>
+        <w:t xml:space="preserve">Rig silent / Rig live pill</w:t>
+      </w:r>
+      <w:r>
+        <w:t xml:space="preserve"> </w:t>
+      </w:r>
+      <w:r>
+        <w:t xml:space="preserve">(top right) — glances at whether the</w:t>
+      </w:r>
+      <w:r>
+        <w:t xml:space="preserve"> </w:t>
+      </w:r>
+      <w:r>
+        <w:t xml:space="preserve">guitar input is enabled and receiving signal. Grey when silent, the</w:t>
+      </w:r>
+      <w:r>
+        <w:t xml:space="preserve"> </w:t>
+      </w:r>
+      <w:r>
+        <w:t xml:space="preserve">theme’s</w:t>
+      </w:r>
+      <w:r>
+        <w:t xml:space="preserve"> </w:t>
+      </w:r>
+      <w:r>
+        <w:t xml:space="preserve">“</w:t>
+      </w:r>
+      <w:r>
+        <w:t xml:space="preserve">live</w:t>
+      </w:r>
+      <w:r>
+        <w:t xml:space="preserve">”</w:t>
+      </w:r>
+      <w:r>
+        <w:t xml:space="preserve"> </w:t>
+      </w:r>
+      <w:r>
+        <w:t xml:space="preserve">color when signal is present; click it to jump straight</w:t>
+      </w:r>
+      <w:r>
+        <w:t xml:space="preserve"> </w:t>
+      </w:r>
+      <w:r>
+        <w:t xml:space="preserve">to Tone Lab’s Input card.</w:t>
+      </w:r>
+    </w:p>
+    <w:p>
+      <w:pPr>
+        <w:numPr>
+          <w:ilvl w:val="0"/>
+          <w:numId w:val="1025"/>
+        </w:numPr>
+        <w:pStyle w:val="Compact"/>
+      </w:pPr>
+      <w:r>
+        <w:rPr>
+          <w:bCs/>
+          <w:b/>
+        </w:rPr>
+        <w:t xml:space="preserve">Theme toggle</w:t>
+      </w:r>
+      <w:r>
+        <w:t xml:space="preserve"> </w:t>
+      </w:r>
+      <w:r>
+        <w:t xml:space="preserve">(fire/sun/moon/gear/castle icon, top right) — cycles</w:t>
+      </w:r>
+      <w:r>
+        <w:t xml:space="preserve"> </w:t>
+      </w:r>
+      <w:r>
+        <w:t xml:space="preserve">through the app’s 5 visual themes (Studio, Molten Obsidian, Bright</w:t>
+      </w:r>
+      <w:r>
+        <w:t xml:space="preserve"> </w:t>
+      </w:r>
+      <w:r>
+        <w:t xml:space="preserve">Spark, Future Metal, Castle Rock). Purely cosmetic, persisted across</w:t>
+      </w:r>
+      <w:r>
+        <w:t xml:space="preserve"> </w:t>
+      </w:r>
+      <w:r>
+        <w:t xml:space="preserve">sessions.</w:t>
+      </w:r>
+    </w:p>
+    <w:p>
+      <w:pPr>
+        <w:numPr>
+          <w:ilvl w:val="0"/>
+          <w:numId w:val="1025"/>
+        </w:numPr>
+        <w:pStyle w:val="Compact"/>
+      </w:pPr>
+      <w:r>
+        <w:rPr>
+          <w:bCs/>
+          <w:b/>
+        </w:rPr>
+        <w:t xml:space="preserve">Library / ALL TRACKS list</w:t>
+      </w:r>
+      <w:r>
+        <w:t xml:space="preserve"> </w:t>
+      </w:r>
+      <w:r>
+        <w:t xml:space="preserve">— every imported song. Click a row to</w:t>
+      </w:r>
+      <w:r>
+        <w:t xml:space="preserve"> </w:t>
+      </w:r>
+      <w:r>
+        <w:t xml:space="preserve">load it into the workspace; the currently-loaded song gets a</w:t>
+      </w:r>
+      <w:r>
+        <w:t xml:space="preserve"> </w:t>
+      </w:r>
+      <w:r>
+        <w:t xml:space="preserve">highlighted row.</w:t>
+      </w:r>
+    </w:p>
+    <w:p>
+      <w:pPr>
+        <w:numPr>
+          <w:ilvl w:val="0"/>
+          <w:numId w:val="1025"/>
+        </w:numPr>
+        <w:pStyle w:val="Compact"/>
+      </w:pPr>
+      <w:r>
+        <w:rPr>
+          <w:bCs/>
+          <w:b/>
+        </w:rPr>
+        <w:t xml:space="preserve">+ (on a track row)</w:t>
+      </w:r>
+      <w:r>
+        <w:t xml:space="preserve"> </w:t>
+      </w:r>
+      <w:r>
+        <w:t xml:space="preserve">— adds that track to one or more playlists (a</w:t>
+      </w:r>
+      <w:r>
+        <w:t xml:space="preserve"> </w:t>
+      </w:r>
+      <w:r>
+        <w:t xml:space="preserve">track can belong to any number).</w:t>
+      </w:r>
+    </w:p>
+    <w:p>
+      <w:pPr>
+        <w:numPr>
+          <w:ilvl w:val="0"/>
+          <w:numId w:val="1025"/>
+        </w:numPr>
+        <w:pStyle w:val="Compact"/>
+      </w:pPr>
+      <w:r>
+        <w:rPr>
+          <w:bCs/>
+          <w:b/>
+        </w:rPr>
+        <w:t xml:space="preserve">✎ (on a track row)</w:t>
+      </w:r>
+      <w:r>
+        <w:t xml:space="preserve"> </w:t>
+      </w:r>
+      <w:r>
+        <w:t xml:space="preserve">— renames that track’s underlying audio file.</w:t>
+      </w:r>
+    </w:p>
+    <w:p>
+      <w:pPr>
+        <w:numPr>
+          <w:ilvl w:val="0"/>
+          <w:numId w:val="1025"/>
+        </w:numPr>
+        <w:pStyle w:val="Compact"/>
+      </w:pPr>
+      <w:r>
+        <w:rPr>
+          <w:bCs/>
+          <w:b/>
+        </w:rPr>
+        <w:t xml:space="preserve">✕ (on a track row)</w:t>
+      </w:r>
+      <w:r>
+        <w:t xml:space="preserve"> </w:t>
+      </w:r>
+      <w:r>
+        <w:t xml:space="preserve">— deletes the track: its audio file, separated</w:t>
+      </w:r>
+      <w:r>
+        <w:t xml:space="preserve"> </w:t>
+      </w:r>
+      <w:r>
+        <w:t xml:space="preserve">stems, exports, and recordings. Cannot be undone.</w:t>
+      </w:r>
+    </w:p>
+    <w:p>
+      <w:pPr>
+        <w:numPr>
+          <w:ilvl w:val="0"/>
+          <w:numId w:val="1025"/>
+        </w:numPr>
+        <w:pStyle w:val="Compact"/>
+      </w:pPr>
+      <w:r>
+        <w:rPr>
+          <w:bCs/>
+          <w:b/>
+        </w:rPr>
+        <w:t xml:space="preserve">Drop a song here / click to import</w:t>
+      </w:r>
+      <w:r>
+        <w:t xml:space="preserve"> </w:t>
+      </w:r>
+      <w:r>
+        <w:t xml:space="preserve">— imports a new song, either a</w:t>
+      </w:r>
+      <w:r>
+        <w:t xml:space="preserve"> </w:t>
+      </w:r>
+      <w:r>
+        <w:t xml:space="preserve">single audio file or a stem-pack .zip (the file extension decides</w:t>
+      </w:r>
+      <w:r>
+        <w:t xml:space="preserve"> </w:t>
+      </w:r>
+      <w:r>
+        <w:t xml:space="preserve">which).</w:t>
+      </w:r>
+    </w:p>
+    <w:p>
+      <w:pPr>
+        <w:numPr>
+          <w:ilvl w:val="0"/>
+          <w:numId w:val="1025"/>
+        </w:numPr>
+        <w:pStyle w:val="Compact"/>
+      </w:pPr>
+      <w:r>
+        <w:rPr>
+          <w:bCs/>
+          <w:b/>
+        </w:rPr>
+        <w:t xml:space="preserve">Rip system audio…</w:t>
+      </w:r>
+      <w:r>
+        <w:t xml:space="preserve"> </w:t>
+      </w:r>
+      <w:r>
+        <w:t xml:space="preserve">(collapsible) — captures whatever audio is</w:t>
+      </w:r>
+      <w:r>
+        <w:t xml:space="preserve"> </w:t>
+      </w:r>
+      <w:r>
+        <w:t xml:space="preserve">currently playing on the computer (e.g. a streaming tab) via a virtual</w:t>
+      </w:r>
+      <w:r>
+        <w:t xml:space="preserve"> </w:t>
+      </w:r>
+      <w:r>
+        <w:t xml:space="preserve">audio device, saving it as a new imported song.</w:t>
+      </w:r>
+    </w:p>
+    <w:p>
+      <w:pPr>
+        <w:numPr>
+          <w:ilvl w:val="1"/>
+          <w:numId w:val="1026"/>
+        </w:numPr>
+        <w:pStyle w:val="Compact"/>
+      </w:pPr>
+      <w:r>
+        <w:rPr>
+          <w:bCs/>
+          <w:b/>
+        </w:rPr>
+        <w:t xml:space="preserve">Device dropdown</w:t>
+      </w:r>
+      <w:r>
+        <w:t xml:space="preserve"> </w:t>
+      </w:r>
+      <w:r>
+        <w:t xml:space="preserve">— picks which system-audio capture device to</w:t>
+      </w:r>
+      <w:r>
+        <w:t xml:space="preserve"> </w:t>
+      </w:r>
+      <w:r>
+        <w:t xml:space="preserve">record from.</w:t>
+      </w:r>
+    </w:p>
+    <w:p>
+      <w:pPr>
+        <w:numPr>
+          <w:ilvl w:val="1"/>
+          <w:numId w:val="1026"/>
+        </w:numPr>
+        <w:pStyle w:val="Compact"/>
+      </w:pPr>
+      <w:r>
+        <w:rPr>
+          <w:bCs/>
+          <w:b/>
+        </w:rPr>
+        <w:t xml:space="preserve">● Start Rip / ■ Stop Rip</w:t>
+      </w:r>
+      <w:r>
+        <w:t xml:space="preserve"> </w:t>
+      </w:r>
+      <w:r>
+        <w:t xml:space="preserve">— starts/stops the system-audio capture.</w:t>
+      </w:r>
+    </w:p>
+    <w:p>
+      <w:pPr>
+        <w:numPr>
+          <w:ilvl w:val="0"/>
+          <w:numId w:val="1025"/>
+        </w:numPr>
+        <w:pStyle w:val="Compact"/>
+      </w:pPr>
+      <w:r>
+        <w:rPr>
+          <w:bCs/>
+          <w:b/>
+        </w:rPr>
+        <w:t xml:space="preserve">Sidebar resize handle</w:t>
+      </w:r>
+      <w:r>
+        <w:t xml:space="preserve"> </w:t>
+      </w:r>
+      <w:r>
+        <w:t xml:space="preserve">— drag to widen/narrow the Library sidebar;</w:t>
+      </w:r>
+      <w:r>
+        <w:t xml:space="preserve"> </w:t>
+      </w:r>
+      <w:r>
+        <w:t xml:space="preserve">double-click resets it to the default width.</w:t>
+      </w:r>
+    </w:p>
+    <w:p>
+      <w:pPr>
+        <w:numPr>
+          <w:ilvl w:val="0"/>
+          <w:numId w:val="1025"/>
+        </w:numPr>
+        <w:pStyle w:val="Compact"/>
+      </w:pPr>
+      <w:r>
+        <w:rPr>
+          <w:bCs/>
+          <w:b/>
+        </w:rPr>
+        <w:t xml:space="preserve">Inspector collapse arrow (▸)</w:t>
+      </w:r>
+      <w:r>
+        <w:t xml:space="preserve"> </w:t>
+      </w:r>
+      <w:r>
+        <w:t xml:space="preserve">— collapses/expands the right-hand</w:t>
+      </w:r>
+      <w:r>
+        <w:t xml:space="preserve"> </w:t>
+      </w:r>
+      <w:r>
+        <w:t xml:space="preserve">panel (Track info/Speed Trainer/Export) to free up width for the stem</w:t>
+      </w:r>
+      <w:r>
+        <w:t xml:space="preserve"> </w:t>
+      </w:r>
+      <w:r>
+        <w:t xml:space="preserve">lanes.</w:t>
+      </w:r>
+    </w:p>
     <w:bookmarkEnd w:id="98"/>
+    <w:bookmarkStart w:id="99" w:name="Xa0569426df366a545c374a2d6f57c36fea7b9bc"/>
+    <w:p>
+      <w:pPr>
+        <w:pStyle w:val="Heading3"/>
+      </w:pPr>
+      <w:r>
+        <w:t xml:space="preserve">Shared transport bar (Mixer, Play Along, Tone Lab, AI Lab’s Rate My Take, Tab View’s song bar)</w:t>
+      </w:r>
+    </w:p>
+    <w:p>
+      <w:pPr>
+        <w:pStyle w:val="FirstParagraph"/>
+      </w:pPr>
+      <w:r>
+        <w:t xml:space="preserve">The same bar, same controls, in the same position on all five copies —</w:t>
+      </w:r>
+      <w:r>
+        <w:t xml:space="preserve"> </w:t>
+      </w:r>
+      <w:r>
+        <w:t xml:space="preserve">one underlying playback state (State.track/Audio), not five separate</w:t>
+      </w:r>
+      <w:r>
+        <w:t xml:space="preserve"> </w:t>
+      </w:r>
+      <w:r>
+        <w:t xml:space="preserve">players. Each copy is captioned</w:t>
+      </w:r>
+      <w:r>
+        <w:t xml:space="preserve"> </w:t>
+      </w:r>
+      <w:r>
+        <w:rPr>
+          <w:bCs/>
+          <w:b/>
+        </w:rPr>
+        <w:t xml:space="preserve">Track Play Bar —</w:t>
+      </w:r>
+      <w:r>
+        <w:rPr>
+          <w:bCs/>
+          <w:b/>
+        </w:rPr>
+        <w:t xml:space="preserve"> </w:t>
+      </w:r>
+      <w:r>
+        <w:rPr>
+          <w:rStyle w:val="VerbatimChar"/>
+          <w:bCs/>
+          <w:b/>
+        </w:rPr>
+        <w:t xml:space="preserve">&lt;song name&gt;</w:t>
+      </w:r>
+      <w:r>
+        <w:t xml:space="preserve"> </w:t>
+      </w:r>
+      <w:r>
+        <w:t xml:space="preserve">just</w:t>
+      </w:r>
+      <w:r>
+        <w:t xml:space="preserve"> </w:t>
+      </w:r>
+      <w:r>
+        <w:t xml:space="preserve">above its own scrub line, so it’s never ambiguous which bar controls the</w:t>
+      </w:r>
+      <w:r>
+        <w:t xml:space="preserve"> </w:t>
+      </w:r>
+      <w:r>
+        <w:t xml:space="preserve">backing track versus (on Tab View only) the tab’s own separate playback.</w:t>
+      </w:r>
+    </w:p>
+    <w:p>
+      <w:pPr>
+        <w:numPr>
+          <w:ilvl w:val="0"/>
+          <w:numId w:val="1027"/>
+        </w:numPr>
+        <w:pStyle w:val="Compact"/>
+      </w:pPr>
+      <w:r>
+        <w:rPr>
+          <w:bCs/>
+          <w:b/>
+        </w:rPr>
+        <w:t xml:space="preserve">▶ Play / ■ Stop</w:t>
+      </w:r>
+      <w:r>
+        <w:t xml:space="preserve"> </w:t>
+      </w:r>
+      <w:r>
+        <w:t xml:space="preserve">— starts/stops playback of the current mix.</w:t>
+      </w:r>
+    </w:p>
+    <w:p>
+      <w:pPr>
+        <w:numPr>
+          <w:ilvl w:val="0"/>
+          <w:numId w:val="1027"/>
+        </w:numPr>
+        <w:pStyle w:val="Compact"/>
+      </w:pPr>
+      <w:r>
+        <w:rPr>
+          <w:bCs/>
+          <w:b/>
+        </w:rPr>
+        <w:t xml:space="preserve">Timeline scrubber</w:t>
+      </w:r>
+      <w:r>
+        <w:t xml:space="preserve"> </w:t>
+      </w:r>
+      <w:r>
+        <w:t xml:space="preserve">(Play Along/Tone Lab/AI Lab/Tab View; Mixer</w:t>
+      </w:r>
+      <w:r>
+        <w:t xml:space="preserve"> </w:t>
+      </w:r>
+      <w:r>
+        <w:t xml:space="preserve">scrubs via its waveform instead) — drag to jump to any point in the</w:t>
+      </w:r>
+      <w:r>
+        <w:t xml:space="preserve"> </w:t>
+      </w:r>
+      <w:r>
+        <w:t xml:space="preserve">song.</w:t>
+      </w:r>
+    </w:p>
+    <w:p>
+      <w:pPr>
+        <w:numPr>
+          <w:ilvl w:val="0"/>
+          <w:numId w:val="1027"/>
+        </w:numPr>
+        <w:pStyle w:val="Compact"/>
+      </w:pPr>
+      <w:r>
+        <w:rPr>
+          <w:bCs/>
+          <w:b/>
+        </w:rPr>
+        <w:t xml:space="preserve">Loop</w:t>
+      </w:r>
+      <w:r>
+        <w:t xml:space="preserve"> </w:t>
+      </w:r>
+      <w:r>
+        <w:t xml:space="preserve">— toggles looping of the current loop region (set on the</w:t>
+      </w:r>
+      <w:r>
+        <w:t xml:space="preserve"> </w:t>
+      </w:r>
+      <w:r>
+        <w:t xml:space="preserve">Mixer’s ruler).</w:t>
+      </w:r>
+    </w:p>
+    <w:p>
+      <w:pPr>
+        <w:numPr>
+          <w:ilvl w:val="0"/>
+          <w:numId w:val="1027"/>
+        </w:numPr>
+        <w:pStyle w:val="Compact"/>
+      </w:pPr>
+      <w:r>
+        <w:rPr>
+          <w:bCs/>
+          <w:b/>
+        </w:rPr>
+        <w:t xml:space="preserve">Count-in</w:t>
+      </w:r>
+      <w:r>
+        <w:t xml:space="preserve"> </w:t>
+      </w:r>
+      <w:r>
+        <w:t xml:space="preserve">— plays 2 bars of metronome click before playback</w:t>
+      </w:r>
+      <w:r>
+        <w:t xml:space="preserve"> </w:t>
+      </w:r>
+      <w:r>
+        <w:t xml:space="preserve">actually starts, so you’re not caught off guard.</w:t>
+      </w:r>
+    </w:p>
+    <w:p>
+      <w:pPr>
+        <w:numPr>
+          <w:ilvl w:val="0"/>
+          <w:numId w:val="1027"/>
+        </w:numPr>
+        <w:pStyle w:val="Compact"/>
+      </w:pPr>
+      <w:r>
+        <w:rPr>
+          <w:bCs/>
+          <w:b/>
+        </w:rPr>
+        <w:t xml:space="preserve">BPM readout</w:t>
+      </w:r>
+      <w:r>
+        <w:t xml:space="preserve"> </w:t>
+      </w:r>
+      <w:r>
+        <w:t xml:space="preserve">— the detected tempo. Not editable directly here (see</w:t>
+      </w:r>
+      <w:r>
+        <w:t xml:space="preserve"> </w:t>
+      </w:r>
+      <w:r>
+        <w:t xml:space="preserve">½×/2× below).</w:t>
+      </w:r>
+    </w:p>
+    <w:p>
+      <w:pPr>
+        <w:numPr>
+          <w:ilvl w:val="0"/>
+          <w:numId w:val="1027"/>
+        </w:numPr>
+        <w:pStyle w:val="Compact"/>
+      </w:pPr>
+      <w:r>
+        <w:rPr>
+          <w:bCs/>
+          <w:b/>
+        </w:rPr>
+        <w:t xml:space="preserve">½× / 2×</w:t>
+      </w:r>
+      <w:r>
+        <w:t xml:space="preserve"> </w:t>
+      </w:r>
+      <w:r>
+        <w:t xml:space="preserve">(Mixer only) — halves or doubles the displayed BPM, for</w:t>
+      </w:r>
+      <w:r>
+        <w:t xml:space="preserve"> </w:t>
+      </w:r>
+      <w:r>
+        <w:t xml:space="preserve">when detection reads the tempo at double or half the real speed.</w:t>
+      </w:r>
+    </w:p>
+    <w:p>
+      <w:pPr>
+        <w:numPr>
+          <w:ilvl w:val="0"/>
+          <w:numId w:val="1027"/>
+        </w:numPr>
+        <w:pStyle w:val="Compact"/>
+      </w:pPr>
+      <w:r>
+        <w:rPr>
+          <w:bCs/>
+          <w:b/>
+        </w:rPr>
+        <w:t xml:space="preserve">Speed slider</w:t>
+      </w:r>
+      <w:r>
+        <w:t xml:space="preserve"> </w:t>
+      </w:r>
+      <w:r>
+        <w:t xml:space="preserve">— plays the song faster or slower (0.5×–2×) without</w:t>
+      </w:r>
+      <w:r>
+        <w:t xml:space="preserve"> </w:t>
+      </w:r>
+      <w:r>
+        <w:t xml:space="preserve">changing pitch.</w:t>
+      </w:r>
+    </w:p>
+    <w:p>
+      <w:pPr>
+        <w:numPr>
+          <w:ilvl w:val="0"/>
+          <w:numId w:val="1027"/>
+        </w:numPr>
+        <w:pStyle w:val="Compact"/>
+      </w:pPr>
+      <w:r>
+        <w:rPr>
+          <w:bCs/>
+          <w:b/>
+        </w:rPr>
+        <w:t xml:space="preserve">Tune slider</w:t>
+      </w:r>
+      <w:r>
+        <w:t xml:space="preserve"> </w:t>
+      </w:r>
+      <w:r>
+        <w:t xml:space="preserve">— pitch-shifts the whole mix up or down, in cents, to</w:t>
+      </w:r>
+      <w:r>
+        <w:t xml:space="preserve"> </w:t>
+      </w:r>
+      <w:r>
+        <w:t xml:space="preserve">match your guitar’s tuning to the recording.</w:t>
+      </w:r>
+    </w:p>
+    <w:p>
+      <w:pPr>
+        <w:numPr>
+          <w:ilvl w:val="0"/>
+          <w:numId w:val="1027"/>
+        </w:numPr>
+        <w:pStyle w:val="Compact"/>
+      </w:pPr>
+      <w:r>
+        <w:rPr>
+          <w:bCs/>
+          <w:b/>
+        </w:rPr>
+        <w:t xml:space="preserve">Volume slider</w:t>
+      </w:r>
+      <w:r>
+        <w:t xml:space="preserve"> </w:t>
+      </w:r>
+      <w:r>
+        <w:t xml:space="preserve">— overall playback level of the backing mix.</w:t>
+      </w:r>
+    </w:p>
+    <w:bookmarkEnd w:id="99"/>
+    <w:bookmarkStart w:id="100" w:name="mixer-screen"/>
+    <w:p>
+      <w:pPr>
+        <w:pStyle w:val="Heading3"/>
+      </w:pPr>
+      <w:r>
+        <w:t xml:space="preserve">Mixer screen</w:t>
+      </w:r>
+    </w:p>
+    <w:p>
+      <w:pPr>
+        <w:pStyle w:val="FirstParagraph"/>
+      </w:pPr>
+      <w:r>
+        <w:rPr>
+          <w:bCs/>
+          <w:b/>
+        </w:rPr>
+        <w:t xml:space="preserve">Track Play Bar</w:t>
+      </w:r>
+      <w:r>
+        <w:t xml:space="preserve"> </w:t>
+      </w:r>
+      <w:r>
+        <w:t xml:space="preserve">(the shared bar above) sits at the very top, just</w:t>
+      </w:r>
+      <w:r>
+        <w:t xml:space="preserve"> </w:t>
+      </w:r>
+      <w:r>
+        <w:t xml:space="preserve">under the screen title; the toolbar below is Mixer-specific editing</w:t>
+      </w:r>
+      <w:r>
+        <w:t xml:space="preserve"> </w:t>
+      </w:r>
+      <w:r>
+        <w:t xml:space="preserve">tools, not part of the shared bar:</w:t>
+      </w:r>
+    </w:p>
+    <w:p>
+      <w:pPr>
+        <w:numPr>
+          <w:ilvl w:val="0"/>
+          <w:numId w:val="1028"/>
+        </w:numPr>
+        <w:pStyle w:val="Compact"/>
+      </w:pPr>
+      <w:r>
+        <w:rPr>
+          <w:bCs/>
+          <w:b/>
+        </w:rPr>
+        <w:t xml:space="preserve">+ Marker</w:t>
+      </w:r>
+      <w:r>
+        <w:t xml:space="preserve"> </w:t>
+      </w:r>
+      <w:r>
+        <w:t xml:space="preserve">— drops a named marker at the current playhead position</w:t>
+      </w:r>
+      <w:r>
+        <w:t xml:space="preserve"> </w:t>
+      </w:r>
+      <w:r>
+        <w:t xml:space="preserve">(e.g. to bookmark a solo section).</w:t>
+      </w:r>
+    </w:p>
+    <w:p>
+      <w:pPr>
+        <w:numPr>
+          <w:ilvl w:val="0"/>
+          <w:numId w:val="1028"/>
+        </w:numPr>
+        <w:pStyle w:val="Compact"/>
+      </w:pPr>
+      <w:r>
+        <w:rPr>
+          <w:bCs/>
+          <w:b/>
+        </w:rPr>
+        <w:t xml:space="preserve">Zoom to loop</w:t>
+      </w:r>
+      <w:r>
+        <w:t xml:space="preserve"> </w:t>
+      </w:r>
+      <w:r>
+        <w:t xml:space="preserve">— zooms the waveform/ruler in to fill the view with</w:t>
+      </w:r>
+      <w:r>
+        <w:t xml:space="preserve"> </w:t>
+      </w:r>
+      <w:r>
+        <w:t xml:space="preserve">just the current loop region.</w:t>
+      </w:r>
+    </w:p>
+    <w:p>
+      <w:pPr>
+        <w:numPr>
+          <w:ilvl w:val="0"/>
+          <w:numId w:val="1028"/>
+        </w:numPr>
+        <w:pStyle w:val="Compact"/>
+      </w:pPr>
+      <w:r>
+        <w:rPr>
+          <w:bCs/>
+          <w:b/>
+        </w:rPr>
+        <w:t xml:space="preserve">Zoom out</w:t>
+      </w:r>
+      <w:r>
+        <w:t xml:space="preserve"> </w:t>
+      </w:r>
+      <w:r>
+        <w:t xml:space="preserve">— returns to viewing the whole track (replaces</w:t>
+      </w:r>
+      <w:r>
+        <w:t xml:space="preserve"> </w:t>
+      </w:r>
+      <w:r>
+        <w:t xml:space="preserve">“</w:t>
+      </w:r>
+      <w:r>
+        <w:t xml:space="preserve">Zoom to</w:t>
+      </w:r>
+      <w:r>
+        <w:t xml:space="preserve"> </w:t>
+      </w:r>
+      <w:r>
+        <w:t xml:space="preserve">loop</w:t>
+      </w:r>
+      <w:r>
+        <w:t xml:space="preserve">”</w:t>
+      </w:r>
+      <w:r>
+        <w:t xml:space="preserve"> </w:t>
+      </w:r>
+      <w:r>
+        <w:t xml:space="preserve">once zoomed in).</w:t>
+      </w:r>
+    </w:p>
+    <w:p>
+      <w:pPr>
+        <w:numPr>
+          <w:ilvl w:val="0"/>
+          <w:numId w:val="1028"/>
+        </w:numPr>
+        <w:pStyle w:val="Compact"/>
+      </w:pPr>
+      <w:r>
+        <w:rPr>
+          <w:bCs/>
+          <w:b/>
+        </w:rPr>
+        <w:t xml:space="preserve">Zoom slider</w:t>
+      </w:r>
+      <w:r>
+        <w:t xml:space="preserve"> </w:t>
+      </w:r>
+      <w:r>
+        <w:t xml:space="preserve">— continuously widens or narrows the visible timeline</w:t>
+      </w:r>
+      <w:r>
+        <w:t xml:space="preserve"> </w:t>
+      </w:r>
+      <w:r>
+        <w:t xml:space="preserve">(like scrubbing a DAW’s horizontal zoom), independent of Zoom to loop.</w:t>
+      </w:r>
+    </w:p>
+    <w:p>
+      <w:pPr>
+        <w:numPr>
+          <w:ilvl w:val="0"/>
+          <w:numId w:val="1028"/>
+        </w:numPr>
+        <w:pStyle w:val="Compact"/>
+      </w:pPr>
+      <w:r>
+        <w:rPr>
+          <w:bCs/>
+          <w:b/>
+        </w:rPr>
+        <w:t xml:space="preserve">Click</w:t>
+      </w:r>
+      <w:r>
+        <w:t xml:space="preserve"> </w:t>
+      </w:r>
+      <w:r>
+        <w:t xml:space="preserve">— toggles a metronome click synced to the song’s detected</w:t>
+      </w:r>
+      <w:r>
+        <w:t xml:space="preserve"> </w:t>
+      </w:r>
+      <w:r>
+        <w:t xml:space="preserve">beat grid.</w:t>
+      </w:r>
+    </w:p>
+    <w:p>
+      <w:pPr>
+        <w:numPr>
+          <w:ilvl w:val="0"/>
+          <w:numId w:val="1028"/>
+        </w:numPr>
+        <w:pStyle w:val="Compact"/>
+      </w:pPr>
+      <w:r>
+        <w:rPr>
+          <w:bCs/>
+          <w:b/>
+        </w:rPr>
+        <w:t xml:space="preserve">Click volume slider</w:t>
+      </w:r>
+      <w:r>
+        <w:t xml:space="preserve"> </w:t>
+      </w:r>
+      <w:r>
+        <w:t xml:space="preserve">— how loud the metronome click plays.</w:t>
+      </w:r>
+    </w:p>
+    <w:p>
+      <w:pPr>
+        <w:numPr>
+          <w:ilvl w:val="0"/>
+          <w:numId w:val="1028"/>
+        </w:numPr>
+        <w:pStyle w:val="Compact"/>
+      </w:pPr>
+      <w:r>
+        <w:rPr>
+          <w:bCs/>
+          <w:b/>
+        </w:rPr>
+        <w:t xml:space="preserve">Model badge / dropdown</w:t>
+      </w:r>
+      <w:r>
+        <w:t xml:space="preserve"> </w:t>
+      </w:r>
+      <w:r>
+        <w:t xml:space="preserve">— picks which separation model/algorithm to</w:t>
+      </w:r>
+      <w:r>
+        <w:t xml:space="preserve"> </w:t>
+      </w:r>
+      <w:r>
+        <w:t xml:space="preserve">use (e.g. htdemucs_6s, bs_roformer_sw) — each produces a different set</w:t>
+      </w:r>
+      <w:r>
+        <w:t xml:space="preserve"> </w:t>
+      </w:r>
+      <w:r>
+        <w:t xml:space="preserve">of stems.</w:t>
+      </w:r>
+    </w:p>
+    <w:p>
+      <w:pPr>
+        <w:numPr>
+          <w:ilvl w:val="0"/>
+          <w:numId w:val="1028"/>
+        </w:numPr>
+        <w:pStyle w:val="Compact"/>
+      </w:pPr>
+      <w:r>
+        <w:rPr>
+          <w:bCs/>
+          <w:b/>
+        </w:rPr>
+        <w:t xml:space="preserve">Separate</w:t>
+      </w:r>
+      <w:r>
+        <w:t xml:space="preserve"> </w:t>
+      </w:r>
+      <w:r>
+        <w:t xml:space="preserve">— runs the selected model on the current song, splitting</w:t>
+      </w:r>
+      <w:r>
+        <w:t xml:space="preserve"> </w:t>
+      </w:r>
+      <w:r>
+        <w:t xml:space="preserve">it into individual instrument stems (vocals/drums/bass/guitar/etc.).</w:t>
+      </w:r>
+    </w:p>
+    <w:p>
+      <w:pPr>
+        <w:numPr>
+          <w:ilvl w:val="0"/>
+          <w:numId w:val="1028"/>
+        </w:numPr>
+        <w:pStyle w:val="Compact"/>
+      </w:pPr>
+      <w:r>
+        <w:rPr>
+          <w:bCs/>
+          <w:b/>
+        </w:rPr>
+        <w:t xml:space="preserve">Re-separate</w:t>
+      </w:r>
+      <w:r>
+        <w:t xml:space="preserve"> </w:t>
+      </w:r>
+      <w:r>
+        <w:t xml:space="preserve">— re-runs separation after the source file has</w:t>
+      </w:r>
+      <w:r>
+        <w:t xml:space="preserve"> </w:t>
+      </w:r>
+      <w:r>
+        <w:t xml:space="preserve">changed, since existing stems may no longer match it.</w:t>
+      </w:r>
+    </w:p>
+    <w:p>
+      <w:pPr>
+        <w:numPr>
+          <w:ilvl w:val="0"/>
+          <w:numId w:val="1028"/>
+        </w:numPr>
+        <w:pStyle w:val="Compact"/>
+      </w:pPr>
+      <w:r>
+        <w:rPr>
+          <w:bCs/>
+          <w:b/>
+        </w:rPr>
+        <w:t xml:space="preserve">Dismiss</w:t>
+      </w:r>
+      <w:r>
+        <w:t xml:space="preserve"> </w:t>
+      </w:r>
+      <w:r>
+        <w:t xml:space="preserve">(on the stale-stems banner) — hides the</w:t>
+      </w:r>
+      <w:r>
+        <w:t xml:space="preserve"> </w:t>
+      </w:r>
+      <w:r>
+        <w:t xml:space="preserve">“</w:t>
+      </w:r>
+      <w:r>
+        <w:t xml:space="preserve">source file</w:t>
+      </w:r>
+      <w:r>
+        <w:t xml:space="preserve"> </w:t>
+      </w:r>
+      <w:r>
+        <w:t xml:space="preserve">changed</w:t>
+      </w:r>
+      <w:r>
+        <w:t xml:space="preserve">”</w:t>
+      </w:r>
+      <w:r>
+        <w:t xml:space="preserve"> </w:t>
+      </w:r>
+      <w:r>
+        <w:t xml:space="preserve">warning without re-separating.</w:t>
+      </w:r>
+    </w:p>
+    <w:p>
+      <w:pPr>
+        <w:numPr>
+          <w:ilvl w:val="0"/>
+          <w:numId w:val="1028"/>
+        </w:numPr>
+        <w:pStyle w:val="Compact"/>
+      </w:pPr>
+      <w:r>
+        <w:rPr>
+          <w:bCs/>
+          <w:b/>
+        </w:rPr>
+        <w:t xml:space="preserve">Retry</w:t>
+      </w:r>
+      <w:r>
+        <w:t xml:space="preserve"> </w:t>
+      </w:r>
+      <w:r>
+        <w:t xml:space="preserve">(on a stems-load error) — retries fetching stems after a</w:t>
+      </w:r>
+      <w:r>
+        <w:t xml:space="preserve"> </w:t>
+      </w:r>
+      <w:r>
+        <w:t xml:space="preserve">network hiccup.</w:t>
+      </w:r>
+    </w:p>
+    <w:p>
+      <w:pPr>
+        <w:pStyle w:val="FirstParagraph"/>
+      </w:pPr>
+      <w:r>
+        <w:rPr>
+          <w:bCs/>
+          <w:b/>
+        </w:rPr>
+        <w:t xml:space="preserve">Per-stem lane</w:t>
+      </w:r>
+      <w:r>
+        <w:t xml:space="preserve"> </w:t>
+      </w:r>
+      <w:r>
+        <w:t xml:space="preserve">(one row per instrument):</w:t>
+      </w:r>
+    </w:p>
+    <w:p>
+      <w:pPr>
+        <w:numPr>
+          <w:ilvl w:val="0"/>
+          <w:numId w:val="1029"/>
+        </w:numPr>
+        <w:pStyle w:val="Compact"/>
+      </w:pPr>
+      <w:r>
+        <w:rPr>
+          <w:bCs/>
+          <w:b/>
+        </w:rPr>
+        <w:t xml:space="preserve">✎ (lane)</w:t>
+      </w:r>
+      <w:r>
+        <w:t xml:space="preserve"> </w:t>
+      </w:r>
+      <w:r>
+        <w:t xml:space="preserve">— renames that stem’s display name only (doesn’t affect</w:t>
+      </w:r>
+      <w:r>
+        <w:t xml:space="preserve"> </w:t>
+      </w:r>
+      <w:r>
+        <w:t xml:space="preserve">the saved mix).</w:t>
+      </w:r>
+    </w:p>
+    <w:p>
+      <w:pPr>
+        <w:numPr>
+          <w:ilvl w:val="0"/>
+          <w:numId w:val="1029"/>
+        </w:numPr>
+        <w:pStyle w:val="Compact"/>
+      </w:pPr>
+      <w:r>
+        <w:rPr>
+          <w:bCs/>
+          <w:b/>
+        </w:rPr>
+        <w:t xml:space="preserve">✕ (lane)</w:t>
+      </w:r>
+      <w:r>
+        <w:t xml:space="preserve"> </w:t>
+      </w:r>
+      <w:r>
+        <w:t xml:space="preserve">— removes that stem from the mix entirely.</w:t>
+      </w:r>
+    </w:p>
+    <w:p>
+      <w:pPr>
+        <w:numPr>
+          <w:ilvl w:val="0"/>
+          <w:numId w:val="1029"/>
+        </w:numPr>
+        <w:pStyle w:val="Compact"/>
+      </w:pPr>
+      <w:r>
+        <w:rPr>
+          <w:bCs/>
+          <w:b/>
+        </w:rPr>
+        <w:t xml:space="preserve">🎸 (lane, imported stem packs only)</w:t>
+      </w:r>
+      <w:r>
+        <w:t xml:space="preserve"> </w:t>
+      </w:r>
+      <w:r>
+        <w:t xml:space="preserve">— marks a non-standard stem as</w:t>
+      </w:r>
+      <w:r>
+        <w:t xml:space="preserve"> </w:t>
+      </w:r>
+      <w:r>
+        <w:t xml:space="preserve">“</w:t>
+      </w:r>
+      <w:r>
+        <w:t xml:space="preserve">the guitar,</w:t>
+      </w:r>
+      <w:r>
+        <w:t xml:space="preserve">”</w:t>
+      </w:r>
+      <w:r>
+        <w:t xml:space="preserve"> </w:t>
+      </w:r>
+      <w:r>
+        <w:t xml:space="preserve">so tone-matching and Rate My Take treat it like a real</w:t>
+      </w:r>
+      <w:r>
+        <w:t xml:space="preserve"> </w:t>
+      </w:r>
+      <w:r>
+        <w:t xml:space="preserve">separated guitar stem.</w:t>
+      </w:r>
+    </w:p>
+    <w:p>
+      <w:pPr>
+        <w:numPr>
+          <w:ilvl w:val="0"/>
+          <w:numId w:val="1029"/>
+        </w:numPr>
+        <w:pStyle w:val="Compact"/>
+      </w:pPr>
+      <w:r>
+        <w:rPr>
+          <w:bCs/>
+          <w:b/>
+        </w:rPr>
+        <w:t xml:space="preserve">M</w:t>
+      </w:r>
+      <w:r>
+        <w:t xml:space="preserve"> </w:t>
+      </w:r>
+      <w:r>
+        <w:t xml:space="preserve">— mutes that one stem.</w:t>
+      </w:r>
+    </w:p>
+    <w:p>
+      <w:pPr>
+        <w:numPr>
+          <w:ilvl w:val="0"/>
+          <w:numId w:val="1029"/>
+        </w:numPr>
+        <w:pStyle w:val="Compact"/>
+      </w:pPr>
+      <w:r>
+        <w:rPr>
+          <w:bCs/>
+          <w:b/>
+        </w:rPr>
+        <w:t xml:space="preserve">S</w:t>
+      </w:r>
+      <w:r>
+        <w:t xml:space="preserve"> </w:t>
+      </w:r>
+      <w:r>
+        <w:t xml:space="preserve">— solos that one stem (mutes every other stem while it’s held).</w:t>
+      </w:r>
+    </w:p>
+    <w:p>
+      <w:pPr>
+        <w:numPr>
+          <w:ilvl w:val="0"/>
+          <w:numId w:val="1029"/>
+        </w:numPr>
+        <w:pStyle w:val="Compact"/>
+      </w:pPr>
+      <w:r>
+        <w:rPr>
+          <w:bCs/>
+          <w:b/>
+        </w:rPr>
+        <w:t xml:space="preserve">Gain slider</w:t>
+      </w:r>
+      <w:r>
+        <w:t xml:space="preserve"> </w:t>
+      </w:r>
+      <w:r>
+        <w:t xml:space="preserve">— that stem’s volume in the mix; double-click its</w:t>
+      </w:r>
+      <w:r>
+        <w:t xml:space="preserve"> </w:t>
+      </w:r>
+      <w:r>
+        <w:t xml:space="preserve">percentage readout to reset to 100%.</w:t>
+      </w:r>
+    </w:p>
+    <w:p>
+      <w:pPr>
+        <w:numPr>
+          <w:ilvl w:val="0"/>
+          <w:numId w:val="1029"/>
+        </w:numPr>
+        <w:pStyle w:val="Compact"/>
+      </w:pPr>
+      <w:r>
+        <w:rPr>
+          <w:bCs/>
+          <w:b/>
+        </w:rPr>
+        <w:t xml:space="preserve">Pan slider</w:t>
+      </w:r>
+      <w:r>
+        <w:t xml:space="preserve"> </w:t>
+      </w:r>
+      <w:r>
+        <w:t xml:space="preserve">— moves that stem left/right in the stereo field;</w:t>
+      </w:r>
+      <w:r>
+        <w:t xml:space="preserve"> </w:t>
+      </w:r>
+      <w:r>
+        <w:t xml:space="preserve">double-click its readout to reset to center.</w:t>
+      </w:r>
+    </w:p>
+    <w:p>
+      <w:pPr>
+        <w:numPr>
+          <w:ilvl w:val="0"/>
+          <w:numId w:val="1029"/>
+        </w:numPr>
+        <w:pStyle w:val="Compact"/>
+      </w:pPr>
+      <w:r>
+        <w:rPr>
+          <w:bCs/>
+          <w:b/>
+        </w:rPr>
+        <w:t xml:space="preserve">EQ</w:t>
+      </w:r>
+      <w:r>
+        <w:t xml:space="preserve"> </w:t>
+      </w:r>
+      <w:r>
+        <w:t xml:space="preserve">(toggle) — reveals a 3-band (Bass/Mid/Treble) EQ for that one</w:t>
+      </w:r>
+      <w:r>
+        <w:t xml:space="preserve"> </w:t>
+      </w:r>
+      <w:r>
+        <w:t xml:space="preserve">stem.</w:t>
+      </w:r>
+    </w:p>
+    <w:p>
+      <w:pPr>
+        <w:numPr>
+          <w:ilvl w:val="0"/>
+          <w:numId w:val="1029"/>
+        </w:numPr>
+        <w:pStyle w:val="Compact"/>
+      </w:pPr>
+      <w:r>
+        <w:rPr>
+          <w:bCs/>
+          <w:b/>
+        </w:rPr>
+        <w:t xml:space="preserve">Mute-lane (blank strip under each stem)</w:t>
+      </w:r>
+      <w:r>
+        <w:t xml:space="preserve"> </w:t>
+      </w:r>
+      <w:r>
+        <w:t xml:space="preserve">— click-and-drag to mute a</w:t>
+      </w:r>
+      <w:r>
+        <w:t xml:space="preserve"> </w:t>
+      </w:r>
+      <w:r>
+        <w:t xml:space="preserve">specific time range of just that stem (e.g. cut the original guitar</w:t>
+      </w:r>
+      <w:r>
+        <w:t xml:space="preserve"> </w:t>
+      </w:r>
+      <w:r>
+        <w:t xml:space="preserve">out of one section only).</w:t>
+      </w:r>
+    </w:p>
+    <w:p>
+      <w:pPr>
+        <w:numPr>
+          <w:ilvl w:val="0"/>
+          <w:numId w:val="1029"/>
+        </w:numPr>
+        <w:pStyle w:val="Compact"/>
+      </w:pPr>
+      <w:r>
+        <w:rPr>
+          <w:bCs/>
+          <w:b/>
+        </w:rPr>
+        <w:t xml:space="preserve">Loop handles (on the ruler)</w:t>
+      </w:r>
+      <w:r>
+        <w:t xml:space="preserve"> </w:t>
+      </w:r>
+      <w:r>
+        <w:t xml:space="preserve">— drag to set the loop region’s</w:t>
+      </w:r>
+      <w:r>
+        <w:t xml:space="preserve"> </w:t>
+      </w:r>
+      <w:r>
+        <w:t xml:space="preserve">start/end points.</w:t>
+      </w:r>
+    </w:p>
+    <w:p>
+      <w:pPr>
+        <w:pStyle w:val="FirstParagraph"/>
+      </w:pPr>
+      <w:r>
+        <w:rPr>
+          <w:bCs/>
+          <w:b/>
+        </w:rPr>
+        <w:t xml:space="preserve">Right-hand inspector panel:</w:t>
+      </w:r>
+    </w:p>
+    <w:p>
+      <w:pPr>
+        <w:numPr>
+          <w:ilvl w:val="0"/>
+          <w:numId w:val="1030"/>
+        </w:numPr>
+        <w:pStyle w:val="Compact"/>
+      </w:pPr>
+      <w:r>
+        <w:rPr>
+          <w:bCs/>
+          <w:b/>
+        </w:rPr>
+        <w:t xml:space="preserve">Apply to Tune</w:t>
+      </w:r>
+      <w:r>
+        <w:t xml:space="preserve"> </w:t>
+      </w:r>
+      <w:r>
+        <w:t xml:space="preserve">— one-click nudges the Tune slider by the amount the</w:t>
+      </w:r>
+      <w:r>
+        <w:t xml:space="preserve"> </w:t>
+      </w:r>
+      <w:r>
+        <w:t xml:space="preserve">song appears to be off from standard A440 pitch.</w:t>
+      </w:r>
+    </w:p>
+    <w:p>
+      <w:pPr>
+        <w:numPr>
+          <w:ilvl w:val="0"/>
+          <w:numId w:val="1030"/>
+        </w:numPr>
+        <w:pStyle w:val="Compact"/>
+      </w:pPr>
+      <w:r>
+        <w:rPr>
+          <w:bCs/>
+          <w:b/>
+        </w:rPr>
+        <w:t xml:space="preserve">Root / Mode dropdowns + Set</w:t>
+      </w:r>
+      <w:r>
+        <w:t xml:space="preserve"> </w:t>
+      </w:r>
+      <w:r>
+        <w:t xml:space="preserve">— manually corrects the detected key</w:t>
+      </w:r>
+      <w:r>
+        <w:t xml:space="preserve"> </w:t>
+      </w:r>
+      <w:r>
+        <w:t xml:space="preserve">if the automatic guess is wrong.</w:t>
+      </w:r>
+    </w:p>
+    <w:p>
+      <w:pPr>
+        <w:numPr>
+          <w:ilvl w:val="0"/>
+          <w:numId w:val="1030"/>
+        </w:numPr>
+        <w:pStyle w:val="Compact"/>
+      </w:pPr>
+      <w:r>
+        <w:rPr>
+          <w:bCs/>
+          <w:b/>
+        </w:rPr>
+        <w:t xml:space="preserve">Reset</w:t>
+      </w:r>
+      <w:r>
+        <w:t xml:space="preserve"> </w:t>
+      </w:r>
+      <w:r>
+        <w:t xml:space="preserve">(key correction) — reverts back to the originally detected</w:t>
+      </w:r>
+      <w:r>
+        <w:t xml:space="preserve"> </w:t>
+      </w:r>
+      <w:r>
+        <w:t xml:space="preserve">key.</w:t>
+      </w:r>
+    </w:p>
+    <w:p>
+      <w:pPr>
+        <w:numPr>
+          <w:ilvl w:val="0"/>
+          <w:numId w:val="1030"/>
+        </w:numPr>
+        <w:pStyle w:val="Compact"/>
+      </w:pPr>
+      <w:r>
+        <w:rPr>
+          <w:bCs/>
+          <w:b/>
+        </w:rPr>
+        <w:t xml:space="preserve">Start / Step / Target %</w:t>
+      </w:r>
+      <w:r>
+        <w:t xml:space="preserve"> </w:t>
+      </w:r>
+      <w:r>
+        <w:t xml:space="preserve">(Speed Trainer) — configures a practice</w:t>
+      </w:r>
+      <w:r>
+        <w:t xml:space="preserve"> </w:t>
+      </w:r>
+      <w:r>
+        <w:t xml:space="preserve">ramp: starting speed, how much to increase each step, and the target</w:t>
+      </w:r>
+      <w:r>
+        <w:t xml:space="preserve"> </w:t>
+      </w:r>
+      <w:r>
+        <w:t xml:space="preserve">speed.</w:t>
+      </w:r>
+    </w:p>
+    <w:p>
+      <w:pPr>
+        <w:numPr>
+          <w:ilvl w:val="0"/>
+          <w:numId w:val="1030"/>
+        </w:numPr>
+        <w:pStyle w:val="Compact"/>
+      </w:pPr>
+      <w:r>
+        <w:rPr>
+          <w:bCs/>
+          <w:b/>
+        </w:rPr>
+        <w:t xml:space="preserve">Start at Start%</w:t>
+      </w:r>
+      <w:r>
+        <w:t xml:space="preserve"> </w:t>
+      </w:r>
+      <w:r>
+        <w:t xml:space="preserve">— jumps the Speed slider straight to the</w:t>
+      </w:r>
+      <w:r>
+        <w:t xml:space="preserve"> </w:t>
+      </w:r>
+      <w:r>
+        <w:t xml:space="preserve">configured starting percentage.</w:t>
+      </w:r>
+    </w:p>
+    <w:p>
+      <w:pPr>
+        <w:numPr>
+          <w:ilvl w:val="0"/>
+          <w:numId w:val="1030"/>
+        </w:numPr>
+        <w:pStyle w:val="Compact"/>
+      </w:pPr>
+      <w:r>
+        <w:rPr>
+          <w:bCs/>
+          <w:b/>
+        </w:rPr>
+        <w:t xml:space="preserve">Step up</w:t>
+      </w:r>
+      <w:r>
+        <w:t xml:space="preserve"> </w:t>
+      </w:r>
+      <w:r>
+        <w:t xml:space="preserve">— increases the Speed slider by the configured step</w:t>
+      </w:r>
+      <w:r>
+        <w:t xml:space="preserve"> </w:t>
+      </w:r>
+      <w:r>
+        <w:t xml:space="preserve">amount (for gradually working a passage up to full tempo).</w:t>
+      </w:r>
+    </w:p>
+    <w:p>
+      <w:pPr>
+        <w:numPr>
+          <w:ilvl w:val="0"/>
+          <w:numId w:val="1030"/>
+        </w:numPr>
+        <w:pStyle w:val="Compact"/>
+      </w:pPr>
+      <w:r>
+        <w:rPr>
+          <w:bCs/>
+          <w:b/>
+        </w:rPr>
+        <w:t xml:space="preserve">Spectral / Mid-side / Hybrid</w:t>
+      </w:r>
+      <w:r>
+        <w:t xml:space="preserve"> </w:t>
+      </w:r>
+      <w:r>
+        <w:t xml:space="preserve">(Guitar split) — three different</w:t>
+      </w:r>
+      <w:r>
+        <w:t xml:space="preserve"> </w:t>
+      </w:r>
+      <w:r>
+        <w:t xml:space="preserve">algorithms for splitting a combined</w:t>
+      </w:r>
+      <w:r>
+        <w:t xml:space="preserve"> </w:t>
+      </w:r>
+      <w:r>
+        <w:t xml:space="preserve">“</w:t>
+      </w:r>
+      <w:r>
+        <w:t xml:space="preserve">guitar</w:t>
+      </w:r>
+      <w:r>
+        <w:t xml:space="preserve">”</w:t>
+      </w:r>
+      <w:r>
+        <w:t xml:space="preserve"> </w:t>
+      </w:r>
+      <w:r>
+        <w:t xml:space="preserve">stem into lead/rhythm</w:t>
+      </w:r>
+      <w:r>
+        <w:t xml:space="preserve"> </w:t>
+      </w:r>
+      <w:r>
+        <w:t xml:space="preserve">candidates.</w:t>
+      </w:r>
+    </w:p>
+    <w:p>
+      <w:pPr>
+        <w:numPr>
+          <w:ilvl w:val="0"/>
+          <w:numId w:val="1030"/>
+        </w:numPr>
+        <w:pStyle w:val="Compact"/>
+      </w:pPr>
+      <w:r>
+        <w:rPr>
+          <w:bCs/>
+          <w:b/>
+        </w:rPr>
+        <w:t xml:space="preserve">Run split</w:t>
+      </w:r>
+      <w:r>
+        <w:t xml:space="preserve"> </w:t>
+      </w:r>
+      <w:r>
+        <w:t xml:space="preserve">— executes the selected guitar-split algorithm.</w:t>
+      </w:r>
+    </w:p>
+    <w:p>
+      <w:pPr>
+        <w:numPr>
+          <w:ilvl w:val="0"/>
+          <w:numId w:val="1030"/>
+        </w:numPr>
+        <w:pStyle w:val="Compact"/>
+      </w:pPr>
+      <w:r>
+        <w:rPr>
+          <w:bCs/>
+          <w:b/>
+        </w:rPr>
+        <w:t xml:space="preserve">Export format</w:t>
+      </w:r>
+      <w:r>
+        <w:t xml:space="preserve"> </w:t>
+      </w:r>
+      <w:r>
+        <w:t xml:space="preserve">— WAV or MP3 for the bounced mixdown.</w:t>
+      </w:r>
+    </w:p>
+    <w:p>
+      <w:pPr>
+        <w:numPr>
+          <w:ilvl w:val="0"/>
+          <w:numId w:val="1030"/>
+        </w:numPr>
+        <w:pStyle w:val="Compact"/>
+      </w:pPr>
+      <w:r>
+        <w:rPr>
+          <w:bCs/>
+          <w:b/>
+        </w:rPr>
+        <w:t xml:space="preserve">Output name</w:t>
+      </w:r>
+      <w:r>
+        <w:t xml:space="preserve"> </w:t>
+      </w:r>
+      <w:r>
+        <w:t xml:space="preserve">— filename for the exported mix.</w:t>
+      </w:r>
+    </w:p>
+    <w:p>
+      <w:pPr>
+        <w:numPr>
+          <w:ilvl w:val="0"/>
+          <w:numId w:val="1030"/>
+        </w:numPr>
+        <w:pStyle w:val="Compact"/>
+      </w:pPr>
+      <w:r>
+        <w:rPr>
+          <w:bCs/>
+          <w:b/>
+        </w:rPr>
+        <w:t xml:space="preserve">Target LUFS</w:t>
+      </w:r>
+      <w:r>
+        <w:t xml:space="preserve"> </w:t>
+      </w:r>
+      <w:r>
+        <w:t xml:space="preserve">— the loudness level the export is normalized to.</w:t>
+      </w:r>
+    </w:p>
+    <w:p>
+      <w:pPr>
+        <w:numPr>
+          <w:ilvl w:val="0"/>
+          <w:numId w:val="1030"/>
+        </w:numPr>
+        <w:pStyle w:val="Compact"/>
+      </w:pPr>
+      <w:r>
+        <w:rPr>
+          <w:bCs/>
+          <w:b/>
+        </w:rPr>
+        <w:t xml:space="preserve">Normalize loudness</w:t>
+      </w:r>
+      <w:r>
+        <w:t xml:space="preserve"> </w:t>
+      </w:r>
+      <w:r>
+        <w:t xml:space="preserve">— toggles whether the export is</w:t>
+      </w:r>
+      <w:r>
+        <w:t xml:space="preserve"> </w:t>
+      </w:r>
+      <w:r>
+        <w:t xml:space="preserve">loudness-matched to the Target LUFS at all.</w:t>
+      </w:r>
+    </w:p>
+    <w:p>
+      <w:pPr>
+        <w:numPr>
+          <w:ilvl w:val="0"/>
+          <w:numId w:val="1030"/>
+        </w:numPr>
+        <w:pStyle w:val="Compact"/>
+      </w:pPr>
+      <w:r>
+        <w:rPr>
+          <w:bCs/>
+          <w:b/>
+        </w:rPr>
+        <w:t xml:space="preserve">Max boost cap (dB)</w:t>
+      </w:r>
+      <w:r>
+        <w:t xml:space="preserve"> </w:t>
+      </w:r>
+      <w:r>
+        <w:t xml:space="preserve">— limits how much a quiet mix gets boosted</w:t>
+      </w:r>
+      <w:r>
+        <w:t xml:space="preserve"> </w:t>
+      </w:r>
+      <w:r>
+        <w:t xml:space="preserve">during normalization, to avoid amplifying separation artifacts.</w:t>
+      </w:r>
+    </w:p>
+    <w:p>
+      <w:pPr>
+        <w:numPr>
+          <w:ilvl w:val="0"/>
+          <w:numId w:val="1030"/>
+        </w:numPr>
+        <w:pStyle w:val="Compact"/>
+      </w:pPr>
+      <w:r>
+        <w:rPr>
+          <w:bCs/>
+          <w:b/>
+        </w:rPr>
+        <w:t xml:space="preserve">Export</w:t>
+      </w:r>
+      <w:r>
+        <w:t xml:space="preserve"> </w:t>
+      </w:r>
+      <w:r>
+        <w:t xml:space="preserve">— bounces the current mix (exactly what you hear, solo</w:t>
+      </w:r>
+      <w:r>
+        <w:t xml:space="preserve"> </w:t>
+      </w:r>
+      <w:r>
+        <w:t xml:space="preserve">excepted) to a file.</w:t>
+      </w:r>
+    </w:p>
+    <w:bookmarkEnd w:id="100"/>
+    <w:bookmarkStart w:id="101" w:name="play-along-screen"/>
+    <w:p>
+      <w:pPr>
+        <w:pStyle w:val="Heading3"/>
+      </w:pPr>
+      <w:r>
+        <w:t xml:space="preserve">Play Along screen</w:t>
+      </w:r>
+    </w:p>
+    <w:p>
+      <w:pPr>
+        <w:numPr>
+          <w:ilvl w:val="0"/>
+          <w:numId w:val="1031"/>
+        </w:numPr>
+        <w:pStyle w:val="Compact"/>
+      </w:pPr>
+      <w:r>
+        <w:rPr>
+          <w:bCs/>
+          <w:b/>
+        </w:rPr>
+        <w:t xml:space="preserve">Guitar Tuner gauge</w:t>
+      </w:r>
+      <w:r>
+        <w:t xml:space="preserve"> </w:t>
+      </w:r>
+      <w:r>
+        <w:t xml:space="preserve">— shows detected pitch and note name as you</w:t>
+      </w:r>
+      <w:r>
+        <w:t xml:space="preserve"> </w:t>
+      </w:r>
+      <w:r>
+        <w:t xml:space="preserve">play; the semi-circle arc/needle colors red (flat), blue (sharp), or</w:t>
+      </w:r>
+      <w:r>
+        <w:t xml:space="preserve"> </w:t>
+      </w:r>
+      <w:r>
+        <w:t xml:space="preserve">yellow (in tune, within a few cents).</w:t>
+      </w:r>
+    </w:p>
+    <w:p>
+      <w:pPr>
+        <w:numPr>
+          <w:ilvl w:val="0"/>
+          <w:numId w:val="1031"/>
+        </w:numPr>
+        <w:pStyle w:val="Compact"/>
+      </w:pPr>
+      <w:r>
+        <w:rPr>
+          <w:bCs/>
+          <w:b/>
+        </w:rPr>
+        <w:t xml:space="preserve">🎤 (tuner mic button)</w:t>
+      </w:r>
+      <w:r>
+        <w:t xml:space="preserve"> </w:t>
+      </w:r>
+      <w:r>
+        <w:t xml:space="preserve">— turns the tuner on/off; muting the backing</w:t>
+      </w:r>
+      <w:r>
+        <w:t xml:space="preserve"> </w:t>
+      </w:r>
+      <w:r>
+        <w:t xml:space="preserve">track and your amp tone while it’s active.</w:t>
+      </w:r>
+    </w:p>
+    <w:p>
+      <w:pPr>
+        <w:numPr>
+          <w:ilvl w:val="0"/>
+          <w:numId w:val="1031"/>
+        </w:numPr>
+        <w:pStyle w:val="Compact"/>
+      </w:pPr>
+      <w:r>
+        <w:rPr>
+          <w:bCs/>
+          <w:b/>
+        </w:rPr>
+        <w:t xml:space="preserve">Rig Preset dropdown</w:t>
+      </w:r>
+      <w:r>
+        <w:t xml:space="preserve"> </w:t>
+      </w:r>
+      <w:r>
+        <w:t xml:space="preserve">(quick-pick) — instantly switches your whole</w:t>
+      </w:r>
+      <w:r>
+        <w:t xml:space="preserve"> </w:t>
+      </w:r>
+      <w:r>
+        <w:t xml:space="preserve">amp/pedal rig to a saved preset without leaving this screen.</w:t>
+      </w:r>
+    </w:p>
+    <w:p>
+      <w:pPr>
+        <w:numPr>
+          <w:ilvl w:val="0"/>
+          <w:numId w:val="1031"/>
+        </w:numPr>
+        <w:pStyle w:val="Compact"/>
+      </w:pPr>
+      <w:r>
+        <w:rPr>
+          <w:bCs/>
+          <w:b/>
+        </w:rPr>
+        <w:t xml:space="preserve">● Record / Stop / Undo / Clear</w:t>
+      </w:r>
+      <w:r>
+        <w:t xml:space="preserve"> </w:t>
+      </w:r>
+      <w:r>
+        <w:t xml:space="preserve">(Looper) — records a loop of your</w:t>
+      </w:r>
+      <w:r>
+        <w:t xml:space="preserve"> </w:t>
+      </w:r>
+      <w:r>
+        <w:t xml:space="preserve">playing in real time, stops it, undoes the last overdub layer, or</w:t>
+      </w:r>
+      <w:r>
+        <w:t xml:space="preserve"> </w:t>
+      </w:r>
+      <w:r>
+        <w:t xml:space="preserve">clears the whole loop.</w:t>
+      </w:r>
+    </w:p>
+    <w:p>
+      <w:pPr>
+        <w:numPr>
+          <w:ilvl w:val="0"/>
+          <w:numId w:val="1031"/>
+        </w:numPr>
+        <w:pStyle w:val="Compact"/>
+      </w:pPr>
+      <w:r>
+        <w:rPr>
+          <w:bCs/>
+          <w:b/>
+        </w:rPr>
+        <w:t xml:space="preserve">🎸 Save that!</w:t>
+      </w:r>
+      <w:r>
+        <w:t xml:space="preserve"> </w:t>
+      </w:r>
+      <w:r>
+        <w:t xml:space="preserve">(Riff Capture) — saves the last ~20 seconds of your</w:t>
+      </w:r>
+      <w:r>
+        <w:t xml:space="preserve"> </w:t>
+      </w:r>
+      <w:r>
+        <w:t xml:space="preserve">playing, which is always rolling in the background once your rig is</w:t>
+      </w:r>
+      <w:r>
+        <w:t xml:space="preserve"> </w:t>
+      </w:r>
+      <w:r>
+        <w:t xml:space="preserve">live — for catching a good idea you just improvised.</w:t>
+      </w:r>
+    </w:p>
+    <w:p>
+      <w:pPr>
+        <w:numPr>
+          <w:ilvl w:val="0"/>
+          <w:numId w:val="1031"/>
+        </w:numPr>
+        <w:pStyle w:val="Compact"/>
+      </w:pPr>
+      <w:r>
+        <w:rPr>
+          <w:bCs/>
+          <w:b/>
+        </w:rPr>
+        <w:t xml:space="preserve">● Record</w:t>
+      </w:r>
+      <w:r>
+        <w:t xml:space="preserve"> </w:t>
+      </w:r>
+      <w:r>
+        <w:t xml:space="preserve">(Record performance) — records a performance take: your</w:t>
+      </w:r>
+      <w:r>
+        <w:t xml:space="preserve"> </w:t>
+      </w:r>
+      <w:r>
+        <w:t xml:space="preserve">guitar rig’s output plus (optionally) the backing track and camera,</w:t>
+      </w:r>
+      <w:r>
+        <w:t xml:space="preserve"> </w:t>
+      </w:r>
+      <w:r>
+        <w:t xml:space="preserve">for something watchable afterward.</w:t>
+      </w:r>
+    </w:p>
+    <w:p>
+      <w:pPr>
+        <w:numPr>
+          <w:ilvl w:val="0"/>
+          <w:numId w:val="1031"/>
+        </w:numPr>
+        <w:pStyle w:val="Compact"/>
+      </w:pPr>
+      <w:r>
+        <w:rPr>
+          <w:bCs/>
+          <w:b/>
+        </w:rPr>
+        <w:t xml:space="preserve">Go to Rate My Take →</w:t>
+      </w:r>
+      <w:r>
+        <w:t xml:space="preserve"> </w:t>
+      </w:r>
+      <w:r>
+        <w:t xml:space="preserve">— jumps to AI Lab’s Rate My Take tab, for</w:t>
+      </w:r>
+      <w:r>
+        <w:t xml:space="preserve"> </w:t>
+      </w:r>
+      <w:r>
+        <w:t xml:space="preserve">when you want a scored take instead of a watchable one.</w:t>
+      </w:r>
+    </w:p>
+    <w:p>
+      <w:pPr>
+        <w:numPr>
+          <w:ilvl w:val="0"/>
+          <w:numId w:val="1031"/>
+        </w:numPr>
+        <w:pStyle w:val="Compact"/>
+      </w:pPr>
+      <w:r>
+        <w:rPr>
+          <w:bCs/>
+          <w:b/>
+        </w:rPr>
+        <w:t xml:space="preserve">Start backing track with recording</w:t>
+      </w:r>
+      <w:r>
+        <w:t xml:space="preserve"> </w:t>
+      </w:r>
+      <w:r>
+        <w:t xml:space="preserve">— whether playback starts</w:t>
+      </w:r>
+      <w:r>
+        <w:t xml:space="preserve"> </w:t>
+      </w:r>
+      <w:r>
+        <w:t xml:space="preserve">automatically the moment you hit Record.</w:t>
+      </w:r>
+    </w:p>
+    <w:p>
+      <w:pPr>
+        <w:numPr>
+          <w:ilvl w:val="0"/>
+          <w:numId w:val="1031"/>
+        </w:numPr>
+        <w:pStyle w:val="Compact"/>
+      </w:pPr>
+      <w:r>
+        <w:rPr>
+          <w:bCs/>
+          <w:b/>
+        </w:rPr>
+        <w:t xml:space="preserve">Start with count-in</w:t>
+      </w:r>
+      <w:r>
+        <w:t xml:space="preserve"> </w:t>
+      </w:r>
+      <w:r>
+        <w:t xml:space="preserve">— adds 2 bars of click before a recording</w:t>
+      </w:r>
+      <w:r>
+        <w:t xml:space="preserve"> </w:t>
+      </w:r>
+      <w:r>
+        <w:t xml:space="preserve">starts.</w:t>
+      </w:r>
+    </w:p>
+    <w:p>
+      <w:pPr>
+        <w:numPr>
+          <w:ilvl w:val="0"/>
+          <w:numId w:val="1031"/>
+        </w:numPr>
+        <w:pStyle w:val="Compact"/>
+      </w:pPr>
+      <w:r>
+        <w:rPr>
+          <w:bCs/>
+          <w:b/>
+        </w:rPr>
+        <w:t xml:space="preserve">Practice mode: auto-retake each loop pass</w:t>
+      </w:r>
+      <w:r>
+        <w:t xml:space="preserve"> </w:t>
+      </w:r>
+      <w:r>
+        <w:t xml:space="preserve">— with a loop region and</w:t>
+      </w:r>
+      <w:r>
+        <w:t xml:space="preserve"> </w:t>
+      </w:r>
+      <w:r>
+        <w:t xml:space="preserve">Loop enabled, automatically saves each pass through the loop as its</w:t>
+      </w:r>
+      <w:r>
+        <w:t xml:space="preserve"> </w:t>
+      </w:r>
+      <w:r>
+        <w:t xml:space="preserve">own separate take.</w:t>
+      </w:r>
+    </w:p>
+    <w:p>
+      <w:pPr>
+        <w:numPr>
+          <w:ilvl w:val="0"/>
+          <w:numId w:val="1031"/>
+        </w:numPr>
+        <w:pStyle w:val="Compact"/>
+      </w:pPr>
+      <w:r>
+        <w:rPr>
+          <w:bCs/>
+          <w:b/>
+        </w:rPr>
+        <w:t xml:space="preserve">Show framing guides</w:t>
+      </w:r>
+      <w:r>
+        <w:t xml:space="preserve"> </w:t>
+      </w:r>
+      <w:r>
+        <w:t xml:space="preserve">— overlays on-screen guides on the camera</w:t>
+      </w:r>
+      <w:r>
+        <w:t xml:space="preserve"> </w:t>
+      </w:r>
+      <w:r>
+        <w:t xml:space="preserve">preview to help frame the shot.</w:t>
+      </w:r>
+    </w:p>
+    <w:p>
+      <w:pPr>
+        <w:numPr>
+          <w:ilvl w:val="0"/>
+          <w:numId w:val="1031"/>
+        </w:numPr>
+        <w:pStyle w:val="Compact"/>
+      </w:pPr>
+      <w:r>
+        <w:rPr>
+          <w:bCs/>
+          <w:b/>
+        </w:rPr>
+        <w:t xml:space="preserve">Camera dropdown + Enable camera</w:t>
+      </w:r>
+      <w:r>
+        <w:t xml:space="preserve"> </w:t>
+      </w:r>
+      <w:r>
+        <w:t xml:space="preserve">— picks and turns on a webcam for</w:t>
+      </w:r>
+      <w:r>
+        <w:t xml:space="preserve"> </w:t>
+      </w:r>
+      <w:r>
+        <w:t xml:space="preserve">video performance takes.</w:t>
+      </w:r>
+    </w:p>
+    <w:p>
+      <w:pPr>
+        <w:numPr>
+          <w:ilvl w:val="0"/>
+          <w:numId w:val="1031"/>
+        </w:numPr>
+        <w:pStyle w:val="Compact"/>
+      </w:pPr>
+      <w:r>
+        <w:rPr>
+          <w:bCs/>
+          <w:b/>
+        </w:rPr>
+        <w:t xml:space="preserve">Quality dropdown</w:t>
+      </w:r>
+      <w:r>
+        <w:t xml:space="preserve"> </w:t>
+      </w:r>
+      <w:r>
+        <w:t xml:space="preserve">— recording resolution/framerate (720p or</w:t>
+      </w:r>
+      <w:r>
+        <w:t xml:space="preserve"> </w:t>
+      </w:r>
+      <w:r>
+        <w:t xml:space="preserve">1080p).</w:t>
+      </w:r>
+    </w:p>
+    <w:p>
+      <w:pPr>
+        <w:numPr>
+          <w:ilvl w:val="0"/>
+          <w:numId w:val="1031"/>
+        </w:numPr>
+        <w:pStyle w:val="Compact"/>
+      </w:pPr>
+      <w:r>
+        <w:rPr>
+          <w:bCs/>
+          <w:b/>
+        </w:rPr>
+        <w:t xml:space="preserve">A/V offset (ms)</w:t>
+      </w:r>
+      <w:r>
+        <w:t xml:space="preserve"> </w:t>
+      </w:r>
+      <w:r>
+        <w:t xml:space="preserve">— manually delays the audio to match a camera that</w:t>
+      </w:r>
+      <w:r>
+        <w:t xml:space="preserve"> </w:t>
+      </w:r>
+      <w:r>
+        <w:t xml:space="preserve">lags behind, if needed.</w:t>
+      </w:r>
+    </w:p>
+    <w:p>
+      <w:pPr>
+        <w:numPr>
+          <w:ilvl w:val="0"/>
+          <w:numId w:val="1031"/>
+        </w:numPr>
+        <w:pStyle w:val="Compact"/>
+      </w:pPr>
+      <w:r>
+        <w:rPr>
+          <w:bCs/>
+          <w:b/>
+        </w:rPr>
+        <w:t xml:space="preserve">Auto-calibrate</w:t>
+      </w:r>
+      <w:r>
+        <w:t xml:space="preserve"> </w:t>
+      </w:r>
+      <w:r>
+        <w:t xml:space="preserve">— measures and sets that A/V offset automatically</w:t>
+      </w:r>
+      <w:r>
+        <w:t xml:space="preserve"> </w:t>
+      </w:r>
+      <w:r>
+        <w:t xml:space="preserve">by having you strum once after a beat.</w:t>
+      </w:r>
+    </w:p>
+    <w:p>
+      <w:pPr>
+        <w:numPr>
+          <w:ilvl w:val="0"/>
+          <w:numId w:val="1031"/>
+        </w:numPr>
+        <w:pStyle w:val="Compact"/>
+      </w:pPr>
+      <w:r>
+        <w:rPr>
+          <w:bCs/>
+          <w:b/>
+        </w:rPr>
+        <w:t xml:space="preserve">Takes list</w:t>
+      </w:r>
+      <w:r>
+        <w:t xml:space="preserve"> </w:t>
+      </w:r>
+      <w:r>
+        <w:t xml:space="preserve">— every take recorded for this song; check two boxes to</w:t>
+      </w:r>
+      <w:r>
+        <w:t xml:space="preserve"> </w:t>
+      </w:r>
+      <w:r>
+        <w:t xml:space="preserve">compare them side by side.</w:t>
+      </w:r>
+    </w:p>
+    <w:p>
+      <w:pPr>
+        <w:numPr>
+          <w:ilvl w:val="0"/>
+          <w:numId w:val="1031"/>
+        </w:numPr>
+        <w:pStyle w:val="Compact"/>
+      </w:pPr>
+      <w:r>
+        <w:rPr>
+          <w:bCs/>
+          <w:b/>
+        </w:rPr>
+        <w:t xml:space="preserve">Trim start / Trim end sliders + Trim</w:t>
+      </w:r>
+      <w:r>
+        <w:t xml:space="preserve"> </w:t>
+      </w:r>
+      <w:r>
+        <w:t xml:space="preserve">— losslessly cuts a take down</w:t>
+      </w:r>
+      <w:r>
+        <w:t xml:space="preserve"> </w:t>
+      </w:r>
+      <w:r>
+        <w:t xml:space="preserve">to a specific range, saved as a new file.</w:t>
+      </w:r>
+    </w:p>
+    <w:p>
+      <w:pPr>
+        <w:numPr>
+          <w:ilvl w:val="0"/>
+          <w:numId w:val="1031"/>
+        </w:numPr>
+        <w:pStyle w:val="Compact"/>
+      </w:pPr>
+      <w:r>
+        <w:rPr>
+          <w:bCs/>
+          <w:b/>
+        </w:rPr>
+        <w:t xml:space="preserve">▶ Play both / Pause / ■ Stop</w:t>
+      </w:r>
+      <w:r>
+        <w:t xml:space="preserve"> </w:t>
+      </w:r>
+      <w:r>
+        <w:t xml:space="preserve">(Compare takes) — plays two selected</w:t>
+      </w:r>
+      <w:r>
+        <w:t xml:space="preserve"> </w:t>
+      </w:r>
+      <w:r>
+        <w:t xml:space="preserve">takes in sync with each other.</w:t>
+      </w:r>
+    </w:p>
+    <w:p>
+      <w:pPr>
+        <w:numPr>
+          <w:ilvl w:val="0"/>
+          <w:numId w:val="1031"/>
+        </w:numPr>
+        <w:pStyle w:val="Compact"/>
+      </w:pPr>
+      <w:r>
+        <w:rPr>
+          <w:bCs/>
+          <w:b/>
+        </w:rPr>
+        <w:t xml:space="preserve">Listening: A / B</w:t>
+      </w:r>
+      <w:r>
+        <w:t xml:space="preserve"> </w:t>
+      </w:r>
+      <w:r>
+        <w:t xml:space="preserve">— switches which of the two synced takes you’re</w:t>
+      </w:r>
+      <w:r>
+        <w:t xml:space="preserve"> </w:t>
+      </w:r>
+      <w:r>
+        <w:t xml:space="preserve">actually hearing (both play, only one is audible at a time).</w:t>
+      </w:r>
+    </w:p>
+    <w:p>
+      <w:pPr>
+        <w:numPr>
+          <w:ilvl w:val="0"/>
+          <w:numId w:val="1031"/>
+        </w:numPr>
+        <w:pStyle w:val="Compact"/>
+      </w:pPr>
+      <w:r>
+        <w:rPr>
+          <w:bCs/>
+          <w:b/>
+        </w:rPr>
+        <w:t xml:space="preserve">Compare seek slider</w:t>
+      </w:r>
+      <w:r>
+        <w:t xml:space="preserve"> </w:t>
+      </w:r>
+      <w:r>
+        <w:t xml:space="preserve">— scrubs both synced takes together.</w:t>
+      </w:r>
+    </w:p>
+    <w:p>
+      <w:pPr>
+        <w:numPr>
+          <w:ilvl w:val="0"/>
+          <w:numId w:val="1031"/>
+        </w:numPr>
+        <w:pStyle w:val="Compact"/>
+      </w:pPr>
+      <w:r>
+        <w:rPr>
+          <w:bCs/>
+          <w:b/>
+        </w:rPr>
+        <w:t xml:space="preserve">Exported Tracks list + player</w:t>
+      </w:r>
+      <w:r>
+        <w:t xml:space="preserve"> </w:t>
+      </w:r>
+      <w:r>
+        <w:t xml:space="preserve">— lets you play back a previously</w:t>
+      </w:r>
+      <w:r>
+        <w:t xml:space="preserve"> </w:t>
+      </w:r>
+      <w:r>
+        <w:t xml:space="preserve">exported mixdown right from this screen.</w:t>
+      </w:r>
+    </w:p>
+    <w:bookmarkEnd w:id="101"/>
+    <w:bookmarkStart w:id="102" w:name="tone-lab-screen-amppedal-rig"/>
+    <w:p>
+      <w:pPr>
+        <w:pStyle w:val="Heading3"/>
+      </w:pPr>
+      <w:r>
+        <w:t xml:space="preserve">Tone Lab screen (amp/pedal rig)</w:t>
+      </w:r>
+    </w:p>
+    <w:p>
+      <w:pPr>
+        <w:numPr>
+          <w:ilvl w:val="0"/>
+          <w:numId w:val="1032"/>
+        </w:numPr>
+        <w:pStyle w:val="Compact"/>
+      </w:pPr>
+      <w:r>
+        <w:rPr>
+          <w:bCs/>
+          <w:b/>
+        </w:rPr>
+        <w:t xml:space="preserve">Input meter</w:t>
+      </w:r>
+      <w:r>
+        <w:t xml:space="preserve"> </w:t>
+      </w:r>
+      <w:r>
+        <w:t xml:space="preserve">— shows the live level of your guitar’s input signal.</w:t>
+      </w:r>
+    </w:p>
+    <w:p>
+      <w:pPr>
+        <w:numPr>
+          <w:ilvl w:val="0"/>
+          <w:numId w:val="1032"/>
+        </w:numPr>
+        <w:pStyle w:val="Compact"/>
+      </w:pPr>
+      <w:r>
+        <w:rPr>
+          <w:bCs/>
+          <w:b/>
+        </w:rPr>
+        <w:t xml:space="preserve">Clear</w:t>
+      </w:r>
+      <w:r>
+        <w:t xml:space="preserve"> </w:t>
+      </w:r>
+      <w:r>
+        <w:t xml:space="preserve">(clip indicator) — resets the</w:t>
+      </w:r>
+      <w:r>
+        <w:t xml:space="preserve"> </w:t>
+      </w:r>
+      <w:r>
+        <w:t xml:space="preserve">“</w:t>
+      </w:r>
+      <w:r>
+        <w:t xml:space="preserve">clipping</w:t>
+      </w:r>
+      <w:r>
+        <w:t xml:space="preserve">”</w:t>
+      </w:r>
+      <w:r>
+        <w:t xml:space="preserve"> </w:t>
+      </w:r>
+      <w:r>
+        <w:t xml:space="preserve">warning light,</w:t>
+      </w:r>
+      <w:r>
+        <w:t xml:space="preserve"> </w:t>
+      </w:r>
+      <w:r>
+        <w:t xml:space="preserve">which otherwise stays lit until manually cleared.</w:t>
+      </w:r>
+    </w:p>
+    <w:p>
+      <w:pPr>
+        <w:numPr>
+          <w:ilvl w:val="0"/>
+          <w:numId w:val="1032"/>
+        </w:numPr>
+        <w:pStyle w:val="Compact"/>
+      </w:pPr>
+      <w:r>
+        <w:rPr>
+          <w:bCs/>
+          <w:b/>
+        </w:rPr>
+        <w:t xml:space="preserve">Device dropdown + Enable input</w:t>
+      </w:r>
+      <w:r>
+        <w:t xml:space="preserve"> </w:t>
+      </w:r>
+      <w:r>
+        <w:t xml:space="preserve">— picks your audio interface/input</w:t>
+      </w:r>
+      <w:r>
+        <w:t xml:space="preserve"> </w:t>
+      </w:r>
+      <w:r>
+        <w:t xml:space="preserve">and turns on live monitoring of your guitar.</w:t>
+      </w:r>
+    </w:p>
+    <w:p>
+      <w:pPr>
+        <w:numPr>
+          <w:ilvl w:val="0"/>
+          <w:numId w:val="1032"/>
+        </w:numPr>
+        <w:pStyle w:val="Compact"/>
+      </w:pPr>
+      <w:r>
+        <w:rPr>
+          <w:bCs/>
+          <w:b/>
+        </w:rPr>
+        <w:t xml:space="preserve">Calibrate</w:t>
+      </w:r>
+      <w:r>
+        <w:t xml:space="preserve"> </w:t>
+      </w:r>
+      <w:r>
+        <w:t xml:space="preserve">— sets input gain based on you playing your loudest</w:t>
+      </w:r>
+      <w:r>
+        <w:t xml:space="preserve"> </w:t>
+      </w:r>
+      <w:r>
+        <w:t xml:space="preserve">chord, so the meter’s</w:t>
+      </w:r>
+      <w:r>
+        <w:t xml:space="preserve"> </w:t>
+      </w:r>
+      <w:r>
+        <w:t xml:space="preserve">“</w:t>
+      </w:r>
+      <w:r>
+        <w:t xml:space="preserve">too hot</w:t>
+      </w:r>
+      <w:r>
+        <w:t xml:space="preserve">”</w:t>
+      </w:r>
+      <w:r>
+        <w:t xml:space="preserve"> </w:t>
+      </w:r>
+      <w:r>
+        <w:t xml:space="preserve">zone is accurate for your actual</w:t>
+      </w:r>
+      <w:r>
+        <w:t xml:space="preserve"> </w:t>
+      </w:r>
+      <w:r>
+        <w:t xml:space="preserve">playing.</w:t>
+      </w:r>
+    </w:p>
+    <w:p>
+      <w:pPr>
+        <w:numPr>
+          <w:ilvl w:val="0"/>
+          <w:numId w:val="1032"/>
+        </w:numPr>
+        <w:pStyle w:val="Compact"/>
+      </w:pPr>
+      <w:r>
+        <w:rPr>
+          <w:bCs/>
+          <w:b/>
+        </w:rPr>
+        <w:t xml:space="preserve">Measure round-trip latency</w:t>
+      </w:r>
+      <w:r>
+        <w:t xml:space="preserve"> </w:t>
+      </w:r>
+      <w:r>
+        <w:t xml:space="preserve">— plays a test signal through a</w:t>
+      </w:r>
+      <w:r>
+        <w:t xml:space="preserve"> </w:t>
+      </w:r>
+      <w:r>
+        <w:t xml:space="preserve">physical loopback cable to measure your real hardware’s</w:t>
+      </w:r>
+      <w:r>
+        <w:t xml:space="preserve"> </w:t>
+      </w:r>
+      <w:r>
+        <w:t xml:space="preserve">input-to-output delay.</w:t>
+      </w:r>
+    </w:p>
+    <w:p>
+      <w:pPr>
+        <w:numPr>
+          <w:ilvl w:val="0"/>
+          <w:numId w:val="1032"/>
+        </w:numPr>
+        <w:pStyle w:val="Compact"/>
+      </w:pPr>
+      <w:r>
+        <w:rPr>
+          <w:bCs/>
+          <w:b/>
+        </w:rPr>
+        <w:t xml:space="preserve">Rig Preset dropdown + Load / Delete</w:t>
+      </w:r>
+      <w:r>
+        <w:t xml:space="preserve"> </w:t>
+      </w:r>
+      <w:r>
+        <w:t xml:space="preserve">— recalls or removes a saved</w:t>
+      </w:r>
+      <w:r>
+        <w:t xml:space="preserve"> </w:t>
+      </w:r>
+      <w:r>
+        <w:t xml:space="preserve">full rig configuration (amp + every pedal’s settings).</w:t>
+      </w:r>
+    </w:p>
+    <w:p>
+      <w:pPr>
+        <w:numPr>
+          <w:ilvl w:val="0"/>
+          <w:numId w:val="1032"/>
+        </w:numPr>
+        <w:pStyle w:val="Compact"/>
+      </w:pPr>
+      <w:r>
+        <w:rPr>
+          <w:bCs/>
+          <w:b/>
+        </w:rPr>
+        <w:t xml:space="preserve">New preset name + Save current rig as…</w:t>
+      </w:r>
+      <w:r>
+        <w:t xml:space="preserve"> </w:t>
+      </w:r>
+      <w:r>
+        <w:t xml:space="preserve">— saves your current</w:t>
+      </w:r>
+      <w:r>
+        <w:t xml:space="preserve"> </w:t>
+      </w:r>
+      <w:r>
+        <w:t xml:space="preserve">amp/pedal chain as a new named preset.</w:t>
+      </w:r>
+    </w:p>
+    <w:p>
+      <w:pPr>
+        <w:numPr>
+          <w:ilvl w:val="0"/>
+          <w:numId w:val="1032"/>
+        </w:numPr>
+        <w:pStyle w:val="Compact"/>
+      </w:pPr>
+      <w:r>
+        <w:rPr>
+          <w:bCs/>
+          <w:b/>
+        </w:rPr>
+        <w:t xml:space="preserve">This song’s chain (list)</w:t>
+      </w:r>
+      <w:r>
+        <w:t xml:space="preserve"> </w:t>
+      </w:r>
+      <w:r>
+        <w:t xml:space="preserve">— an ordered list of presets attached to</w:t>
+      </w:r>
+      <w:r>
+        <w:t xml:space="preserve"> </w:t>
+      </w:r>
+      <w:r>
+        <w:t xml:space="preserve">the current song, for cycling between (e.g.) Clean/Rhythm/Lead sounds</w:t>
+      </w:r>
+      <w:r>
+        <w:t xml:space="preserve"> </w:t>
+      </w:r>
+      <w:r>
+        <w:t xml:space="preserve">mid-song.</w:t>
+      </w:r>
+    </w:p>
+    <w:p>
+      <w:pPr>
+        <w:numPr>
+          <w:ilvl w:val="0"/>
+          <w:numId w:val="1032"/>
+        </w:numPr>
+        <w:pStyle w:val="Compact"/>
+      </w:pPr>
+      <w:r>
+        <w:rPr>
+          <w:bCs/>
+          <w:b/>
+        </w:rPr>
+        <w:t xml:space="preserve">+ Add to this song’s chain</w:t>
+      </w:r>
+      <w:r>
+        <w:t xml:space="preserve"> </w:t>
+      </w:r>
+      <w:r>
+        <w:t xml:space="preserve">— adds the currently-loaded preset to</w:t>
+      </w:r>
+      <w:r>
+        <w:t xml:space="preserve"> </w:t>
+      </w:r>
+      <w:r>
+        <w:t xml:space="preserve">that ordered list.</w:t>
+      </w:r>
+    </w:p>
+    <w:p>
+      <w:pPr>
+        <w:numPr>
+          <w:ilvl w:val="0"/>
+          <w:numId w:val="1032"/>
+        </w:numPr>
+        <w:pStyle w:val="Compact"/>
+      </w:pPr>
+      <w:r>
+        <w:rPr>
+          <w:bCs/>
+          <w:b/>
+        </w:rPr>
+        <w:t xml:space="preserve">Cycle forward/backward (keyboard) — Change…</w:t>
+      </w:r>
+      <w:r>
+        <w:t xml:space="preserve"> </w:t>
+      </w:r>
+      <w:r>
+        <w:t xml:space="preserve">— sets which keyboard</w:t>
+      </w:r>
+      <w:r>
+        <w:t xml:space="preserve"> </w:t>
+      </w:r>
+      <w:r>
+        <w:t xml:space="preserve">key advances/reverses through this song’s preset chain.</w:t>
+      </w:r>
+    </w:p>
+    <w:p>
+      <w:pPr>
+        <w:numPr>
+          <w:ilvl w:val="0"/>
+          <w:numId w:val="1032"/>
+        </w:numPr>
+        <w:pStyle w:val="Compact"/>
+      </w:pPr>
+      <w:r>
+        <w:rPr>
+          <w:bCs/>
+          <w:b/>
+        </w:rPr>
+        <w:t xml:space="preserve">MIDI device dropdown</w:t>
+      </w:r>
+      <w:r>
+        <w:t xml:space="preserve"> </w:t>
+      </w:r>
+      <w:r>
+        <w:t xml:space="preserve">— picks a connected MIDI footswitch for</w:t>
+      </w:r>
+      <w:r>
+        <w:t xml:space="preserve"> </w:t>
+      </w:r>
+      <w:r>
+        <w:t xml:space="preserve">hands-free preset cycling.</w:t>
+      </w:r>
+    </w:p>
+    <w:p>
+      <w:pPr>
+        <w:numPr>
+          <w:ilvl w:val="0"/>
+          <w:numId w:val="1032"/>
+        </w:numPr>
+        <w:pStyle w:val="Compact"/>
+      </w:pPr>
+      <w:r>
+        <w:rPr>
+          <w:bCs/>
+          <w:b/>
+        </w:rPr>
+        <w:t xml:space="preserve">Cycle forward/backward (MIDI) — Learn…</w:t>
+      </w:r>
+      <w:r>
+        <w:t xml:space="preserve"> </w:t>
+      </w:r>
+      <w:r>
+        <w:t xml:space="preserve">— listens for the next MIDI</w:t>
+      </w:r>
+      <w:r>
+        <w:t xml:space="preserve"> </w:t>
+      </w:r>
+      <w:r>
+        <w:t xml:space="preserve">message from your footswitch and binds it to advance/reverse the</w:t>
+      </w:r>
+      <w:r>
+        <w:t xml:space="preserve"> </w:t>
+      </w:r>
+      <w:r>
+        <w:t xml:space="preserve">chain.</w:t>
+      </w:r>
+    </w:p>
+    <w:p>
+      <w:pPr>
+        <w:numPr>
+          <w:ilvl w:val="0"/>
+          <w:numId w:val="1032"/>
+        </w:numPr>
+        <w:pStyle w:val="Compact"/>
+      </w:pPr>
+      <w:r>
+        <w:rPr>
+          <w:bCs/>
+          <w:b/>
+        </w:rPr>
+        <w:t xml:space="preserve">Pedal-chain icon row</w:t>
+      </w:r>
+      <w:r>
+        <w:t xml:space="preserve"> </w:t>
+      </w:r>
+      <w:r>
+        <w:t xml:space="preserve">— one icon per stage in your signal chain, in</w:t>
+      </w:r>
+      <w:r>
+        <w:t xml:space="preserve"> </w:t>
+      </w:r>
+      <w:r>
+        <w:t xml:space="preserve">actual signal order; click an icon to open its controls below, drag to</w:t>
+      </w:r>
+      <w:r>
+        <w:t xml:space="preserve"> </w:t>
+      </w:r>
+      <w:r>
+        <w:t xml:space="preserve">reorder the chain.</w:t>
+      </w:r>
+    </w:p>
+    <w:p>
+      <w:pPr>
+        <w:numPr>
+          <w:ilvl w:val="0"/>
+          <w:numId w:val="1032"/>
+        </w:numPr>
+        <w:pStyle w:val="Compact"/>
+      </w:pPr>
+      <w:r>
+        <w:rPr>
+          <w:bCs/>
+          <w:b/>
+        </w:rPr>
+        <w:t xml:space="preserve">Bypass</w:t>
+      </w:r>
+      <w:r>
+        <w:t xml:space="preserve"> </w:t>
+      </w:r>
+      <w:r>
+        <w:t xml:space="preserve">(every pedal card) — turns that individual effect on or off</w:t>
+      </w:r>
+      <w:r>
+        <w:t xml:space="preserve"> </w:t>
+      </w:r>
+      <w:r>
+        <w:t xml:space="preserve">without removing it from the chain.</w:t>
+      </w:r>
+    </w:p>
+    <w:p>
+      <w:pPr>
+        <w:numPr>
+          <w:ilvl w:val="0"/>
+          <w:numId w:val="1032"/>
+        </w:numPr>
+        <w:pStyle w:val="Compact"/>
+      </w:pPr>
+      <w:r>
+        <w:rPr>
+          <w:bCs/>
+          <w:b/>
+        </w:rPr>
+        <w:t xml:space="preserve">Noise Gate — Threshold</w:t>
+      </w:r>
+      <w:r>
+        <w:t xml:space="preserve"> </w:t>
+      </w:r>
+      <w:r>
+        <w:t xml:space="preserve">— the input level below which the gate cuts</w:t>
+      </w:r>
+      <w:r>
+        <w:t xml:space="preserve"> </w:t>
+      </w:r>
+      <w:r>
+        <w:t xml:space="preserve">signal, to silence hum/hiss between notes.</w:t>
+      </w:r>
+    </w:p>
+    <w:p>
+      <w:pPr>
+        <w:numPr>
+          <w:ilvl w:val="0"/>
+          <w:numId w:val="1032"/>
+        </w:numPr>
+        <w:pStyle w:val="Compact"/>
+      </w:pPr>
+      <w:r>
+        <w:rPr>
+          <w:bCs/>
+          <w:b/>
+        </w:rPr>
+        <w:t xml:space="preserve">Amp — Pass Through / Analog / Neural (NAM)</w:t>
+      </w:r>
+      <w:r>
+        <w:t xml:space="preserve"> </w:t>
+      </w:r>
+      <w:r>
+        <w:t xml:space="preserve">— picks the amp</w:t>
+      </w:r>
+      <w:r>
+        <w:t xml:space="preserve"> </w:t>
+      </w:r>
+      <w:r>
+        <w:t xml:space="preserve">modeling mode: no modeling, a parametric analog-style model, or a real</w:t>
+      </w:r>
+      <w:r>
+        <w:t xml:space="preserve"> </w:t>
+      </w:r>
+      <w:r>
+        <w:t xml:space="preserve">captured amp profile (NAM).</w:t>
+      </w:r>
+    </w:p>
+    <w:p>
+      <w:pPr>
+        <w:numPr>
+          <w:ilvl w:val="0"/>
+          <w:numId w:val="1032"/>
+        </w:numPr>
+        <w:pStyle w:val="Compact"/>
+      </w:pPr>
+      <w:r>
+        <w:rPr>
+          <w:bCs/>
+          <w:b/>
+        </w:rPr>
+        <w:t xml:space="preserve">Analog amp — Drive/Bass/Mid/Treble</w:t>
+      </w:r>
+      <w:r>
+        <w:t xml:space="preserve"> </w:t>
+      </w:r>
+      <w:r>
+        <w:t xml:space="preserve">— the parametric amp model’s</w:t>
+      </w:r>
+      <w:r>
+        <w:t xml:space="preserve"> </w:t>
+      </w:r>
+      <w:r>
+        <w:t xml:space="preserve">gain and tone-stack controls.</w:t>
+      </w:r>
+    </w:p>
+    <w:p>
+      <w:pPr>
+        <w:numPr>
+          <w:ilvl w:val="0"/>
+          <w:numId w:val="1032"/>
+        </w:numPr>
+        <w:pStyle w:val="Compact"/>
+      </w:pPr>
+      <w:r>
+        <w:rPr>
+          <w:bCs/>
+          <w:b/>
+        </w:rPr>
+        <w:t xml:space="preserve">Suggest from this track’s guitar stem</w:t>
+      </w:r>
+      <w:r>
+        <w:t xml:space="preserve"> </w:t>
+      </w:r>
+      <w:r>
+        <w:t xml:space="preserve">— analyzes the song’s guitar</w:t>
+      </w:r>
+      <w:r>
+        <w:t xml:space="preserve"> </w:t>
+      </w:r>
+      <w:r>
+        <w:t xml:space="preserve">stem and recommends a NAM capture likely to match its tone.</w:t>
+      </w:r>
+    </w:p>
+    <w:p>
+      <w:pPr>
+        <w:numPr>
+          <w:ilvl w:val="0"/>
+          <w:numId w:val="1032"/>
+        </w:numPr>
+        <w:pStyle w:val="Compact"/>
+      </w:pPr>
+      <w:r>
+        <w:rPr>
+          <w:bCs/>
+          <w:b/>
+        </w:rPr>
+        <w:t xml:space="preserve">NAM drop zone / choose files / choose a folder</w:t>
+      </w:r>
+      <w:r>
+        <w:t xml:space="preserve"> </w:t>
+      </w:r>
+      <w:r>
+        <w:t xml:space="preserve">— imports amp</w:t>
+      </w:r>
+      <w:r>
+        <w:t xml:space="preserve"> </w:t>
+      </w:r>
+      <w:r>
+        <w:t xml:space="preserve">captures (.nam files, folders, or .zip packs) into the model library.</w:t>
+      </w:r>
+    </w:p>
+    <w:p>
+      <w:pPr>
+        <w:numPr>
+          <w:ilvl w:val="0"/>
+          <w:numId w:val="1032"/>
+        </w:numPr>
+        <w:pStyle w:val="Compact"/>
+      </w:pPr>
+      <w:r>
+        <w:rPr>
+          <w:bCs/>
+          <w:b/>
+        </w:rPr>
+        <w:t xml:space="preserve">NAM search / browser</w:t>
+      </w:r>
+      <w:r>
+        <w:t xml:space="preserve"> </w:t>
+      </w:r>
+      <w:r>
+        <w:t xml:space="preserve">— finds and selects a specific captured amp</w:t>
+      </w:r>
+      <w:r>
+        <w:t xml:space="preserve"> </w:t>
+      </w:r>
+      <w:r>
+        <w:t xml:space="preserve">profile from your library.</w:t>
+      </w:r>
+    </w:p>
+    <w:p>
+      <w:pPr>
+        <w:numPr>
+          <w:ilvl w:val="0"/>
+          <w:numId w:val="1032"/>
+        </w:numPr>
+        <w:pStyle w:val="Compact"/>
+      </w:pPr>
+      <w:r>
+        <w:rPr>
+          <w:bCs/>
+          <w:b/>
+        </w:rPr>
+        <w:t xml:space="preserve">Neural amp — Drive/Bass/Mid/Treble/Presence/Output level</w:t>
+      </w:r>
+      <w:r>
+        <w:t xml:space="preserve"> </w:t>
+      </w:r>
+      <w:r>
+        <w:t xml:space="preserve">— shapes</w:t>
+      </w:r>
+      <w:r>
+        <w:t xml:space="preserve"> </w:t>
+      </w:r>
+      <w:r>
+        <w:t xml:space="preserve">the frozen amp capture: how hard you push it, its post-amp tone stack,</w:t>
+      </w:r>
+      <w:r>
+        <w:t xml:space="preserve"> </w:t>
+      </w:r>
+      <w:r>
+        <w:t xml:space="preserve">and its output level.</w:t>
+      </w:r>
+    </w:p>
+    <w:p>
+      <w:pPr>
+        <w:numPr>
+          <w:ilvl w:val="0"/>
+          <w:numId w:val="1032"/>
+        </w:numPr>
+        <w:pStyle w:val="Compact"/>
+      </w:pPr>
+      <w:r>
+        <w:rPr>
+          <w:bCs/>
+          <w:b/>
+        </w:rPr>
+        <w:t xml:space="preserve">Cab IR — bypass, drop zone, search/browser</w:t>
+      </w:r>
+      <w:r>
+        <w:t xml:space="preserve"> </w:t>
+      </w:r>
+      <w:r>
+        <w:t xml:space="preserve">— loads and applies a</w:t>
+      </w:r>
+      <w:r>
+        <w:t xml:space="preserve"> </w:t>
+      </w:r>
+      <w:r>
+        <w:t xml:space="preserve">cabinet impulse response (the speaker/mic’d-cab part of the tone).</w:t>
+      </w:r>
+    </w:p>
+    <w:p>
+      <w:pPr>
+        <w:numPr>
+          <w:ilvl w:val="0"/>
+          <w:numId w:val="1032"/>
+        </w:numPr>
+        <w:pStyle w:val="Compact"/>
+      </w:pPr>
+      <w:r>
+        <w:rPr>
+          <w:bCs/>
+          <w:b/>
+        </w:rPr>
+        <w:t xml:space="preserve">IR tone shape — Low cut / High cut</w:t>
+      </w:r>
+      <w:r>
+        <w:t xml:space="preserve"> </w:t>
+      </w:r>
+      <w:r>
+        <w:t xml:space="preserve">— a dedicated low/high-pass</w:t>
+      </w:r>
+      <w:r>
+        <w:t xml:space="preserve"> </w:t>
+      </w:r>
+      <w:r>
+        <w:t xml:space="preserve">filter on just the cabinet IR’s sound.</w:t>
+      </w:r>
+    </w:p>
+    <w:p>
+      <w:pPr>
+        <w:numPr>
+          <w:ilvl w:val="0"/>
+          <w:numId w:val="1032"/>
+        </w:numPr>
+        <w:pStyle w:val="Compact"/>
+      </w:pPr>
+      <w:r>
+        <w:rPr>
+          <w:bCs/>
+          <w:b/>
+        </w:rPr>
+        <w:t xml:space="preserve">EQ — Bass/Mid/Treble</w:t>
+      </w:r>
+      <w:r>
+        <w:t xml:space="preserve"> </w:t>
+      </w:r>
+      <w:r>
+        <w:t xml:space="preserve">— a general 3-band tone EQ, later in the</w:t>
+      </w:r>
+      <w:r>
+        <w:t xml:space="preserve"> </w:t>
+      </w:r>
+      <w:r>
+        <w:t xml:space="preserve">chain than the amp’s own tone stack.</w:t>
+      </w:r>
+    </w:p>
+    <w:p>
+      <w:pPr>
+        <w:numPr>
+          <w:ilvl w:val="0"/>
+          <w:numId w:val="1032"/>
+        </w:numPr>
+        <w:pStyle w:val="Compact"/>
+      </w:pPr>
+      <w:r>
+        <w:rPr>
+          <w:bCs/>
+          <w:b/>
+        </w:rPr>
+        <w:t xml:space="preserve">Compressor — Threshold/Ratio</w:t>
+      </w:r>
+      <w:r>
+        <w:t xml:space="preserve"> </w:t>
+      </w:r>
+      <w:r>
+        <w:t xml:space="preserve">— evens out your dynamics, so quiet</w:t>
+      </w:r>
+      <w:r>
+        <w:t xml:space="preserve"> </w:t>
+      </w:r>
+      <w:r>
+        <w:t xml:space="preserve">notes are boosted and loud ones are tamed.</w:t>
+      </w:r>
+    </w:p>
+    <w:p>
+      <w:pPr>
+        <w:numPr>
+          <w:ilvl w:val="0"/>
+          <w:numId w:val="1032"/>
+        </w:numPr>
+        <w:pStyle w:val="Compact"/>
+      </w:pPr>
+      <w:r>
+        <w:rPr>
+          <w:bCs/>
+          <w:b/>
+        </w:rPr>
+        <w:t xml:space="preserve">Delay/Reverb — Time/Feedback/Mix, Size/Mix</w:t>
+      </w:r>
+      <w:r>
+        <w:t xml:space="preserve"> </w:t>
+      </w:r>
+      <w:r>
+        <w:t xml:space="preserve">— echo and ambience</w:t>
+      </w:r>
+      <w:r>
+        <w:t xml:space="preserve"> </w:t>
+      </w:r>
+      <w:r>
+        <w:t xml:space="preserve">effects, each with its own bypass, timing, and mix-level controls.</w:t>
+      </w:r>
+    </w:p>
+    <w:p>
+      <w:pPr>
+        <w:numPr>
+          <w:ilvl w:val="0"/>
+          <w:numId w:val="1032"/>
+        </w:numPr>
+        <w:pStyle w:val="Compact"/>
+      </w:pPr>
+      <w:r>
+        <w:rPr>
+          <w:bCs/>
+          <w:b/>
+        </w:rPr>
+        <w:t xml:space="preserve">Auto-Wah — Rate/Depth/Center freq/Mix</w:t>
+      </w:r>
+      <w:r>
+        <w:t xml:space="preserve"> </w:t>
+      </w:r>
+      <w:r>
+        <w:t xml:space="preserve">— an LFO-driven (not</w:t>
+      </w:r>
+      <w:r>
+        <w:t xml:space="preserve"> </w:t>
+      </w:r>
+      <w:r>
+        <w:t xml:space="preserve">pedal-controlled) wah-style filter sweep.</w:t>
+      </w:r>
+    </w:p>
+    <w:p>
+      <w:pPr>
+        <w:numPr>
+          <w:ilvl w:val="0"/>
+          <w:numId w:val="1032"/>
+        </w:numPr>
+        <w:pStyle w:val="Compact"/>
+      </w:pPr>
+      <w:r>
+        <w:rPr>
+          <w:bCs/>
+          <w:b/>
+        </w:rPr>
+        <w:t xml:space="preserve">Octaver — Blend</w:t>
+      </w:r>
+      <w:r>
+        <w:t xml:space="preserve"> </w:t>
+      </w:r>
+      <w:r>
+        <w:t xml:space="preserve">— adds a real octave-down signal underneath your</w:t>
+      </w:r>
+      <w:r>
+        <w:t xml:space="preserve"> </w:t>
+      </w:r>
+      <w:r>
+        <w:t xml:space="preserve">playing (monophonic — works best on single notes).</w:t>
+      </w:r>
+    </w:p>
+    <w:p>
+      <w:pPr>
+        <w:numPr>
+          <w:ilvl w:val="0"/>
+          <w:numId w:val="1032"/>
+        </w:numPr>
+        <w:pStyle w:val="Compact"/>
+      </w:pPr>
+      <w:r>
+        <w:rPr>
+          <w:bCs/>
+          <w:b/>
+        </w:rPr>
+        <w:t xml:space="preserve">Boost/Overdrive — Drive/Level</w:t>
+      </w:r>
+      <w:r>
+        <w:t xml:space="preserve"> </w:t>
+      </w:r>
+      <w:r>
+        <w:t xml:space="preserve">— a simple gain-boost/overdrive</w:t>
+      </w:r>
+      <w:r>
+        <w:t xml:space="preserve"> </w:t>
+      </w:r>
+      <w:r>
+        <w:t xml:space="preserve">stage.</w:t>
+      </w:r>
+    </w:p>
+    <w:p>
+      <w:pPr>
+        <w:numPr>
+          <w:ilvl w:val="0"/>
+          <w:numId w:val="1032"/>
+        </w:numPr>
+        <w:pStyle w:val="Compact"/>
+      </w:pPr>
+      <w:r>
+        <w:rPr>
+          <w:bCs/>
+          <w:b/>
+        </w:rPr>
+        <w:t xml:space="preserve">Graphic EQ — 5 bands (100Hz–8kHz)</w:t>
+      </w:r>
+      <w:r>
+        <w:t xml:space="preserve"> </w:t>
+      </w:r>
+      <w:r>
+        <w:t xml:space="preserve">— finer-grained tone shaping</w:t>
+      </w:r>
+      <w:r>
+        <w:t xml:space="preserve"> </w:t>
+      </w:r>
+      <w:r>
+        <w:t xml:space="preserve">than the 3-band EQ above.</w:t>
+      </w:r>
+    </w:p>
+    <w:p>
+      <w:pPr>
+        <w:numPr>
+          <w:ilvl w:val="0"/>
+          <w:numId w:val="1032"/>
+        </w:numPr>
+        <w:pStyle w:val="Compact"/>
+      </w:pPr>
+      <w:r>
+        <w:rPr>
+          <w:bCs/>
+          <w:b/>
+        </w:rPr>
+        <w:t xml:space="preserve">Chorus/Phaser/Flanger/Tremolo — Rate/Depth/(Feedback)/Mix</w:t>
+      </w:r>
+      <w:r>
+        <w:t xml:space="preserve"> </w:t>
+      </w:r>
+      <w:r>
+        <w:t xml:space="preserve">—</w:t>
+      </w:r>
+      <w:r>
+        <w:t xml:space="preserve"> </w:t>
+      </w:r>
+      <w:r>
+        <w:t xml:space="preserve">classic modulation effects, each independently configurable.</w:t>
+      </w:r>
+    </w:p>
+    <w:p>
+      <w:pPr>
+        <w:numPr>
+          <w:ilvl w:val="0"/>
+          <w:numId w:val="1032"/>
+        </w:numPr>
+        <w:pStyle w:val="Compact"/>
+      </w:pPr>
+      <w:r>
+        <w:rPr>
+          <w:bCs/>
+          <w:b/>
+        </w:rPr>
+        <w:t xml:space="preserve">Output — Level, meter, device dropdown</w:t>
+      </w:r>
+      <w:r>
+        <w:t xml:space="preserve"> </w:t>
+      </w:r>
+      <w:r>
+        <w:t xml:space="preserve">— the rig’s final volume,</w:t>
+      </w:r>
+      <w:r>
+        <w:t xml:space="preserve"> </w:t>
+      </w:r>
+      <w:r>
+        <w:t xml:space="preserve">a live output level meter, and which physical output device to send</w:t>
+      </w:r>
+      <w:r>
+        <w:t xml:space="preserve"> </w:t>
+      </w:r>
+      <w:r>
+        <w:t xml:space="preserve">the signal to.</w:t>
+      </w:r>
+    </w:p>
+    <w:bookmarkEnd w:id="102"/>
+    <w:bookmarkStart w:id="103" w:name="ai-lab-screen"/>
+    <w:p>
+      <w:pPr>
+        <w:pStyle w:val="Heading3"/>
+      </w:pPr>
+      <w:r>
+        <w:t xml:space="preserve">AI Lab screen</w:t>
+      </w:r>
+    </w:p>
+    <w:p>
+      <w:pPr>
+        <w:pStyle w:val="FirstParagraph"/>
+      </w:pPr>
+      <w:r>
+        <w:t xml:space="preserve">Three tabs:</w:t>
+      </w:r>
+      <w:r>
+        <w:t xml:space="preserve"> </w:t>
+      </w:r>
+      <w:r>
+        <w:rPr>
+          <w:bCs/>
+          <w:b/>
+        </w:rPr>
+        <w:t xml:space="preserve">Scales</w:t>
+      </w:r>
+      <w:r>
+        <w:t xml:space="preserve">,</w:t>
+      </w:r>
+      <w:r>
+        <w:t xml:space="preserve"> </w:t>
+      </w:r>
+      <w:r>
+        <w:rPr>
+          <w:bCs/>
+          <w:b/>
+        </w:rPr>
+        <w:t xml:space="preserve">Rate My Take</w:t>
+      </w:r>
+      <w:r>
+        <w:t xml:space="preserve">, and</w:t>
+      </w:r>
+      <w:r>
+        <w:t xml:space="preserve"> </w:t>
+      </w:r>
+      <w:r>
+        <w:rPr>
+          <w:bCs/>
+          <w:b/>
+        </w:rPr>
+        <w:t xml:space="preserve">AI Assistant</w:t>
+      </w:r>
+      <w:r>
+        <w:t xml:space="preserve"> </w:t>
+      </w:r>
+      <w:r>
+        <w:t xml:space="preserve">(which</w:t>
+      </w:r>
+      <w:r>
+        <w:t xml:space="preserve"> </w:t>
+      </w:r>
+      <w:r>
+        <w:t xml:space="preserve">itself has six internal modes, including Song Structure — see below).</w:t>
+      </w:r>
+    </w:p>
+    <w:p>
+      <w:pPr>
+        <w:pStyle w:val="BodyText"/>
+      </w:pPr>
+      <w:r>
+        <w:rPr>
+          <w:bCs/>
+          <w:b/>
+        </w:rPr>
+        <w:t xml:space="preserve">Scales tab:</w:t>
+      </w:r>
+    </w:p>
+    <w:p>
+      <w:pPr>
+        <w:numPr>
+          <w:ilvl w:val="0"/>
+          <w:numId w:val="1033"/>
+        </w:numPr>
+        <w:pStyle w:val="Compact"/>
+      </w:pPr>
+      <w:r>
+        <w:rPr>
+          <w:bCs/>
+          <w:b/>
+        </w:rPr>
+        <w:t xml:space="preserve">Chord ribbon</w:t>
+      </w:r>
+      <w:r>
+        <w:t xml:space="preserve"> </w:t>
+      </w:r>
+      <w:r>
+        <w:t xml:space="preserve">— click any chord chip to jump the scale suggestion</w:t>
+      </w:r>
+      <w:r>
+        <w:t xml:space="preserve"> </w:t>
+      </w:r>
+      <w:r>
+        <w:t xml:space="preserve">to that chord (pins it and turns off Follow song).</w:t>
+      </w:r>
+    </w:p>
+    <w:p>
+      <w:pPr>
+        <w:numPr>
+          <w:ilvl w:val="0"/>
+          <w:numId w:val="1033"/>
+        </w:numPr>
+        <w:pStyle w:val="Compact"/>
+      </w:pPr>
+      <w:r>
+        <w:rPr>
+          <w:bCs/>
+          <w:b/>
+        </w:rPr>
+        <w:t xml:space="preserve">Per chord / Whole song</w:t>
+      </w:r>
+      <w:r>
+        <w:t xml:space="preserve"> </w:t>
+      </w:r>
+      <w:r>
+        <w:t xml:space="preserve">— shows scale suggestions for just the</w:t>
+      </w:r>
+      <w:r>
+        <w:t xml:space="preserve"> </w:t>
+      </w:r>
+      <w:r>
+        <w:t xml:space="preserve">current chord, or one scale for the song’s overall key.</w:t>
+      </w:r>
+    </w:p>
+    <w:p>
+      <w:pPr>
+        <w:numPr>
+          <w:ilvl w:val="0"/>
+          <w:numId w:val="1033"/>
+        </w:numPr>
+        <w:pStyle w:val="Compact"/>
+      </w:pPr>
+      <w:r>
+        <w:rPr>
+          <w:bCs/>
+          <w:b/>
+        </w:rPr>
+        <w:t xml:space="preserve">Follow song</w:t>
+      </w:r>
+      <w:r>
+        <w:t xml:space="preserve"> </w:t>
+      </w:r>
+      <w:r>
+        <w:t xml:space="preserve">— re-enables auto-tracking the playhead’s current</w:t>
+      </w:r>
+      <w:r>
+        <w:t xml:space="preserve"> </w:t>
+      </w:r>
+      <w:r>
+        <w:t xml:space="preserve">chord as the song plays (turned off automatically when you click a</w:t>
+      </w:r>
+      <w:r>
+        <w:t xml:space="preserve"> </w:t>
+      </w:r>
+      <w:r>
+        <w:t xml:space="preserve">chord chip).</w:t>
+      </w:r>
+    </w:p>
+    <w:p>
+      <w:pPr>
+        <w:pStyle w:val="FirstParagraph"/>
+      </w:pPr>
+      <w:r>
+        <w:rPr>
+          <w:bCs/>
+          <w:b/>
+        </w:rPr>
+        <w:t xml:space="preserve">Rate My Take tab:</w:t>
+      </w:r>
+    </w:p>
+    <w:p>
+      <w:pPr>
+        <w:numPr>
+          <w:ilvl w:val="0"/>
+          <w:numId w:val="1034"/>
+        </w:numPr>
+        <w:pStyle w:val="Compact"/>
+      </w:pPr>
+      <w:r>
+        <w:rPr>
+          <w:bCs/>
+          <w:b/>
+        </w:rPr>
+        <w:t xml:space="preserve">Track Play Bar</w:t>
+      </w:r>
+      <w:r>
+        <w:t xml:space="preserve"> </w:t>
+      </w:r>
+      <w:r>
+        <w:t xml:space="preserve">(the shared bar described above) — controls the</w:t>
+      </w:r>
+      <w:r>
+        <w:t xml:space="preserve"> </w:t>
+      </w:r>
+      <w:r>
+        <w:t xml:space="preserve">backing track directly from this tab, same play/stop/loop/count-in/</w:t>
+      </w:r>
+      <w:r>
+        <w:t xml:space="preserve"> </w:t>
+      </w:r>
+      <w:r>
+        <w:t xml:space="preserve">BPM/Speed/Tune/Volume set as every other screen’s copy.</w:t>
+      </w:r>
+    </w:p>
+    <w:p>
+      <w:pPr>
+        <w:numPr>
+          <w:ilvl w:val="0"/>
+          <w:numId w:val="1034"/>
+        </w:numPr>
+        <w:pStyle w:val="Compact"/>
+      </w:pPr>
+      <w:r>
+        <w:rPr>
+          <w:bCs/>
+          <w:b/>
+        </w:rPr>
+        <w:t xml:space="preserve">↓ Use current position as Offset</w:t>
+      </w:r>
+      <w:r>
+        <w:t xml:space="preserve"> </w:t>
+      </w:r>
+      <w:r>
+        <w:t xml:space="preserve">— copies the current playhead</w:t>
+      </w:r>
+      <w:r>
+        <w:t xml:space="preserve"> </w:t>
+      </w:r>
+      <w:r>
+        <w:t xml:space="preserve">time into the Offset field below.</w:t>
+      </w:r>
+    </w:p>
+    <w:p>
+      <w:pPr>
+        <w:numPr>
+          <w:ilvl w:val="0"/>
+          <w:numId w:val="1034"/>
+        </w:numPr>
+        <w:pStyle w:val="Compact"/>
+      </w:pPr>
+      <w:r>
+        <w:rPr>
+          <w:bCs/>
+          <w:b/>
+        </w:rPr>
+        <w:t xml:space="preserve">Dry takes list</w:t>
+      </w:r>
+      <w:r>
+        <w:t xml:space="preserve"> </w:t>
+      </w:r>
+      <w:r>
+        <w:t xml:space="preserve">— every</w:t>
+      </w:r>
+      <w:r>
+        <w:t xml:space="preserve"> </w:t>
+      </w:r>
+      <w:r>
+        <w:t xml:space="preserve">“</w:t>
+      </w:r>
+      <w:r>
+        <w:t xml:space="preserve">dry</w:t>
+      </w:r>
+      <w:r>
+        <w:t xml:space="preserve">”</w:t>
+      </w:r>
+      <w:r>
+        <w:t xml:space="preserve"> </w:t>
+      </w:r>
+      <w:r>
+        <w:t xml:space="preserve">(guitar-only, no backing track) take</w:t>
+      </w:r>
+      <w:r>
+        <w:t xml:space="preserve"> </w:t>
+      </w:r>
+      <w:r>
+        <w:t xml:space="preserve">for this song, with its last score if any; play/rename/delete work</w:t>
+      </w:r>
+      <w:r>
+        <w:t xml:space="preserve"> </w:t>
+      </w:r>
+      <w:r>
+        <w:t xml:space="preserve">here too.</w:t>
+      </w:r>
+    </w:p>
+    <w:p>
+      <w:pPr>
+        <w:numPr>
+          <w:ilvl w:val="0"/>
+          <w:numId w:val="1034"/>
+        </w:numPr>
+        <w:pStyle w:val="Compact"/>
+      </w:pPr>
+      <w:r>
+        <w:rPr>
+          <w:bCs/>
+          <w:b/>
+        </w:rPr>
+        <w:t xml:space="preserve">● Record dry take / ■ Stop</w:t>
+      </w:r>
+      <w:r>
+        <w:t xml:space="preserve"> </w:t>
+      </w:r>
+      <w:r>
+        <w:t xml:space="preserve">— records a take of just your guitar</w:t>
+      </w:r>
+      <w:r>
+        <w:t xml:space="preserve"> </w:t>
+      </w:r>
+      <w:r>
+        <w:t xml:space="preserve">rig’s output (no backing track baked in), specifically so it can be</w:t>
+      </w:r>
+      <w:r>
+        <w:t xml:space="preserve"> </w:t>
+      </w:r>
+      <w:r>
+        <w:t xml:space="preserve">scored accurately.</w:t>
+      </w:r>
+    </w:p>
+    <w:p>
+      <w:pPr>
+        <w:numPr>
+          <w:ilvl w:val="0"/>
+          <w:numId w:val="1034"/>
+        </w:numPr>
+        <w:pStyle w:val="Compact"/>
+      </w:pPr>
+      <w:r>
+        <w:rPr>
+          <w:bCs/>
+          <w:b/>
+        </w:rPr>
+        <w:t xml:space="preserve">Go to Play Along →</w:t>
+      </w:r>
+      <w:r>
+        <w:t xml:space="preserve"> </w:t>
+      </w:r>
+      <w:r>
+        <w:t xml:space="preserve">— jumps to Play Along’s Record tab, for a</w:t>
+      </w:r>
+      <w:r>
+        <w:t xml:space="preserve"> </w:t>
+      </w:r>
+      <w:r>
+        <w:t xml:space="preserve">normal watchable performance instead of a scoring-only dry take.</w:t>
+      </w:r>
+    </w:p>
+    <w:p>
+      <w:pPr>
+        <w:numPr>
+          <w:ilvl w:val="0"/>
+          <w:numId w:val="1034"/>
+        </w:numPr>
+        <w:pStyle w:val="Compact"/>
+      </w:pPr>
+      <w:r>
+        <w:rPr>
+          <w:bCs/>
+          <w:b/>
+        </w:rPr>
+        <w:t xml:space="preserve">Take dropdown</w:t>
+      </w:r>
+      <w:r>
+        <w:t xml:space="preserve"> </w:t>
+      </w:r>
+      <w:r>
+        <w:t xml:space="preserve">— picks which recorded dry take to score.</w:t>
+      </w:r>
+    </w:p>
+    <w:p>
+      <w:pPr>
+        <w:numPr>
+          <w:ilvl w:val="0"/>
+          <w:numId w:val="1034"/>
+        </w:numPr>
+        <w:pStyle w:val="Compact"/>
+      </w:pPr>
+      <w:r>
+        <w:rPr>
+          <w:bCs/>
+          <w:b/>
+        </w:rPr>
+        <w:t xml:space="preserve">Offset (seconds)</w:t>
+      </w:r>
+      <w:r>
+        <w:t xml:space="preserve"> </w:t>
+      </w:r>
+      <w:r>
+        <w:t xml:space="preserve">— where in the song this take actually starts,</w:t>
+      </w:r>
+      <w:r>
+        <w:t xml:space="preserve"> </w:t>
+      </w:r>
+      <w:r>
+        <w:t xml:space="preserve">needed to align it against the reference for scoring.</w:t>
+      </w:r>
+    </w:p>
+    <w:p>
+      <w:pPr>
+        <w:numPr>
+          <w:ilvl w:val="0"/>
+          <w:numId w:val="1034"/>
+        </w:numPr>
+        <w:pStyle w:val="Compact"/>
+      </w:pPr>
+      <w:r>
+        <w:rPr>
+          <w:bCs/>
+          <w:b/>
+        </w:rPr>
+        <w:t xml:space="preserve">Offset search (+/- seconds)</w:t>
+      </w:r>
+      <w:r>
+        <w:t xml:space="preserve"> </w:t>
+      </w:r>
+      <w:r>
+        <w:t xml:space="preserve">— lets the scorer auto-fine-tune that</w:t>
+      </w:r>
+      <w:r>
+        <w:t xml:space="preserve"> </w:t>
+      </w:r>
+      <w:r>
+        <w:t xml:space="preserve">offset within a window, instead of trusting your exact number.</w:t>
+      </w:r>
+    </w:p>
+    <w:p>
+      <w:pPr>
+        <w:numPr>
+          <w:ilvl w:val="0"/>
+          <w:numId w:val="1034"/>
+        </w:numPr>
+        <w:pStyle w:val="Compact"/>
+      </w:pPr>
+      <w:r>
+        <w:rPr>
+          <w:bCs/>
+          <w:b/>
+        </w:rPr>
+        <w:t xml:space="preserve">Score this take</w:t>
+      </w:r>
+      <w:r>
+        <w:t xml:space="preserve"> </w:t>
+      </w:r>
+      <w:r>
+        <w:t xml:space="preserve">— compares the take against the original guitar</w:t>
+      </w:r>
+      <w:r>
+        <w:t xml:space="preserve"> </w:t>
+      </w:r>
+      <w:r>
+        <w:t xml:space="preserve">stem’s timing and pitch, producing a score and a heatmap.</w:t>
+      </w:r>
+    </w:p>
+    <w:p>
+      <w:pPr>
+        <w:pStyle w:val="FirstParagraph"/>
+      </w:pPr>
+      <w:r>
+        <w:rPr>
+          <w:bCs/>
+          <w:b/>
+        </w:rPr>
+        <w:t xml:space="preserve">AI Assistant tab</w:t>
+      </w:r>
+      <w:r>
+        <w:t xml:space="preserve"> </w:t>
+      </w:r>
+      <w:r>
+        <w:t xml:space="preserve">(the only feature that makes network calls):</w:t>
+      </w:r>
+    </w:p>
+    <w:p>
+      <w:pPr>
+        <w:numPr>
+          <w:ilvl w:val="0"/>
+          <w:numId w:val="1035"/>
+        </w:numPr>
+        <w:pStyle w:val="Compact"/>
+      </w:pPr>
+      <w:r>
+        <w:rPr>
+          <w:bCs/>
+          <w:b/>
+        </w:rPr>
+        <w:t xml:space="preserve">Provider dropdown</w:t>
+      </w:r>
+      <w:r>
+        <w:t xml:space="preserve"> </w:t>
+      </w:r>
+      <w:r>
+        <w:t xml:space="preserve">— picks the LLM service (Claude/Google</w:t>
+      </w:r>
+      <w:r>
+        <w:t xml:space="preserve"> </w:t>
+      </w:r>
+      <w:r>
+        <w:t xml:space="preserve">Gemini/Groq) used for every mode below.</w:t>
+      </w:r>
+    </w:p>
+    <w:p>
+      <w:pPr>
+        <w:numPr>
+          <w:ilvl w:val="0"/>
+          <w:numId w:val="1035"/>
+        </w:numPr>
+        <w:pStyle w:val="Compact"/>
+      </w:pPr>
+      <w:r>
+        <w:rPr>
+          <w:bCs/>
+          <w:b/>
+        </w:rPr>
+        <w:t xml:space="preserve">API key field + Save key</w:t>
+      </w:r>
+      <w:r>
+        <w:t xml:space="preserve"> </w:t>
+      </w:r>
+      <w:r>
+        <w:t xml:space="preserve">— stores that provider’s API key</w:t>
+      </w:r>
+      <w:r>
+        <w:t xml:space="preserve"> </w:t>
+      </w:r>
+      <w:r>
+        <w:t xml:space="preserve">locally, used only to call that provider directly.</w:t>
+      </w:r>
+    </w:p>
+    <w:p>
+      <w:pPr>
+        <w:numPr>
+          <w:ilvl w:val="0"/>
+          <w:numId w:val="1035"/>
+        </w:numPr>
+        <w:pStyle w:val="Compact"/>
+      </w:pPr>
+      <w:r>
+        <w:rPr>
+          <w:bCs/>
+          <w:b/>
+        </w:rPr>
+        <w:t xml:space="preserve">Artist / Title fields + Save</w:t>
+      </w:r>
+      <w:r>
+        <w:t xml:space="preserve"> </w:t>
+      </w:r>
+      <w:r>
+        <w:t xml:space="preserve">— the song’s artist/title, needed</w:t>
+      </w:r>
+      <w:r>
+        <w:t xml:space="preserve"> </w:t>
+      </w:r>
+      <w:r>
+        <w:t xml:space="preserve">for This Track/This Artist/Song Structure/Ask AI’s context;</w:t>
+      </w:r>
+      <w:r>
+        <w:t xml:space="preserve"> </w:t>
+      </w:r>
+      <w:r>
+        <w:t xml:space="preserve">auto-guessed from a filename following an</w:t>
+      </w:r>
+      <w:r>
+        <w:t xml:space="preserve"> </w:t>
+      </w:r>
+      <w:r>
+        <w:t xml:space="preserve">“</w:t>
+      </w:r>
+      <w:r>
+        <w:t xml:space="preserve">Artist - Title</w:t>
+      </w:r>
+      <w:r>
+        <w:t xml:space="preserve">”</w:t>
+      </w:r>
+      <w:r>
+        <w:t xml:space="preserve"> </w:t>
+      </w:r>
+      <w:r>
+        <w:t xml:space="preserve">convention,</w:t>
+      </w:r>
+      <w:r>
+        <w:t xml:space="preserve"> </w:t>
+      </w:r>
+      <w:r>
+        <w:t xml:space="preserve">editable otherwise.</w:t>
+      </w:r>
+    </w:p>
+    <w:p>
+      <w:pPr>
+        <w:numPr>
+          <w:ilvl w:val="0"/>
+          <w:numId w:val="1035"/>
+        </w:numPr>
+        <w:pStyle w:val="Compact"/>
+      </w:pPr>
+      <w:r>
+        <w:rPr>
+          <w:bCs/>
+          <w:b/>
+        </w:rPr>
+        <w:t xml:space="preserve">Practice Tips / Lick Ideas / This Track / Song Structure / This</w:t>
+      </w:r>
+      <w:r>
+        <w:rPr>
+          <w:bCs/>
+          <w:b/>
+        </w:rPr>
+        <w:t xml:space="preserve"> </w:t>
+      </w:r>
+      <w:r>
+        <w:rPr>
+          <w:bCs/>
+          <w:b/>
+        </w:rPr>
+        <w:t xml:space="preserve">Artist / Ask AI</w:t>
+      </w:r>
+      <w:r>
+        <w:t xml:space="preserve"> </w:t>
+      </w:r>
+      <w:r>
+        <w:t xml:space="preserve">— switches between the six assistant modes below.</w:t>
+      </w:r>
+    </w:p>
+    <w:p>
+      <w:pPr>
+        <w:numPr>
+          <w:ilvl w:val="0"/>
+          <w:numId w:val="1035"/>
+        </w:numPr>
+        <w:pStyle w:val="Compact"/>
+      </w:pPr>
+      <w:r>
+        <w:rPr>
+          <w:bCs/>
+          <w:b/>
+        </w:rPr>
+        <w:t xml:space="preserve">Style/genre field + Get phrasing ideas</w:t>
+      </w:r>
+      <w:r>
+        <w:t xml:space="preserve"> </w:t>
+      </w:r>
+      <w:r>
+        <w:t xml:space="preserve">(Lick Ideas) — asks for</w:t>
+      </w:r>
+      <w:r>
+        <w:t xml:space="preserve"> </w:t>
+      </w:r>
+      <w:r>
+        <w:t xml:space="preserve">concrete lead-guitar phrasing ideas grounded in this song’s detected</w:t>
+      </w:r>
+      <w:r>
+        <w:t xml:space="preserve"> </w:t>
+      </w:r>
+      <w:r>
+        <w:t xml:space="preserve">key/tempo/chords.</w:t>
+      </w:r>
+    </w:p>
+    <w:p>
+      <w:pPr>
+        <w:numPr>
+          <w:ilvl w:val="0"/>
+          <w:numId w:val="1035"/>
+        </w:numPr>
+        <w:pStyle w:val="Compact"/>
+      </w:pPr>
+      <w:r>
+        <w:rPr>
+          <w:bCs/>
+          <w:b/>
+        </w:rPr>
+        <w:t xml:space="preserve">Example question chips</w:t>
+      </w:r>
+      <w:r>
+        <w:t xml:space="preserve"> </w:t>
+      </w:r>
+      <w:r>
+        <w:t xml:space="preserve">(Ask AI) — one-click fills in a sample</w:t>
+      </w:r>
+      <w:r>
+        <w:t xml:space="preserve"> </w:t>
+      </w:r>
+      <w:r>
+        <w:t xml:space="preserve">question to try.</w:t>
+      </w:r>
+    </w:p>
+    <w:p>
+      <w:pPr>
+        <w:numPr>
+          <w:ilvl w:val="0"/>
+          <w:numId w:val="1035"/>
+        </w:numPr>
+        <w:pStyle w:val="Compact"/>
+      </w:pPr>
+      <w:r>
+        <w:rPr>
+          <w:bCs/>
+          <w:b/>
+        </w:rPr>
+        <w:t xml:space="preserve">Question field + Ask</w:t>
+      </w:r>
+      <w:r>
+        <w:t xml:space="preserve"> </w:t>
+      </w:r>
+      <w:r>
+        <w:t xml:space="preserve">(Ask AI) — asks a single free-form question</w:t>
+      </w:r>
+      <w:r>
+        <w:t xml:space="preserve"> </w:t>
+      </w:r>
+      <w:r>
+        <w:t xml:space="preserve">about this song’s theory, this track, or this artist; also submits on</w:t>
+      </w:r>
+      <w:r>
+        <w:t xml:space="preserve"> </w:t>
+      </w:r>
+      <w:r>
+        <w:t xml:space="preserve">Enter. Off-topic questions are politely declined.</w:t>
+      </w:r>
+    </w:p>
+    <w:p>
+      <w:pPr>
+        <w:numPr>
+          <w:ilvl w:val="0"/>
+          <w:numId w:val="1035"/>
+        </w:numPr>
+        <w:pStyle w:val="Compact"/>
+      </w:pPr>
+      <w:r>
+        <w:rPr>
+          <w:bCs/>
+          <w:b/>
+        </w:rPr>
+        <w:t xml:space="preserve">Get track info</w:t>
+      </w:r>
+      <w:r>
+        <w:t xml:space="preserve"> </w:t>
+      </w:r>
+      <w:r>
+        <w:t xml:space="preserve">(This Track) — background on this specific song —</w:t>
+      </w:r>
+      <w:r>
+        <w:t xml:space="preserve"> </w:t>
+      </w:r>
+      <w:r>
+        <w:t xml:space="preserve">release info, writing process, notable performances.</w:t>
+      </w:r>
+    </w:p>
+    <w:p>
+      <w:pPr>
+        <w:numPr>
+          <w:ilvl w:val="0"/>
+          <w:numId w:val="1035"/>
+        </w:numPr>
+        <w:pStyle w:val="Compact"/>
+      </w:pPr>
+      <w:r>
+        <w:rPr>
+          <w:bCs/>
+          <w:b/>
+        </w:rPr>
+        <w:t xml:space="preserve">See Song Structure for the part-by-part playing map →</w:t>
+      </w:r>
+      <w:r>
+        <w:t xml:space="preserve"> </w:t>
+      </w:r>
+      <w:r>
+        <w:t xml:space="preserve">— jumps to</w:t>
+      </w:r>
+      <w:r>
+        <w:t xml:space="preserve"> </w:t>
+      </w:r>
+      <w:r>
+        <w:t xml:space="preserve">the Song Structure mode.</w:t>
+      </w:r>
+    </w:p>
+    <w:p>
+      <w:pPr>
+        <w:numPr>
+          <w:ilvl w:val="0"/>
+          <w:numId w:val="1035"/>
+        </w:numPr>
+        <w:pStyle w:val="Compact"/>
+      </w:pPr>
+      <w:r>
+        <w:rPr>
+          <w:bCs/>
+          <w:b/>
+        </w:rPr>
+        <w:t xml:space="preserve">✨ Name the parts with AI</w:t>
+      </w:r>
+      <w:r>
+        <w:t xml:space="preserve"> </w:t>
+      </w:r>
+      <w:r>
+        <w:t xml:space="preserve">(Song Structure) — labels the song’s</w:t>
+      </w:r>
+      <w:r>
+        <w:t xml:space="preserve"> </w:t>
+      </w:r>
+      <w:r>
+        <w:t xml:space="preserve">already-detected sections (intro/verse/chorus/etc.) with real part</w:t>
+      </w:r>
+      <w:r>
+        <w:t xml:space="preserve"> </w:t>
+      </w:r>
+      <w:r>
+        <w:t xml:space="preserve">names, role, technique, and difficulty.</w:t>
+      </w:r>
+    </w:p>
+    <w:p>
+      <w:pPr>
+        <w:numPr>
+          <w:ilvl w:val="0"/>
+          <w:numId w:val="1035"/>
+        </w:numPr>
+        <w:pStyle w:val="Compact"/>
+      </w:pPr>
+      <w:r>
+        <w:rPr>
+          <w:bCs/>
+          <w:b/>
+        </w:rPr>
+        <w:t xml:space="preserve">Song Structure part list</w:t>
+      </w:r>
+      <w:r>
+        <w:t xml:space="preserve"> </w:t>
+      </w:r>
+      <w:r>
+        <w:t xml:space="preserve">— click a part to jump the playhead</w:t>
+      </w:r>
+      <w:r>
+        <w:t xml:space="preserve"> </w:t>
+      </w:r>
+      <w:r>
+        <w:t xml:space="preserve">there, or loop it to drill it; follows playback automatically.</w:t>
+      </w:r>
+    </w:p>
+    <w:p>
+      <w:pPr>
+        <w:numPr>
+          <w:ilvl w:val="0"/>
+          <w:numId w:val="1035"/>
+        </w:numPr>
+        <w:pStyle w:val="Compact"/>
+      </w:pPr>
+      <w:r>
+        <w:rPr>
+          <w:bCs/>
+          <w:b/>
+        </w:rPr>
+        <w:t xml:space="preserve">Want the story behind this song? → This Track</w:t>
+      </w:r>
+      <w:r>
+        <w:t xml:space="preserve"> </w:t>
+      </w:r>
+      <w:r>
+        <w:t xml:space="preserve">— jumps back to</w:t>
+      </w:r>
+      <w:r>
+        <w:t xml:space="preserve"> </w:t>
+      </w:r>
+      <w:r>
+        <w:t xml:space="preserve">This Track mode.</w:t>
+      </w:r>
+    </w:p>
+    <w:p>
+      <w:pPr>
+        <w:numPr>
+          <w:ilvl w:val="0"/>
+          <w:numId w:val="1035"/>
+        </w:numPr>
+        <w:pStyle w:val="Compact"/>
+      </w:pPr>
+      <w:r>
+        <w:rPr>
+          <w:bCs/>
+          <w:b/>
+        </w:rPr>
+        <w:t xml:space="preserve">Get artist info</w:t>
+      </w:r>
+      <w:r>
+        <w:t xml:space="preserve"> </w:t>
+      </w:r>
+      <w:r>
+        <w:t xml:space="preserve">(This Artist) — background on the song’s</w:t>
+      </w:r>
+      <w:r>
+        <w:t xml:space="preserve"> </w:t>
+      </w:r>
+      <w:r>
+        <w:t xml:space="preserve">guitarist — gear, style, signature licks, and hints toward a matching</w:t>
+      </w:r>
+      <w:r>
+        <w:t xml:space="preserve"> </w:t>
+      </w:r>
+      <w:r>
+        <w:t xml:space="preserve">NAM capture.</w:t>
+      </w:r>
+    </w:p>
+    <w:p>
+      <w:pPr>
+        <w:numPr>
+          <w:ilvl w:val="0"/>
+          <w:numId w:val="1035"/>
+        </w:numPr>
+        <w:pStyle w:val="Compact"/>
+      </w:pPr>
+      <w:r>
+        <w:rPr>
+          <w:bCs/>
+          <w:b/>
+        </w:rPr>
+        <w:t xml:space="preserve">Take dropdown + Offset/Offset search</w:t>
+      </w:r>
+      <w:r>
+        <w:t xml:space="preserve"> </w:t>
+      </w:r>
+      <w:r>
+        <w:t xml:space="preserve">(Practice Tips) — same as</w:t>
+      </w:r>
+      <w:r>
+        <w:t xml:space="preserve"> </w:t>
+      </w:r>
+      <w:r>
+        <w:t xml:space="preserve">Rate My Take’s, but feeding a specific scored take into the tips</w:t>
+      </w:r>
+      <w:r>
+        <w:t xml:space="preserve"> </w:t>
+      </w:r>
+      <w:r>
+        <w:t xml:space="preserve">request.</w:t>
+      </w:r>
+    </w:p>
+    <w:p>
+      <w:pPr>
+        <w:numPr>
+          <w:ilvl w:val="0"/>
+          <w:numId w:val="1035"/>
+        </w:numPr>
+        <w:pStyle w:val="Compact"/>
+      </w:pPr>
+      <w:r>
+        <w:rPr>
+          <w:bCs/>
+          <w:b/>
+        </w:rPr>
+        <w:t xml:space="preserve">Get practice tips</w:t>
+      </w:r>
+      <w:r>
+        <w:t xml:space="preserve"> </w:t>
+      </w:r>
+      <w:r>
+        <w:t xml:space="preserve">— asks for exercises targeted at that take’s</w:t>
+      </w:r>
+      <w:r>
+        <w:t xml:space="preserve"> </w:t>
+      </w:r>
+      <w:r>
+        <w:t xml:space="preserve">actual weakest moments, not generic advice.</w:t>
+      </w:r>
+    </w:p>
+    <w:bookmarkEnd w:id="103"/>
+    <w:bookmarkStart w:id="104" w:name="tab-view-screen"/>
+    <w:p>
+      <w:pPr>
+        <w:pStyle w:val="Heading3"/>
+      </w:pPr>
+      <w:r>
+        <w:t xml:space="preserve">Tab View screen</w:t>
+      </w:r>
+    </w:p>
+    <w:p>
+      <w:pPr>
+        <w:numPr>
+          <w:ilvl w:val="0"/>
+          <w:numId w:val="1036"/>
+        </w:numPr>
+        <w:pStyle w:val="Compact"/>
+      </w:pPr>
+      <w:r>
+        <w:rPr>
+          <w:bCs/>
+          <w:b/>
+        </w:rPr>
+        <w:t xml:space="preserve">Drop a Guitar Pro file here / click to import</w:t>
+      </w:r>
+      <w:r>
+        <w:t xml:space="preserve"> </w:t>
+      </w:r>
+      <w:r>
+        <w:t xml:space="preserve">— imports a</w:t>
+      </w:r>
+      <w:r>
+        <w:t xml:space="preserve"> </w:t>
+      </w:r>
+      <w:r>
+        <w:t xml:space="preserve">.gp3/.gp4/.gp5/.gpx file, replacing the sidebar’s song Library with</w:t>
+      </w:r>
+      <w:r>
+        <w:t xml:space="preserve"> </w:t>
+      </w:r>
+      <w:r>
+        <w:t xml:space="preserve">this screen’s own tab library while open.</w:t>
+      </w:r>
+    </w:p>
+    <w:p>
+      <w:pPr>
+        <w:numPr>
+          <w:ilvl w:val="0"/>
+          <w:numId w:val="1036"/>
+        </w:numPr>
+        <w:pStyle w:val="Compact"/>
+      </w:pPr>
+      <w:r>
+        <w:rPr>
+          <w:bCs/>
+          <w:b/>
+        </w:rPr>
+        <w:t xml:space="preserve">Tab library list</w:t>
+      </w:r>
+      <w:r>
+        <w:t xml:space="preserve"> </w:t>
+      </w:r>
+      <w:r>
+        <w:t xml:space="preserve">— every imported tab; click a row to load it,</w:t>
+      </w:r>
+      <w:r>
+        <w:t xml:space="preserve"> </w:t>
+      </w:r>
+      <w:r>
+        <w:t xml:space="preserve">same rename/delete/add-to-playlist controls as the song Library.</w:t>
+      </w:r>
+    </w:p>
+    <w:p>
+      <w:pPr>
+        <w:numPr>
+          <w:ilvl w:val="0"/>
+          <w:numId w:val="1036"/>
+        </w:numPr>
+        <w:pStyle w:val="Compact"/>
+      </w:pPr>
+      <w:r>
+        <w:rPr>
+          <w:bCs/>
+          <w:b/>
+        </w:rPr>
+        <w:t xml:space="preserve">Track Play Bar</w:t>
+      </w:r>
+      <w:r>
+        <w:t xml:space="preserve"> </w:t>
+      </w:r>
+      <w:r>
+        <w:t xml:space="preserve">(the shared bar described above) — the backing</w:t>
+      </w:r>
+      <w:r>
+        <w:t xml:space="preserve"> </w:t>
+      </w:r>
+      <w:r>
+        <w:t xml:space="preserve">track’s own playback, independent of the tab below it.</w:t>
+      </w:r>
+    </w:p>
+    <w:p>
+      <w:pPr>
+        <w:numPr>
+          <w:ilvl w:val="0"/>
+          <w:numId w:val="1036"/>
+        </w:numPr>
+        <w:pStyle w:val="Compact"/>
+      </w:pPr>
+      <w:r>
+        <w:rPr>
+          <w:bCs/>
+          <w:b/>
+        </w:rPr>
+        <w:t xml:space="preserve">▶ Play / ■ Stop</w:t>
+      </w:r>
+      <w:r>
+        <w:t xml:space="preserve"> </w:t>
+      </w:r>
+      <w:r>
+        <w:t xml:space="preserve">(Tab Play Bar) — plays/stops alphaTab’s own synth</w:t>
+      </w:r>
+      <w:r>
+        <w:t xml:space="preserve"> </w:t>
+      </w:r>
+      <w:r>
+        <w:t xml:space="preserve">rendition of the loaded tab (a bundled soundfont, not your Tone Lab</w:t>
+      </w:r>
+      <w:r>
+        <w:t xml:space="preserve"> </w:t>
+      </w:r>
+      <w:r>
+        <w:t xml:space="preserve">rig).</w:t>
+      </w:r>
+    </w:p>
+    <w:p>
+      <w:pPr>
+        <w:numPr>
+          <w:ilvl w:val="0"/>
+          <w:numId w:val="1036"/>
+        </w:numPr>
+        <w:pStyle w:val="Compact"/>
+      </w:pPr>
+      <w:r>
+        <w:rPr>
+          <w:bCs/>
+          <w:b/>
+        </w:rPr>
+        <w:t xml:space="preserve">Loop</w:t>
+      </w:r>
+      <w:r>
+        <w:t xml:space="preserve"> </w:t>
+      </w:r>
+      <w:r>
+        <w:t xml:space="preserve">(Tab Play Bar) — repeats the whole tab, or just the</w:t>
+      </w:r>
+      <w:r>
+        <w:t xml:space="preserve"> </w:t>
+      </w:r>
+      <w:r>
+        <w:t xml:space="preserve">drag-selected range if one is set (see below).</w:t>
+      </w:r>
+    </w:p>
+    <w:p>
+      <w:pPr>
+        <w:numPr>
+          <w:ilvl w:val="0"/>
+          <w:numId w:val="1036"/>
+        </w:numPr>
+        <w:pStyle w:val="Compact"/>
+      </w:pPr>
+      <w:r>
+        <w:rPr>
+          <w:bCs/>
+          <w:b/>
+        </w:rPr>
+        <w:t xml:space="preserve">Speed slider</w:t>
+      </w:r>
+      <w:r>
+        <w:t xml:space="preserve"> </w:t>
+      </w:r>
+      <w:r>
+        <w:t xml:space="preserve">(Tab Play Bar) — plays the tab’s own notation</w:t>
+      </w:r>
+      <w:r>
+        <w:t xml:space="preserve"> </w:t>
+      </w:r>
+      <w:r>
+        <w:t xml:space="preserve">faster/slower (50%-150%) without affecting the Track Play Bar.</w:t>
+      </w:r>
+    </w:p>
+    <w:p>
+      <w:pPr>
+        <w:numPr>
+          <w:ilvl w:val="0"/>
+          <w:numId w:val="1036"/>
+        </w:numPr>
+        <w:pStyle w:val="Compact"/>
+      </w:pPr>
+      <w:r>
+        <w:rPr>
+          <w:bCs/>
+          <w:b/>
+        </w:rPr>
+        <w:t xml:space="preserve">Zoom −/+</w:t>
+      </w:r>
+      <w:r>
+        <w:t xml:space="preserve"> </w:t>
+      </w:r>
+      <w:r>
+        <w:t xml:space="preserve">— re-lays the notation out at a smaller/larger scale</w:t>
+      </w:r>
+      <w:r>
+        <w:t xml:space="preserve"> </w:t>
+      </w:r>
+      <w:r>
+        <w:t xml:space="preserve">(50%-200%).</w:t>
+      </w:r>
+    </w:p>
+    <w:p>
+      <w:pPr>
+        <w:numPr>
+          <w:ilvl w:val="0"/>
+          <w:numId w:val="1036"/>
+        </w:numPr>
+        <w:pStyle w:val="Compact"/>
+      </w:pPr>
+      <w:r>
+        <w:rPr>
+          <w:bCs/>
+          <w:b/>
+        </w:rPr>
+        <w:t xml:space="preserve">Drag across the notation</w:t>
+      </w:r>
+      <w:r>
+        <w:t xml:space="preserve"> </w:t>
+      </w:r>
+      <w:r>
+        <w:t xml:space="preserve">— selects a range of bars, highlighted</w:t>
+      </w:r>
+      <w:r>
+        <w:t xml:space="preserve"> </w:t>
+      </w:r>
+      <w:r>
+        <w:t xml:space="preserve">in blue; with Loop on, playback repeats only that range.</w:t>
+      </w:r>
+    </w:p>
+    <w:p>
+      <w:pPr>
+        <w:numPr>
+          <w:ilvl w:val="0"/>
+          <w:numId w:val="1036"/>
+        </w:numPr>
+        <w:pStyle w:val="Compact"/>
+      </w:pPr>
+      <w:r>
+        <w:rPr>
+          <w:bCs/>
+          <w:b/>
+        </w:rPr>
+        <w:t xml:space="preserve">Clear selection</w:t>
+      </w:r>
+      <w:r>
+        <w:t xml:space="preserve"> </w:t>
+      </w:r>
+      <w:r>
+        <w:t xml:space="preserve">— removes a drag-selected range, appears only</w:t>
+      </w:r>
+      <w:r>
+        <w:t xml:space="preserve"> </w:t>
+      </w:r>
+      <w:r>
+        <w:t xml:space="preserve">once one is set.</w:t>
+      </w:r>
+    </w:p>
+    <w:bookmarkEnd w:id="104"/>
+    <w:bookmarkStart w:id="105" w:name="modals"/>
+    <w:p>
+      <w:pPr>
+        <w:pStyle w:val="Heading3"/>
+      </w:pPr>
+      <w:r>
+        <w:t xml:space="preserve">Modals</w:t>
+      </w:r>
+    </w:p>
+    <w:p>
+      <w:pPr>
+        <w:numPr>
+          <w:ilvl w:val="0"/>
+          <w:numId w:val="1037"/>
+        </w:numPr>
+        <w:pStyle w:val="Compact"/>
+      </w:pPr>
+      <w:r>
+        <w:rPr>
+          <w:bCs/>
+          <w:b/>
+        </w:rPr>
+        <w:t xml:space="preserve">Keyboard shortcuts</w:t>
+      </w:r>
+      <w:r>
+        <w:t xml:space="preserve"> </w:t>
+      </w:r>
+      <w:r>
+        <w:t xml:space="preserve">(press</w:t>
+      </w:r>
+      <w:r>
+        <w:t xml:space="preserve"> </w:t>
+      </w:r>
+      <w:r>
+        <w:rPr>
+          <w:rStyle w:val="VerbatimChar"/>
+        </w:rPr>
+        <w:t xml:space="preserve">?</w:t>
+      </w:r>
+      <w:r>
+        <w:t xml:space="preserve">) — a reference card for every</w:t>
+      </w:r>
+      <w:r>
+        <w:t xml:space="preserve"> </w:t>
+      </w:r>
+      <w:r>
+        <w:t xml:space="preserve">keyboard shortcut (Space/L/[/]/M/S/R/arrow keys).</w:t>
+      </w:r>
+    </w:p>
+    <w:p>
+      <w:pPr>
+        <w:numPr>
+          <w:ilvl w:val="0"/>
+          <w:numId w:val="1037"/>
+        </w:numPr>
+        <w:pStyle w:val="Compact"/>
+      </w:pPr>
+      <w:r>
+        <w:rPr>
+          <w:bCs/>
+          <w:b/>
+        </w:rPr>
+        <w:t xml:space="preserve">Help / Welcome</w:t>
+      </w:r>
+      <w:r>
+        <w:t xml:space="preserve"> </w:t>
+      </w:r>
+      <w:r>
+        <w:t xml:space="preserve">— the onboarding walkthrough, shown once</w:t>
+      </w:r>
+      <w:r>
+        <w:t xml:space="preserve"> </w:t>
+      </w:r>
+      <w:r>
+        <w:t xml:space="preserve">automatically and reachable any time from the sidebar.</w:t>
+      </w:r>
+    </w:p>
+    <w:p>
+      <w:pPr>
+        <w:numPr>
+          <w:ilvl w:val="0"/>
+          <w:numId w:val="1037"/>
+        </w:numPr>
+        <w:pStyle w:val="Compact"/>
+      </w:pPr>
+      <w:r>
+        <w:rPr>
+          <w:bCs/>
+          <w:b/>
+        </w:rPr>
+        <w:t xml:space="preserve">View Quest Log</w:t>
+      </w:r>
+      <w:r>
+        <w:t xml:space="preserve"> </w:t>
+      </w:r>
+      <w:r>
+        <w:t xml:space="preserve">— opens a checklist of app features to try, each</w:t>
+      </w:r>
+      <w:r>
+        <w:t xml:space="preserve"> </w:t>
+      </w:r>
+      <w:r>
+        <w:t xml:space="preserve">auto-checked off as you use it.</w:t>
+      </w:r>
+    </w:p>
+    <w:p>
+      <w:pPr>
+        <w:numPr>
+          <w:ilvl w:val="0"/>
+          <w:numId w:val="1037"/>
+        </w:numPr>
+        <w:pStyle w:val="Compact"/>
+      </w:pPr>
+      <w:r>
+        <w:rPr>
+          <w:bCs/>
+          <w:b/>
+        </w:rPr>
+        <w:t xml:space="preserve">Text prompt (Cancel/OK)</w:t>
+      </w:r>
+      <w:r>
+        <w:t xml:space="preserve"> </w:t>
+      </w:r>
+      <w:r>
+        <w:t xml:space="preserve">— the app’s own non-blocking rename/</w:t>
+      </w:r>
+      <w:r>
+        <w:t xml:space="preserve"> </w:t>
+      </w:r>
+      <w:r>
+        <w:t xml:space="preserve">name-entry dialog, used everywhere a native browser prompt would</w:t>
+      </w:r>
+      <w:r>
+        <w:t xml:space="preserve"> </w:t>
+      </w:r>
+      <w:r>
+        <w:t xml:space="preserve">otherwise freeze a backgrounded tab.</w:t>
+      </w:r>
+    </w:p>
+    <w:bookmarkEnd w:id="105"/>
+    <w:bookmarkEnd w:id="106"/>
+    <w:bookmarkEnd w:id="107"/>
     <w:sectPr/>
   </w:body>
 </w:document>
@@ -20662,6 +25629,45 @@
     <w:abstractNumId w:val="991"/>
   </w:num>
   <w:num w:numId="1024">
+    <w:abstractNumId w:val="991"/>
+  </w:num>
+  <w:num w:numId="1025">
+    <w:abstractNumId w:val="991"/>
+  </w:num>
+  <w:num w:numId="1026">
+    <w:abstractNumId w:val="991"/>
+  </w:num>
+  <w:num w:numId="1027">
+    <w:abstractNumId w:val="991"/>
+  </w:num>
+  <w:num w:numId="1028">
+    <w:abstractNumId w:val="991"/>
+  </w:num>
+  <w:num w:numId="1029">
+    <w:abstractNumId w:val="991"/>
+  </w:num>
+  <w:num w:numId="1030">
+    <w:abstractNumId w:val="991"/>
+  </w:num>
+  <w:num w:numId="1031">
+    <w:abstractNumId w:val="991"/>
+  </w:num>
+  <w:num w:numId="1032">
+    <w:abstractNumId w:val="991"/>
+  </w:num>
+  <w:num w:numId="1033">
+    <w:abstractNumId w:val="991"/>
+  </w:num>
+  <w:num w:numId="1034">
+    <w:abstractNumId w:val="991"/>
+  </w:num>
+  <w:num w:numId="1035">
+    <w:abstractNumId w:val="991"/>
+  </w:num>
+  <w:num w:numId="1036">
+    <w:abstractNumId w:val="991"/>
+  </w:num>
+  <w:num w:numId="1037">
     <w:abstractNumId w:val="991"/>
   </w:num>
 </w:numbering>

--- a/USER-MANUAL.docx
+++ b/USER-MANUAL.docx
@@ -19951,19 +19951,83 @@
         <w:t xml:space="preserve"> </w:t>
       </w:r>
       <w:r>
-        <w:t xml:space="preserve">the official reference runtime — quality is good but this isn’t a</w:t>
-      </w:r>
-      <w:r>
-        <w:t xml:space="preserve"> </w:t>
-      </w:r>
-      <w:r>
-        <w:t xml:space="preserve">certified bit-exact match to official NAM plugins, and heavier captures</w:t>
-      </w:r>
-      <w:r>
-        <w:t xml:space="preserve"> </w:t>
-      </w:r>
-      <w:r>
-        <w:t xml:space="preserve">may be refused on slower machines rather than glitch your audio (§4.9).</w:t>
+        <w:t xml:space="preserve">the official reference runtime. It is, however, now</w:t>
+      </w:r>
+      <w:r>
+        <w:t xml:space="preserve"> </w:t>
+      </w:r>
+      <w:r>
+        <w:rPr>
+          <w:bCs/>
+          <w:b/>
+        </w:rPr>
+        <w:t xml:space="preserve">measured</w:t>
+      </w:r>
+      <w:r>
+        <w:t xml:space="preserve"> </w:t>
+      </w:r>
+      <w:r>
+        <w:t xml:space="preserve">against</w:t>
+      </w:r>
+      <w:r>
+        <w:t xml:space="preserve"> </w:t>
+      </w:r>
+      <w:r>
+        <w:t xml:space="preserve">it: on a standard-architecture capture its steady-state output matches</w:t>
+      </w:r>
+      <w:r>
+        <w:t xml:space="preserve"> </w:t>
+      </w:r>
+      <w:r>
+        <w:t xml:space="preserve">the official NAM reference implementation to within 0.00001% (f32</w:t>
+      </w:r>
+      <w:r>
+        <w:t xml:space="preserve"> </w:t>
+      </w:r>
+      <w:r>
+        <w:t xml:space="preserve">rounding noise — effectively exact). That’s a recent improvement; an</w:t>
+      </w:r>
+      <w:r>
+        <w:t xml:space="preserve"> </w:t>
+      </w:r>
+      <w:r>
+        <w:t xml:space="preserve">earlier build’s tanh approximation put it 1.16% off, roughly a −39 dB</w:t>
+      </w:r>
+      <w:r>
+        <w:t xml:space="preserve"> </w:t>
+      </w:r>
+      <w:r>
+        <w:t xml:space="preserve">error layer over the amp tone, which is why captures may sound slightly</w:t>
+      </w:r>
+      <w:r>
+        <w:t xml:space="preserve"> </w:t>
+      </w:r>
+      <w:r>
+        <w:t xml:space="preserve">cleaner/more defined than you remember. Two honest caveats remain:</w:t>
+      </w:r>
+      <w:r>
+        <w:t xml:space="preserve"> </w:t>
+      </w:r>
+      <w:r>
+        <w:t xml:space="preserve">the first ~40ms after a model loads is a warm-up transient that doesn’t</w:t>
+      </w:r>
+      <w:r>
+        <w:t xml:space="preserve"> </w:t>
+      </w:r>
+      <w:r>
+        <w:t xml:space="preserve">match the reference (inaudible in practice — it settles long before you</w:t>
+      </w:r>
+      <w:r>
+        <w:t xml:space="preserve"> </w:t>
+      </w:r>
+      <w:r>
+        <w:t xml:space="preserve">play), and heavier captures may still be refused on slower machines</w:t>
+      </w:r>
+      <w:r>
+        <w:t xml:space="preserve"> </w:t>
+      </w:r>
+      <w:r>
+        <w:t xml:space="preserve">rather than glitch your audio (§4.9).</w:t>
       </w:r>
     </w:p>
     <w:p>

--- a/USER-MANUAL.docx
+++ b/USER-MANUAL.docx
@@ -19939,19 +19939,135 @@
         <w:pStyle w:val="Compact"/>
       </w:pPr>
       <w:r>
-        <w:t xml:space="preserve">NAM inference here is a from-scratch reimplementation of the standard</w:t>
-      </w:r>
-      <w:r>
-        <w:t xml:space="preserve"> </w:t>
-      </w:r>
-      <w:r>
-        <w:t xml:space="preserve">WaveNet architecture (with an optional WebAssembly/SIMD fast path), not</w:t>
-      </w:r>
-      <w:r>
-        <w:t xml:space="preserve"> </w:t>
-      </w:r>
-      <w:r>
-        <w:t xml:space="preserve">the official reference runtime. It is, however, now</w:t>
+        <w:t xml:space="preserve">NAM inference uses</w:t>
+      </w:r>
+      <w:r>
+        <w:t xml:space="preserve"> </w:t>
+      </w:r>
+      <w:r>
+        <w:rPr>
+          <w:bCs/>
+          <w:b/>
+        </w:rPr>
+        <w:t xml:space="preserve">two</w:t>
+      </w:r>
+      <w:r>
+        <w:t xml:space="preserve"> </w:t>
+      </w:r>
+      <w:r>
+        <w:t xml:space="preserve">engines. Ordinary</w:t>
+      </w:r>
+      <w:r>
+        <w:t xml:space="preserve"> </w:t>
+      </w:r>
+      <w:r>
+        <w:t xml:space="preserve">“</w:t>
+      </w:r>
+      <w:r>
+        <w:t xml:space="preserve">A1</w:t>
+      </w:r>
+      <w:r>
+        <w:t xml:space="preserve">”</w:t>
+      </w:r>
+      <w:r>
+        <w:t xml:space="preserve"> </w:t>
+      </w:r>
+      <w:r>
+        <w:t xml:space="preserve">captures (the</w:t>
+      </w:r>
+      <w:r>
+        <w:t xml:space="preserve"> </w:t>
+      </w:r>
+      <w:r>
+        <w:t xml:space="preserve">standard/lite/feather/nano WaveNet family — nearly everything shared</w:t>
+      </w:r>
+      <w:r>
+        <w:t xml:space="preserve"> </w:t>
+      </w:r>
+      <w:r>
+        <w:t xml:space="preserve">today) run on this app’s own from-scratch WebAssembly/SIMD engine, which</w:t>
+      </w:r>
+      <w:r>
+        <w:t xml:space="preserve"> </w:t>
+      </w:r>
+      <w:r>
+        <w:t xml:space="preserve">is measurably faster than the official one. Newer</w:t>
+      </w:r>
+      <w:r>
+        <w:t xml:space="preserve"> </w:t>
+      </w:r>
+      <w:r>
+        <w:rPr>
+          <w:bCs/>
+          <w:b/>
+        </w:rPr>
+        <w:t xml:space="preserve">“</w:t>
+      </w:r>
+      <w:r>
+        <w:rPr>
+          <w:bCs/>
+          <w:b/>
+        </w:rPr>
+        <w:t xml:space="preserve">A2</w:t>
+      </w:r>
+      <w:r>
+        <w:rPr>
+          <w:bCs/>
+          <w:b/>
+        </w:rPr>
+        <w:t xml:space="preserve">”</w:t>
+      </w:r>
+      <w:r>
+        <w:t xml:space="preserve"> </w:t>
+      </w:r>
+      <w:r>
+        <w:t xml:space="preserve">captures, plus</w:t>
+      </w:r>
+      <w:r>
+        <w:t xml:space="preserve"> </w:t>
+      </w:r>
+      <w:r>
+        <w:t xml:space="preserve">a few other variants (slimmable containers, LSTM), use a bundled copy of</w:t>
+      </w:r>
+      <w:r>
+        <w:t xml:space="preserve"> </w:t>
+      </w:r>
+      <w:r>
+        <w:t xml:space="preserve">the</w:t>
+      </w:r>
+      <w:r>
+        <w:t xml:space="preserve"> </w:t>
+      </w:r>
+      <w:r>
+        <w:rPr>
+          <w:iCs/>
+          <w:i/>
+        </w:rPr>
+        <w:t xml:space="preserve">official</w:t>
+      </w:r>
+      <w:r>
+        <w:t xml:space="preserve"> </w:t>
+      </w:r>
+      <w:r>
+        <w:t xml:space="preserve">NAM inference core instead, because they rely on</w:t>
+      </w:r>
+      <w:r>
+        <w:t xml:space="preserve"> </w:t>
+      </w:r>
+      <w:r>
+        <w:t xml:space="preserve">architecture features this app’s own engine doesn’t implement. The choice</w:t>
+      </w:r>
+      <w:r>
+        <w:t xml:space="preserve"> </w:t>
+      </w:r>
+      <w:r>
+        <w:t xml:space="preserve">is automatic and per-capture; nothing to configure. Our own engine is,</w:t>
+      </w:r>
+      <w:r>
+        <w:t xml:space="preserve"> </w:t>
+      </w:r>
+      <w:r>
+        <w:t xml:space="preserve">however, now</w:t>
       </w:r>
       <w:r>
         <w:t xml:space="preserve"> </w:t>
@@ -19967,13 +20083,7 @@
         <w:t xml:space="preserve"> </w:t>
       </w:r>
       <w:r>
-        <w:t xml:space="preserve">against</w:t>
-      </w:r>
-      <w:r>
-        <w:t xml:space="preserve"> </w:t>
-      </w:r>
-      <w:r>
-        <w:t xml:space="preserve">it: on a standard-architecture capture its steady-state output matches</w:t>
+        <w:t xml:space="preserve">against the official reference: on a standard-architecture capture its steady-state output matches</w:t>
       </w:r>
       <w:r>
         <w:t xml:space="preserve"> </w:t>

--- a/USER-MANUAL.docx
+++ b/USER-MANUAL.docx
@@ -19868,6 +19868,32 @@
               <w:jc w:val="left"/>
             </w:pPr>
             <w:r>
+              <w:t xml:space="preserve">Switching NAM captures repeatedly gets slower, then goes silent for several seconds</w:t>
+            </w:r>
+          </w:p>
+        </w:tc>
+        <w:tc>
+          <w:tcPr/>
+          <w:p>
+            <w:pPr>
+              <w:pStyle w:val="Compact"/>
+              <w:jc w:val="left"/>
+            </w:pPr>
+            <w:r>
+              <w:t xml:space="preserve">Fixed — was a memory leak in the A2/official-core engine where the previous model’s resources weren’t released on switch. If it recurs, report it with the capture name.</w:t>
+            </w:r>
+          </w:p>
+        </w:tc>
+      </w:tr>
+      <w:tr>
+        <w:tc>
+          <w:tcPr/>
+          <w:p>
+            <w:pPr>
+              <w:pStyle w:val="Compact"/>
+              <w:jc w:val="left"/>
+            </w:pPr>
+            <w:r>
               <w:t xml:space="preserve">An A2 capture sounds wrong or won’t load</w:t>
             </w:r>
           </w:p>
@@ -19880,20 +19906,7 @@
               <w:jc w:val="left"/>
             </w:pPr>
             <w:r>
-              <w:t xml:space="preserve">A2 support is verified against the NAM project’s own example models but</w:t>
-            </w:r>
-            <w:r>
-              <w:t xml:space="preserve"> </w:t>
-            </w:r>
-            <w:r>
-              <w:rPr>
-                <w:bCs/>
-                <w:b/>
-              </w:rPr>
-              <w:t xml:space="preserve">not yet against a real-world download</w:t>
-            </w:r>
-            <w:r>
-              <w:t xml:space="preserve">, so this is the most likely place for a genuine bug. Worth reporting with the capture name rather than assuming it’s your file.</w:t>
+              <w:t xml:space="preserve">A2 support is verified against both the NAM project’s example models and a real TONE3000 pack. Still worth reporting with the capture name if one misbehaves.</w:t>
             </w:r>
           </w:p>
         </w:tc>
@@ -20553,41 +20566,37 @@
         <w:pStyle w:val="Compact"/>
       </w:pPr>
       <w:r>
-        <w:t xml:space="preserve">A2 support has been verified against the official NAM project’s own</w:t>
-      </w:r>
-      <w:r>
-        <w:t xml:space="preserve"> </w:t>
-      </w:r>
-      <w:r>
-        <w:t xml:space="preserve">example models, but</w:t>
-      </w:r>
-      <w:r>
-        <w:t xml:space="preserve"> </w:t>
-      </w:r>
-      <w:r>
-        <w:rPr>
-          <w:bCs/>
-          <w:b/>
-        </w:rPr>
-        <w:t xml:space="preserve">not yet against a real-world A2 download</w:t>
-      </w:r>
-      <w:r>
-        <w:t xml:space="preserve"> </w:t>
-      </w:r>
-      <w:r>
-        <w:t xml:space="preserve">from a</w:t>
-      </w:r>
-      <w:r>
-        <w:t xml:space="preserve"> </w:t>
-      </w:r>
-      <w:r>
-        <w:t xml:space="preserve">capture-sharing site. If an A2 capture misbehaves, that’s worth</w:t>
-      </w:r>
-      <w:r>
-        <w:t xml:space="preserve"> </w:t>
-      </w:r>
-      <w:r>
-        <w:t xml:space="preserve">reporting rather than assuming it’s your file.</w:t>
+        <w:t xml:space="preserve">A2 support has been verified against both the official NAM project’s own</w:t>
+      </w:r>
+      <w:r>
+        <w:t xml:space="preserve"> </w:t>
+      </w:r>
+      <w:r>
+        <w:t xml:space="preserve">example models and a real 20-capture pack downloaded from TONE3000. That</w:t>
+      </w:r>
+      <w:r>
+        <w:t xml:space="preserve"> </w:t>
+      </w:r>
+      <w:r>
+        <w:t xml:space="preserve">testing caught a real bug — switching between several A2 captures could</w:t>
+      </w:r>
+      <w:r>
+        <w:t xml:space="preserve"> </w:t>
+      </w:r>
+      <w:r>
+        <w:t xml:space="preserve">leave the previous model’s memory unreleased, causing a growing delay and</w:t>
+      </w:r>
+      <w:r>
+        <w:t xml:space="preserve"> </w:t>
+      </w:r>
+      <w:r>
+        <w:t xml:space="preserve">eventually several seconds of silence on the next switch — which is now</w:t>
+      </w:r>
+      <w:r>
+        <w:t xml:space="preserve"> </w:t>
+      </w:r>
+      <w:r>
+        <w:t xml:space="preserve">fixed (each switch releases the outgoing model’s resources).</w:t>
       </w:r>
     </w:p>
     <w:p>

--- a/USER-MANUAL.docx
+++ b/USER-MANUAL.docx
@@ -16749,26 +16749,25 @@
         <w:t xml:space="preserve"> </w:t>
       </w:r>
       <w:r>
-        <w:t xml:space="preserve">from the filename; always check and edit it, then click</w:t>
-      </w:r>
-      <w:r>
-        <w:t xml:space="preserve"> </w:t>
-      </w:r>
-      <w:r>
-        <w:rPr>
-          <w:bCs/>
-          <w:b/>
-        </w:rPr>
-        <w:t xml:space="preserve">Save</w:t>
-      </w:r>
-      <w:r>
-        <w:t xml:space="preserve">. Stored</w:t>
-      </w:r>
-      <w:r>
-        <w:t xml:space="preserve"> </w:t>
-      </w:r>
-      <w:r>
-        <w:t xml:space="preserve">per-song, same as everything else about a song.</w:t>
+        <w:t xml:space="preserve">from the filename; always check and edit it. Once both fields have</w:t>
+      </w:r>
+      <w:r>
+        <w:t xml:space="preserve"> </w:t>
+      </w:r>
+      <w:r>
+        <w:t xml:space="preserve">something in them it saves itself — no need to hit Save (the button is</w:t>
+      </w:r>
+      <w:r>
+        <w:t xml:space="preserve"> </w:t>
+      </w:r>
+      <w:r>
+        <w:t xml:space="preserve">still there for an explicit re-save, e.g. after clearing a field back out).</w:t>
+      </w:r>
+      <w:r>
+        <w:t xml:space="preserve"> </w:t>
+      </w:r>
+      <w:r>
+        <w:t xml:space="preserve">Stored per-song, same as everything else about a song.</w:t>
       </w:r>
     </w:p>
     <w:p>

--- a/USER-MANUAL.docx
+++ b/USER-MANUAL.docx
@@ -7300,9 +7300,135 @@
       <w:r>
         <w:t xml:space="preserve">with the Tune slider, same as the Detected Key hint.</w:t>
       </w:r>
-      <w:r>
-        <w:t xml:space="preserve"> </w:t>
-      </w:r>
+    </w:p>
+    <w:p>
+      <w:pPr>
+        <w:pStyle w:val="BodyText"/>
+      </w:pPr>
+      <w:r>
+        <w:t xml:space="preserve">The ribbon decides a chord’s</w:t>
+      </w:r>
+      <w:r>
+        <w:t xml:space="preserve"> </w:t>
+      </w:r>
+      <w:r>
+        <w:rPr>
+          <w:bCs/>
+          <w:b/>
+        </w:rPr>
+        <w:t xml:space="preserve">root</w:t>
+      </w:r>
+      <w:r>
+        <w:t xml:space="preserve"> </w:t>
+      </w:r>
+      <w:r>
+        <w:t xml:space="preserve">first, across the whole song, and</w:t>
+      </w:r>
+      <w:r>
+        <w:t xml:space="preserve"> </w:t>
+      </w:r>
+      <w:r>
+        <w:t xml:space="preserve">then names each stretch of that root once — rather than deciding root and</w:t>
+      </w:r>
+      <w:r>
+        <w:t xml:space="preserve"> </w:t>
+      </w:r>
+      <w:r>
+        <w:t xml:space="preserve">quality together, beat by beat. That matters because the root (root+fifth)</w:t>
+      </w:r>
+      <w:r>
+        <w:t xml:space="preserve"> </w:t>
+      </w:r>
+      <w:r>
+        <w:t xml:space="preserve">is most of a chord’s energy while the third is one quiet note that</w:t>
+      </w:r>
+      <w:r>
+        <w:t xml:space="preserve"> </w:t>
+      </w:r>
+      <w:r>
+        <w:t xml:space="preserve">distortion, bleed and a passing vocal all land on; letting the noisy half</w:t>
+      </w:r>
+      <w:r>
+        <w:t xml:space="preserve"> </w:t>
+      </w:r>
+      <w:r>
+        <w:t xml:space="preserve">of the reading break up runs the reliable half agreed about was the main</w:t>
+      </w:r>
+      <w:r>
+        <w:t xml:space="preserve"> </w:t>
+      </w:r>
+      <w:r>
+        <w:t xml:space="preserve">reason the lane used to look busier than the music. A chord you hold for</w:t>
+      </w:r>
+      <w:r>
+        <w:t xml:space="preserve"> </w:t>
+      </w:r>
+      <w:r>
+        <w:t xml:space="preserve">eight bars is now one chip that says one thing, and its name can only</w:t>
+      </w:r>
+      <w:r>
+        <w:t xml:space="preserve"> </w:t>
+      </w:r>
+      <w:r>
+        <w:t xml:space="preserve">change part-way through if a good two bars of the audio genuinely disagree.</w:t>
+      </w:r>
+      <w:r>
+        <w:t xml:space="preserve"> </w:t>
+      </w:r>
+      <w:r>
+        <w:t xml:space="preserve">Measured against a published chord chart for a song whose verses hold a</w:t>
+      </w:r>
+      <w:r>
+        <w:t xml:space="preserve"> </w:t>
+      </w:r>
+      <w:r>
+        <w:t xml:space="preserve">single A5 throughout, this took the ribbon from 89 chips to 35 (the chart</w:t>
+      </w:r>
+      <w:r>
+        <w:t xml:space="preserve"> </w:t>
+      </w:r>
+      <w:r>
+        <w:t xml:space="preserve">has about 30 chord changes), cut the chord changes that were really just a</w:t>
+      </w:r>
+      <w:r>
+        <w:t xml:space="preserve"> </w:t>
+      </w:r>
+      <w:r>
+        <w:t xml:space="preserve">label flipping on an unchanging chord from a third of all of them to 3%,</w:t>
+      </w:r>
+      <w:r>
+        <w:t xml:space="preserve"> </w:t>
+      </w:r>
+      <w:r>
+        <w:t xml:space="preserve">and drew each verse as one 35-second chip instead of eleven. Chord</w:t>
+      </w:r>
+      <w:r>
+        <w:t xml:space="preserve"> </w:t>
+      </w:r>
+      <w:r>
+        <w:rPr>
+          <w:iCs/>
+          <w:i/>
+        </w:rPr>
+        <w:t xml:space="preserve">names</w:t>
+      </w:r>
+      <w:r>
+        <w:t xml:space="preserve"> </w:t>
+      </w:r>
+      <w:r>
+        <w:t xml:space="preserve">are still the weaker half — the ribbon may write A where the chart says A5</w:t>
+      </w:r>
+      <w:r>
+        <w:t xml:space="preserve"> </w:t>
+      </w:r>
+      <w:r>
+        <w:t xml:space="preserve">— but the roots and the change points are now reliable.</w:t>
+      </w:r>
+    </w:p>
+    <w:p>
+      <w:pPr>
+        <w:pStyle w:val="BodyText"/>
+      </w:pPr>
       <w:r>
         <w:rPr>
           <w:bCs/>
@@ -7314,49 +7440,7 @@
         <w:t xml:space="preserve"> </w:t>
       </w:r>
       <w:r>
-        <w:t xml:space="preserve">on riff-heavy songs, the ribbon can read as busier than the underlying</w:t>
-      </w:r>
-      <w:r>
-        <w:t xml:space="preserve"> </w:t>
-      </w:r>
-      <w:r>
-        <w:t xml:space="preserve">harmony actually is (individual moving notes flipping the per-beat</w:t>
-      </w:r>
-      <w:r>
-        <w:t xml:space="preserve"> </w:t>
-      </w:r>
-      <w:r>
-        <w:t xml:space="preserve">read rather than the rhythm part changing chord) — judge by ear, and</w:t>
-      </w:r>
-      <w:r>
-        <w:t xml:space="preserve"> </w:t>
-      </w:r>
-      <w:r>
-        <w:t xml:space="preserve">treat a wall of rapidly-alternating chips as</w:t>
-      </w:r>
-      <w:r>
-        <w:t xml:space="preserve"> </w:t>
-      </w:r>
-      <w:r>
-        <w:t xml:space="preserve">“</w:t>
-      </w:r>
-      <w:r>
-        <w:t xml:space="preserve">this section is</w:t>
-      </w:r>
-      <w:r>
-        <w:t xml:space="preserve"> </w:t>
-      </w:r>
-      <w:r>
-        <w:t xml:space="preserve">riff-based,</w:t>
-      </w:r>
-      <w:r>
-        <w:t xml:space="preserve">”</w:t>
-      </w:r>
-      <w:r>
-        <w:t xml:space="preserve"> </w:t>
-      </w:r>
-      <w:r>
-        <w:t xml:space="preserve">not as literal chord-by-chord accuracy. And a song built over</w:t>
+        <w:t xml:space="preserve">a song built over</w:t>
       </w:r>
       <w:r>
         <w:t xml:space="preserve"> </w:t>

--- a/USER-MANUAL.docx
+++ b/USER-MANUAL.docx
@@ -7382,7 +7382,7 @@
         <w:t xml:space="preserve"> </w:t>
       </w:r>
       <w:r>
-        <w:t xml:space="preserve">single A5 throughout, this took the ribbon from 89 chips to 35 (the chart</w:t>
+        <w:t xml:space="preserve">single A5 throughout, this took the ribbon from 89 chips to 34 (the chart</w:t>
       </w:r>
       <w:r>
         <w:t xml:space="preserve"> </w:t>
@@ -7394,13 +7394,43 @@
         <w:t xml:space="preserve"> </w:t>
       </w:r>
       <w:r>
-        <w:t xml:space="preserve">label flipping on an unchanging chord from a third of all of them to 3%,</w:t>
-      </w:r>
-      <w:r>
-        <w:t xml:space="preserve"> </w:t>
-      </w:r>
-      <w:r>
-        <w:t xml:space="preserve">and drew each verse as one 35-second chip instead of eleven. Chord</w:t>
+        <w:t xml:space="preserve">label flipping on an unchanging chord from a third of all of them to none</w:t>
+      </w:r>
+      <w:r>
+        <w:t xml:space="preserve"> </w:t>
+      </w:r>
+      <w:r>
+        <w:t xml:space="preserve">at all, and drew each verse as one 35-second chip instead of eleven.</w:t>
+      </w:r>
+    </w:p>
+    <w:p>
+      <w:pPr>
+        <w:pStyle w:val="BodyText"/>
+      </w:pPr>
+      <w:r>
+        <w:rPr>
+          <w:bCs/>
+          <w:b/>
+        </w:rPr>
+        <w:t xml:space="preserve">Roots are the reliable half; names are not.</w:t>
+      </w:r>
+      <w:r>
+        <w:t xml:space="preserve"> </w:t>
+      </w:r>
+      <w:r>
+        <w:t xml:space="preserve">Checked against two</w:t>
+      </w:r>
+      <w:r>
+        <w:t xml:space="preserve"> </w:t>
+      </w:r>
+      <w:r>
+        <w:t xml:space="preserve">published chord charts — one song built entirely from power chords, one</w:t>
+      </w:r>
+      <w:r>
+        <w:t xml:space="preserve"> </w:t>
+      </w:r>
+      <w:r>
+        <w:t xml:space="preserve">built entirely from triads — the ribbon got every chord</w:t>
       </w:r>
       <w:r>
         <w:t xml:space="preserve"> </w:t>
@@ -7410,19 +7440,49 @@
           <w:iCs/>
           <w:i/>
         </w:rPr>
-        <w:t xml:space="preserve">names</w:t>
-      </w:r>
-      <w:r>
-        <w:t xml:space="preserve"> </w:t>
-      </w:r>
-      <w:r>
-        <w:t xml:space="preserve">are still the weaker half — the ribbon may write A where the chart says A5</w:t>
-      </w:r>
-      <w:r>
-        <w:t xml:space="preserve"> </w:t>
-      </w:r>
-      <w:r>
-        <w:t xml:space="preserve">— but the roots and the change points are now reliable.</w:t>
+        <w:t xml:space="preserve">root</w:t>
+      </w:r>
+      <w:r>
+        <w:t xml:space="preserve"> </w:t>
+      </w:r>
+      <w:r>
+        <w:t xml:space="preserve">right on</w:t>
+      </w:r>
+      <w:r>
+        <w:t xml:space="preserve"> </w:t>
+      </w:r>
+      <w:r>
+        <w:t xml:space="preserve">both, with no invented roots. But telling a power chord from a full chord</w:t>
+      </w:r>
+      <w:r>
+        <w:t xml:space="preserve"> </w:t>
+      </w:r>
+      <w:r>
+        <w:t xml:space="preserve">means hearing the third, which is one quiet note that distortion, other</w:t>
+      </w:r>
+      <w:r>
+        <w:t xml:space="preserve"> </w:t>
+      </w:r>
+      <w:r>
+        <w:t xml:space="preserve">instruments and the singer all land on top of. On the all-triad song about</w:t>
+      </w:r>
+      <w:r>
+        <w:t xml:space="preserve"> </w:t>
+      </w:r>
+      <w:r>
+        <w:t xml:space="preserve">a third of the chips still read as power chords (A5 where the chart says</w:t>
+      </w:r>
+      <w:r>
+        <w:t xml:space="preserve"> </w:t>
+      </w:r>
+      <w:r>
+        <w:t xml:space="preserve">A). So: trust the ribbon for where the chords change and what the root is,</w:t>
+      </w:r>
+      <w:r>
+        <w:t xml:space="preserve"> </w:t>
+      </w:r>
+      <w:r>
+        <w:t xml:space="preserve">and treat the 5 / m / 7 suffix as a suggestion to confirm by ear.</w:t>
       </w:r>
     </w:p>
     <w:p>

--- a/USER-MANUAL.docx
+++ b/USER-MANUAL.docx
@@ -7401,6 +7401,54 @@
       </w:r>
       <w:r>
         <w:t xml:space="preserve">at all, and drew each verse as one 35-second chip instead of eleven.</w:t>
+      </w:r>
+    </w:p>
+    <w:p>
+      <w:pPr>
+        <w:pStyle w:val="BodyText"/>
+      </w:pPr>
+      <w:r>
+        <w:t xml:space="preserve">Because a song repeats, the ribbon does too: the chord names in a verse are</w:t>
+      </w:r>
+      <w:r>
+        <w:t xml:space="preserve"> </w:t>
+      </w:r>
+      <w:r>
+        <w:t xml:space="preserve">worked out from</w:t>
+      </w:r>
+      <w:r>
+        <w:t xml:space="preserve"> </w:t>
+      </w:r>
+      <w:r>
+        <w:rPr>
+          <w:bCs/>
+          <w:b/>
+        </w:rPr>
+        <w:t xml:space="preserve">every</w:t>
+      </w:r>
+      <w:r>
+        <w:t xml:space="preserve"> </w:t>
+      </w:r>
+      <w:r>
+        <w:t xml:space="preserve">repeat of that verse at once, not from each pass</w:t>
+      </w:r>
+      <w:r>
+        <w:t xml:space="preserve"> </w:t>
+      </w:r>
+      <w:r>
+        <w:t xml:space="preserve">separately, so the same passage cannot be labelled two different ways on its</w:t>
+      </w:r>
+      <w:r>
+        <w:t xml:space="preserve"> </w:t>
+      </w:r>
+      <w:r>
+        <w:t xml:space="preserve">two times round. (This uses the same repeat detection the Song Structure</w:t>
+      </w:r>
+      <w:r>
+        <w:t xml:space="preserve"> </w:t>
+      </w:r>
+      <w:r>
+        <w:t xml:space="preserve">panel shows.)</w:t>
       </w:r>
     </w:p>
     <w:p>

--- a/USER-MANUAL.docx
+++ b/USER-MANUAL.docx
@@ -20548,6 +20548,384 @@
             </w:pPr>
             <w:r>
               <w:t xml:space="preserve">Right-click → Open once, to get past Gatekeeper (it’s unsigned). If that’s not it, run the server by hand (§1.6) to see the actual error.</w:t>
+            </w:r>
+          </w:p>
+        </w:tc>
+      </w:tr>
+      <w:tr>
+        <w:tc>
+          <w:tcPr/>
+          <w:p>
+            <w:pPr>
+              <w:pStyle w:val="Compact"/>
+              <w:jc w:val="left"/>
+            </w:pPr>
+            <w:r>
+              <w:t xml:space="preserve">The app opens a browser tab after a long pause, and the page won’t load (</w:t>
+            </w:r>
+            <w:r>
+              <w:t xml:space="preserve">“</w:t>
+            </w:r>
+            <w:r>
+              <w:t xml:space="preserve">This site can’t be reached</w:t>
+            </w:r>
+            <w:r>
+              <w:t xml:space="preserve">”</w:t>
+            </w:r>
+            <w:r>
+              <w:t xml:space="preserve">)</w:t>
+            </w:r>
+          </w:p>
+        </w:tc>
+        <w:tc>
+          <w:tcPr/>
+          <w:p>
+            <w:pPr>
+              <w:pStyle w:val="Compact"/>
+              <w:jc w:val="left"/>
+            </w:pPr>
+            <w:r>
+              <w:t xml:space="preserve">The launcher starts the server in the background, waits up to 45 seconds for it to answer, then opens the browser</w:t>
+            </w:r>
+            <w:r>
+              <w:t xml:space="preserve"> </w:t>
+            </w:r>
+            <w:r>
+              <w:rPr>
+                <w:bCs/>
+                <w:b/>
+              </w:rPr>
+              <w:t xml:space="preserve">whether or not it came up</w:t>
+            </w:r>
+            <w:r>
+              <w:t xml:space="preserve"> </w:t>
+            </w:r>
+            <w:r>
+              <w:t xml:space="preserve">— so this always means the server failed to start, and the launcher can’t show you why. Read</w:t>
+            </w:r>
+            <w:r>
+              <w:t xml:space="preserve"> </w:t>
+            </w:r>
+            <w:r>
+              <w:rPr>
+                <w:rStyle w:val="VerbatimChar"/>
+              </w:rPr>
+              <w:t xml:space="preserve">/tmp/guitar-studio-server.log</w:t>
+            </w:r>
+            <w:r>
+              <w:t xml:space="preserve">. Two usual causes: no virtualenv (the launcher runs</w:t>
+            </w:r>
+            <w:r>
+              <w:t xml:space="preserve"> </w:t>
+            </w:r>
+            <w:r>
+              <w:rPr>
+                <w:rStyle w:val="VerbatimChar"/>
+              </w:rPr>
+              <w:t xml:space="preserve">venv/bin/python</w:t>
+            </w:r>
+            <w:r>
+              <w:t xml:space="preserve"> </w:t>
+            </w:r>
+            <w:r>
+              <w:t xml:space="preserve">specifically, and</w:t>
+            </w:r>
+            <w:r>
+              <w:t xml:space="preserve"> </w:t>
+            </w:r>
+            <w:r>
+              <w:rPr>
+                <w:rStyle w:val="VerbatimChar"/>
+              </w:rPr>
+              <w:t xml:space="preserve">venv/</w:t>
+            </w:r>
+            <w:r>
+              <w:t xml:space="preserve"> </w:t>
+            </w:r>
+            <w:r>
+              <w:t xml:space="preserve">is gitignored, so a fresh clone has none until you create it — §1.2), or the project living in a cloud-synced folder (next row).</w:t>
+            </w:r>
+          </w:p>
+        </w:tc>
+      </w:tr>
+      <w:tr>
+        <w:tc>
+          <w:tcPr/>
+          <w:p>
+            <w:pPr>
+              <w:pStyle w:val="Compact"/>
+              <w:jc w:val="left"/>
+            </w:pPr>
+            <w:r>
+              <w:t xml:space="preserve">Git commands fail with</w:t>
+            </w:r>
+            <w:r>
+              <w:t xml:space="preserve"> </w:t>
+            </w:r>
+            <w:r>
+              <w:rPr>
+                <w:rStyle w:val="VerbatimChar"/>
+              </w:rPr>
+              <w:t xml:space="preserve">mmap failed: Operation timed out</w:t>
+            </w:r>
+            <w:r>
+              <w:t xml:space="preserve">,</w:t>
+            </w:r>
+            <w:r>
+              <w:t xml:space="preserve"> </w:t>
+            </w:r>
+            <w:r>
+              <w:rPr>
+                <w:rStyle w:val="VerbatimChar"/>
+              </w:rPr>
+              <w:t xml:space="preserve">read error while indexing &lt;file&gt;</w:t>
+            </w:r>
+            <w:r>
+              <w:t xml:space="preserve">, or</w:t>
+            </w:r>
+            <w:r>
+              <w:t xml:space="preserve"> </w:t>
+            </w:r>
+            <w:r>
+              <w:rPr>
+                <w:rStyle w:val="VerbatimChar"/>
+              </w:rPr>
+              <w:t xml:space="preserve">Updating an unborn branch with changes added to the index</w:t>
+            </w:r>
+            <w:r>
+              <w:t xml:space="preserve"> </w:t>
+            </w:r>
+            <w:r>
+              <w:t xml:space="preserve">— and/or the server won’t start</w:t>
+            </w:r>
+          </w:p>
+        </w:tc>
+        <w:tc>
+          <w:tcPr/>
+          <w:p>
+            <w:pPr>
+              <w:pStyle w:val="Compact"/>
+              <w:jc w:val="left"/>
+            </w:pPr>
+            <w:r>
+              <w:rPr>
+                <w:bCs/>
+                <w:b/>
+              </w:rPr>
+              <w:t xml:space="preserve">The project is in a cloud-synced folder</w:t>
+            </w:r>
+            <w:r>
+              <w:t xml:space="preserve"> </w:t>
+            </w:r>
+            <w:r>
+              <w:t xml:space="preserve">(OneDrive, iCloud Drive, Dropbox, Google Drive). Those store files as online-only placeholders and fetch them on demand; if the sync client isn’t running or the network stalls, the read simply times out. This project trips over that three ways at once: git needs</w:t>
+            </w:r>
+            <w:r>
+              <w:t xml:space="preserve"> </w:t>
+            </w:r>
+            <w:r>
+              <w:rPr>
+                <w:rStyle w:val="VerbatimChar"/>
+              </w:rPr>
+              <w:t xml:space="preserve">mmap</w:t>
+            </w:r>
+            <w:r>
+              <w:t xml:space="preserve"> </w:t>
+            </w:r>
+            <w:r>
+              <w:t xml:space="preserve">over its object store, the virtualenv is thousands of small files Python must all read, and</w:t>
+            </w:r>
+            <w:r>
+              <w:t xml:space="preserve"> </w:t>
+            </w:r>
+            <w:r>
+              <w:rPr>
+                <w:rStyle w:val="VerbatimChar"/>
+              </w:rPr>
+              <w:t xml:space="preserve">separated/</w:t>
+            </w:r>
+            <w:r>
+              <w:t xml:space="preserve">/</w:t>
+            </w:r>
+            <w:r>
+              <w:rPr>
+                <w:rStyle w:val="VerbatimChar"/>
+              </w:rPr>
+              <w:t xml:space="preserve">output/</w:t>
+            </w:r>
+            <w:r>
+              <w:t xml:space="preserve"> </w:t>
+            </w:r>
+            <w:r>
+              <w:t xml:space="preserve">hold gigabytes that sync churns through endlessly. The</w:t>
+            </w:r>
+            <w:r>
+              <w:t xml:space="preserve"> </w:t>
+            </w:r>
+            <w:r>
+              <w:t xml:space="preserve">“</w:t>
+            </w:r>
+            <w:r>
+              <w:t xml:space="preserve">unborn branch</w:t>
+            </w:r>
+            <w:r>
+              <w:t xml:space="preserve">”</w:t>
+            </w:r>
+            <w:r>
+              <w:t xml:space="preserve"> </w:t>
+            </w:r>
+            <w:r>
+              <w:t xml:space="preserve">variant means an earlier git command timed out midway and left the index half-written — the repository isn’t really damaged.</w:t>
+            </w:r>
+            <w:r>
+              <w:t xml:space="preserve"> </w:t>
+            </w:r>
+            <w:r>
+              <w:rPr>
+                <w:bCs/>
+                <w:b/>
+              </w:rPr>
+              <w:t xml:space="preserve">On macOS this catches people out because Desktop and Documents are synced by default</w:t>
+            </w:r>
+            <w:r>
+              <w:t xml:space="preserve"> </w:t>
+            </w:r>
+            <w:r>
+              <w:t xml:space="preserve">once OneDrive or iCloud Known Folder Move is on:</w:t>
+            </w:r>
+            <w:r>
+              <w:t xml:space="preserve"> </w:t>
+            </w:r>
+            <w:r>
+              <w:rPr>
+                <w:rStyle w:val="VerbatimChar"/>
+              </w:rPr>
+              <w:t xml:space="preserve">~/Desktop/Guitar-studio</w:t>
+            </w:r>
+            <w:r>
+              <w:t xml:space="preserve"> </w:t>
+            </w:r>
+            <w:r>
+              <w:t xml:space="preserve">is really</w:t>
+            </w:r>
+            <w:r>
+              <w:t xml:space="preserve"> </w:t>
+            </w:r>
+            <w:r>
+              <w:rPr>
+                <w:rStyle w:val="VerbatimChar"/>
+              </w:rPr>
+              <w:t xml:space="preserve">~/Library/CloudStorage/…/Desktop/Guitar-studio</w:t>
+            </w:r>
+            <w:r>
+              <w:t xml:space="preserve">. Check with</w:t>
+            </w:r>
+            <w:r>
+              <w:t xml:space="preserve"> </w:t>
+            </w:r>
+            <w:r>
+              <w:rPr>
+                <w:rStyle w:val="VerbatimChar"/>
+              </w:rPr>
+              <w:t xml:space="preserve">cd ~/Desktop/Guitar-studio &amp;&amp; pwd -P</w:t>
+            </w:r>
+            <w:r>
+              <w:t xml:space="preserve">.</w:t>
+            </w:r>
+            <w:r>
+              <w:t xml:space="preserve"> </w:t>
+            </w:r>
+            <w:r>
+              <w:rPr>
+                <w:bCs/>
+                <w:b/>
+              </w:rPr>
+              <w:t xml:space="preserve">Fix:</w:t>
+            </w:r>
+            <w:r>
+              <w:t xml:space="preserve"> </w:t>
+            </w:r>
+            <w:r>
+              <w:t xml:space="preserve">move the project somewhere genuinely local (</w:t>
+            </w:r>
+            <w:r>
+              <w:rPr>
+                <w:rStyle w:val="VerbatimChar"/>
+              </w:rPr>
+              <w:t xml:space="preserve">~/Projects</w:t>
+            </w:r>
+            <w:r>
+              <w:t xml:space="preserve"> </w:t>
+            </w:r>
+            <w:r>
+              <w:t xml:space="preserve">is fine) and clone fresh rather than repair in place, since every git command keeps hitting the same timeouts — see the README’s</w:t>
+            </w:r>
+            <w:r>
+              <w:t xml:space="preserve"> </w:t>
+            </w:r>
+            <w:r>
+              <w:t xml:space="preserve">“</w:t>
+            </w:r>
+            <w:r>
+              <w:t xml:space="preserve">If something goes wrong</w:t>
+            </w:r>
+            <w:r>
+              <w:t xml:space="preserve">”</w:t>
+            </w:r>
+            <w:r>
+              <w:t xml:space="preserve"> </w:t>
+            </w:r>
+            <w:r>
+              <w:t xml:space="preserve">for the exact commands. Your audio, tabs, projects and tone captures are all gitignored, so they’re ordinary files you copy across; mark the old folder</w:t>
+            </w:r>
+            <w:r>
+              <w:t xml:space="preserve"> </w:t>
+            </w:r>
+            <w:r>
+              <w:t xml:space="preserve">“</w:t>
+            </w:r>
+            <w:r>
+              <w:t xml:space="preserve">Always Keep on This Device</w:t>
+            </w:r>
+            <w:r>
+              <w:t xml:space="preserve">”</w:t>
+            </w:r>
+            <w:r>
+              <w:t xml:space="preserve"> </w:t>
+            </w:r>
+            <w:r>
+              <w:t xml:space="preserve">in Finder and let it download</w:t>
+            </w:r>
+            <w:r>
+              <w:t xml:space="preserve"> </w:t>
+            </w:r>
+            <w:r>
+              <w:rPr>
+                <w:bCs/>
+                <w:b/>
+              </w:rPr>
+              <w:t xml:space="preserve">before</w:t>
+            </w:r>
+            <w:r>
+              <w:t xml:space="preserve"> </w:t>
+            </w:r>
+            <w:r>
+              <w:t xml:space="preserve">copying, or the copy stalls on the same placeholder reads. Rebuild</w:t>
+            </w:r>
+            <w:r>
+              <w:t xml:space="preserve"> </w:t>
+            </w:r>
+            <w:r>
+              <w:rPr>
+                <w:rStyle w:val="VerbatimChar"/>
+              </w:rPr>
+              <w:t xml:space="preserve">Guitar Studio.app</w:t>
+            </w:r>
+            <w:r>
+              <w:t xml:space="preserve"> </w:t>
+            </w:r>
+            <w:r>
+              <w:t xml:space="preserve">afterwards — it resolves the project directory relative to its own location, so an old copy keeps pointing at the cloud folder.</w:t>
             </w:r>
           </w:p>
         </w:tc>

--- a/USER-MANUAL.docx
+++ b/USER-MANUAL.docx
@@ -24888,6 +24888,250 @@
           <w:bCs/>
           <w:b/>
         </w:rPr>
+        <w:t xml:space="preserve">Input — Trim</w:t>
+      </w:r>
+      <w:r>
+        <w:t xml:space="preserve"> </w:t>
+      </w:r>
+      <w:r>
+        <w:t xml:space="preserve">— the very first stage in the chain, ahead of the</w:t>
+      </w:r>
+      <w:r>
+        <w:t xml:space="preserve"> </w:t>
+      </w:r>
+      <w:r>
+        <w:t xml:space="preserve">gate, the amp and every pedal: the</w:t>
+      </w:r>
+      <w:r>
+        <w:t xml:space="preserve"> </w:t>
+      </w:r>
+      <w:r>
+        <w:t xml:space="preserve">“</w:t>
+      </w:r>
+      <w:r>
+        <w:t xml:space="preserve">how hard am I hitting the front of</w:t>
+      </w:r>
+      <w:r>
+        <w:t xml:space="preserve"> </w:t>
+      </w:r>
+      <w:r>
+        <w:t xml:space="preserve">the rig</w:t>
+      </w:r>
+      <w:r>
+        <w:t xml:space="preserve">”</w:t>
+      </w:r>
+      <w:r>
+        <w:t xml:space="preserve"> </w:t>
+      </w:r>
+      <w:r>
+        <w:t xml:space="preserve">control a real interface’s input knob would give you. Turn it</w:t>
+      </w:r>
+      <w:r>
+        <w:t xml:space="preserve"> </w:t>
+      </w:r>
+      <w:r>
+        <w:rPr>
+          <w:bCs/>
+          <w:b/>
+        </w:rPr>
+        <w:t xml:space="preserve">down</w:t>
+      </w:r>
+      <w:r>
+        <w:t xml:space="preserve"> </w:t>
+      </w:r>
+      <w:r>
+        <w:t xml:space="preserve">if a high-output pickup or a fixed-gain USB guitar interface</w:t>
+      </w:r>
+      <w:r>
+        <w:t xml:space="preserve"> </w:t>
+      </w:r>
+      <w:r>
+        <w:t xml:space="preserve">(a dongle with no gain pot of its own) is driving the amp model into</w:t>
+      </w:r>
+      <w:r>
+        <w:t xml:space="preserve"> </w:t>
+      </w:r>
+      <w:r>
+        <w:t xml:space="preserve">permanent distortion no matter how you set the amp’s own Drive. Range</w:t>
+      </w:r>
+      <w:r>
+        <w:t xml:space="preserve"> </w:t>
+      </w:r>
+      <w:r>
+        <w:t xml:space="preserve">is −30 dB to +12 dB, deliberately lopsided because the problem it</w:t>
+      </w:r>
+      <w:r>
+        <w:t xml:space="preserve"> </w:t>
+      </w:r>
+      <w:r>
+        <w:t xml:space="preserve">exists for is too</w:t>
+      </w:r>
+      <w:r>
+        <w:t xml:space="preserve"> </w:t>
+      </w:r>
+      <w:r>
+        <w:rPr>
+          <w:iCs/>
+          <w:i/>
+        </w:rPr>
+        <w:t xml:space="preserve">much</w:t>
+      </w:r>
+      <w:r>
+        <w:t xml:space="preserve"> </w:t>
+      </w:r>
+      <w:r>
+        <w:t xml:space="preserve">level; double-click to snap back to 0.</w:t>
+      </w:r>
+      <w:r>
+        <w:t xml:space="preserve"> </w:t>
+      </w:r>
+      <w:r>
+        <w:t xml:space="preserve">It is saved</w:t>
+      </w:r>
+      <w:r>
+        <w:t xml:space="preserve"> </w:t>
+      </w:r>
+      <w:r>
+        <w:rPr>
+          <w:bCs/>
+          <w:b/>
+        </w:rPr>
+        <w:t xml:space="preserve">per machine, not per rig preset</w:t>
+      </w:r>
+      <w:r>
+        <w:t xml:space="preserve"> </w:t>
+      </w:r>
+      <w:r>
+        <w:t xml:space="preserve">— it compensates for</w:t>
+      </w:r>
+      <w:r>
+        <w:t xml:space="preserve"> </w:t>
+      </w:r>
+      <w:r>
+        <w:t xml:space="preserve">your guitar and your interface rather than for a tone, so it stays put</w:t>
+      </w:r>
+      <w:r>
+        <w:t xml:space="preserve"> </w:t>
+      </w:r>
+      <w:r>
+        <w:t xml:space="preserve">when you switch preset or song.</w:t>
+      </w:r>
+      <w:r>
+        <w:t xml:space="preserve"> </w:t>
+      </w:r>
+      <w:r>
+        <w:t xml:space="preserve">Two things worth knowing: the input meter shows the level</w:t>
+      </w:r>
+      <w:r>
+        <w:t xml:space="preserve"> </w:t>
+      </w:r>
+      <w:r>
+        <w:rPr>
+          <w:iCs/>
+          <w:i/>
+        </w:rPr>
+        <w:t xml:space="preserve">before</w:t>
+      </w:r>
+      <w:r>
+        <w:t xml:space="preserve"> </w:t>
+      </w:r>
+      <w:r>
+        <w:t xml:space="preserve">this</w:t>
+      </w:r>
+      <w:r>
+        <w:t xml:space="preserve"> </w:t>
+      </w:r>
+      <w:r>
+        <w:t xml:space="preserve">trim, on purpose, because the trim is a software gain applied after the</w:t>
+      </w:r>
+      <w:r>
+        <w:t xml:space="preserve"> </w:t>
+      </w:r>
+      <w:r>
+        <w:t xml:space="preserve">audio has been digitised —</w:t>
+      </w:r>
+      <w:r>
+        <w:t xml:space="preserve"> </w:t>
+      </w:r>
+      <w:r>
+        <w:rPr>
+          <w:bCs/>
+          <w:b/>
+        </w:rPr>
+        <w:t xml:space="preserve">if your interface is clipping, the</w:t>
+      </w:r>
+      <w:r>
+        <w:rPr>
+          <w:bCs/>
+          <w:b/>
+        </w:rPr>
+        <w:t xml:space="preserve"> </w:t>
+      </w:r>
+      <w:r>
+        <w:rPr>
+          <w:bCs/>
+          <w:b/>
+        </w:rPr>
+        <w:t xml:space="preserve">flat-topped waveform is already baked into the samples and no amount of</w:t>
+      </w:r>
+      <w:r>
+        <w:rPr>
+          <w:bCs/>
+          <w:b/>
+        </w:rPr>
+        <w:t xml:space="preserve"> </w:t>
+      </w:r>
+      <w:r>
+        <w:rPr>
+          <w:bCs/>
+          <w:b/>
+        </w:rPr>
+        <w:t xml:space="preserve">trim can undo it.</w:t>
+      </w:r>
+      <w:r>
+        <w:t xml:space="preserve"> </w:t>
+      </w:r>
+      <w:r>
+        <w:t xml:space="preserve">A meter that moved with the trim would hide exactly</w:t>
+      </w:r>
+      <w:r>
+        <w:t xml:space="preserve"> </w:t>
+      </w:r>
+      <w:r>
+        <w:t xml:space="preserve">that. So if the meter is pinned even with the trim right down, fix it</w:t>
+      </w:r>
+      <w:r>
+        <w:t xml:space="preserve"> </w:t>
+      </w:r>
+      <w:r>
+        <w:t xml:space="preserve">upstream: roll the guitar’s volume knob back, lower the pickups, or use</w:t>
+      </w:r>
+      <w:r>
+        <w:t xml:space="preserve"> </w:t>
+      </w:r>
+      <w:r>
+        <w:t xml:space="preserve">an interface with its own gain control. The tuner also reads pre-trim,</w:t>
+      </w:r>
+      <w:r>
+        <w:t xml:space="preserve"> </w:t>
+      </w:r>
+      <w:r>
+        <w:t xml:space="preserve">so its sensitivity doesn’t change with your trim setting.</w:t>
+      </w:r>
+    </w:p>
+    <w:p>
+      <w:pPr>
+        <w:numPr>
+          <w:ilvl w:val="0"/>
+          <w:numId w:val="1034"/>
+        </w:numPr>
+        <w:pStyle w:val="Compact"/>
+      </w:pPr>
+      <w:r>
+        <w:rPr>
+          <w:bCs/>
+          <w:b/>
+        </w:rPr>
         <w:t xml:space="preserve">Noise Gate — Threshold</w:t>
       </w:r>
       <w:r>
@@ -24900,7 +25144,35 @@
         <w:t xml:space="preserve"> </w:t>
       </w:r>
       <w:r>
-        <w:t xml:space="preserve">signal, to silence hum/hiss between notes.</w:t>
+        <w:t xml:space="preserve">signal, to silence hum/hiss between notes. Note this sits</w:t>
+      </w:r>
+      <w:r>
+        <w:t xml:space="preserve"> </w:t>
+      </w:r>
+      <w:r>
+        <w:rPr>
+          <w:iCs/>
+          <w:i/>
+        </w:rPr>
+        <w:t xml:space="preserve">after</w:t>
+      </w:r>
+      <w:r>
+        <w:t xml:space="preserve"> </w:t>
+      </w:r>
+      <w:r>
+        <w:t xml:space="preserve">the</w:t>
+      </w:r>
+      <w:r>
+        <w:t xml:space="preserve"> </w:t>
+      </w:r>
+      <w:r>
+        <w:t xml:space="preserve">trim, so a big trim cut moves your signal closer to the gate threshold —</w:t>
+      </w:r>
+      <w:r>
+        <w:t xml:space="preserve"> </w:t>
+      </w:r>
+      <w:r>
+        <w:t xml:space="preserve">if notes start getting chopped after trimming, lower the threshold too.</w:t>
       </w:r>
     </w:p>
     <w:p>

--- a/USER-MANUAL.docx
+++ b/USER-MANUAL.docx
@@ -9539,6 +9539,141 @@
       </w:r>
       <w:r>
         <w:t xml:space="preserve">) rather than reporting a meaningless number.</w:t>
+      </w:r>
+    </w:p>
+    <w:p>
+      <w:pPr>
+        <w:pStyle w:val="BodyText"/>
+      </w:pPr>
+      <w:r>
+        <w:rPr>
+          <w:bCs/>
+          <w:b/>
+        </w:rPr>
+        <w:t xml:space="preserve">What’s in front of everything (IN-2).</w:t>
+      </w:r>
+      <w:r>
+        <w:t xml:space="preserve"> </w:t>
+      </w:r>
+      <w:r>
+        <w:t xml:space="preserve">Before the Input trim there’s a</w:t>
+      </w:r>
+      <w:r>
+        <w:t xml:space="preserve"> </w:t>
+      </w:r>
+      <w:r>
+        <w:t xml:space="preserve">fixed DC-blocking filter — a 18 Hz high-pass, two octaves below a low E’s</w:t>
+      </w:r>
+      <w:r>
+        <w:t xml:space="preserve"> </w:t>
+      </w:r>
+      <w:r>
+        <w:t xml:space="preserve">82 Hz, so it does nothing to the guitar (measured: 0.000 dB change at</w:t>
+      </w:r>
+      <w:r>
+        <w:t xml:space="preserve"> </w:t>
+      </w:r>
+      <w:r>
+        <w:t xml:space="preserve">82 Hz) but removes two things you don’t want. A DC offset, which many</w:t>
+      </w:r>
+      <w:r>
+        <w:t xml:space="preserve"> </w:t>
+      </w:r>
+      <w:r>
+        <w:t xml:space="preserve">interfaces produce, is a constant displacement of the waveform: every</w:t>
+      </w:r>
+      <w:r>
+        <w:t xml:space="preserve"> </w:t>
+      </w:r>
+      <w:r>
+        <w:t xml:space="preserve">gain change downstream then multiplies it and steps the output, which is</w:t>
+      </w:r>
+      <w:r>
+        <w:t xml:space="preserve"> </w:t>
+      </w:r>
+      <w:r>
+        <w:t xml:space="preserve">a thump with no musical cause, and the offset also eats headroom, since</w:t>
+      </w:r>
+      <w:r>
+        <w:t xml:space="preserve"> </w:t>
+      </w:r>
+      <w:r>
+        <w:t xml:space="preserve">offset plus peak is what hits the ceiling. And the subsonic thump of a</w:t>
+      </w:r>
+      <w:r>
+        <w:t xml:space="preserve"> </w:t>
+      </w:r>
+      <w:r>
+        <w:t xml:space="preserve">pick striking a string, which is felt more than heard but still uses up</w:t>
+      </w:r>
+      <w:r>
+        <w:t xml:space="preserve"> </w:t>
+      </w:r>
+      <w:r>
+        <w:t xml:space="preserve">level. There’s nothing to adjust; it’s always in circuit.</w:t>
+      </w:r>
+    </w:p>
+    <w:p>
+      <w:pPr>
+        <w:pStyle w:val="BodyText"/>
+      </w:pPr>
+      <w:r>
+        <w:t xml:space="preserve">The</w:t>
+      </w:r>
+      <w:r>
+        <w:t xml:space="preserve"> </w:t>
+      </w:r>
+      <w:r>
+        <w:rPr>
+          <w:bCs/>
+          <w:b/>
+        </w:rPr>
+        <w:t xml:space="preserve">level meter and the tuner deliberately sit in front of even this</w:t>
+      </w:r>
+      <w:r>
+        <w:t xml:space="preserve">,</w:t>
+      </w:r>
+      <w:r>
+        <w:t xml:space="preserve"> </w:t>
+      </w:r>
+      <w:r>
+        <w:t xml:space="preserve">tapping the raw signal from the interface. They have to keep answering</w:t>
+      </w:r>
+      <w:r>
+        <w:t xml:space="preserve"> </w:t>
+      </w:r>
+      <w:r>
+        <w:t xml:space="preserve">the one question only they can —</w:t>
+      </w:r>
+      <w:r>
+        <w:t xml:space="preserve"> </w:t>
+      </w:r>
+      <w:r>
+        <w:t xml:space="preserve">“</w:t>
+      </w:r>
+      <w:r>
+        <w:t xml:space="preserve">is what’s arriving from the hardware</w:t>
+      </w:r>
+      <w:r>
+        <w:t xml:space="preserve"> </w:t>
+      </w:r>
+      <w:r>
+        <w:t xml:space="preserve">sane?</w:t>
+      </w:r>
+      <w:r>
+        <w:t xml:space="preserve">”</w:t>
+      </w:r>
+      <w:r>
+        <w:t xml:space="preserve"> </w:t>
+      </w:r>
+      <w:r>
+        <w:t xml:space="preserve">— and a converter clipping on its own DC offset would look clean</w:t>
+      </w:r>
+      <w:r>
+        <w:t xml:space="preserve"> </w:t>
+      </w:r>
+      <w:r>
+        <w:t xml:space="preserve">if they sat after the filter.</w:t>
       </w:r>
     </w:p>
     <w:bookmarkEnd w:id="58"/>
@@ -26174,35 +26309,123 @@
     <w:p>
       <w:pPr>
         <w:numPr>
-          <w:ilvl w:val="0"/>
-          <w:numId w:val="1036"/>
+          <w:ilvl w:val="1"/>
+          <w:numId w:val="1037"/>
         </w:numPr>
         <w:pStyle w:val="Compact"/>
       </w:pPr>
       <w:r>
-        <w:rPr>
-          <w:bCs/>
-          <w:b/>
-        </w:rPr>
-        <w:t xml:space="preserve">Amp — Pass Through / Analog / Neural (NAM)</w:t>
-      </w:r>
-      <w:r>
-        <w:t xml:space="preserve"> </w:t>
-      </w:r>
-      <w:r>
-        <w:t xml:space="preserve">— picks the amp</w:t>
-      </w:r>
-      <w:r>
-        <w:t xml:space="preserve"> </w:t>
-      </w:r>
-      <w:r>
-        <w:t xml:space="preserve">modeling mode: no modeling, a parametric analog-style model, or a real</w:t>
-      </w:r>
-      <w:r>
-        <w:t xml:space="preserve"> </w:t>
-      </w:r>
-      <w:r>
-        <w:t xml:space="preserve">captured amp profile (NAM).</w:t>
+        <w:t xml:space="preserve">The gate uses</w:t>
+      </w:r>
+      <w:r>
+        <w:t xml:space="preserve"> </w:t>
+      </w:r>
+      <w:r>
+        <w:rPr>
+          <w:bCs/>
+          <w:b/>
+        </w:rPr>
+        <w:t xml:space="preserve">3 ms of lookahead</w:t>
+      </w:r>
+      <w:r>
+        <w:t xml:space="preserve"> </w:t>
+      </w:r>
+      <w:r>
+        <w:t xml:space="preserve">(IN-3): it delays the audio</w:t>
+      </w:r>
+      <w:r>
+        <w:t xml:space="preserve"> </w:t>
+      </w:r>
+      <w:r>
+        <w:t xml:space="preserve">slightly so the gain is already open by the time a note’s attack</w:t>
+      </w:r>
+      <w:r>
+        <w:t xml:space="preserve"> </w:t>
+      </w:r>
+      <w:r>
+        <w:t xml:space="preserve">arrives. Without it the gate opened</w:t>
+      </w:r>
+      <w:r>
+        <w:t xml:space="preserve"> </w:t>
+      </w:r>
+      <w:r>
+        <w:rPr>
+          <w:iCs/>
+          <w:i/>
+        </w:rPr>
+        <w:t xml:space="preserve">during</w:t>
+      </w:r>
+      <w:r>
+        <w:t xml:space="preserve"> </w:t>
+      </w:r>
+      <w:r>
+        <w:t xml:space="preserve">the pick attack — a</w:t>
+      </w:r>
+      <w:r>
+        <w:t xml:space="preserve"> </w:t>
+      </w:r>
+      <w:r>
+        <w:t xml:space="preserve">pluck reaches its peak inside the 2 ms attack time — so the loudest</w:t>
+      </w:r>
+      <w:r>
+        <w:t xml:space="preserve"> </w:t>
+      </w:r>
+      <w:r>
+        <w:t xml:space="preserve">part of every note it opened on was multiplied by a gain sweeping up</w:t>
+      </w:r>
+      <w:r>
+        <w:t xml:space="preserve"> </w:t>
+      </w:r>
+      <w:r>
+        <w:t xml:space="preserve">from zero, which is a click. That 3 ms is real added latency, is</w:t>
+      </w:r>
+      <w:r>
+        <w:t xml:space="preserve"> </w:t>
+      </w:r>
+      <w:r>
+        <w:t xml:space="preserve">included in the latency estimate, and applies whether the gate is</w:t>
+      </w:r>
+      <w:r>
+        <w:t xml:space="preserve"> </w:t>
+      </w:r>
+      <w:r>
+        <w:t xml:space="preserve">bypassed or not, so that toggling bypass can’t shift the signal in</w:t>
+      </w:r>
+      <w:r>
+        <w:t xml:space="preserve"> </w:t>
+      </w:r>
+      <w:r>
+        <w:t xml:space="preserve">time and click on its own.</w:t>
+      </w:r>
+    </w:p>
+    <w:p>
+      <w:pPr>
+        <w:numPr>
+          <w:ilvl w:val="1"/>
+          <w:numId w:val="1037"/>
+        </w:numPr>
+        <w:pStyle w:val="Compact"/>
+      </w:pPr>
+      <w:r>
+        <w:t xml:space="preserve">Its detector is DC-blocked separately from the audio, because a DC</w:t>
+      </w:r>
+      <w:r>
+        <w:t xml:space="preserve"> </w:t>
+      </w:r>
+      <w:r>
+        <w:t xml:space="preserve">offset used to read as permanent signal and hold the gate open</w:t>
+      </w:r>
+      <w:r>
+        <w:t xml:space="preserve"> </w:t>
+      </w:r>
+      <w:r>
+        <w:t xml:space="preserve">forever — at −40 dBFS of offset it never closed at all, however the</w:t>
+      </w:r>
+      <w:r>
+        <w:t xml:space="preserve"> </w:t>
+      </w:r>
+      <w:r>
+        <w:t xml:space="preserve">threshold was set.</w:t>
       </w:r>
     </w:p>
     <w:p>
@@ -26218,19 +26441,25 @@
           <w:bCs/>
           <w:b/>
         </w:rPr>
-        <w:t xml:space="preserve">Analog amp — Drive/Bass/Mid/Treble</w:t>
-      </w:r>
-      <w:r>
-        <w:t xml:space="preserve"> </w:t>
-      </w:r>
-      <w:r>
-        <w:t xml:space="preserve">— the parametric amp model’s</w:t>
-      </w:r>
-      <w:r>
-        <w:t xml:space="preserve"> </w:t>
-      </w:r>
-      <w:r>
-        <w:t xml:space="preserve">gain and tone-stack controls.</w:t>
+        <w:t xml:space="preserve">Amp — Pass Through / Analog / Neural (NAM)</w:t>
+      </w:r>
+      <w:r>
+        <w:t xml:space="preserve"> </w:t>
+      </w:r>
+      <w:r>
+        <w:t xml:space="preserve">— picks the amp</w:t>
+      </w:r>
+      <w:r>
+        <w:t xml:space="preserve"> </w:t>
+      </w:r>
+      <w:r>
+        <w:t xml:space="preserve">modeling mode: no modeling, a parametric analog-style model, or a real</w:t>
+      </w:r>
+      <w:r>
+        <w:t xml:space="preserve"> </w:t>
+      </w:r>
+      <w:r>
+        <w:t xml:space="preserve">captured amp profile (NAM).</w:t>
       </w:r>
     </w:p>
     <w:p>
@@ -26246,19 +26475,19 @@
           <w:bCs/>
           <w:b/>
         </w:rPr>
-        <w:t xml:space="preserve">Suggest from this track’s guitar stem</w:t>
-      </w:r>
-      <w:r>
-        <w:t xml:space="preserve"> </w:t>
-      </w:r>
-      <w:r>
-        <w:t xml:space="preserve">— analyzes the song’s guitar</w:t>
-      </w:r>
-      <w:r>
-        <w:t xml:space="preserve"> </w:t>
-      </w:r>
-      <w:r>
-        <w:t xml:space="preserve">stem and recommends a NAM capture likely to match its tone.</w:t>
+        <w:t xml:space="preserve">Analog amp — Drive/Bass/Mid/Treble</w:t>
+      </w:r>
+      <w:r>
+        <w:t xml:space="preserve"> </w:t>
+      </w:r>
+      <w:r>
+        <w:t xml:space="preserve">— the parametric amp model’s</w:t>
+      </w:r>
+      <w:r>
+        <w:t xml:space="preserve"> </w:t>
+      </w:r>
+      <w:r>
+        <w:t xml:space="preserve">gain and tone-stack controls.</w:t>
       </w:r>
     </w:p>
     <w:p>
@@ -26274,19 +26503,19 @@
           <w:bCs/>
           <w:b/>
         </w:rPr>
-        <w:t xml:space="preserve">NAM drop zone / choose files / choose a folder</w:t>
-      </w:r>
-      <w:r>
-        <w:t xml:space="preserve"> </w:t>
-      </w:r>
-      <w:r>
-        <w:t xml:space="preserve">— imports amp</w:t>
-      </w:r>
-      <w:r>
-        <w:t xml:space="preserve"> </w:t>
-      </w:r>
-      <w:r>
-        <w:t xml:space="preserve">captures (.nam files, folders, or .zip packs) into the model library.</w:t>
+        <w:t xml:space="preserve">Suggest from this track’s guitar stem</w:t>
+      </w:r>
+      <w:r>
+        <w:t xml:space="preserve"> </w:t>
+      </w:r>
+      <w:r>
+        <w:t xml:space="preserve">— analyzes the song’s guitar</w:t>
+      </w:r>
+      <w:r>
+        <w:t xml:space="preserve"> </w:t>
+      </w:r>
+      <w:r>
+        <w:t xml:space="preserve">stem and recommends a NAM capture likely to match its tone.</w:t>
       </w:r>
     </w:p>
     <w:p>
@@ -26302,19 +26531,19 @@
           <w:bCs/>
           <w:b/>
         </w:rPr>
-        <w:t xml:space="preserve">NAM search / browser</w:t>
-      </w:r>
-      <w:r>
-        <w:t xml:space="preserve"> </w:t>
-      </w:r>
-      <w:r>
-        <w:t xml:space="preserve">— finds and selects a specific captured amp</w:t>
-      </w:r>
-      <w:r>
-        <w:t xml:space="preserve"> </w:t>
-      </w:r>
-      <w:r>
-        <w:t xml:space="preserve">profile from your library.</w:t>
+        <w:t xml:space="preserve">NAM drop zone / choose files / choose a folder</w:t>
+      </w:r>
+      <w:r>
+        <w:t xml:space="preserve"> </w:t>
+      </w:r>
+      <w:r>
+        <w:t xml:space="preserve">— imports amp</w:t>
+      </w:r>
+      <w:r>
+        <w:t xml:space="preserve"> </w:t>
+      </w:r>
+      <w:r>
+        <w:t xml:space="preserve">captures (.nam files, folders, or .zip packs) into the model library.</w:t>
       </w:r>
     </w:p>
     <w:p>
@@ -26330,25 +26559,19 @@
           <w:bCs/>
           <w:b/>
         </w:rPr>
-        <w:t xml:space="preserve">Neural amp — Drive/Bass/Mid/Treble/Presence/Output level</w:t>
-      </w:r>
-      <w:r>
-        <w:t xml:space="preserve"> </w:t>
-      </w:r>
-      <w:r>
-        <w:t xml:space="preserve">— shapes</w:t>
-      </w:r>
-      <w:r>
-        <w:t xml:space="preserve"> </w:t>
-      </w:r>
-      <w:r>
-        <w:t xml:space="preserve">the frozen amp capture: how hard you push it, its post-amp tone stack,</w:t>
-      </w:r>
-      <w:r>
-        <w:t xml:space="preserve"> </w:t>
-      </w:r>
-      <w:r>
-        <w:t xml:space="preserve">and its output level.</w:t>
+        <w:t xml:space="preserve">NAM search / browser</w:t>
+      </w:r>
+      <w:r>
+        <w:t xml:space="preserve"> </w:t>
+      </w:r>
+      <w:r>
+        <w:t xml:space="preserve">— finds and selects a specific captured amp</w:t>
+      </w:r>
+      <w:r>
+        <w:t xml:space="preserve"> </w:t>
+      </w:r>
+      <w:r>
+        <w:t xml:space="preserve">profile from your library.</w:t>
       </w:r>
     </w:p>
     <w:p>
@@ -26364,19 +26587,25 @@
           <w:bCs/>
           <w:b/>
         </w:rPr>
-        <w:t xml:space="preserve">Cab IR — bypass, drop zone, search/browser</w:t>
-      </w:r>
-      <w:r>
-        <w:t xml:space="preserve"> </w:t>
-      </w:r>
-      <w:r>
-        <w:t xml:space="preserve">— loads and applies a</w:t>
-      </w:r>
-      <w:r>
-        <w:t xml:space="preserve"> </w:t>
-      </w:r>
-      <w:r>
-        <w:t xml:space="preserve">cabinet impulse response (the speaker/mic’d-cab part of the tone).</w:t>
+        <w:t xml:space="preserve">Neural amp — Drive/Bass/Mid/Treble/Presence/Output level</w:t>
+      </w:r>
+      <w:r>
+        <w:t xml:space="preserve"> </w:t>
+      </w:r>
+      <w:r>
+        <w:t xml:space="preserve">— shapes</w:t>
+      </w:r>
+      <w:r>
+        <w:t xml:space="preserve"> </w:t>
+      </w:r>
+      <w:r>
+        <w:t xml:space="preserve">the frozen amp capture: how hard you push it, its post-amp tone stack,</w:t>
+      </w:r>
+      <w:r>
+        <w:t xml:space="preserve"> </w:t>
+      </w:r>
+      <w:r>
+        <w:t xml:space="preserve">and its output level.</w:t>
       </w:r>
     </w:p>
     <w:p>
@@ -26392,19 +26621,19 @@
           <w:bCs/>
           <w:b/>
         </w:rPr>
-        <w:t xml:space="preserve">IR tone shape — Low cut / High cut</w:t>
-      </w:r>
-      <w:r>
-        <w:t xml:space="preserve"> </w:t>
-      </w:r>
-      <w:r>
-        <w:t xml:space="preserve">— a dedicated low/high-pass</w:t>
-      </w:r>
-      <w:r>
-        <w:t xml:space="preserve"> </w:t>
-      </w:r>
-      <w:r>
-        <w:t xml:space="preserve">filter on just the cabinet IR’s sound.</w:t>
+        <w:t xml:space="preserve">Cab IR — bypass, drop zone, search/browser</w:t>
+      </w:r>
+      <w:r>
+        <w:t xml:space="preserve"> </w:t>
+      </w:r>
+      <w:r>
+        <w:t xml:space="preserve">— loads and applies a</w:t>
+      </w:r>
+      <w:r>
+        <w:t xml:space="preserve"> </w:t>
+      </w:r>
+      <w:r>
+        <w:t xml:space="preserve">cabinet impulse response (the speaker/mic’d-cab part of the tone).</w:t>
       </w:r>
     </w:p>
     <w:p>
@@ -26420,19 +26649,19 @@
           <w:bCs/>
           <w:b/>
         </w:rPr>
-        <w:t xml:space="preserve">EQ — Bass/Mid/Treble</w:t>
-      </w:r>
-      <w:r>
-        <w:t xml:space="preserve"> </w:t>
-      </w:r>
-      <w:r>
-        <w:t xml:space="preserve">— a general 3-band tone EQ, later in the</w:t>
-      </w:r>
-      <w:r>
-        <w:t xml:space="preserve"> </w:t>
-      </w:r>
-      <w:r>
-        <w:t xml:space="preserve">chain than the amp’s own tone stack.</w:t>
+        <w:t xml:space="preserve">IR tone shape — Low cut / High cut</w:t>
+      </w:r>
+      <w:r>
+        <w:t xml:space="preserve"> </w:t>
+      </w:r>
+      <w:r>
+        <w:t xml:space="preserve">— a dedicated low/high-pass</w:t>
+      </w:r>
+      <w:r>
+        <w:t xml:space="preserve"> </w:t>
+      </w:r>
+      <w:r>
+        <w:t xml:space="preserve">filter on just the cabinet IR’s sound.</w:t>
       </w:r>
     </w:p>
     <w:p>
@@ -26448,19 +26677,19 @@
           <w:bCs/>
           <w:b/>
         </w:rPr>
-        <w:t xml:space="preserve">Compressor — Threshold/Ratio</w:t>
-      </w:r>
-      <w:r>
-        <w:t xml:space="preserve"> </w:t>
-      </w:r>
-      <w:r>
-        <w:t xml:space="preserve">— evens out your dynamics, so quiet</w:t>
-      </w:r>
-      <w:r>
-        <w:t xml:space="preserve"> </w:t>
-      </w:r>
-      <w:r>
-        <w:t xml:space="preserve">notes are boosted and loud ones are tamed.</w:t>
+        <w:t xml:space="preserve">EQ — Bass/Mid/Treble</w:t>
+      </w:r>
+      <w:r>
+        <w:t xml:space="preserve"> </w:t>
+      </w:r>
+      <w:r>
+        <w:t xml:space="preserve">— a general 3-band tone EQ, later in the</w:t>
+      </w:r>
+      <w:r>
+        <w:t xml:space="preserve"> </w:t>
+      </w:r>
+      <w:r>
+        <w:t xml:space="preserve">chain than the amp’s own tone stack.</w:t>
       </w:r>
     </w:p>
     <w:p>
@@ -26476,35 +26705,19 @@
           <w:bCs/>
           <w:b/>
         </w:rPr>
-        <w:t xml:space="preserve">Delay — Time/Feedback/Mix</w:t>
-      </w:r>
-      <w:r>
-        <w:t xml:space="preserve"> </w:t>
-      </w:r>
-      <w:r>
-        <w:t xml:space="preserve">and</w:t>
-      </w:r>
-      <w:r>
-        <w:t xml:space="preserve"> </w:t>
-      </w:r>
-      <w:r>
-        <w:rPr>
-          <w:bCs/>
-          <w:b/>
-        </w:rPr>
-        <w:t xml:space="preserve">Reverb — Size/Mix</w:t>
-      </w:r>
-      <w:r>
-        <w:t xml:space="preserve"> </w:t>
-      </w:r>
-      <w:r>
-        <w:t xml:space="preserve">— echo and ambience</w:t>
-      </w:r>
-      <w:r>
-        <w:t xml:space="preserve"> </w:t>
-      </w:r>
-      <w:r>
-        <w:t xml:space="preserve">effects, each with its own bypass, timing, and mix-level controls.</w:t>
+        <w:t xml:space="preserve">Compressor — Threshold/Ratio</w:t>
+      </w:r>
+      <w:r>
+        <w:t xml:space="preserve"> </w:t>
+      </w:r>
+      <w:r>
+        <w:t xml:space="preserve">— evens out your dynamics, so quiet</w:t>
+      </w:r>
+      <w:r>
+        <w:t xml:space="preserve"> </w:t>
+      </w:r>
+      <w:r>
+        <w:t xml:space="preserve">notes are boosted and loud ones are tamed.</w:t>
       </w:r>
     </w:p>
     <w:p>
@@ -26520,19 +26733,35 @@
           <w:bCs/>
           <w:b/>
         </w:rPr>
-        <w:t xml:space="preserve">Auto-Wah — Rate/Depth/Center freq/Mix</w:t>
-      </w:r>
-      <w:r>
-        <w:t xml:space="preserve"> </w:t>
-      </w:r>
-      <w:r>
-        <w:t xml:space="preserve">— an LFO-driven (not</w:t>
-      </w:r>
-      <w:r>
-        <w:t xml:space="preserve"> </w:t>
-      </w:r>
-      <w:r>
-        <w:t xml:space="preserve">pedal-controlled) wah-style filter sweep.</w:t>
+        <w:t xml:space="preserve">Delay — Time/Feedback/Mix</w:t>
+      </w:r>
+      <w:r>
+        <w:t xml:space="preserve"> </w:t>
+      </w:r>
+      <w:r>
+        <w:t xml:space="preserve">and</w:t>
+      </w:r>
+      <w:r>
+        <w:t xml:space="preserve"> </w:t>
+      </w:r>
+      <w:r>
+        <w:rPr>
+          <w:bCs/>
+          <w:b/>
+        </w:rPr>
+        <w:t xml:space="preserve">Reverb — Size/Mix</w:t>
+      </w:r>
+      <w:r>
+        <w:t xml:space="preserve"> </w:t>
+      </w:r>
+      <w:r>
+        <w:t xml:space="preserve">— echo and ambience</w:t>
+      </w:r>
+      <w:r>
+        <w:t xml:space="preserve"> </w:t>
+      </w:r>
+      <w:r>
+        <w:t xml:space="preserve">effects, each with its own bypass, timing, and mix-level controls.</w:t>
       </w:r>
     </w:p>
     <w:p>
@@ -26548,19 +26777,19 @@
           <w:bCs/>
           <w:b/>
         </w:rPr>
-        <w:t xml:space="preserve">Octaver — Blend</w:t>
-      </w:r>
-      <w:r>
-        <w:t xml:space="preserve"> </w:t>
-      </w:r>
-      <w:r>
-        <w:t xml:space="preserve">— adds a real octave-down signal underneath your</w:t>
-      </w:r>
-      <w:r>
-        <w:t xml:space="preserve"> </w:t>
-      </w:r>
-      <w:r>
-        <w:t xml:space="preserve">playing (monophonic — works best on single notes).</w:t>
+        <w:t xml:space="preserve">Auto-Wah — Rate/Depth/Center freq/Mix</w:t>
+      </w:r>
+      <w:r>
+        <w:t xml:space="preserve"> </w:t>
+      </w:r>
+      <w:r>
+        <w:t xml:space="preserve">— an LFO-driven (not</w:t>
+      </w:r>
+      <w:r>
+        <w:t xml:space="preserve"> </w:t>
+      </w:r>
+      <w:r>
+        <w:t xml:space="preserve">pedal-controlled) wah-style filter sweep.</w:t>
       </w:r>
     </w:p>
     <w:p>
@@ -26576,19 +26805,19 @@
           <w:bCs/>
           <w:b/>
         </w:rPr>
-        <w:t xml:space="preserve">Boost/Overdrive — Drive/Level</w:t>
-      </w:r>
-      <w:r>
-        <w:t xml:space="preserve"> </w:t>
-      </w:r>
-      <w:r>
-        <w:t xml:space="preserve">— a simple gain-boost/overdrive</w:t>
-      </w:r>
-      <w:r>
-        <w:t xml:space="preserve"> </w:t>
-      </w:r>
-      <w:r>
-        <w:t xml:space="preserve">stage.</w:t>
+        <w:t xml:space="preserve">Octaver — Blend</w:t>
+      </w:r>
+      <w:r>
+        <w:t xml:space="preserve"> </w:t>
+      </w:r>
+      <w:r>
+        <w:t xml:space="preserve">— adds a real octave-down signal underneath your</w:t>
+      </w:r>
+      <w:r>
+        <w:t xml:space="preserve"> </w:t>
+      </w:r>
+      <w:r>
+        <w:t xml:space="preserve">playing (monophonic — works best on single notes).</w:t>
       </w:r>
     </w:p>
     <w:p>
@@ -26604,19 +26833,19 @@
           <w:bCs/>
           <w:b/>
         </w:rPr>
-        <w:t xml:space="preserve">Graphic EQ — 5 bands (100Hz–8kHz)</w:t>
-      </w:r>
-      <w:r>
-        <w:t xml:space="preserve"> </w:t>
-      </w:r>
-      <w:r>
-        <w:t xml:space="preserve">— finer-grained tone shaping</w:t>
-      </w:r>
-      <w:r>
-        <w:t xml:space="preserve"> </w:t>
-      </w:r>
-      <w:r>
-        <w:t xml:space="preserve">than the 3-band EQ above.</w:t>
+        <w:t xml:space="preserve">Boost/Overdrive — Drive/Level</w:t>
+      </w:r>
+      <w:r>
+        <w:t xml:space="preserve"> </w:t>
+      </w:r>
+      <w:r>
+        <w:t xml:space="preserve">— a simple gain-boost/overdrive</w:t>
+      </w:r>
+      <w:r>
+        <w:t xml:space="preserve"> </w:t>
+      </w:r>
+      <w:r>
+        <w:t xml:space="preserve">stage.</w:t>
       </w:r>
     </w:p>
     <w:p>
@@ -26632,19 +26861,19 @@
           <w:bCs/>
           <w:b/>
         </w:rPr>
-        <w:t xml:space="preserve">Chorus/Phaser/Flanger/Tremolo — Rate/Depth/(Feedback)/Mix</w:t>
-      </w:r>
-      <w:r>
-        <w:t xml:space="preserve"> </w:t>
-      </w:r>
-      <w:r>
-        <w:t xml:space="preserve">—</w:t>
-      </w:r>
-      <w:r>
-        <w:t xml:space="preserve"> </w:t>
-      </w:r>
-      <w:r>
-        <w:t xml:space="preserve">classic modulation effects, each independently configurable.</w:t>
+        <w:t xml:space="preserve">Graphic EQ — 5 bands (100Hz–8kHz)</w:t>
+      </w:r>
+      <w:r>
+        <w:t xml:space="preserve"> </w:t>
+      </w:r>
+      <w:r>
+        <w:t xml:space="preserve">— finer-grained tone shaping</w:t>
+      </w:r>
+      <w:r>
+        <w:t xml:space="preserve"> </w:t>
+      </w:r>
+      <w:r>
+        <w:t xml:space="preserve">than the 3-band EQ above.</w:t>
       </w:r>
     </w:p>
     <w:p>
@@ -26660,6 +26889,34 @@
           <w:bCs/>
           <w:b/>
         </w:rPr>
+        <w:t xml:space="preserve">Chorus/Phaser/Flanger/Tremolo — Rate/Depth/(Feedback)/Mix</w:t>
+      </w:r>
+      <w:r>
+        <w:t xml:space="preserve"> </w:t>
+      </w:r>
+      <w:r>
+        <w:t xml:space="preserve">—</w:t>
+      </w:r>
+      <w:r>
+        <w:t xml:space="preserve"> </w:t>
+      </w:r>
+      <w:r>
+        <w:t xml:space="preserve">classic modulation effects, each independently configurable.</w:t>
+      </w:r>
+    </w:p>
+    <w:p>
+      <w:pPr>
+        <w:numPr>
+          <w:ilvl w:val="0"/>
+          <w:numId w:val="1036"/>
+        </w:numPr>
+        <w:pStyle w:val="Compact"/>
+      </w:pPr>
+      <w:r>
+        <w:rPr>
+          <w:bCs/>
+          <w:b/>
+        </w:rPr>
         <w:t xml:space="preserve">Output — Level, meter, device dropdown</w:t>
       </w:r>
       <w:r>
@@ -26757,108 +27014,6 @@
           <w:b/>
         </w:rPr>
         <w:t xml:space="preserve">Scales tab:</w:t>
-      </w:r>
-    </w:p>
-    <w:p>
-      <w:pPr>
-        <w:numPr>
-          <w:ilvl w:val="0"/>
-          <w:numId w:val="1037"/>
-        </w:numPr>
-        <w:pStyle w:val="Compact"/>
-      </w:pPr>
-      <w:r>
-        <w:rPr>
-          <w:bCs/>
-          <w:b/>
-        </w:rPr>
-        <w:t xml:space="preserve">Chord ribbon</w:t>
-      </w:r>
-      <w:r>
-        <w:t xml:space="preserve"> </w:t>
-      </w:r>
-      <w:r>
-        <w:t xml:space="preserve">— click any chord chip to jump the scale suggestion</w:t>
-      </w:r>
-      <w:r>
-        <w:t xml:space="preserve"> </w:t>
-      </w:r>
-      <w:r>
-        <w:t xml:space="preserve">to that chord (pins it and turns off Follow song).</w:t>
-      </w:r>
-    </w:p>
-    <w:p>
-      <w:pPr>
-        <w:numPr>
-          <w:ilvl w:val="0"/>
-          <w:numId w:val="1037"/>
-        </w:numPr>
-        <w:pStyle w:val="Compact"/>
-      </w:pPr>
-      <w:r>
-        <w:rPr>
-          <w:bCs/>
-          <w:b/>
-        </w:rPr>
-        <w:t xml:space="preserve">Per chord / Whole song</w:t>
-      </w:r>
-      <w:r>
-        <w:t xml:space="preserve"> </w:t>
-      </w:r>
-      <w:r>
-        <w:t xml:space="preserve">— shows scale suggestions for just the</w:t>
-      </w:r>
-      <w:r>
-        <w:t xml:space="preserve"> </w:t>
-      </w:r>
-      <w:r>
-        <w:t xml:space="preserve">current chord, or one scale for the song’s overall key.</w:t>
-      </w:r>
-    </w:p>
-    <w:p>
-      <w:pPr>
-        <w:numPr>
-          <w:ilvl w:val="0"/>
-          <w:numId w:val="1037"/>
-        </w:numPr>
-        <w:pStyle w:val="Compact"/>
-      </w:pPr>
-      <w:r>
-        <w:rPr>
-          <w:bCs/>
-          <w:b/>
-        </w:rPr>
-        <w:t xml:space="preserve">Follow song</w:t>
-      </w:r>
-      <w:r>
-        <w:t xml:space="preserve"> </w:t>
-      </w:r>
-      <w:r>
-        <w:t xml:space="preserve">— re-enables auto-tracking the playhead’s current</w:t>
-      </w:r>
-      <w:r>
-        <w:t xml:space="preserve"> </w:t>
-      </w:r>
-      <w:r>
-        <w:t xml:space="preserve">chord as the song plays (turned off automatically when you click a</w:t>
-      </w:r>
-      <w:r>
-        <w:t xml:space="preserve"> </w:t>
-      </w:r>
-      <w:r>
-        <w:t xml:space="preserve">chord chip).</w:t>
-      </w:r>
-    </w:p>
-    <w:p>
-      <w:pPr>
-        <w:pStyle w:val="FirstParagraph"/>
-      </w:pPr>
-      <w:r>
-        <w:rPr>
-          <w:bCs/>
-          <w:b/>
-        </w:rPr>
-        <w:t xml:space="preserve">Rate My Take tab:</w:t>
       </w:r>
     </w:p>
     <w:p>
@@ -26874,25 +27029,19 @@
           <w:bCs/>
           <w:b/>
         </w:rPr>
-        <w:t xml:space="preserve">Track Play Bar</w:t>
-      </w:r>
-      <w:r>
-        <w:t xml:space="preserve"> </w:t>
-      </w:r>
-      <w:r>
-        <w:t xml:space="preserve">(the shared bar described above) — controls the</w:t>
-      </w:r>
-      <w:r>
-        <w:t xml:space="preserve"> </w:t>
-      </w:r>
-      <w:r>
-        <w:t xml:space="preserve">backing track directly from this tab, same play/stop/loop/count-in/</w:t>
-      </w:r>
-      <w:r>
-        <w:t xml:space="preserve"> </w:t>
-      </w:r>
-      <w:r>
-        <w:t xml:space="preserve">BPM/Speed/Tune/Volume set as every other screen’s copy.</w:t>
+        <w:t xml:space="preserve">Chord ribbon</w:t>
+      </w:r>
+      <w:r>
+        <w:t xml:space="preserve"> </w:t>
+      </w:r>
+      <w:r>
+        <w:t xml:space="preserve">— click any chord chip to jump the scale suggestion</w:t>
+      </w:r>
+      <w:r>
+        <w:t xml:space="preserve"> </w:t>
+      </w:r>
+      <w:r>
+        <w:t xml:space="preserve">to that chord (pins it and turns off Follow song).</w:t>
       </w:r>
     </w:p>
     <w:p>
@@ -26908,19 +27057,19 @@
           <w:bCs/>
           <w:b/>
         </w:rPr>
-        <w:t xml:space="preserve">↓ Use current position as Offset</w:t>
-      </w:r>
-      <w:r>
-        <w:t xml:space="preserve"> </w:t>
-      </w:r>
-      <w:r>
-        <w:t xml:space="preserve">— copies the current playhead</w:t>
-      </w:r>
-      <w:r>
-        <w:t xml:space="preserve"> </w:t>
-      </w:r>
-      <w:r>
-        <w:t xml:space="preserve">time into the Offset field below.</w:t>
+        <w:t xml:space="preserve">Per chord / Whole song</w:t>
+      </w:r>
+      <w:r>
+        <w:t xml:space="preserve"> </w:t>
+      </w:r>
+      <w:r>
+        <w:t xml:space="preserve">— shows scale suggestions for just the</w:t>
+      </w:r>
+      <w:r>
+        <w:t xml:space="preserve"> </w:t>
+      </w:r>
+      <w:r>
+        <w:t xml:space="preserve">current chord, or one scale for the song’s overall key.</w:t>
       </w:r>
     </w:p>
     <w:p>
@@ -26936,211 +27085,25 @@
           <w:bCs/>
           <w:b/>
         </w:rPr>
-        <w:t xml:space="preserve">Dry takes list</w:t>
-      </w:r>
-      <w:r>
-        <w:t xml:space="preserve"> </w:t>
-      </w:r>
-      <w:r>
-        <w:t xml:space="preserve">— every</w:t>
-      </w:r>
-      <w:r>
-        <w:t xml:space="preserve"> </w:t>
-      </w:r>
-      <w:r>
-        <w:t xml:space="preserve">“</w:t>
-      </w:r>
-      <w:r>
-        <w:t xml:space="preserve">dry</w:t>
-      </w:r>
-      <w:r>
-        <w:t xml:space="preserve">”</w:t>
-      </w:r>
-      <w:r>
-        <w:t xml:space="preserve"> </w:t>
-      </w:r>
-      <w:r>
-        <w:t xml:space="preserve">(guitar-only, no backing track) take</w:t>
-      </w:r>
-      <w:r>
-        <w:t xml:space="preserve"> </w:t>
-      </w:r>
-      <w:r>
-        <w:t xml:space="preserve">for this song, with its last score if any; play/rename/delete work</w:t>
-      </w:r>
-      <w:r>
-        <w:t xml:space="preserve"> </w:t>
-      </w:r>
-      <w:r>
-        <w:t xml:space="preserve">here too.</w:t>
-      </w:r>
-    </w:p>
-    <w:p>
-      <w:pPr>
-        <w:numPr>
-          <w:ilvl w:val="0"/>
-          <w:numId w:val="1038"/>
-        </w:numPr>
-        <w:pStyle w:val="Compact"/>
-      </w:pPr>
-      <w:r>
-        <w:rPr>
-          <w:bCs/>
-          <w:b/>
-        </w:rPr>
-        <w:t xml:space="preserve">● Record dry take / ■ Stop</w:t>
-      </w:r>
-      <w:r>
-        <w:t xml:space="preserve"> </w:t>
-      </w:r>
-      <w:r>
-        <w:t xml:space="preserve">— records a take of just your guitar</w:t>
-      </w:r>
-      <w:r>
-        <w:t xml:space="preserve"> </w:t>
-      </w:r>
-      <w:r>
-        <w:t xml:space="preserve">rig’s output (no backing track baked in), specifically so it can be</w:t>
-      </w:r>
-      <w:r>
-        <w:t xml:space="preserve"> </w:t>
-      </w:r>
-      <w:r>
-        <w:t xml:space="preserve">scored accurately.</w:t>
-      </w:r>
-    </w:p>
-    <w:p>
-      <w:pPr>
-        <w:numPr>
-          <w:ilvl w:val="0"/>
-          <w:numId w:val="1038"/>
-        </w:numPr>
-        <w:pStyle w:val="Compact"/>
-      </w:pPr>
-      <w:r>
-        <w:rPr>
-          <w:bCs/>
-          <w:b/>
-        </w:rPr>
-        <w:t xml:space="preserve">Go to Play Along →</w:t>
-      </w:r>
-      <w:r>
-        <w:t xml:space="preserve"> </w:t>
-      </w:r>
-      <w:r>
-        <w:t xml:space="preserve">— jumps to Play Along’s Record tab, for a</w:t>
-      </w:r>
-      <w:r>
-        <w:t xml:space="preserve"> </w:t>
-      </w:r>
-      <w:r>
-        <w:t xml:space="preserve">normal watchable performance instead of a scoring-only dry take.</w:t>
-      </w:r>
-    </w:p>
-    <w:p>
-      <w:pPr>
-        <w:numPr>
-          <w:ilvl w:val="0"/>
-          <w:numId w:val="1038"/>
-        </w:numPr>
-        <w:pStyle w:val="Compact"/>
-      </w:pPr>
-      <w:r>
-        <w:rPr>
-          <w:bCs/>
-          <w:b/>
-        </w:rPr>
-        <w:t xml:space="preserve">Take dropdown</w:t>
-      </w:r>
-      <w:r>
-        <w:t xml:space="preserve"> </w:t>
-      </w:r>
-      <w:r>
-        <w:t xml:space="preserve">— picks which recorded dry take to score.</w:t>
-      </w:r>
-    </w:p>
-    <w:p>
-      <w:pPr>
-        <w:numPr>
-          <w:ilvl w:val="0"/>
-          <w:numId w:val="1038"/>
-        </w:numPr>
-        <w:pStyle w:val="Compact"/>
-      </w:pPr>
-      <w:r>
-        <w:rPr>
-          <w:bCs/>
-          <w:b/>
-        </w:rPr>
-        <w:t xml:space="preserve">Offset (seconds)</w:t>
-      </w:r>
-      <w:r>
-        <w:t xml:space="preserve"> </w:t>
-      </w:r>
-      <w:r>
-        <w:t xml:space="preserve">— where in the song this take actually starts,</w:t>
-      </w:r>
-      <w:r>
-        <w:t xml:space="preserve"> </w:t>
-      </w:r>
-      <w:r>
-        <w:t xml:space="preserve">needed to align it against the reference for scoring.</w:t>
-      </w:r>
-    </w:p>
-    <w:p>
-      <w:pPr>
-        <w:numPr>
-          <w:ilvl w:val="0"/>
-          <w:numId w:val="1038"/>
-        </w:numPr>
-        <w:pStyle w:val="Compact"/>
-      </w:pPr>
-      <w:r>
-        <w:rPr>
-          <w:bCs/>
-          <w:b/>
-        </w:rPr>
-        <w:t xml:space="preserve">Offset search (+/- seconds)</w:t>
-      </w:r>
-      <w:r>
-        <w:t xml:space="preserve"> </w:t>
-      </w:r>
-      <w:r>
-        <w:t xml:space="preserve">— lets the scorer auto-fine-tune that</w:t>
-      </w:r>
-      <w:r>
-        <w:t xml:space="preserve"> </w:t>
-      </w:r>
-      <w:r>
-        <w:t xml:space="preserve">offset within a window, instead of trusting your exact number.</w:t>
-      </w:r>
-    </w:p>
-    <w:p>
-      <w:pPr>
-        <w:numPr>
-          <w:ilvl w:val="0"/>
-          <w:numId w:val="1038"/>
-        </w:numPr>
-        <w:pStyle w:val="Compact"/>
-      </w:pPr>
-      <w:r>
-        <w:rPr>
-          <w:bCs/>
-          <w:b/>
-        </w:rPr>
-        <w:t xml:space="preserve">Score this take</w:t>
-      </w:r>
-      <w:r>
-        <w:t xml:space="preserve"> </w:t>
-      </w:r>
-      <w:r>
-        <w:t xml:space="preserve">— compares the take against the original guitar</w:t>
-      </w:r>
-      <w:r>
-        <w:t xml:space="preserve"> </w:t>
-      </w:r>
-      <w:r>
-        <w:t xml:space="preserve">stem’s timing and pitch, producing a score and a heatmap.</w:t>
+        <w:t xml:space="preserve">Follow song</w:t>
+      </w:r>
+      <w:r>
+        <w:t xml:space="preserve"> </w:t>
+      </w:r>
+      <w:r>
+        <w:t xml:space="preserve">— re-enables auto-tracking the playhead’s current</w:t>
+      </w:r>
+      <w:r>
+        <w:t xml:space="preserve"> </w:t>
+      </w:r>
+      <w:r>
+        <w:t xml:space="preserve">chord as the song plays (turned off automatically when you click a</w:t>
+      </w:r>
+      <w:r>
+        <w:t xml:space="preserve"> </w:t>
+      </w:r>
+      <w:r>
+        <w:t xml:space="preserve">chord chip).</w:t>
       </w:r>
     </w:p>
     <w:p>
@@ -27152,13 +27115,7 @@
           <w:bCs/>
           <w:b/>
         </w:rPr>
-        <w:t xml:space="preserve">AI Assistant tab</w:t>
-      </w:r>
-      <w:r>
-        <w:t xml:space="preserve"> </w:t>
-      </w:r>
-      <w:r>
-        <w:t xml:space="preserve">(the only feature that makes network calls):</w:t>
+        <w:t xml:space="preserve">Rate My Take tab:</w:t>
       </w:r>
     </w:p>
     <w:p>
@@ -27174,19 +27131,25 @@
           <w:bCs/>
           <w:b/>
         </w:rPr>
-        <w:t xml:space="preserve">Provider dropdown</w:t>
-      </w:r>
-      <w:r>
-        <w:t xml:space="preserve"> </w:t>
-      </w:r>
-      <w:r>
-        <w:t xml:space="preserve">— picks the LLM service (Claude/Google</w:t>
-      </w:r>
-      <w:r>
-        <w:t xml:space="preserve"> </w:t>
-      </w:r>
-      <w:r>
-        <w:t xml:space="preserve">Gemini/Groq) used for every mode below.</w:t>
+        <w:t xml:space="preserve">Track Play Bar</w:t>
+      </w:r>
+      <w:r>
+        <w:t xml:space="preserve"> </w:t>
+      </w:r>
+      <w:r>
+        <w:t xml:space="preserve">(the shared bar described above) — controls the</w:t>
+      </w:r>
+      <w:r>
+        <w:t xml:space="preserve"> </w:t>
+      </w:r>
+      <w:r>
+        <w:t xml:space="preserve">backing track directly from this tab, same play/stop/loop/count-in/</w:t>
+      </w:r>
+      <w:r>
+        <w:t xml:space="preserve"> </w:t>
+      </w:r>
+      <w:r>
+        <w:t xml:space="preserve">BPM/Speed/Tune/Volume set as every other screen’s copy.</w:t>
       </w:r>
     </w:p>
     <w:p>
@@ -27202,19 +27165,19 @@
           <w:bCs/>
           <w:b/>
         </w:rPr>
-        <w:t xml:space="preserve">API key field + Save key</w:t>
-      </w:r>
-      <w:r>
-        <w:t xml:space="preserve"> </w:t>
-      </w:r>
-      <w:r>
-        <w:t xml:space="preserve">— stores that provider’s API key</w:t>
-      </w:r>
-      <w:r>
-        <w:t xml:space="preserve"> </w:t>
-      </w:r>
-      <w:r>
-        <w:t xml:space="preserve">locally, used only to call that provider directly.</w:t>
+        <w:t xml:space="preserve">↓ Use current position as Offset</w:t>
+      </w:r>
+      <w:r>
+        <w:t xml:space="preserve"> </w:t>
+      </w:r>
+      <w:r>
+        <w:t xml:space="preserve">— copies the current playhead</w:t>
+      </w:r>
+      <w:r>
+        <w:t xml:space="preserve"> </w:t>
+      </w:r>
+      <w:r>
+        <w:t xml:space="preserve">time into the Offset field below.</w:t>
       </w:r>
     </w:p>
     <w:p>
@@ -27230,25 +27193,13 @@
           <w:bCs/>
           <w:b/>
         </w:rPr>
-        <w:t xml:space="preserve">Artist / Title fields + Save</w:t>
-      </w:r>
-      <w:r>
-        <w:t xml:space="preserve"> </w:t>
-      </w:r>
-      <w:r>
-        <w:t xml:space="preserve">— the song’s artist/title, needed</w:t>
-      </w:r>
-      <w:r>
-        <w:t xml:space="preserve"> </w:t>
-      </w:r>
-      <w:r>
-        <w:t xml:space="preserve">for This Track/This Artist/Song Structure/Ask AI’s context;</w:t>
-      </w:r>
-      <w:r>
-        <w:t xml:space="preserve"> </w:t>
-      </w:r>
-      <w:r>
-        <w:t xml:space="preserve">auto-guessed from a filename following an</w:t>
+        <w:t xml:space="preserve">Dry takes list</w:t>
+      </w:r>
+      <w:r>
+        <w:t xml:space="preserve"> </w:t>
+      </w:r>
+      <w:r>
+        <w:t xml:space="preserve">— every</w:t>
       </w:r>
       <w:r>
         <w:t xml:space="preserve"> </w:t>
@@ -27257,7 +27208,7 @@
         <w:t xml:space="preserve">“</w:t>
       </w:r>
       <w:r>
-        <w:t xml:space="preserve">Artist - Title</w:t>
+        <w:t xml:space="preserve">dry</w:t>
       </w:r>
       <w:r>
         <w:t xml:space="preserve">”</w:t>
@@ -27266,13 +27217,19 @@
         <w:t xml:space="preserve"> </w:t>
       </w:r>
       <w:r>
-        <w:t xml:space="preserve">convention,</w:t>
-      </w:r>
-      <w:r>
-        <w:t xml:space="preserve"> </w:t>
-      </w:r>
-      <w:r>
-        <w:t xml:space="preserve">editable otherwise.</w:t>
+        <w:t xml:space="preserve">(guitar-only, no backing track) take</w:t>
+      </w:r>
+      <w:r>
+        <w:t xml:space="preserve"> </w:t>
+      </w:r>
+      <w:r>
+        <w:t xml:space="preserve">for this song, with its last score if any; play/rename/delete work</w:t>
+      </w:r>
+      <w:r>
+        <w:t xml:space="preserve"> </w:t>
+      </w:r>
+      <w:r>
+        <w:t xml:space="preserve">here too.</w:t>
       </w:r>
     </w:p>
     <w:p>
@@ -27288,27 +27245,25 @@
           <w:bCs/>
           <w:b/>
         </w:rPr>
-        <w:t xml:space="preserve">Practice Tips / Lick Ideas / This Track / Song Structure / This</w:t>
-      </w:r>
-      <w:r>
-        <w:rPr>
-          <w:bCs/>
-          <w:b/>
-        </w:rPr>
-        <w:t xml:space="preserve"> </w:t>
-      </w:r>
-      <w:r>
-        <w:rPr>
-          <w:bCs/>
-          <w:b/>
-        </w:rPr>
-        <w:t xml:space="preserve">Artist / Ask AI</w:t>
-      </w:r>
-      <w:r>
-        <w:t xml:space="preserve"> </w:t>
-      </w:r>
-      <w:r>
-        <w:t xml:space="preserve">— switches between the six assistant modes below.</w:t>
+        <w:t xml:space="preserve">● Record dry take / ■ Stop</w:t>
+      </w:r>
+      <w:r>
+        <w:t xml:space="preserve"> </w:t>
+      </w:r>
+      <w:r>
+        <w:t xml:space="preserve">— records a take of just your guitar</w:t>
+      </w:r>
+      <w:r>
+        <w:t xml:space="preserve"> </w:t>
+      </w:r>
+      <w:r>
+        <w:t xml:space="preserve">rig’s output (no backing track baked in), specifically so it can be</w:t>
+      </w:r>
+      <w:r>
+        <w:t xml:space="preserve"> </w:t>
+      </w:r>
+      <w:r>
+        <w:t xml:space="preserve">scored accurately.</w:t>
       </w:r>
     </w:p>
     <w:p>
@@ -27324,25 +27279,19 @@
           <w:bCs/>
           <w:b/>
         </w:rPr>
-        <w:t xml:space="preserve">Style/genre field + Get phrasing ideas</w:t>
-      </w:r>
-      <w:r>
-        <w:t xml:space="preserve"> </w:t>
-      </w:r>
-      <w:r>
-        <w:t xml:space="preserve">(Lick Ideas) — asks for</w:t>
-      </w:r>
-      <w:r>
-        <w:t xml:space="preserve"> </w:t>
-      </w:r>
-      <w:r>
-        <w:t xml:space="preserve">concrete lead-guitar phrasing ideas grounded in this song’s detected</w:t>
-      </w:r>
-      <w:r>
-        <w:t xml:space="preserve"> </w:t>
-      </w:r>
-      <w:r>
-        <w:t xml:space="preserve">key/tempo/chords.</w:t>
+        <w:t xml:space="preserve">Go to Play Along →</w:t>
+      </w:r>
+      <w:r>
+        <w:t xml:space="preserve"> </w:t>
+      </w:r>
+      <w:r>
+        <w:t xml:space="preserve">— jumps to Play Along’s Record tab, for a</w:t>
+      </w:r>
+      <w:r>
+        <w:t xml:space="preserve"> </w:t>
+      </w:r>
+      <w:r>
+        <w:t xml:space="preserve">normal watchable performance instead of a scoring-only dry take.</w:t>
       </w:r>
     </w:p>
     <w:p>
@@ -27358,19 +27307,13 @@
           <w:bCs/>
           <w:b/>
         </w:rPr>
-        <w:t xml:space="preserve">Example question chips</w:t>
-      </w:r>
-      <w:r>
-        <w:t xml:space="preserve"> </w:t>
-      </w:r>
-      <w:r>
-        <w:t xml:space="preserve">(Ask AI) — one-click fills in a sample</w:t>
-      </w:r>
-      <w:r>
-        <w:t xml:space="preserve"> </w:t>
-      </w:r>
-      <w:r>
-        <w:t xml:space="preserve">question to try.</w:t>
+        <w:t xml:space="preserve">Take dropdown</w:t>
+      </w:r>
+      <w:r>
+        <w:t xml:space="preserve"> </w:t>
+      </w:r>
+      <w:r>
+        <w:t xml:space="preserve">— picks which recorded dry take to score.</w:t>
       </w:r>
     </w:p>
     <w:p>
@@ -27386,25 +27329,19 @@
           <w:bCs/>
           <w:b/>
         </w:rPr>
-        <w:t xml:space="preserve">Question field + Ask</w:t>
-      </w:r>
-      <w:r>
-        <w:t xml:space="preserve"> </w:t>
-      </w:r>
-      <w:r>
-        <w:t xml:space="preserve">(Ask AI) — asks a single free-form question</w:t>
-      </w:r>
-      <w:r>
-        <w:t xml:space="preserve"> </w:t>
-      </w:r>
-      <w:r>
-        <w:t xml:space="preserve">about this song’s theory, this track, or this artist; also submits on</w:t>
-      </w:r>
-      <w:r>
-        <w:t xml:space="preserve"> </w:t>
-      </w:r>
-      <w:r>
-        <w:t xml:space="preserve">Enter. Off-topic questions are politely declined.</w:t>
+        <w:t xml:space="preserve">Offset (seconds)</w:t>
+      </w:r>
+      <w:r>
+        <w:t xml:space="preserve"> </w:t>
+      </w:r>
+      <w:r>
+        <w:t xml:space="preserve">— where in the song this take actually starts,</w:t>
+      </w:r>
+      <w:r>
+        <w:t xml:space="preserve"> </w:t>
+      </w:r>
+      <w:r>
+        <w:t xml:space="preserve">needed to align it against the reference for scoring.</w:t>
       </w:r>
     </w:p>
     <w:p>
@@ -27420,19 +27357,19 @@
           <w:bCs/>
           <w:b/>
         </w:rPr>
-        <w:t xml:space="preserve">Get track info</w:t>
-      </w:r>
-      <w:r>
-        <w:t xml:space="preserve"> </w:t>
-      </w:r>
-      <w:r>
-        <w:t xml:space="preserve">(This Track) — background on this specific song —</w:t>
-      </w:r>
-      <w:r>
-        <w:t xml:space="preserve"> </w:t>
-      </w:r>
-      <w:r>
-        <w:t xml:space="preserve">release info, writing process, notable performances.</w:t>
+        <w:t xml:space="preserve">Offset search (+/- seconds)</w:t>
+      </w:r>
+      <w:r>
+        <w:t xml:space="preserve"> </w:t>
+      </w:r>
+      <w:r>
+        <w:t xml:space="preserve">— lets the scorer auto-fine-tune that</w:t>
+      </w:r>
+      <w:r>
+        <w:t xml:space="preserve"> </w:t>
+      </w:r>
+      <w:r>
+        <w:t xml:space="preserve">offset within a window, instead of trusting your exact number.</w:t>
       </w:r>
     </w:p>
     <w:p>
@@ -27448,215 +27385,37 @@
           <w:bCs/>
           <w:b/>
         </w:rPr>
-        <w:t xml:space="preserve">See Song Structure for the part-by-part playing map →</w:t>
-      </w:r>
-      <w:r>
-        <w:t xml:space="preserve"> </w:t>
-      </w:r>
-      <w:r>
-        <w:t xml:space="preserve">— jumps to</w:t>
-      </w:r>
-      <w:r>
-        <w:t xml:space="preserve"> </w:t>
-      </w:r>
-      <w:r>
-        <w:t xml:space="preserve">the Song Structure mode.</w:t>
-      </w:r>
-    </w:p>
-    <w:p>
-      <w:pPr>
-        <w:numPr>
-          <w:ilvl w:val="0"/>
-          <w:numId w:val="1039"/>
-        </w:numPr>
-        <w:pStyle w:val="Compact"/>
-      </w:pPr>
-      <w:r>
-        <w:rPr>
-          <w:bCs/>
-          <w:b/>
-        </w:rPr>
-        <w:t xml:space="preserve">✨ Name the parts with AI</w:t>
-      </w:r>
-      <w:r>
-        <w:t xml:space="preserve"> </w:t>
-      </w:r>
-      <w:r>
-        <w:t xml:space="preserve">(Song Structure) — labels the song’s</w:t>
-      </w:r>
-      <w:r>
-        <w:t xml:space="preserve"> </w:t>
-      </w:r>
-      <w:r>
-        <w:t xml:space="preserve">already-detected sections (intro/verse/chorus/etc.) with real part</w:t>
-      </w:r>
-      <w:r>
-        <w:t xml:space="preserve"> </w:t>
-      </w:r>
-      <w:r>
-        <w:t xml:space="preserve">names, role, technique, and difficulty.</w:t>
-      </w:r>
-    </w:p>
-    <w:p>
-      <w:pPr>
-        <w:numPr>
-          <w:ilvl w:val="0"/>
-          <w:numId w:val="1039"/>
-        </w:numPr>
-        <w:pStyle w:val="Compact"/>
-      </w:pPr>
-      <w:r>
-        <w:rPr>
-          <w:bCs/>
-          <w:b/>
-        </w:rPr>
-        <w:t xml:space="preserve">Song Structure part list</w:t>
-      </w:r>
-      <w:r>
-        <w:t xml:space="preserve"> </w:t>
-      </w:r>
-      <w:r>
-        <w:t xml:space="preserve">— click a part to jump the playhead</w:t>
-      </w:r>
-      <w:r>
-        <w:t xml:space="preserve"> </w:t>
-      </w:r>
-      <w:r>
-        <w:t xml:space="preserve">there, or loop it to drill it; follows playback automatically.</w:t>
-      </w:r>
-    </w:p>
-    <w:p>
-      <w:pPr>
-        <w:numPr>
-          <w:ilvl w:val="0"/>
-          <w:numId w:val="1039"/>
-        </w:numPr>
-        <w:pStyle w:val="Compact"/>
-      </w:pPr>
-      <w:r>
-        <w:rPr>
-          <w:bCs/>
-          <w:b/>
-        </w:rPr>
-        <w:t xml:space="preserve">Want the story behind this song? → This Track</w:t>
-      </w:r>
-      <w:r>
-        <w:t xml:space="preserve"> </w:t>
-      </w:r>
-      <w:r>
-        <w:t xml:space="preserve">— jumps back to</w:t>
-      </w:r>
-      <w:r>
-        <w:t xml:space="preserve"> </w:t>
-      </w:r>
-      <w:r>
-        <w:t xml:space="preserve">This Track mode.</w:t>
-      </w:r>
-    </w:p>
-    <w:p>
-      <w:pPr>
-        <w:numPr>
-          <w:ilvl w:val="0"/>
-          <w:numId w:val="1039"/>
-        </w:numPr>
-        <w:pStyle w:val="Compact"/>
-      </w:pPr>
-      <w:r>
-        <w:rPr>
-          <w:bCs/>
-          <w:b/>
-        </w:rPr>
-        <w:t xml:space="preserve">Get artist info</w:t>
-      </w:r>
-      <w:r>
-        <w:t xml:space="preserve"> </w:t>
-      </w:r>
-      <w:r>
-        <w:t xml:space="preserve">(This Artist) — background on the song’s</w:t>
-      </w:r>
-      <w:r>
-        <w:t xml:space="preserve"> </w:t>
-      </w:r>
-      <w:r>
-        <w:t xml:space="preserve">guitarist — gear, style, signature licks, and hints toward a matching</w:t>
-      </w:r>
-      <w:r>
-        <w:t xml:space="preserve"> </w:t>
-      </w:r>
-      <w:r>
-        <w:t xml:space="preserve">NAM capture.</w:t>
-      </w:r>
-    </w:p>
-    <w:p>
-      <w:pPr>
-        <w:numPr>
-          <w:ilvl w:val="0"/>
-          <w:numId w:val="1039"/>
-        </w:numPr>
-        <w:pStyle w:val="Compact"/>
-      </w:pPr>
-      <w:r>
-        <w:rPr>
-          <w:bCs/>
-          <w:b/>
-        </w:rPr>
-        <w:t xml:space="preserve">Take dropdown + Offset/Offset search</w:t>
-      </w:r>
-      <w:r>
-        <w:t xml:space="preserve"> </w:t>
-      </w:r>
-      <w:r>
-        <w:t xml:space="preserve">(Practice Tips) — same as</w:t>
-      </w:r>
-      <w:r>
-        <w:t xml:space="preserve"> </w:t>
-      </w:r>
-      <w:r>
-        <w:t xml:space="preserve">Rate My Take’s, but feeding a specific scored take into the tips</w:t>
-      </w:r>
-      <w:r>
-        <w:t xml:space="preserve"> </w:t>
-      </w:r>
-      <w:r>
-        <w:t xml:space="preserve">request.</w:t>
-      </w:r>
-    </w:p>
-    <w:p>
-      <w:pPr>
-        <w:numPr>
-          <w:ilvl w:val="0"/>
-          <w:numId w:val="1039"/>
-        </w:numPr>
-        <w:pStyle w:val="Compact"/>
-      </w:pPr>
-      <w:r>
-        <w:rPr>
-          <w:bCs/>
-          <w:b/>
-        </w:rPr>
-        <w:t xml:space="preserve">Get practice tips</w:t>
-      </w:r>
-      <w:r>
-        <w:t xml:space="preserve"> </w:t>
-      </w:r>
-      <w:r>
-        <w:t xml:space="preserve">— asks for exercises targeted at that take’s</w:t>
-      </w:r>
-      <w:r>
-        <w:t xml:space="preserve"> </w:t>
-      </w:r>
-      <w:r>
-        <w:t xml:space="preserve">actual weakest moments, not generic advice.</w:t>
-      </w:r>
-    </w:p>
-    <w:bookmarkEnd w:id="104"/>
-    <w:bookmarkStart w:id="105" w:name="tab-view-screen"/>
-    <w:p>
-      <w:pPr>
-        <w:pStyle w:val="Heading3"/>
-      </w:pPr>
-      <w:r>
-        <w:t xml:space="preserve">Tab View screen</w:t>
+        <w:t xml:space="preserve">Score this take</w:t>
+      </w:r>
+      <w:r>
+        <w:t xml:space="preserve"> </w:t>
+      </w:r>
+      <w:r>
+        <w:t xml:space="preserve">— compares the take against the original guitar</w:t>
+      </w:r>
+      <w:r>
+        <w:t xml:space="preserve"> </w:t>
+      </w:r>
+      <w:r>
+        <w:t xml:space="preserve">stem’s timing and pitch, producing a score and a heatmap.</w:t>
+      </w:r>
+    </w:p>
+    <w:p>
+      <w:pPr>
+        <w:pStyle w:val="FirstParagraph"/>
+      </w:pPr>
+      <w:r>
+        <w:rPr>
+          <w:bCs/>
+          <w:b/>
+        </w:rPr>
+        <w:t xml:space="preserve">AI Assistant tab</w:t>
+      </w:r>
+      <w:r>
+        <w:t xml:space="preserve"> </w:t>
+      </w:r>
+      <w:r>
+        <w:t xml:space="preserve">(the only feature that makes network calls):</w:t>
       </w:r>
     </w:p>
     <w:p>
@@ -27672,25 +27431,19 @@
           <w:bCs/>
           <w:b/>
         </w:rPr>
-        <w:t xml:space="preserve">Drop a Guitar Pro file here / click to import</w:t>
-      </w:r>
-      <w:r>
-        <w:t xml:space="preserve"> </w:t>
-      </w:r>
-      <w:r>
-        <w:t xml:space="preserve">— imports a</w:t>
-      </w:r>
-      <w:r>
-        <w:t xml:space="preserve"> </w:t>
-      </w:r>
-      <w:r>
-        <w:t xml:space="preserve">.gp3/.gp4/.gp5/.gpx file, replacing the sidebar’s song Library with</w:t>
-      </w:r>
-      <w:r>
-        <w:t xml:space="preserve"> </w:t>
-      </w:r>
-      <w:r>
-        <w:t xml:space="preserve">this screen’s own tab library while open.</w:t>
+        <w:t xml:space="preserve">Provider dropdown</w:t>
+      </w:r>
+      <w:r>
+        <w:t xml:space="preserve"> </w:t>
+      </w:r>
+      <w:r>
+        <w:t xml:space="preserve">— picks the LLM service (Claude/Google</w:t>
+      </w:r>
+      <w:r>
+        <w:t xml:space="preserve"> </w:t>
+      </w:r>
+      <w:r>
+        <w:t xml:space="preserve">Gemini/Groq) used for every mode below.</w:t>
       </w:r>
     </w:p>
     <w:p>
@@ -27706,19 +27459,19 @@
           <w:bCs/>
           <w:b/>
         </w:rPr>
-        <w:t xml:space="preserve">Tab library list</w:t>
-      </w:r>
-      <w:r>
-        <w:t xml:space="preserve"> </w:t>
-      </w:r>
-      <w:r>
-        <w:t xml:space="preserve">— every imported tab; click a row to load it,</w:t>
-      </w:r>
-      <w:r>
-        <w:t xml:space="preserve"> </w:t>
-      </w:r>
-      <w:r>
-        <w:t xml:space="preserve">same rename/delete/add-to-playlist controls as the song Library.</w:t>
+        <w:t xml:space="preserve">API key field + Save key</w:t>
+      </w:r>
+      <w:r>
+        <w:t xml:space="preserve"> </w:t>
+      </w:r>
+      <w:r>
+        <w:t xml:space="preserve">— stores that provider’s API key</w:t>
+      </w:r>
+      <w:r>
+        <w:t xml:space="preserve"> </w:t>
+      </w:r>
+      <w:r>
+        <w:t xml:space="preserve">locally, used only to call that provider directly.</w:t>
       </w:r>
     </w:p>
     <w:p>
@@ -27734,19 +27487,49 @@
           <w:bCs/>
           <w:b/>
         </w:rPr>
-        <w:t xml:space="preserve">Track Play Bar</w:t>
-      </w:r>
-      <w:r>
-        <w:t xml:space="preserve"> </w:t>
-      </w:r>
-      <w:r>
-        <w:t xml:space="preserve">(the shared bar described above) — the backing</w:t>
-      </w:r>
-      <w:r>
-        <w:t xml:space="preserve"> </w:t>
-      </w:r>
-      <w:r>
-        <w:t xml:space="preserve">track’s own playback, independent of the tab below it.</w:t>
+        <w:t xml:space="preserve">Artist / Title fields + Save</w:t>
+      </w:r>
+      <w:r>
+        <w:t xml:space="preserve"> </w:t>
+      </w:r>
+      <w:r>
+        <w:t xml:space="preserve">— the song’s artist/title, needed</w:t>
+      </w:r>
+      <w:r>
+        <w:t xml:space="preserve"> </w:t>
+      </w:r>
+      <w:r>
+        <w:t xml:space="preserve">for This Track/This Artist/Song Structure/Ask AI’s context;</w:t>
+      </w:r>
+      <w:r>
+        <w:t xml:space="preserve"> </w:t>
+      </w:r>
+      <w:r>
+        <w:t xml:space="preserve">auto-guessed from a filename following an</w:t>
+      </w:r>
+      <w:r>
+        <w:t xml:space="preserve"> </w:t>
+      </w:r>
+      <w:r>
+        <w:t xml:space="preserve">“</w:t>
+      </w:r>
+      <w:r>
+        <w:t xml:space="preserve">Artist - Title</w:t>
+      </w:r>
+      <w:r>
+        <w:t xml:space="preserve">”</w:t>
+      </w:r>
+      <w:r>
+        <w:t xml:space="preserve"> </w:t>
+      </w:r>
+      <w:r>
+        <w:t xml:space="preserve">convention,</w:t>
+      </w:r>
+      <w:r>
+        <w:t xml:space="preserve"> </w:t>
+      </w:r>
+      <w:r>
+        <w:t xml:space="preserve">editable otherwise.</w:t>
       </w:r>
     </w:p>
     <w:p>
@@ -27762,25 +27545,27 @@
           <w:bCs/>
           <w:b/>
         </w:rPr>
-        <w:t xml:space="preserve">▶ Play / ■ Stop</w:t>
-      </w:r>
-      <w:r>
-        <w:t xml:space="preserve"> </w:t>
-      </w:r>
-      <w:r>
-        <w:t xml:space="preserve">(Tab Play Bar) — plays/stops alphaTab’s own synth</w:t>
-      </w:r>
-      <w:r>
-        <w:t xml:space="preserve"> </w:t>
-      </w:r>
-      <w:r>
-        <w:t xml:space="preserve">rendition of the loaded tab (a bundled soundfont, not your Tone Lab</w:t>
-      </w:r>
-      <w:r>
-        <w:t xml:space="preserve"> </w:t>
-      </w:r>
-      <w:r>
-        <w:t xml:space="preserve">rig).</w:t>
+        <w:t xml:space="preserve">Practice Tips / Lick Ideas / This Track / Song Structure / This</w:t>
+      </w:r>
+      <w:r>
+        <w:rPr>
+          <w:bCs/>
+          <w:b/>
+        </w:rPr>
+        <w:t xml:space="preserve"> </w:t>
+      </w:r>
+      <w:r>
+        <w:rPr>
+          <w:bCs/>
+          <w:b/>
+        </w:rPr>
+        <w:t xml:space="preserve">Artist / Ask AI</w:t>
+      </w:r>
+      <w:r>
+        <w:t xml:space="preserve"> </w:t>
+      </w:r>
+      <w:r>
+        <w:t xml:space="preserve">— switches between the six assistant modes below.</w:t>
       </w:r>
     </w:p>
     <w:p>
@@ -27796,19 +27581,25 @@
           <w:bCs/>
           <w:b/>
         </w:rPr>
-        <w:t xml:space="preserve">Loop</w:t>
-      </w:r>
-      <w:r>
-        <w:t xml:space="preserve"> </w:t>
-      </w:r>
-      <w:r>
-        <w:t xml:space="preserve">(Tab Play Bar) — repeats the whole tab, or just the</w:t>
-      </w:r>
-      <w:r>
-        <w:t xml:space="preserve"> </w:t>
-      </w:r>
-      <w:r>
-        <w:t xml:space="preserve">drag-selected range if one is set (see below).</w:t>
+        <w:t xml:space="preserve">Style/genre field + Get phrasing ideas</w:t>
+      </w:r>
+      <w:r>
+        <w:t xml:space="preserve"> </w:t>
+      </w:r>
+      <w:r>
+        <w:t xml:space="preserve">(Lick Ideas) — asks for</w:t>
+      </w:r>
+      <w:r>
+        <w:t xml:space="preserve"> </w:t>
+      </w:r>
+      <w:r>
+        <w:t xml:space="preserve">concrete lead-guitar phrasing ideas grounded in this song’s detected</w:t>
+      </w:r>
+      <w:r>
+        <w:t xml:space="preserve"> </w:t>
+      </w:r>
+      <w:r>
+        <w:t xml:space="preserve">key/tempo/chords.</w:t>
       </w:r>
     </w:p>
     <w:p>
@@ -27824,19 +27615,19 @@
           <w:bCs/>
           <w:b/>
         </w:rPr>
-        <w:t xml:space="preserve">Speed slider</w:t>
-      </w:r>
-      <w:r>
-        <w:t xml:space="preserve"> </w:t>
-      </w:r>
-      <w:r>
-        <w:t xml:space="preserve">(Tab Play Bar) — plays the tab’s own notation</w:t>
-      </w:r>
-      <w:r>
-        <w:t xml:space="preserve"> </w:t>
-      </w:r>
-      <w:r>
-        <w:t xml:space="preserve">faster/slower (50%-150%) without affecting the Track Play Bar.</w:t>
+        <w:t xml:space="preserve">Example question chips</w:t>
+      </w:r>
+      <w:r>
+        <w:t xml:space="preserve"> </w:t>
+      </w:r>
+      <w:r>
+        <w:t xml:space="preserve">(Ask AI) — one-click fills in a sample</w:t>
+      </w:r>
+      <w:r>
+        <w:t xml:space="preserve"> </w:t>
+      </w:r>
+      <w:r>
+        <w:t xml:space="preserve">question to try.</w:t>
       </w:r>
     </w:p>
     <w:p>
@@ -27852,19 +27643,25 @@
           <w:bCs/>
           <w:b/>
         </w:rPr>
-        <w:t xml:space="preserve">Zoom −/+</w:t>
-      </w:r>
-      <w:r>
-        <w:t xml:space="preserve"> </w:t>
-      </w:r>
-      <w:r>
-        <w:t xml:space="preserve">— re-lays the notation out at a smaller/larger scale</w:t>
-      </w:r>
-      <w:r>
-        <w:t xml:space="preserve"> </w:t>
-      </w:r>
-      <w:r>
-        <w:t xml:space="preserve">(50%-200%).</w:t>
+        <w:t xml:space="preserve">Question field + Ask</w:t>
+      </w:r>
+      <w:r>
+        <w:t xml:space="preserve"> </w:t>
+      </w:r>
+      <w:r>
+        <w:t xml:space="preserve">(Ask AI) — asks a single free-form question</w:t>
+      </w:r>
+      <w:r>
+        <w:t xml:space="preserve"> </w:t>
+      </w:r>
+      <w:r>
+        <w:t xml:space="preserve">about this song’s theory, this track, or this artist; also submits on</w:t>
+      </w:r>
+      <w:r>
+        <w:t xml:space="preserve"> </w:t>
+      </w:r>
+      <w:r>
+        <w:t xml:space="preserve">Enter. Off-topic questions are politely declined.</w:t>
       </w:r>
     </w:p>
     <w:p>
@@ -27880,19 +27677,19 @@
           <w:bCs/>
           <w:b/>
         </w:rPr>
-        <w:t xml:space="preserve">Drag across the notation</w:t>
-      </w:r>
-      <w:r>
-        <w:t xml:space="preserve"> </w:t>
-      </w:r>
-      <w:r>
-        <w:t xml:space="preserve">— selects a range of bars, highlighted</w:t>
-      </w:r>
-      <w:r>
-        <w:t xml:space="preserve"> </w:t>
-      </w:r>
-      <w:r>
-        <w:t xml:space="preserve">in blue; with Loop on, playback repeats only that range.</w:t>
+        <w:t xml:space="preserve">Get track info</w:t>
+      </w:r>
+      <w:r>
+        <w:t xml:space="preserve"> </w:t>
+      </w:r>
+      <w:r>
+        <w:t xml:space="preserve">(This Track) — background on this specific song —</w:t>
+      </w:r>
+      <w:r>
+        <w:t xml:space="preserve"> </w:t>
+      </w:r>
+      <w:r>
+        <w:t xml:space="preserve">release info, writing process, notable performances.</w:t>
       </w:r>
     </w:p>
     <w:p>
@@ -27908,29 +27705,215 @@
           <w:bCs/>
           <w:b/>
         </w:rPr>
-        <w:t xml:space="preserve">Clear selection</w:t>
-      </w:r>
-      <w:r>
-        <w:t xml:space="preserve"> </w:t>
-      </w:r>
-      <w:r>
-        <w:t xml:space="preserve">— removes a drag-selected range, appears only</w:t>
-      </w:r>
-      <w:r>
-        <w:t xml:space="preserve"> </w:t>
-      </w:r>
-      <w:r>
-        <w:t xml:space="preserve">once one is set.</w:t>
-      </w:r>
-    </w:p>
-    <w:bookmarkEnd w:id="105"/>
-    <w:bookmarkStart w:id="106" w:name="modals"/>
+        <w:t xml:space="preserve">See Song Structure for the part-by-part playing map →</w:t>
+      </w:r>
+      <w:r>
+        <w:t xml:space="preserve"> </w:t>
+      </w:r>
+      <w:r>
+        <w:t xml:space="preserve">— jumps to</w:t>
+      </w:r>
+      <w:r>
+        <w:t xml:space="preserve"> </w:t>
+      </w:r>
+      <w:r>
+        <w:t xml:space="preserve">the Song Structure mode.</w:t>
+      </w:r>
+    </w:p>
+    <w:p>
+      <w:pPr>
+        <w:numPr>
+          <w:ilvl w:val="0"/>
+          <w:numId w:val="1040"/>
+        </w:numPr>
+        <w:pStyle w:val="Compact"/>
+      </w:pPr>
+      <w:r>
+        <w:rPr>
+          <w:bCs/>
+          <w:b/>
+        </w:rPr>
+        <w:t xml:space="preserve">✨ Name the parts with AI</w:t>
+      </w:r>
+      <w:r>
+        <w:t xml:space="preserve"> </w:t>
+      </w:r>
+      <w:r>
+        <w:t xml:space="preserve">(Song Structure) — labels the song’s</w:t>
+      </w:r>
+      <w:r>
+        <w:t xml:space="preserve"> </w:t>
+      </w:r>
+      <w:r>
+        <w:t xml:space="preserve">already-detected sections (intro/verse/chorus/etc.) with real part</w:t>
+      </w:r>
+      <w:r>
+        <w:t xml:space="preserve"> </w:t>
+      </w:r>
+      <w:r>
+        <w:t xml:space="preserve">names, role, technique, and difficulty.</w:t>
+      </w:r>
+    </w:p>
+    <w:p>
+      <w:pPr>
+        <w:numPr>
+          <w:ilvl w:val="0"/>
+          <w:numId w:val="1040"/>
+        </w:numPr>
+        <w:pStyle w:val="Compact"/>
+      </w:pPr>
+      <w:r>
+        <w:rPr>
+          <w:bCs/>
+          <w:b/>
+        </w:rPr>
+        <w:t xml:space="preserve">Song Structure part list</w:t>
+      </w:r>
+      <w:r>
+        <w:t xml:space="preserve"> </w:t>
+      </w:r>
+      <w:r>
+        <w:t xml:space="preserve">— click a part to jump the playhead</w:t>
+      </w:r>
+      <w:r>
+        <w:t xml:space="preserve"> </w:t>
+      </w:r>
+      <w:r>
+        <w:t xml:space="preserve">there, or loop it to drill it; follows playback automatically.</w:t>
+      </w:r>
+    </w:p>
+    <w:p>
+      <w:pPr>
+        <w:numPr>
+          <w:ilvl w:val="0"/>
+          <w:numId w:val="1040"/>
+        </w:numPr>
+        <w:pStyle w:val="Compact"/>
+      </w:pPr>
+      <w:r>
+        <w:rPr>
+          <w:bCs/>
+          <w:b/>
+        </w:rPr>
+        <w:t xml:space="preserve">Want the story behind this song? → This Track</w:t>
+      </w:r>
+      <w:r>
+        <w:t xml:space="preserve"> </w:t>
+      </w:r>
+      <w:r>
+        <w:t xml:space="preserve">— jumps back to</w:t>
+      </w:r>
+      <w:r>
+        <w:t xml:space="preserve"> </w:t>
+      </w:r>
+      <w:r>
+        <w:t xml:space="preserve">This Track mode.</w:t>
+      </w:r>
+    </w:p>
+    <w:p>
+      <w:pPr>
+        <w:numPr>
+          <w:ilvl w:val="0"/>
+          <w:numId w:val="1040"/>
+        </w:numPr>
+        <w:pStyle w:val="Compact"/>
+      </w:pPr>
+      <w:r>
+        <w:rPr>
+          <w:bCs/>
+          <w:b/>
+        </w:rPr>
+        <w:t xml:space="preserve">Get artist info</w:t>
+      </w:r>
+      <w:r>
+        <w:t xml:space="preserve"> </w:t>
+      </w:r>
+      <w:r>
+        <w:t xml:space="preserve">(This Artist) — background on the song’s</w:t>
+      </w:r>
+      <w:r>
+        <w:t xml:space="preserve"> </w:t>
+      </w:r>
+      <w:r>
+        <w:t xml:space="preserve">guitarist — gear, style, signature licks, and hints toward a matching</w:t>
+      </w:r>
+      <w:r>
+        <w:t xml:space="preserve"> </w:t>
+      </w:r>
+      <w:r>
+        <w:t xml:space="preserve">NAM capture.</w:t>
+      </w:r>
+    </w:p>
+    <w:p>
+      <w:pPr>
+        <w:numPr>
+          <w:ilvl w:val="0"/>
+          <w:numId w:val="1040"/>
+        </w:numPr>
+        <w:pStyle w:val="Compact"/>
+      </w:pPr>
+      <w:r>
+        <w:rPr>
+          <w:bCs/>
+          <w:b/>
+        </w:rPr>
+        <w:t xml:space="preserve">Take dropdown + Offset/Offset search</w:t>
+      </w:r>
+      <w:r>
+        <w:t xml:space="preserve"> </w:t>
+      </w:r>
+      <w:r>
+        <w:t xml:space="preserve">(Practice Tips) — same as</w:t>
+      </w:r>
+      <w:r>
+        <w:t xml:space="preserve"> </w:t>
+      </w:r>
+      <w:r>
+        <w:t xml:space="preserve">Rate My Take’s, but feeding a specific scored take into the tips</w:t>
+      </w:r>
+      <w:r>
+        <w:t xml:space="preserve"> </w:t>
+      </w:r>
+      <w:r>
+        <w:t xml:space="preserve">request.</w:t>
+      </w:r>
+    </w:p>
+    <w:p>
+      <w:pPr>
+        <w:numPr>
+          <w:ilvl w:val="0"/>
+          <w:numId w:val="1040"/>
+        </w:numPr>
+        <w:pStyle w:val="Compact"/>
+      </w:pPr>
+      <w:r>
+        <w:rPr>
+          <w:bCs/>
+          <w:b/>
+        </w:rPr>
+        <w:t xml:space="preserve">Get practice tips</w:t>
+      </w:r>
+      <w:r>
+        <w:t xml:space="preserve"> </w:t>
+      </w:r>
+      <w:r>
+        <w:t xml:space="preserve">— asks for exercises targeted at that take’s</w:t>
+      </w:r>
+      <w:r>
+        <w:t xml:space="preserve"> </w:t>
+      </w:r>
+      <w:r>
+        <w:t xml:space="preserve">actual weakest moments, not generic advice.</w:t>
+      </w:r>
+    </w:p>
+    <w:bookmarkEnd w:id="104"/>
+    <w:bookmarkStart w:id="105" w:name="tab-view-screen"/>
     <w:p>
       <w:pPr>
         <w:pStyle w:val="Heading3"/>
       </w:pPr>
       <w:r>
-        <w:t xml:space="preserve">Modals</w:t>
+        <w:t xml:space="preserve">Tab View screen</w:t>
       </w:r>
     </w:p>
     <w:p>
@@ -27946,31 +27929,25 @@
           <w:bCs/>
           <w:b/>
         </w:rPr>
-        <w:t xml:space="preserve">Keyboard shortcuts</w:t>
-      </w:r>
-      <w:r>
-        <w:t xml:space="preserve"> </w:t>
-      </w:r>
-      <w:r>
-        <w:t xml:space="preserve">(press</w:t>
-      </w:r>
-      <w:r>
-        <w:t xml:space="preserve"> </w:t>
-      </w:r>
-      <w:r>
-        <w:rPr>
-          <w:rStyle w:val="VerbatimChar"/>
-        </w:rPr>
-        <w:t xml:space="preserve">?</w:t>
-      </w:r>
-      <w:r>
-        <w:t xml:space="preserve">) — a reference card for every</w:t>
-      </w:r>
-      <w:r>
-        <w:t xml:space="preserve"> </w:t>
-      </w:r>
-      <w:r>
-        <w:t xml:space="preserve">keyboard shortcut (Space/L/[/]/M/S/R/arrow keys).</w:t>
+        <w:t xml:space="preserve">Drop a Guitar Pro file here / click to import</w:t>
+      </w:r>
+      <w:r>
+        <w:t xml:space="preserve"> </w:t>
+      </w:r>
+      <w:r>
+        <w:t xml:space="preserve">— imports a</w:t>
+      </w:r>
+      <w:r>
+        <w:t xml:space="preserve"> </w:t>
+      </w:r>
+      <w:r>
+        <w:t xml:space="preserve">.gp3/.gp4/.gp5/.gpx file, replacing the sidebar’s song Library with</w:t>
+      </w:r>
+      <w:r>
+        <w:t xml:space="preserve"> </w:t>
+      </w:r>
+      <w:r>
+        <w:t xml:space="preserve">this screen’s own tab library while open.</w:t>
       </w:r>
     </w:p>
     <w:p>
@@ -27986,19 +27963,19 @@
           <w:bCs/>
           <w:b/>
         </w:rPr>
-        <w:t xml:space="preserve">Help / Welcome</w:t>
-      </w:r>
-      <w:r>
-        <w:t xml:space="preserve"> </w:t>
-      </w:r>
-      <w:r>
-        <w:t xml:space="preserve">— the onboarding walkthrough, shown once</w:t>
-      </w:r>
-      <w:r>
-        <w:t xml:space="preserve"> </w:t>
-      </w:r>
-      <w:r>
-        <w:t xml:space="preserve">automatically and reachable any time from the sidebar.</w:t>
+        <w:t xml:space="preserve">Tab library list</w:t>
+      </w:r>
+      <w:r>
+        <w:t xml:space="preserve"> </w:t>
+      </w:r>
+      <w:r>
+        <w:t xml:space="preserve">— every imported tab; click a row to load it,</w:t>
+      </w:r>
+      <w:r>
+        <w:t xml:space="preserve"> </w:t>
+      </w:r>
+      <w:r>
+        <w:t xml:space="preserve">same rename/delete/add-to-playlist controls as the song Library.</w:t>
       </w:r>
     </w:p>
     <w:p>
@@ -28014,19 +27991,19 @@
           <w:bCs/>
           <w:b/>
         </w:rPr>
-        <w:t xml:space="preserve">View Quest Log</w:t>
-      </w:r>
-      <w:r>
-        <w:t xml:space="preserve"> </w:t>
-      </w:r>
-      <w:r>
-        <w:t xml:space="preserve">— opens a checklist of app features to try, each</w:t>
-      </w:r>
-      <w:r>
-        <w:t xml:space="preserve"> </w:t>
-      </w:r>
-      <w:r>
-        <w:t xml:space="preserve">auto-checked off as you use it.</w:t>
+        <w:t xml:space="preserve">Track Play Bar</w:t>
+      </w:r>
+      <w:r>
+        <w:t xml:space="preserve"> </w:t>
+      </w:r>
+      <w:r>
+        <w:t xml:space="preserve">(the shared bar described above) — the backing</w:t>
+      </w:r>
+      <w:r>
+        <w:t xml:space="preserve"> </w:t>
+      </w:r>
+      <w:r>
+        <w:t xml:space="preserve">track’s own playback, independent of the tab below it.</w:t>
       </w:r>
     </w:p>
     <w:p>
@@ -28034,6 +28011,286 @@
         <w:numPr>
           <w:ilvl w:val="0"/>
           <w:numId w:val="1041"/>
+        </w:numPr>
+        <w:pStyle w:val="Compact"/>
+      </w:pPr>
+      <w:r>
+        <w:rPr>
+          <w:bCs/>
+          <w:b/>
+        </w:rPr>
+        <w:t xml:space="preserve">▶ Play / ■ Stop</w:t>
+      </w:r>
+      <w:r>
+        <w:t xml:space="preserve"> </w:t>
+      </w:r>
+      <w:r>
+        <w:t xml:space="preserve">(Tab Play Bar) — plays/stops alphaTab’s own synth</w:t>
+      </w:r>
+      <w:r>
+        <w:t xml:space="preserve"> </w:t>
+      </w:r>
+      <w:r>
+        <w:t xml:space="preserve">rendition of the loaded tab (a bundled soundfont, not your Tone Lab</w:t>
+      </w:r>
+      <w:r>
+        <w:t xml:space="preserve"> </w:t>
+      </w:r>
+      <w:r>
+        <w:t xml:space="preserve">rig).</w:t>
+      </w:r>
+    </w:p>
+    <w:p>
+      <w:pPr>
+        <w:numPr>
+          <w:ilvl w:val="0"/>
+          <w:numId w:val="1041"/>
+        </w:numPr>
+        <w:pStyle w:val="Compact"/>
+      </w:pPr>
+      <w:r>
+        <w:rPr>
+          <w:bCs/>
+          <w:b/>
+        </w:rPr>
+        <w:t xml:space="preserve">Loop</w:t>
+      </w:r>
+      <w:r>
+        <w:t xml:space="preserve"> </w:t>
+      </w:r>
+      <w:r>
+        <w:t xml:space="preserve">(Tab Play Bar) — repeats the whole tab, or just the</w:t>
+      </w:r>
+      <w:r>
+        <w:t xml:space="preserve"> </w:t>
+      </w:r>
+      <w:r>
+        <w:t xml:space="preserve">drag-selected range if one is set (see below).</w:t>
+      </w:r>
+    </w:p>
+    <w:p>
+      <w:pPr>
+        <w:numPr>
+          <w:ilvl w:val="0"/>
+          <w:numId w:val="1041"/>
+        </w:numPr>
+        <w:pStyle w:val="Compact"/>
+      </w:pPr>
+      <w:r>
+        <w:rPr>
+          <w:bCs/>
+          <w:b/>
+        </w:rPr>
+        <w:t xml:space="preserve">Speed slider</w:t>
+      </w:r>
+      <w:r>
+        <w:t xml:space="preserve"> </w:t>
+      </w:r>
+      <w:r>
+        <w:t xml:space="preserve">(Tab Play Bar) — plays the tab’s own notation</w:t>
+      </w:r>
+      <w:r>
+        <w:t xml:space="preserve"> </w:t>
+      </w:r>
+      <w:r>
+        <w:t xml:space="preserve">faster/slower (50%-150%) without affecting the Track Play Bar.</w:t>
+      </w:r>
+    </w:p>
+    <w:p>
+      <w:pPr>
+        <w:numPr>
+          <w:ilvl w:val="0"/>
+          <w:numId w:val="1041"/>
+        </w:numPr>
+        <w:pStyle w:val="Compact"/>
+      </w:pPr>
+      <w:r>
+        <w:rPr>
+          <w:bCs/>
+          <w:b/>
+        </w:rPr>
+        <w:t xml:space="preserve">Zoom −/+</w:t>
+      </w:r>
+      <w:r>
+        <w:t xml:space="preserve"> </w:t>
+      </w:r>
+      <w:r>
+        <w:t xml:space="preserve">— re-lays the notation out at a smaller/larger scale</w:t>
+      </w:r>
+      <w:r>
+        <w:t xml:space="preserve"> </w:t>
+      </w:r>
+      <w:r>
+        <w:t xml:space="preserve">(50%-200%).</w:t>
+      </w:r>
+    </w:p>
+    <w:p>
+      <w:pPr>
+        <w:numPr>
+          <w:ilvl w:val="0"/>
+          <w:numId w:val="1041"/>
+        </w:numPr>
+        <w:pStyle w:val="Compact"/>
+      </w:pPr>
+      <w:r>
+        <w:rPr>
+          <w:bCs/>
+          <w:b/>
+        </w:rPr>
+        <w:t xml:space="preserve">Drag across the notation</w:t>
+      </w:r>
+      <w:r>
+        <w:t xml:space="preserve"> </w:t>
+      </w:r>
+      <w:r>
+        <w:t xml:space="preserve">— selects a range of bars, highlighted</w:t>
+      </w:r>
+      <w:r>
+        <w:t xml:space="preserve"> </w:t>
+      </w:r>
+      <w:r>
+        <w:t xml:space="preserve">in blue; with Loop on, playback repeats only that range.</w:t>
+      </w:r>
+    </w:p>
+    <w:p>
+      <w:pPr>
+        <w:numPr>
+          <w:ilvl w:val="0"/>
+          <w:numId w:val="1041"/>
+        </w:numPr>
+        <w:pStyle w:val="Compact"/>
+      </w:pPr>
+      <w:r>
+        <w:rPr>
+          <w:bCs/>
+          <w:b/>
+        </w:rPr>
+        <w:t xml:space="preserve">Clear selection</w:t>
+      </w:r>
+      <w:r>
+        <w:t xml:space="preserve"> </w:t>
+      </w:r>
+      <w:r>
+        <w:t xml:space="preserve">— removes a drag-selected range, appears only</w:t>
+      </w:r>
+      <w:r>
+        <w:t xml:space="preserve"> </w:t>
+      </w:r>
+      <w:r>
+        <w:t xml:space="preserve">once one is set.</w:t>
+      </w:r>
+    </w:p>
+    <w:bookmarkEnd w:id="105"/>
+    <w:bookmarkStart w:id="106" w:name="modals"/>
+    <w:p>
+      <w:pPr>
+        <w:pStyle w:val="Heading3"/>
+      </w:pPr>
+      <w:r>
+        <w:t xml:space="preserve">Modals</w:t>
+      </w:r>
+    </w:p>
+    <w:p>
+      <w:pPr>
+        <w:numPr>
+          <w:ilvl w:val="0"/>
+          <w:numId w:val="1042"/>
+        </w:numPr>
+        <w:pStyle w:val="Compact"/>
+      </w:pPr>
+      <w:r>
+        <w:rPr>
+          <w:bCs/>
+          <w:b/>
+        </w:rPr>
+        <w:t xml:space="preserve">Keyboard shortcuts</w:t>
+      </w:r>
+      <w:r>
+        <w:t xml:space="preserve"> </w:t>
+      </w:r>
+      <w:r>
+        <w:t xml:space="preserve">(press</w:t>
+      </w:r>
+      <w:r>
+        <w:t xml:space="preserve"> </w:t>
+      </w:r>
+      <w:r>
+        <w:rPr>
+          <w:rStyle w:val="VerbatimChar"/>
+        </w:rPr>
+        <w:t xml:space="preserve">?</w:t>
+      </w:r>
+      <w:r>
+        <w:t xml:space="preserve">) — a reference card for every</w:t>
+      </w:r>
+      <w:r>
+        <w:t xml:space="preserve"> </w:t>
+      </w:r>
+      <w:r>
+        <w:t xml:space="preserve">keyboard shortcut (Space/L/[/]/M/S/R/arrow keys).</w:t>
+      </w:r>
+    </w:p>
+    <w:p>
+      <w:pPr>
+        <w:numPr>
+          <w:ilvl w:val="0"/>
+          <w:numId w:val="1042"/>
+        </w:numPr>
+        <w:pStyle w:val="Compact"/>
+      </w:pPr>
+      <w:r>
+        <w:rPr>
+          <w:bCs/>
+          <w:b/>
+        </w:rPr>
+        <w:t xml:space="preserve">Help / Welcome</w:t>
+      </w:r>
+      <w:r>
+        <w:t xml:space="preserve"> </w:t>
+      </w:r>
+      <w:r>
+        <w:t xml:space="preserve">— the onboarding walkthrough, shown once</w:t>
+      </w:r>
+      <w:r>
+        <w:t xml:space="preserve"> </w:t>
+      </w:r>
+      <w:r>
+        <w:t xml:space="preserve">automatically and reachable any time from the sidebar.</w:t>
+      </w:r>
+    </w:p>
+    <w:p>
+      <w:pPr>
+        <w:numPr>
+          <w:ilvl w:val="0"/>
+          <w:numId w:val="1042"/>
+        </w:numPr>
+        <w:pStyle w:val="Compact"/>
+      </w:pPr>
+      <w:r>
+        <w:rPr>
+          <w:bCs/>
+          <w:b/>
+        </w:rPr>
+        <w:t xml:space="preserve">View Quest Log</w:t>
+      </w:r>
+      <w:r>
+        <w:t xml:space="preserve"> </w:t>
+      </w:r>
+      <w:r>
+        <w:t xml:space="preserve">— opens a checklist of app features to try, each</w:t>
+      </w:r>
+      <w:r>
+        <w:t xml:space="preserve"> </w:t>
+      </w:r>
+      <w:r>
+        <w:t xml:space="preserve">auto-checked off as you use it.</w:t>
+      </w:r>
+    </w:p>
+    <w:p>
+      <w:pPr>
+        <w:numPr>
+          <w:ilvl w:val="0"/>
+          <w:numId w:val="1042"/>
         </w:numPr>
         <w:pStyle w:val="Compact"/>
       </w:pPr>
@@ -28538,6 +28795,9 @@
     <w:abstractNumId w:val="991"/>
   </w:num>
   <w:num w:numId="1041">
+    <w:abstractNumId w:val="991"/>
+  </w:num>
+  <w:num w:numId="1042">
     <w:abstractNumId w:val="991"/>
   </w:num>
 </w:numbering>

--- a/USER-MANUAL.docx
+++ b/USER-MANUAL.docx
@@ -11552,13 +11552,105 @@
           <w:bCs/>
           <w:b/>
         </w:rPr>
+        <w:t xml:space="preserve">This is where the rig starts.</w:t>
+      </w:r>
+      <w:r>
+        <w:t xml:space="preserve"> </w:t>
+      </w:r>
+      <w:r>
+        <w:t xml:space="preserve">The cab curve is the default, not</w:t>
+      </w:r>
+      <w:r>
+        <w:t xml:space="preserve"> </w:t>
+      </w:r>
+      <w:r>
+        <w:t xml:space="preserve">just a button — a fresh rig has a speaker in it rather than going out</w:t>
+      </w:r>
+      <w:r>
+        <w:t xml:space="preserve"> </w:t>
+      </w:r>
+      <w:r>
+        <w:t xml:space="preserve">full-range straight from the converter, which is what a DI’d guitar</w:t>
+      </w:r>
+      <w:r>
+        <w:t xml:space="preserve"> </w:t>
+      </w:r>
+      <w:r>
+        <w:t xml:space="preserve">otherwise sounds like (spiky, fizzy, all pick and no body). Bypass it</w:t>
+      </w:r>
+      <w:r>
+        <w:t xml:space="preserve"> </w:t>
+      </w:r>
+      <w:r>
+        <w:t xml:space="preserve">and you’re back to the raw signal.</w:t>
+      </w:r>
+    </w:p>
+    <w:p>
+      <w:pPr>
+        <w:numPr>
+          <w:ilvl w:val="1"/>
+          <w:numId w:val="1014"/>
+        </w:numPr>
+        <w:pStyle w:val="Compact"/>
+      </w:pPr>
+      <w:r>
+        <w:rPr>
+          <w:bCs/>
+          <w:b/>
+        </w:rPr>
+        <w:t xml:space="preserve">If you load a Cab IR, bypass this one.</w:t>
+      </w:r>
+      <w:r>
+        <w:t xml:space="preserve"> </w:t>
+      </w:r>
+      <w:r>
+        <w:t xml:space="preserve">An IR is already a</w:t>
+      </w:r>
+      <w:r>
+        <w:t xml:space="preserve"> </w:t>
+      </w:r>
+      <w:r>
+        <w:t xml:space="preserve">speaker; two in a row is too dark. The same goes for Amp = Analog,</w:t>
+      </w:r>
+      <w:r>
+        <w:t xml:space="preserve"> </w:t>
+      </w:r>
+      <w:r>
+        <w:t xml:space="preserve">which has its own 4.5 kHz cab rolloff built in — it’ll work, but</w:t>
+      </w:r>
+      <w:r>
+        <w:t xml:space="preserve"> </w:t>
+      </w:r>
+      <w:r>
+        <w:t xml:space="preserve">you’re stacking two cabs, so expect to lift the High cut or turn it</w:t>
+      </w:r>
+      <w:r>
+        <w:t xml:space="preserve"> </w:t>
+      </w:r>
+      <w:r>
+        <w:t xml:space="preserve">off.</w:t>
+      </w:r>
+    </w:p>
+    <w:p>
+      <w:pPr>
+        <w:numPr>
+          <w:ilvl w:val="1"/>
+          <w:numId w:val="1014"/>
+        </w:numPr>
+        <w:pStyle w:val="Compact"/>
+      </w:pPr>
+      <w:r>
+        <w:rPr>
+          <w:bCs/>
+          <w:b/>
+        </w:rPr>
         <w:t xml:space="preserve">Guitar cab</w:t>
       </w:r>
       <w:r>
         <w:t xml:space="preserve"> </w:t>
       </w:r>
       <w:r>
-        <w:t xml:space="preserve">sets the whole thing in one click: 80 Hz low cut,</w:t>
+        <w:t xml:space="preserve">re-applies it in one click if you’ve wandered off: 80 Hz low cut,</w:t>
       </w:r>
       <w:r>
         <w:t xml:space="preserve"> </w:t>
@@ -11617,6 +11709,30 @@
       </w:r>
       <w:r>
         <w:t xml:space="preserve">puts everything back to no effect.</w:t>
+      </w:r>
+    </w:p>
+    <w:p>
+      <w:pPr>
+        <w:numPr>
+          <w:ilvl w:val="1"/>
+          <w:numId w:val="1014"/>
+        </w:numPr>
+        <w:pStyle w:val="Compact"/>
+      </w:pPr>
+      <w:r>
+        <w:t xml:space="preserve">Whatever you set is captured by a rig preset, so per-song curves</w:t>
+      </w:r>
+      <w:r>
+        <w:t xml:space="preserve"> </w:t>
+      </w:r>
+      <w:r>
+        <w:t xml:space="preserve">work the way every other pedal does. The default only decides what</w:t>
+      </w:r>
+      <w:r>
+        <w:t xml:space="preserve"> </w:t>
+      </w:r>
+      <w:r>
+        <w:t xml:space="preserve">you get before you’ve chosen anything.</w:t>
       </w:r>
     </w:p>
     <w:p>

--- a/USER-MANUAL.docx
+++ b/USER-MANUAL.docx
@@ -2,13 +2,13 @@
 <file path=word/document.xml><?xml version="1.0" encoding="utf-8"?>
 <w:document xmlns:w="http://schemas.openxmlformats.org/wordprocessingml/2006/main" xmlns:m="http://schemas.openxmlformats.org/officeDocument/2006/math" xmlns:r="http://schemas.openxmlformats.org/officeDocument/2006/relationships" xmlns:o="urn:schemas-microsoft-com:office:office" xmlns:v="urn:schemas-microsoft-com:vml" xmlns:w10="urn:schemas-microsoft-com:office:word" xmlns:a="http://schemas.openxmlformats.org/drawingml/2006/main" xmlns:pic="http://schemas.openxmlformats.org/drawingml/2006/picture" xmlns:wp="http://schemas.openxmlformats.org/drawingml/2006/wordprocessingDrawing">
   <w:body>
-    <w:bookmarkStart w:id="108" w:name="orpheus-guitar-studio-user-manual-v8"/>
+    <w:bookmarkStart w:id="108" w:name="orpheus-guitar-studio-user-manual-v9"/>
     <w:p>
       <w:pPr>
         <w:pStyle w:val="Heading1"/>
       </w:pPr>
       <w:r>
-        <w:t xml:space="preserve">Orpheus Guitar Studio — User Manual (v8)</w:t>
+        <w:t xml:space="preserve">Orpheus Guitar Studio — User Manual (V9)</w:t>
       </w:r>
     </w:p>
     <w:p>
@@ -38,19 +38,19 @@
           <w:bCs/>
           <w:b/>
         </w:rPr>
-        <w:t xml:space="preserve">❓ Help</w:t>
-      </w:r>
-      <w:r>
-        <w:t xml:space="preserve"> </w:t>
-      </w:r>
-      <w:r>
-        <w:t xml:space="preserve">button (sidebar) covers the same essentials for anyone</w:t>
-      </w:r>
-      <w:r>
-        <w:t xml:space="preserve"> </w:t>
-      </w:r>
-      <w:r>
-        <w:t xml:space="preserve">who won’t read this file.</w:t>
+        <w:t xml:space="preserve">?</w:t>
+      </w:r>
+      <w:r>
+        <w:t xml:space="preserve"> </w:t>
+      </w:r>
+      <w:r>
+        <w:t xml:space="preserve">(Help) button in the activity rail covers the same</w:t>
+      </w:r>
+      <w:r>
+        <w:t xml:space="preserve"> </w:t>
+      </w:r>
+      <w:r>
+        <w:t xml:space="preserve">essentials for anyone who won’t read this file.</w:t>
       </w:r>
     </w:p>
     <w:p>
@@ -2369,7 +2369,7 @@
         <w:t xml:space="preserve"> </w:t>
       </w:r>
       <w:r>
-        <w:t xml:space="preserve">(§3.4) — first run downloads model weights,</w:t>
+        <w:t xml:space="preserve">(§3.5) — first run downloads model weights,</w:t>
       </w:r>
       <w:r>
         <w:t xml:space="preserve"> </w:t>
@@ -2393,7 +2393,7 @@
         <w:t xml:space="preserve"> </w:t>
       </w:r>
       <w:r>
-        <w:t xml:space="preserve">a fader (§3.5).</w:t>
+        <w:t xml:space="preserve">a fader (§3.6).</w:t>
       </w:r>
     </w:p>
     <w:p>
@@ -2421,7 +2421,7 @@
         <w:t xml:space="preserve"> </w:t>
       </w:r>
       <w:r>
-        <w:t xml:space="preserve">(§3.6).</w:t>
+        <w:t xml:space="preserve">(§3.7).</w:t>
       </w:r>
     </w:p>
     <w:p>
@@ -2449,7 +2449,7 @@
         <w:t xml:space="preserve"> </w:t>
       </w:r>
       <w:r>
-        <w:t xml:space="preserve">and confirm it’s audible and in time (§3.5).</w:t>
+        <w:t xml:space="preserve">and confirm it’s audible and in time (§3.6).</w:t>
       </w:r>
     </w:p>
     <w:p>
@@ -2545,7 +2545,7 @@
           <w:bCs/>
           <w:b/>
         </w:rPr>
-        <w:t xml:space="preserve">🎛 Tone Lab</w:t>
+        <w:t xml:space="preserve">Tone Lab</w:t>
       </w:r>
       <w:r>
         <w:t xml:space="preserve">, enable your input device (§4.1), pick an amp</w:t>
@@ -2576,7 +2576,7 @@
           <w:bCs/>
           <w:b/>
         </w:rPr>
-        <w:t xml:space="preserve">🎸 Play Along</w:t>
+        <w:t xml:space="preserve">Play Along</w:t>
       </w:r>
       <w:r>
         <w:t xml:space="preserve">, hit</w:t>
@@ -8917,92 +8917,139 @@
         <w:pStyle w:val="FirstParagraph"/>
       </w:pPr>
       <w:r>
-        <w:t xml:space="preserve">The rig lives across two screens, plus the mixer you started in and</w:t>
-      </w:r>
-      <w:r>
-        <w:t xml:space="preserve"> </w:t>
-      </w:r>
-      <w:r>
-        <w:t xml:space="preserve">Help — four equally-reachable buttons in the top-left of the sidebar</w:t>
-      </w:r>
-      <w:r>
-        <w:t xml:space="preserve"> </w:t>
-      </w:r>
-      <w:r>
-        <w:t xml:space="preserve">(</w:t>
-      </w:r>
-      <w:r>
-        <w:rPr>
-          <w:bCs/>
-          <w:b/>
-        </w:rPr>
-        <w:t xml:space="preserve">🎚 Mixer</w:t>
-      </w:r>
-      <w:r>
-        <w:t xml:space="preserve">,</w:t>
-      </w:r>
-      <w:r>
-        <w:t xml:space="preserve"> </w:t>
-      </w:r>
-      <w:r>
-        <w:rPr>
-          <w:bCs/>
-          <w:b/>
-        </w:rPr>
-        <w:t xml:space="preserve">🎛 Tone Lab</w:t>
-      </w:r>
-      <w:r>
-        <w:t xml:space="preserve">,</w:t>
-      </w:r>
-      <w:r>
-        <w:t xml:space="preserve"> </w:t>
-      </w:r>
-      <w:r>
-        <w:rPr>
-          <w:bCs/>
-          <w:b/>
-        </w:rPr>
-        <w:t xml:space="preserve">🎸 Play Along</w:t>
-      </w:r>
-      <w:r>
-        <w:t xml:space="preserve">,</w:t>
-      </w:r>
-      <w:r>
-        <w:t xml:space="preserve"> </w:t>
-      </w:r>
-      <w:r>
-        <w:rPr>
-          <w:bCs/>
-          <w:b/>
-        </w:rPr>
-        <w:t xml:space="preserve">❓ Help</w:t>
-      </w:r>
-      <w:r>
-        <w:t xml:space="preserve">). Both rig</w:t>
-      </w:r>
-      <w:r>
-        <w:t xml:space="preserve"> </w:t>
-      </w:r>
-      <w:r>
-        <w:t xml:space="preserve">screens share the exact same audio engine as the mixer (not a second,</w:t>
-      </w:r>
-      <w:r>
-        <w:t xml:space="preserve"> </w:t>
-      </w:r>
-      <w:r>
-        <w:t xml:space="preserve">separate audio session) — backing-track playback and your live guitar mix</w:t>
-      </w:r>
-      <w:r>
-        <w:t xml:space="preserve"> </w:t>
-      </w:r>
-      <w:r>
-        <w:t xml:space="preserve">together naturally, with no added round-trip latency from the recording</w:t>
-      </w:r>
-      <w:r>
-        <w:t xml:space="preserve"> </w:t>
-      </w:r>
-      <w:r>
-        <w:t xml:space="preserve">or mixing side. The split is by</w:t>
+        <w:t xml:space="preserve">The rig lives across two screens, reached from the same activity rail</w:t>
+      </w:r>
+      <w:r>
+        <w:t xml:space="preserve"> </w:t>
+      </w:r>
+      <w:r>
+        <w:t xml:space="preserve">(down the left edge) as every other screen —</w:t>
+      </w:r>
+      <w:r>
+        <w:t xml:space="preserve"> </w:t>
+      </w:r>
+      <w:r>
+        <w:rPr>
+          <w:bCs/>
+          <w:b/>
+        </w:rPr>
+        <w:t xml:space="preserve">T</w:t>
+      </w:r>
+      <w:r>
+        <w:t xml:space="preserve"> </w:t>
+      </w:r>
+      <w:r>
+        <w:t xml:space="preserve">for Tone Lab,</w:t>
+      </w:r>
+      <w:r>
+        <w:t xml:space="preserve"> </w:t>
+      </w:r>
+      <w:r>
+        <w:rPr>
+          <w:bCs/>
+          <w:b/>
+        </w:rPr>
+        <w:t xml:space="preserve">P</w:t>
+      </w:r>
+      <w:r>
+        <w:t xml:space="preserve"> </w:t>
+      </w:r>
+      <w:r>
+        <w:t xml:space="preserve">for Play Along, alongside</w:t>
+      </w:r>
+      <w:r>
+        <w:t xml:space="preserve"> </w:t>
+      </w:r>
+      <w:r>
+        <w:rPr>
+          <w:bCs/>
+          <w:b/>
+        </w:rPr>
+        <w:t xml:space="preserve">M</w:t>
+      </w:r>
+      <w:r>
+        <w:t xml:space="preserve"> </w:t>
+      </w:r>
+      <w:r>
+        <w:t xml:space="preserve">(Mixer),</w:t>
+      </w:r>
+      <w:r>
+        <w:t xml:space="preserve"> </w:t>
+      </w:r>
+      <w:r>
+        <w:rPr>
+          <w:bCs/>
+          <w:b/>
+        </w:rPr>
+        <w:t xml:space="preserve">A</w:t>
+      </w:r>
+      <w:r>
+        <w:t xml:space="preserve"> </w:t>
+      </w:r>
+      <w:r>
+        <w:t xml:space="preserve">(AI Lab),</w:t>
+      </w:r>
+      <w:r>
+        <w:t xml:space="preserve"> </w:t>
+      </w:r>
+      <w:r>
+        <w:rPr>
+          <w:bCs/>
+          <w:b/>
+        </w:rPr>
+        <w:t xml:space="preserve">G</w:t>
+      </w:r>
+      <w:r>
+        <w:t xml:space="preserve"> </w:t>
+      </w:r>
+      <w:r>
+        <w:t xml:space="preserve">(Tab View),</w:t>
+      </w:r>
+      <w:r>
+        <w:t xml:space="preserve"> </w:t>
+      </w:r>
+      <w:r>
+        <w:t xml:space="preserve">and</w:t>
+      </w:r>
+      <w:r>
+        <w:t xml:space="preserve"> </w:t>
+      </w:r>
+      <w:r>
+        <w:rPr>
+          <w:bCs/>
+          <w:b/>
+        </w:rPr>
+        <w:t xml:space="preserve">?</w:t>
+      </w:r>
+      <w:r>
+        <w:t xml:space="preserve"> </w:t>
+      </w:r>
+      <w:r>
+        <w:t xml:space="preserve">(Help) underneath them. Both rig screens share the exact same</w:t>
+      </w:r>
+      <w:r>
+        <w:t xml:space="preserve"> </w:t>
+      </w:r>
+      <w:r>
+        <w:t xml:space="preserve">audio engine as the mixer (not a second, separate audio session) —</w:t>
+      </w:r>
+      <w:r>
+        <w:t xml:space="preserve"> </w:t>
+      </w:r>
+      <w:r>
+        <w:t xml:space="preserve">backing-track playback and your live guitar mix together naturally, with</w:t>
+      </w:r>
+      <w:r>
+        <w:t xml:space="preserve"> </w:t>
+      </w:r>
+      <w:r>
+        <w:t xml:space="preserve">no added round-trip latency from the recording or mixing side. The split</w:t>
+      </w:r>
+      <w:r>
+        <w:t xml:space="preserve"> </w:t>
+      </w:r>
+      <w:r>
+        <w:t xml:space="preserve">is by</w:t>
       </w:r>
       <w:r>
         <w:t xml:space="preserve"> </w:t>
@@ -9031,161 +9078,173 @@
         <w:t xml:space="preserve"> </w:t>
       </w:r>
       <w:r>
+        <w:t xml:space="preserve">is where you build/tweak the</w:t>
+      </w:r>
+      <w:r>
+        <w:t xml:space="preserve"> </w:t>
+      </w:r>
+      <w:r>
+        <w:t xml:space="preserve">sound (input, amp, cab, every pedal, rig presets);</w:t>
+      </w:r>
+      <w:r>
+        <w:t xml:space="preserve"> </w:t>
+      </w:r>
+      <w:r>
+        <w:rPr>
+          <w:bCs/>
+          <w:b/>
+        </w:rPr>
+        <w:t xml:space="preserve">Play Along</w:t>
+      </w:r>
+      <w:r>
+        <w:t xml:space="preserve"> </w:t>
+      </w:r>
+      <w:r>
+        <w:t xml:space="preserve">(§5) is</w:t>
+      </w:r>
+      <w:r>
+        <w:t xml:space="preserve"> </w:t>
+      </w:r>
+      <w:r>
+        <w:t xml:space="preserve">where you practice and record with a rig you’ve already dialed in.</w:t>
+      </w:r>
+      <w:r>
+        <w:t xml:space="preserve"> </w:t>
+      </w:r>
+      <w:r>
+        <w:t xml:space="preserve">Selecting a track in the Library always drops you back to the Mixer,</w:t>
+      </w:r>
+      <w:r>
+        <w:t xml:space="preserve"> </w:t>
+      </w:r>
+      <w:r>
+        <w:t xml:space="preserve">closing whichever of the two rig screens was open.</w:t>
+      </w:r>
+    </w:p>
+    <w:p>
+      <w:pPr>
+        <w:pStyle w:val="BodyText"/>
+      </w:pPr>
+      <w:r>
+        <w:t xml:space="preserve">Tone Lab’s rig is a row of small icon chips — Input, Gate, then every</w:t>
+      </w:r>
+      <w:r>
+        <w:t xml:space="preserve"> </w:t>
+      </w:r>
+      <w:r>
+        <w:t xml:space="preserve">pedal (Amp included — see §4.5 for the full default order), then Output —</w:t>
+      </w:r>
+      <w:r>
+        <w:t xml:space="preserve"> </w:t>
+      </w:r>
+      <w:r>
+        <w:t xml:space="preserve">in left-to-right signal order, wrapping to a second row if your window’s</w:t>
+      </w:r>
+      <w:r>
+        <w:t xml:space="preserve"> </w:t>
+      </w:r>
+      <w:r>
+        <w:t xml:space="preserve">narrow. Click an icon to open its controls in the panel below; only one</w:t>
+      </w:r>
+      <w:r>
+        <w:t xml:space="preserve"> </w:t>
+      </w:r>
+      <w:r>
+        <w:t xml:space="preserve">panel is open at a time, so you’re never scrolling past every other card</w:t>
+      </w:r>
+      <w:r>
+        <w:t xml:space="preserve"> </w:t>
+      </w:r>
+      <w:r>
+        <w:t xml:space="preserve">to find the one you want. An icon lights up in the current theme’s accent</w:t>
+      </w:r>
+      <w:r>
+        <w:t xml:space="preserve"> </w:t>
+      </w:r>
+      <w:r>
+        <w:t xml:space="preserve">color when its stage is active and dims when bypassed — a glance at the</w:t>
+      </w:r>
+      <w:r>
+        <w:t xml:space="preserve"> </w:t>
+      </w:r>
+      <w:r>
+        <w:t xml:space="preserve">row tells you what’s actually in the signal path before you open</w:t>
+      </w:r>
+      <w:r>
+        <w:t xml:space="preserve"> </w:t>
+      </w:r>
+      <w:r>
+        <w:t xml:space="preserve">anything. The icon row’s own left-to-right order</w:t>
+      </w:r>
+      <w:r>
+        <w:t xml:space="preserve"> </w:t>
+      </w:r>
+      <w:r>
+        <w:rPr>
+          <w:bCs/>
+          <w:b/>
+        </w:rPr>
         <w:t xml:space="preserve">is</w:t>
       </w:r>
       <w:r>
         <w:t xml:space="preserve"> </w:t>
       </w:r>
       <w:r>
-        <w:t xml:space="preserve">where you build/tweak the sound (input, amp, cab, all 12 pedal cards, rig</w:t>
-      </w:r>
-      <w:r>
-        <w:t xml:space="preserve"> </w:t>
-      </w:r>
-      <w:r>
-        <w:t xml:space="preserve">presets);</w:t>
-      </w:r>
-      <w:r>
-        <w:t xml:space="preserve"> </w:t>
-      </w:r>
-      <w:r>
-        <w:rPr>
-          <w:bCs/>
-          <w:b/>
-        </w:rPr>
-        <w:t xml:space="preserve">Play Along</w:t>
-      </w:r>
-      <w:r>
-        <w:t xml:space="preserve"> </w:t>
-      </w:r>
-      <w:r>
-        <w:t xml:space="preserve">(§5) is where you practice and record with a rig</w:t>
-      </w:r>
-      <w:r>
-        <w:t xml:space="preserve"> </w:t>
-      </w:r>
-      <w:r>
-        <w:t xml:space="preserve">you’ve already dialed in. Selecting a track in the Library always drops</w:t>
-      </w:r>
-      <w:r>
-        <w:t xml:space="preserve"> </w:t>
-      </w:r>
-      <w:r>
-        <w:t xml:space="preserve">you back to the Mixer, closing whichever of the two rig screens was open.</w:t>
-      </w:r>
-    </w:p>
-    <w:p>
-      <w:pPr>
-        <w:pStyle w:val="BodyText"/>
-      </w:pPr>
-      <w:r>
-        <w:t xml:space="preserve">Tone Lab’s rig is a row of small icon chips — Gate, Amp, then every pedal,</w:t>
-      </w:r>
-      <w:r>
-        <w:t xml:space="preserve"> </w:t>
-      </w:r>
-      <w:r>
-        <w:t xml:space="preserve">then Output — in left-to-right signal order, wrapping to a second row if</w:t>
-      </w:r>
-      <w:r>
-        <w:t xml:space="preserve"> </w:t>
-      </w:r>
-      <w:r>
-        <w:t xml:space="preserve">your window’s narrow. Click an icon to open its controls in the panel</w:t>
-      </w:r>
-      <w:r>
-        <w:t xml:space="preserve"> </w:t>
-      </w:r>
-      <w:r>
-        <w:t xml:space="preserve">below; only one panel is open at a time, so you’re never scrolling past</w:t>
-      </w:r>
-      <w:r>
-        <w:t xml:space="preserve"> </w:t>
-      </w:r>
-      <w:r>
-        <w:t xml:space="preserve">fourteen other cards to find the one you want. An icon lights up (blue)</w:t>
-      </w:r>
-      <w:r>
-        <w:t xml:space="preserve"> </w:t>
-      </w:r>
-      <w:r>
-        <w:t xml:space="preserve">when its stage is active and dims when bypassed — a glance at the row</w:t>
-      </w:r>
-      <w:r>
-        <w:t xml:space="preserve"> </w:t>
-      </w:r>
-      <w:r>
-        <w:t xml:space="preserve">tells you what’s actually in the signal path before you open anything.</w:t>
-      </w:r>
-      <w:r>
-        <w:t xml:space="preserve"> </w:t>
-      </w:r>
-      <w:r>
-        <w:t xml:space="preserve">The icon row’s own left-to-right order</w:t>
-      </w:r>
-      <w:r>
-        <w:t xml:space="preserve"> </w:t>
-      </w:r>
-      <w:r>
-        <w:rPr>
-          <w:bCs/>
-          <w:b/>
-        </w:rPr>
-        <w:t xml:space="preserve">is</w:t>
-      </w:r>
-      <w:r>
-        <w:t xml:space="preserve"> </w:t>
-      </w:r>
-      <w:r>
-        <w:t xml:space="preserve">the signal-chain order, so</w:t>
-      </w:r>
-      <w:r>
-        <w:t xml:space="preserve"> </w:t>
-      </w:r>
-      <w:r>
-        <w:t xml:space="preserve">there’s no separate diagram to keep in sync with it. Switching which</w:t>
-      </w:r>
-      <w:r>
-        <w:t xml:space="preserve"> </w:t>
-      </w:r>
-      <w:r>
-        <w:t xml:space="preserve">icon’s panel is open (or switching Amp mode between Pass Through/Analog/</w:t>
-      </w:r>
-      <w:r>
-        <w:t xml:space="preserve"> </w:t>
-      </w:r>
-      <w:r>
-        <w:t xml:space="preserve">Neural) never moves your scroll position on its own — wherever you’d</w:t>
-      </w:r>
-      <w:r>
-        <w:t xml:space="preserve"> </w:t>
-      </w:r>
-      <w:r>
-        <w:t xml:space="preserve">scrolled to stays exactly there. The one exception is unavoidable: if the</w:t>
-      </w:r>
-      <w:r>
-        <w:t xml:space="preserve"> </w:t>
-      </w:r>
-      <w:r>
-        <w:t xml:space="preserve">newly-opened panel is shorter than the one you were looking at, and your</w:t>
-      </w:r>
-      <w:r>
-        <w:t xml:space="preserve"> </w:t>
-      </w:r>
-      <w:r>
-        <w:t xml:space="preserve">scroll position no longer exists in the new, shorter page, the browser</w:t>
-      </w:r>
-      <w:r>
-        <w:t xml:space="preserve"> </w:t>
-      </w:r>
-      <w:r>
-        <w:t xml:space="preserve">clamps it to the nearest valid spot — the same way any web page behaves</w:t>
-      </w:r>
-      <w:r>
-        <w:t xml:space="preserve"> </w:t>
-      </w:r>
-      <w:r>
-        <w:t xml:space="preserve">when its content shrinks.</w:t>
+        <w:t xml:space="preserve">the signal-chain</w:t>
+      </w:r>
+      <w:r>
+        <w:t xml:space="preserve"> </w:t>
+      </w:r>
+      <w:r>
+        <w:t xml:space="preserve">order, so there’s no separate diagram to keep in sync with it — and it’s</w:t>
+      </w:r>
+      <w:r>
+        <w:t xml:space="preserve"> </w:t>
+      </w:r>
+      <w:r>
+        <w:t xml:space="preserve">directly editable: drag an icon to reorder the chain (§4.5). Switching</w:t>
+      </w:r>
+      <w:r>
+        <w:t xml:space="preserve"> </w:t>
+      </w:r>
+      <w:r>
+        <w:t xml:space="preserve">which icon’s panel is open (or switching Amp mode between Pass Through/</w:t>
+      </w:r>
+      <w:r>
+        <w:t xml:space="preserve"> </w:t>
+      </w:r>
+      <w:r>
+        <w:t xml:space="preserve">Analog/Neural) never moves your scroll position on its own — wherever</w:t>
+      </w:r>
+      <w:r>
+        <w:t xml:space="preserve"> </w:t>
+      </w:r>
+      <w:r>
+        <w:t xml:space="preserve">you’d scrolled to stays exactly there. The one exception is unavoidable:</w:t>
+      </w:r>
+      <w:r>
+        <w:t xml:space="preserve"> </w:t>
+      </w:r>
+      <w:r>
+        <w:t xml:space="preserve">if the newly-opened panel is shorter than the one you were looking at,</w:t>
+      </w:r>
+      <w:r>
+        <w:t xml:space="preserve"> </w:t>
+      </w:r>
+      <w:r>
+        <w:t xml:space="preserve">and your scroll position no longer exists in the new, shorter page, the</w:t>
+      </w:r>
+      <w:r>
+        <w:t xml:space="preserve"> </w:t>
+      </w:r>
+      <w:r>
+        <w:t xml:space="preserve">browser clamps it to the nearest valid spot — the same way any web page</w:t>
+      </w:r>
+      <w:r>
+        <w:t xml:space="preserve"> </w:t>
+      </w:r>
+      <w:r>
+        <w:t xml:space="preserve">behaves when its content shrinks.</w:t>
       </w:r>
     </w:p>
     <w:p>
@@ -9550,6 +9609,222 @@
           <w:bCs/>
           <w:b/>
         </w:rPr>
+        <w:t xml:space="preserve">Input trim (IN-1)</w:t>
+      </w:r>
+      <w:r>
+        <w:t xml:space="preserve"> </w:t>
+      </w:r>
+      <w:r>
+        <w:t xml:space="preserve">is the first</w:t>
+      </w:r>
+      <w:r>
+        <w:t xml:space="preserve"> </w:t>
+      </w:r>
+      <w:r>
+        <w:rPr>
+          <w:iCs/>
+          <w:i/>
+        </w:rPr>
+        <w:t xml:space="preserve">adjustable</w:t>
+      </w:r>
+      <w:r>
+        <w:t xml:space="preserve"> </w:t>
+      </w:r>
+      <w:r>
+        <w:t xml:space="preserve">stage in the whole signal</w:t>
+      </w:r>
+      <w:r>
+        <w:t xml:space="preserve"> </w:t>
+      </w:r>
+      <w:r>
+        <w:t xml:space="preserve">chain — ahead of the gate, the amp, and every pedal (only the fixed,</w:t>
+      </w:r>
+      <w:r>
+        <w:t xml:space="preserve"> </w:t>
+      </w:r>
+      <w:r>
+        <w:t xml:space="preserve">no-controls DC blocker below sits in front of it) — and it lives on its</w:t>
+      </w:r>
+      <w:r>
+        <w:t xml:space="preserve"> </w:t>
+      </w:r>
+      <w:r>
+        <w:t xml:space="preserve">own card in the pedalboard row (see below), not inside Setup. It’s the</w:t>
+      </w:r>
+      <w:r>
+        <w:t xml:space="preserve"> </w:t>
+      </w:r>
+      <w:r>
+        <w:t xml:space="preserve">“</w:t>
+      </w:r>
+      <w:r>
+        <w:t xml:space="preserve">how hard am I hitting the front of the rig</w:t>
+      </w:r>
+      <w:r>
+        <w:t xml:space="preserve">”</w:t>
+      </w:r>
+      <w:r>
+        <w:t xml:space="preserve"> </w:t>
+      </w:r>
+      <w:r>
+        <w:t xml:space="preserve">control a real interface’s</w:t>
+      </w:r>
+      <w:r>
+        <w:t xml:space="preserve"> </w:t>
+      </w:r>
+      <w:r>
+        <w:t xml:space="preserve">own input knob would give you. High-output pickups or a fixed-gain USB</w:t>
+      </w:r>
+      <w:r>
+        <w:t xml:space="preserve"> </w:t>
+      </w:r>
+      <w:r>
+        <w:t xml:space="preserve">guitar cable (a dongle with no gain pot of its own) can drive the amp</w:t>
+      </w:r>
+      <w:r>
+        <w:t xml:space="preserve"> </w:t>
+      </w:r>
+      <w:r>
+        <w:t xml:space="preserve">model into permanent distortion no matter how you set the amp’s own</w:t>
+      </w:r>
+      <w:r>
+        <w:t xml:space="preserve"> </w:t>
+      </w:r>
+      <w:r>
+        <w:t xml:space="preserve">Drive — turn this down first, before touching anything else, if that’s</w:t>
+      </w:r>
+      <w:r>
+        <w:t xml:space="preserve"> </w:t>
+      </w:r>
+      <w:r>
+        <w:t xml:space="preserve">what you’re hearing. Range is −30 dB to +12 dB, deliberately lopsided</w:t>
+      </w:r>
+      <w:r>
+        <w:t xml:space="preserve"> </w:t>
+      </w:r>
+      <w:r>
+        <w:t xml:space="preserve">because the problem it exists for is almost always too</w:t>
+      </w:r>
+      <w:r>
+        <w:t xml:space="preserve"> </w:t>
+      </w:r>
+      <w:r>
+        <w:rPr>
+          <w:iCs/>
+          <w:i/>
+        </w:rPr>
+        <w:t xml:space="preserve">much</w:t>
+      </w:r>
+      <w:r>
+        <w:t xml:space="preserve"> </w:t>
+      </w:r>
+      <w:r>
+        <w:t xml:space="preserve">level;</w:t>
+      </w:r>
+      <w:r>
+        <w:t xml:space="preserve"> </w:t>
+      </w:r>
+      <w:r>
+        <w:t xml:space="preserve">double-click the readout to snap back to 0. It’s saved</w:t>
+      </w:r>
+      <w:r>
+        <w:t xml:space="preserve"> </w:t>
+      </w:r>
+      <w:r>
+        <w:rPr>
+          <w:bCs/>
+          <w:b/>
+        </w:rPr>
+        <w:t xml:space="preserve">per machine,</w:t>
+      </w:r>
+      <w:r>
+        <w:rPr>
+          <w:bCs/>
+          <w:b/>
+        </w:rPr>
+        <w:t xml:space="preserve"> </w:t>
+      </w:r>
+      <w:r>
+        <w:rPr>
+          <w:bCs/>
+          <w:b/>
+        </w:rPr>
+        <w:t xml:space="preserve">not per rig preset or song</w:t>
+      </w:r>
+      <w:r>
+        <w:t xml:space="preserve"> </w:t>
+      </w:r>
+      <w:r>
+        <w:t xml:space="preserve">— it compensates for your particular guitar</w:t>
+      </w:r>
+      <w:r>
+        <w:t xml:space="preserve"> </w:t>
+      </w:r>
+      <w:r>
+        <w:t xml:space="preserve">and interface, not for a tone, so it stays put when you switch preset or</w:t>
+      </w:r>
+      <w:r>
+        <w:t xml:space="preserve"> </w:t>
+      </w:r>
+      <w:r>
+        <w:t xml:space="preserve">song. It’s a software gain applied after the signal is already digitized,</w:t>
+      </w:r>
+      <w:r>
+        <w:t xml:space="preserve"> </w:t>
+      </w:r>
+      <w:r>
+        <w:t xml:space="preserve">so it cannot undo clipping that happened in the interface itself — which</w:t>
+      </w:r>
+      <w:r>
+        <w:t xml:space="preserve"> </w:t>
+      </w:r>
+      <w:r>
+        <w:t xml:space="preserve">is also why the input meter and clip light (above) deliberately read the</w:t>
+      </w:r>
+      <w:r>
+        <w:t xml:space="preserve"> </w:t>
+      </w:r>
+      <w:r>
+        <w:t xml:space="preserve">signal</w:t>
+      </w:r>
+      <w:r>
+        <w:t xml:space="preserve"> </w:t>
+      </w:r>
+      <w:r>
+        <w:rPr>
+          <w:iCs/>
+          <w:i/>
+        </w:rPr>
+        <w:t xml:space="preserve">before</w:t>
+      </w:r>
+      <w:r>
+        <w:t xml:space="preserve"> </w:t>
+      </w:r>
+      <w:r>
+        <w:t xml:space="preserve">this trim, not after: a clipped signal has to keep</w:t>
+      </w:r>
+      <w:r>
+        <w:t xml:space="preserve"> </w:t>
+      </w:r>
+      <w:r>
+        <w:t xml:space="preserve">looking clipped, or turning the trim down would hide the real problem</w:t>
+      </w:r>
+      <w:r>
+        <w:t xml:space="preserve"> </w:t>
+      </w:r>
+      <w:r>
+        <w:t xml:space="preserve">instead of fixing it.</w:t>
+      </w:r>
+    </w:p>
+    <w:p>
+      <w:pPr>
+        <w:pStyle w:val="BodyText"/>
+      </w:pPr>
+      <w:r>
+        <w:rPr>
+          <w:bCs/>
+          <w:b/>
+        </w:rPr>
         <w:t xml:space="preserve">What’s in front of everything (IN-2).</w:t>
       </w:r>
       <w:r>
@@ -11332,7 +11607,7 @@
         <w:t xml:space="preserve"> </w:t>
       </w:r>
       <w:r>
-        <w:t xml:space="preserve">bypassable — plus eight further pedal cards, then a final output level</w:t>
+        <w:t xml:space="preserve">bypassable — plus nine further pedal cards, then a final output level</w:t>
       </w:r>
       <w:r>
         <w:t xml:space="preserve"> </w:t>
@@ -16992,7 +17267,7 @@
         <w:t xml:space="preserve"> </w:t>
       </w:r>
       <w:r>
-        <w:t xml:space="preserve">opened with the 🧠</w:t>
+        <w:t xml:space="preserve">opened with the</w:t>
       </w:r>
       <w:r>
         <w:t xml:space="preserve"> </w:t>
@@ -17008,7 +17283,7 @@
         <w:t xml:space="preserve"> </w:t>
       </w:r>
       <w:r>
-        <w:t xml:space="preserve">button in the sidebar. A tab bar along the</w:t>
+        <w:t xml:space="preserve">button in the activity rail. A tab bar along the</w:t>
       </w:r>
       <w:r>
         <w:t xml:space="preserve"> </w:t>
@@ -20677,7 +20952,7 @@
         <w:pStyle w:val="FirstParagraph"/>
       </w:pPr>
       <w:r>
-        <w:t xml:space="preserve">A fifth screen, opened with the 🎼</w:t>
+        <w:t xml:space="preserve">A fifth screen, opened with the</w:t>
       </w:r>
       <w:r>
         <w:t xml:space="preserve"> </w:t>
@@ -20693,7 +20968,7 @@
         <w:t xml:space="preserve"> </w:t>
       </w:r>
       <w:r>
-        <w:t xml:space="preserve">button in the sidebar —</w:t>
+        <w:t xml:space="preserve">button in the activity rail —</w:t>
       </w:r>
       <w:r>
         <w:t xml:space="preserve"> </w:t>
@@ -22136,7 +22411,7 @@
               <w:t xml:space="preserve"> </w:t>
             </w:r>
             <w:r>
-              <w:t xml:space="preserve">is gitignored, so a fresh clone has none until you create it — §1.2), or the project living in a cloud-synced folder (next row).</w:t>
+              <w:t xml:space="preserve">is gitignored, so a fresh clone has none until you create it — §1.5), or the project living in a cloud-synced folder (next row).</w:t>
             </w:r>
           </w:p>
         </w:tc>
@@ -22720,6 +22995,75 @@
           </w:p>
         </w:tc>
       </w:tr>
+      <w:tr>
+        <w:tc>
+          <w:tcPr/>
+          <w:p>
+            <w:pPr>
+              <w:pStyle w:val="Compact"/>
+              <w:jc w:val="left"/>
+            </w:pPr>
+            <w:r>
+              <w:t xml:space="preserve">Clicking around on the Speed slider stops the backing track dead, and nothing (play, seek, switching tracks) brings it back short of reloading the page</w:t>
+            </w:r>
+          </w:p>
+        </w:tc>
+        <w:tc>
+          <w:tcPr/>
+          <w:p>
+            <w:pPr>
+              <w:pStyle w:val="Compact"/>
+              <w:jc w:val="left"/>
+            </w:pPr>
+            <w:r>
+              <w:rPr>
+                <w:bCs/>
+                <w:b/>
+              </w:rPr>
+              <w:t xml:space="preserve">Fixed.</w:t>
+            </w:r>
+            <w:r>
+              <w:t xml:space="preserve"> </w:t>
+            </w:r>
+            <w:r>
+              <w:t xml:space="preserve">A real report, most reproducible on songs with several separated stems (deleting them made it go away). Root cause: switching Speed/Tune is slow — it copies or re-decodes every stem’s audio — and two overlapping switches could tear down each other’s half-built state, ending with playback pointed at buffers that had already been freed. More stems meant a slower switch, which meant a wider window for a second click to land inside and trigger it. Switches are now serialized, and a burst of slider movement collapses to one switch, to wherever the slider finally stopped. If this recurs, it’s genuinely useful to report which track and how many stems it had.</w:t>
+            </w:r>
+          </w:p>
+        </w:tc>
+      </w:tr>
+      <w:tr>
+        <w:tc>
+          <w:tcPr/>
+          <w:p>
+            <w:pPr>
+              <w:pStyle w:val="Compact"/>
+              <w:jc w:val="left"/>
+            </w:pPr>
+            <w:r>
+              <w:t xml:space="preserve">Slowing a track down (Speed below 1.00×, especially with several stems audible at once) produces audible crackle</w:t>
+            </w:r>
+          </w:p>
+        </w:tc>
+        <w:tc>
+          <w:tcPr/>
+          <w:p>
+            <w:pPr>
+              <w:pStyle w:val="Compact"/>
+              <w:jc w:val="left"/>
+            </w:pPr>
+            <w:r>
+              <w:rPr>
+                <w:bCs/>
+                <w:b/>
+              </w:rPr>
+              <w:t xml:space="preserve">Fixed</w:t>
+            </w:r>
+            <w:r>
+              <w:t xml:space="preserve">, if what you’re hearing is new since an earlier session — see the Speed/Tune entry in §10 (Known limitations) for the full story: the phase vocoder’s own per-stem CPU cost had crept back above what a browser audio thread can keep up with in real time at six stems, which is exactly what crackle at 0.85–0.9× sounds like. It’s now roughly a third of what it was. Some inherent phase-vocoder softness on very transient-heavy material remains and isn’t a bug — genuine, sharp crackle or dropouts still are.</w:t>
+            </w:r>
+          </w:p>
+        </w:tc>
+      </w:tr>
     </w:tbl>
     <w:bookmarkEnd w:id="96"/>
     <w:bookmarkStart w:id="97" w:name="X3e8c6eac452190b73a8cefc6b69e7df217c60fb"/>
@@ -23170,37 +23514,55 @@
         <w:t xml:space="preserve"> </w:t>
       </w:r>
       <w:r>
-        <w:t xml:space="preserve">what came before — two real reports of distortion and dropouts were</w:t>
-      </w:r>
-      <w:r>
-        <w:t xml:space="preserve"> </w:t>
-      </w:r>
-      <w:r>
-        <w:t xml:space="preserve">traced to specific, now-fixed faults — but it still isn’t a</w:t>
-      </w:r>
-      <w:r>
-        <w:t xml:space="preserve"> </w:t>
-      </w:r>
-      <w:r>
-        <w:t xml:space="preserve">mastering-grade offline time-stretch like RubberBand or Elastique.</w:t>
-      </w:r>
-      <w:r>
-        <w:t xml:space="preserve"> </w:t>
-      </w:r>
-      <w:r>
-        <w:t xml:space="preserve">Expect it to hold up well across the ±100 cent / 0.5–2× ranges the app</w:t>
-      </w:r>
-      <w:r>
-        <w:t xml:space="preserve"> </w:t>
-      </w:r>
-      <w:r>
-        <w:t xml:space="preserve">actually exposes, with the usual phase-vocoder softness on very</w:t>
-      </w:r>
-      <w:r>
-        <w:t xml:space="preserve"> </w:t>
-      </w:r>
-      <w:r>
-        <w:t xml:space="preserve">transient-heavy material at the extremes. Anything that sounds</w:t>
+        <w:t xml:space="preserve">what came before — three real reports of distortion, dropouts, and</w:t>
+      </w:r>
+      <w:r>
+        <w:t xml:space="preserve"> </w:t>
+      </w:r>
+      <w:r>
+        <w:t xml:space="preserve">crackle were each traced to a specific, now-fixed fault (most recently:</w:t>
+      </w:r>
+      <w:r>
+        <w:t xml:space="preserve"> </w:t>
+      </w:r>
+      <w:r>
+        <w:t xml:space="preserve">the CPU cost of a six-stem song at 0.85–0.9× had crept back above what</w:t>
+      </w:r>
+      <w:r>
+        <w:t xml:space="preserve"> </w:t>
+      </w:r>
+      <w:r>
+        <w:t xml:space="preserve">a browser audio thread can actually keep up with in real time, cut</w:t>
+      </w:r>
+      <w:r>
+        <w:t xml:space="preserve"> </w:t>
+      </w:r>
+      <w:r>
+        <w:t xml:space="preserve">roughly 3× by removing per-sample overhead the fix never needed) — but</w:t>
+      </w:r>
+      <w:r>
+        <w:t xml:space="preserve"> </w:t>
+      </w:r>
+      <w:r>
+        <w:t xml:space="preserve">it still isn’t a mastering-grade offline time-stretch like RubberBand</w:t>
+      </w:r>
+      <w:r>
+        <w:t xml:space="preserve"> </w:t>
+      </w:r>
+      <w:r>
+        <w:t xml:space="preserve">or Elastique. Expect it to hold up well across the ±100 cent / 0.5–2×</w:t>
+      </w:r>
+      <w:r>
+        <w:t xml:space="preserve"> </w:t>
+      </w:r>
+      <w:r>
+        <w:t xml:space="preserve">ranges the app actually exposes, with the usual phase-vocoder softness</w:t>
+      </w:r>
+      <w:r>
+        <w:t xml:space="preserve"> </w:t>
+      </w:r>
+      <w:r>
+        <w:t xml:space="preserve">on very transient-heavy material at the extremes. Anything that sounds</w:t>
       </w:r>
       <w:r>
         <w:t xml:space="preserve"> </w:t>
@@ -23212,7 +23574,49 @@
         <w:t xml:space="preserve"> </w:t>
       </w:r>
       <w:r>
-        <w:t xml:space="preserve">reporting, not the expected ceiling.</w:t>
+        <w:t xml:space="preserve">reporting, not the expected ceiling. Separately, and now fixed:</w:t>
+      </w:r>
+      <w:r>
+        <w:t xml:space="preserve"> </w:t>
+      </w:r>
+      <w:r>
+        <w:t xml:space="preserve">clicking around on the Speed slider used to be able to stop playback</w:t>
+      </w:r>
+      <w:r>
+        <w:t xml:space="preserve"> </w:t>
+      </w:r>
+      <w:r>
+        <w:t xml:space="preserve">dead (no play or seek could restart it short of reloading the page) —</w:t>
+      </w:r>
+      <w:r>
+        <w:t xml:space="preserve"> </w:t>
+      </w:r>
+      <w:r>
+        <w:t xml:space="preserve">it reproduced most easily on songs with several separated stems,</w:t>
+      </w:r>
+      <w:r>
+        <w:t xml:space="preserve"> </w:t>
+      </w:r>
+      <w:r>
+        <w:t xml:space="preserve">because the fix was about two overlapping slider changes racing each</w:t>
+      </w:r>
+      <w:r>
+        <w:t xml:space="preserve"> </w:t>
+      </w:r>
+      <w:r>
+        <w:t xml:space="preserve">other, and more stems gave the race a wider window to land in. If</w:t>
+      </w:r>
+      <w:r>
+        <w:t xml:space="preserve"> </w:t>
+      </w:r>
+      <w:r>
+        <w:t xml:space="preserve">playback ever goes silent and unrecoverable after adjusting Speed or</w:t>
+      </w:r>
+      <w:r>
+        <w:t xml:space="preserve"> </w:t>
+      </w:r>
+      <w:r>
+        <w:t xml:space="preserve">Tune, that’s worth reporting as a recurrence, not a one-off.</w:t>
       </w:r>
     </w:p>
     <w:p>
@@ -23428,25 +23832,25 @@
           <w:bCs/>
           <w:b/>
         </w:rPr>
-        <w:t xml:space="preserve">🎚 Mixer / 🎛 Tone Lab / 🎸 Play Along / 🧠 AI Lab / 🎼 Tab View</w:t>
-      </w:r>
-      <w:r>
-        <w:t xml:space="preserve"> </w:t>
-      </w:r>
-      <w:r>
-        <w:t xml:space="preserve">—</w:t>
-      </w:r>
-      <w:r>
-        <w:t xml:space="preserve"> </w:t>
-      </w:r>
-      <w:r>
-        <w:t xml:space="preserve">the five main screens. Mixer is the base view; the other four open as</w:t>
-      </w:r>
-      <w:r>
-        <w:t xml:space="preserve"> </w:t>
-      </w:r>
-      <w:r>
-        <w:t xml:space="preserve">full-screen overlays on top of it.</w:t>
+        <w:t xml:space="preserve">Activity rail (M / T / P / A / G)</w:t>
+      </w:r>
+      <w:r>
+        <w:t xml:space="preserve"> </w:t>
+      </w:r>
+      <w:r>
+        <w:t xml:space="preserve">— the five main screens: Mixer,</w:t>
+      </w:r>
+      <w:r>
+        <w:t xml:space="preserve"> </w:t>
+      </w:r>
+      <w:r>
+        <w:t xml:space="preserve">Tone Lab, Play Along, AI Lab, Tab View. Mixer is the base view; the</w:t>
+      </w:r>
+      <w:r>
+        <w:t xml:space="preserve"> </w:t>
+      </w:r>
+      <w:r>
+        <w:t xml:space="preserve">other four open as full-screen overlays on top of it.</w:t>
       </w:r>
     </w:p>
     <w:p>
@@ -23462,7 +23866,7 @@
           <w:bCs/>
           <w:b/>
         </w:rPr>
-        <w:t xml:space="preserve">❓ Help</w:t>
+        <w:t xml:space="preserve">? (Help)</w:t>
       </w:r>
       <w:r>
         <w:t xml:space="preserve"> </w:t>

--- a/USER-MANUAL.docx
+++ b/USER-MANUAL.docx
@@ -104,7 +104,7 @@
       <w:r>
         <w:drawing>
           <wp:inline>
-            <wp:extent cx="3810000" cy="2540000"/>
+            <wp:extent cx="5334000" cy="3076513"/>
             <wp:effectExtent b="0" l="0" r="0" t="0"/>
             <wp:docPr descr="The Mixer, with a separated track loaded — stems, chord ribbon, click track, and the transport toolbar." title="" id="21" name="Picture"/>
             <a:graphic>
@@ -125,7 +125,7 @@
                   <pic:spPr bwMode="auto">
                     <a:xfrm>
                       <a:off x="0" y="0"/>
-                      <a:ext cx="3810000" cy="2540000"/>
+                      <a:ext cx="5334000" cy="3076513"/>
                     </a:xfrm>
                     <a:prstGeom prst="rect">
                       <a:avLst/>
@@ -3213,7 +3213,7 @@
       <w:r>
         <w:drawing>
           <wp:inline>
-            <wp:extent cx="5334000" cy="2465294"/>
+            <wp:extent cx="5334000" cy="2330823"/>
             <wp:effectExtent b="0" l="0" r="0" t="0"/>
             <wp:docPr descr="A track row’s + (add to playlist), ✎ (rename), and ✕ (delete) controls." title="" id="35" name="Picture"/>
             <a:graphic>
@@ -3234,7 +3234,7 @@
                   <pic:spPr bwMode="auto">
                     <a:xfrm>
                       <a:off x="0" y="0"/>
-                      <a:ext cx="5334000" cy="2465294"/>
+                      <a:ext cx="5334000" cy="2330823"/>
                     </a:xfrm>
                     <a:prstGeom prst="rect">
                       <a:avLst/>
@@ -4090,7 +4090,7 @@
       <w:r>
         <w:drawing>
           <wp:inline>
-            <wp:extent cx="3810000" cy="2540000"/>
+            <wp:extent cx="5334000" cy="2330823"/>
             <wp:effectExtent b="0" l="0" r="0" t="0"/>
             <wp:docPr descr="A playlist group expanded to show its header controls (⟳ Auto-play, ✎ Rename, ✕ Delete) and its songs’ own ▲▼✕+ reorder/remove/add-to-another-playlist controls." title="" id="41" name="Picture"/>
             <a:graphic>
@@ -4111,7 +4111,7 @@
                   <pic:spPr bwMode="auto">
                     <a:xfrm>
                       <a:off x="0" y="0"/>
-                      <a:ext cx="3810000" cy="2540000"/>
+                      <a:ext cx="5334000" cy="2330823"/>
                     </a:xfrm>
                     <a:prstGeom prst="rect">
                       <a:avLst/>
@@ -5279,31 +5279,23 @@
         <w:t xml:space="preserve"> </w:t>
       </w:r>
       <w:r>
-        <w:t xml:space="preserve">button in the toolbar is the app’s normal solid blue. The</w:t>
-      </w:r>
-      <w:r>
-        <w:t xml:space="preserve"> </w:t>
-      </w:r>
-      <w:r>
-        <w:rPr>
-          <w:bCs/>
-          <w:b/>
-        </w:rPr>
-        <w:t xml:space="preserve">transport</w:t>
-      </w:r>
-      <w:r>
-        <w:rPr>
-          <w:bCs/>
-          <w:b/>
-        </w:rPr>
-        <w:t xml:space="preserve"> </w:t>
-      </w:r>
-      <w:r>
-        <w:rPr>
-          <w:bCs/>
-          <w:b/>
-        </w:rPr>
-        <w:t xml:space="preserve">bar</w:t>
+        <w:t xml:space="preserve">button in the toolbar sits at its plain, unlit panel color until you use</w:t>
+      </w:r>
+      <w:r>
+        <w:t xml:space="preserve"> </w:t>
+      </w:r>
+      <w:r>
+        <w:t xml:space="preserve">it. The</w:t>
+      </w:r>
+      <w:r>
+        <w:t xml:space="preserve"> </w:t>
+      </w:r>
+      <w:r>
+        <w:rPr>
+          <w:bCs/>
+          <w:b/>
+        </w:rPr>
+        <w:t xml:space="preserve">transport bar</w:t>
       </w:r>
       <w:r>
         <w:t xml:space="preserve"> </w:t>
@@ -6022,9 +6014,9 @@
       <w:r>
         <w:drawing>
           <wp:inline>
-            <wp:extent cx="5334000" cy="218856"/>
+            <wp:extent cx="5334000" cy="666750"/>
             <wp:effectExtent b="0" l="0" r="0" t="0"/>
-            <wp:docPr descr="The toolbar with Loop active (solid green) next to Zoom to loop, the Zoom slider, Click with its volume slider, and Count-in." title="" id="46" name="Picture"/>
+            <wp:docPr descr="The transport bar and toolbar together, with Loop active (solid green) next to Count-in, BPM, Speed and Tune, and — on the row below — Zoom to loop, the Zoom slider, Click with its own volume slider, and Separate." title="" id="46" name="Picture"/>
             <a:graphic>
               <a:graphicData uri="http://schemas.openxmlformats.org/drawingml/2006/picture">
                 <pic:pic>
@@ -6043,7 +6035,7 @@
                   <pic:spPr bwMode="auto">
                     <a:xfrm>
                       <a:off x="0" y="0"/>
-                      <a:ext cx="5334000" cy="218856"/>
+                      <a:ext cx="5334000" cy="666750"/>
                     </a:xfrm>
                     <a:prstGeom prst="rect">
                       <a:avLst/>
@@ -6067,7 +6059,7 @@
         <w:pStyle w:val="ImageCaption"/>
       </w:pPr>
       <w:r>
-        <w:t xml:space="preserve">The toolbar with Loop active (solid green) next to Zoom to loop, the Zoom slider, Click with its volume slider, and Count-in.</w:t>
+        <w:t xml:space="preserve">The transport bar and toolbar together, with Loop active (solid green) next to Count-in, BPM, Speed and Tune, and — on the row below — Zoom to loop, the Zoom slider, Click with its own volume slider, and Separate.</w:t>
       </w:r>
     </w:p>
     <w:bookmarkEnd w:id="48"/>
@@ -9254,9 +9246,9 @@
       <w:r>
         <w:drawing>
           <wp:inline>
-            <wp:extent cx="3810000" cy="2540000"/>
+            <wp:extent cx="5334000" cy="1090889"/>
             <wp:effectExtent b="0" l="0" r="0" t="0"/>
-            <wp:docPr descr="Tone Lab — Input strip, Rig Presets, and the pedalboard’s first few cards." title="" id="56" name="Picture"/>
+            <wp:docPr descr="Tone Lab’s icon row — Input through Output in signal order, Gate and Graphic EQ lit to show they’re active by default — with the Amp card open below it." title="" id="56" name="Picture"/>
             <a:graphic>
               <a:graphicData uri="http://schemas.openxmlformats.org/drawingml/2006/picture">
                 <pic:pic>
@@ -9275,7 +9267,7 @@
                   <pic:spPr bwMode="auto">
                     <a:xfrm>
                       <a:off x="0" y="0"/>
-                      <a:ext cx="3810000" cy="2540000"/>
+                      <a:ext cx="5334000" cy="1090889"/>
                     </a:xfrm>
                     <a:prstGeom prst="rect">
                       <a:avLst/>
@@ -9299,7 +9291,7 @@
         <w:pStyle w:val="ImageCaption"/>
       </w:pPr>
       <w:r>
-        <w:t xml:space="preserve">Tone Lab — Input strip, Rig Presets, and the pedalboard’s first few cards.</w:t>
+        <w:t xml:space="preserve">Tone Lab’s icon row — Input through Output in signal order, Gate and Graphic EQ lit to show they’re active by default — with the Amp card open below it.</w:t>
       </w:r>
     </w:p>
     <w:bookmarkStart w:id="58" w:name="input"/>
@@ -14256,7 +14248,7 @@
       <w:r>
         <w:drawing>
           <wp:inline>
-            <wp:extent cx="3810000" cy="2540000"/>
+            <wp:extent cx="5334000" cy="3076513"/>
             <wp:effectExtent b="0" l="0" r="0" t="0"/>
             <wp:docPr descr="Play Along — Backing Track, Tuner, Rig Preset, and Riff Capture up top, Record Performance and Takes below." title="" id="71" name="Picture"/>
             <a:graphic>
@@ -14277,7 +14269,7 @@
                   <pic:spPr bwMode="auto">
                     <a:xfrm>
                       <a:off x="0" y="0"/>
-                      <a:ext cx="3810000" cy="2540000"/>
+                      <a:ext cx="5334000" cy="3076513"/>
                     </a:xfrm>
                     <a:prstGeom prst="rect">
                       <a:avLst/>
@@ -17070,7 +17062,7 @@
       <w:r>
         <w:drawing>
           <wp:inline>
-            <wp:extent cx="5334000" cy="1122589"/>
+            <wp:extent cx="5334000" cy="1296080"/>
             <wp:effectExtent b="0" l="0" r="0" t="0"/>
             <wp:docPr descr="The Practice Log card — cumulative total, weighted score, and rated/noted sessions." title="" id="84" name="Picture"/>
             <a:graphic>
@@ -17091,7 +17083,7 @@
                   <pic:spPr bwMode="auto">
                     <a:xfrm>
                       <a:off x="0" y="0"/>
-                      <a:ext cx="5334000" cy="1122589"/>
+                      <a:ext cx="5334000" cy="1296080"/>
                     </a:xfrm>
                     <a:prstGeom prst="rect">
                       <a:avLst/>
@@ -21403,6 +21395,259 @@
       </w:r>
       <w:r>
         <w:t xml:space="preserve">loading a different tab clears any leftover selection automatically.</w:t>
+      </w:r>
+    </w:p>
+    <w:p>
+      <w:pPr>
+        <w:pStyle w:val="BodyText"/>
+      </w:pPr>
+      <w:r>
+        <w:rPr>
+          <w:bCs/>
+          <w:b/>
+        </w:rPr>
+        <w:t xml:space="preserve">Through my rig.</w:t>
+      </w:r>
+      <w:r>
+        <w:t xml:space="preserve"> </w:t>
+      </w:r>
+      <w:r>
+        <w:t xml:space="preserve">Once a tab is loaded, this button next to the Tab</w:t>
+      </w:r>
+      <w:r>
+        <w:t xml:space="preserve"> </w:t>
+      </w:r>
+      <w:r>
+        <w:t xml:space="preserve">Play Bar’s Zoom control swaps its playback from alphaTab’s built-in</w:t>
+      </w:r>
+      <w:r>
+        <w:t xml:space="preserve"> </w:t>
+      </w:r>
+      <w:r>
+        <w:t xml:space="preserve">soundfont over to your Tone Lab rig (amp, cab IR, every pedal) for as</w:t>
+      </w:r>
+      <w:r>
+        <w:t xml:space="preserve"> </w:t>
+      </w:r>
+      <w:r>
+        <w:t xml:space="preserve">long as it’s toggled on — so a Guitar Pro file’s notated guitar part can</w:t>
+      </w:r>
+      <w:r>
+        <w:t xml:space="preserve"> </w:t>
+      </w:r>
+      <w:r>
+        <w:t xml:space="preserve">be previewed through the same tone you’re actually practicing with,</w:t>
+      </w:r>
+      <w:r>
+        <w:t xml:space="preserve"> </w:t>
+      </w:r>
+      <w:r>
+        <w:t xml:space="preserve">instead of a generic synth sound.</w:t>
+      </w:r>
+    </w:p>
+    <w:p>
+      <w:pPr>
+        <w:pStyle w:val="BodyText"/>
+      </w:pPr>
+      <w:r>
+        <w:rPr>
+          <w:bCs/>
+          <w:b/>
+        </w:rPr>
+        <w:t xml:space="preserve">Generate tab from audio.</w:t>
+      </w:r>
+      <w:r>
+        <w:t xml:space="preserve"> </w:t>
+      </w:r>
+      <w:r>
+        <w:t xml:space="preserve">A song loaded in the Mixer can also become</w:t>
+      </w:r>
+      <w:r>
+        <w:t xml:space="preserve"> </w:t>
+      </w:r>
+      <w:r>
+        <w:t xml:space="preserve">a tab of its own, with no Guitar Pro file needed — the panel above the</w:t>
+      </w:r>
+      <w:r>
+        <w:t xml:space="preserve"> </w:t>
+      </w:r>
+      <w:r>
+        <w:t xml:space="preserve">import dropzone picks a</w:t>
+      </w:r>
+      <w:r>
+        <w:t xml:space="preserve"> </w:t>
+      </w:r>
+      <w:r>
+        <w:rPr>
+          <w:bCs/>
+          <w:b/>
+        </w:rPr>
+        <w:t xml:space="preserve">tuning</w:t>
+      </w:r>
+      <w:r>
+        <w:t xml:space="preserve">,</w:t>
+      </w:r>
+      <w:r>
+        <w:t xml:space="preserve"> </w:t>
+      </w:r>
+      <w:r>
+        <w:rPr>
+          <w:bCs/>
+          <w:b/>
+        </w:rPr>
+        <w:t xml:space="preserve">where to start</w:t>
+      </w:r>
+      <w:r>
+        <w:t xml:space="preserve"> </w:t>
+      </w:r>
+      <w:r>
+        <w:t xml:space="preserve">(playhead, the</w:t>
+      </w:r>
+      <w:r>
+        <w:t xml:space="preserve"> </w:t>
+      </w:r>
+      <w:r>
+        <w:t xml:space="preserve">current loop selection, or the very start of the song), and</w:t>
+      </w:r>
+      <w:r>
+        <w:t xml:space="preserve"> </w:t>
+      </w:r>
+      <w:r>
+        <w:rPr>
+          <w:bCs/>
+          <w:b/>
+        </w:rPr>
+        <w:t xml:space="preserve">how much</w:t>
+      </w:r>
+      <w:r>
+        <w:t xml:space="preserve"> </w:t>
+      </w:r>
+      <w:r>
+        <w:t xml:space="preserve">to transcribe (15s/30s/1 minute/to the end), then</w:t>
+      </w:r>
+      <w:r>
+        <w:t xml:space="preserve"> </w:t>
+      </w:r>
+      <w:r>
+        <w:rPr>
+          <w:bCs/>
+          <w:b/>
+        </w:rPr>
+        <w:t xml:space="preserve">Generate tab from</w:t>
+      </w:r>
+      <w:r>
+        <w:rPr>
+          <w:bCs/>
+          <w:b/>
+        </w:rPr>
+        <w:t xml:space="preserve"> </w:t>
+      </w:r>
+      <w:r>
+        <w:rPr>
+          <w:bCs/>
+          <w:b/>
+        </w:rPr>
+        <w:t xml:space="preserve">audio</w:t>
+      </w:r>
+      <w:r>
+        <w:t xml:space="preserve"> </w:t>
+      </w:r>
+      <w:r>
+        <w:t xml:space="preserve">sends that window of the song’s separated</w:t>
+      </w:r>
+      <w:r>
+        <w:t xml:space="preserve"> </w:t>
+      </w:r>
+      <w:r>
+        <w:rPr>
+          <w:rStyle w:val="VerbatimChar"/>
+        </w:rPr>
+        <w:t xml:space="preserve">guitar</w:t>
+      </w:r>
+      <w:r>
+        <w:t xml:space="preserve"> </w:t>
+      </w:r>
+      <w:r>
+        <w:t xml:space="preserve">stem (or</w:t>
+      </w:r>
+      <w:r>
+        <w:t xml:space="preserve"> </w:t>
+      </w:r>
+      <w:r>
+        <w:t xml:space="preserve">whichever stem you’ve marked as the guitar, for an imported stem pack)</w:t>
+      </w:r>
+      <w:r>
+        <w:t xml:space="preserve"> </w:t>
+      </w:r>
+      <w:r>
+        <w:t xml:space="preserve">to the pitch tracker and writes a real</w:t>
+      </w:r>
+      <w:r>
+        <w:t xml:space="preserve"> </w:t>
+      </w:r>
+      <w:r>
+        <w:rPr>
+          <w:rStyle w:val="VerbatimChar"/>
+        </w:rPr>
+        <w:t xml:space="preserve">.gp</w:t>
+      </w:r>
+      <w:r>
+        <w:t xml:space="preserve"> </w:t>
+      </w:r>
+      <w:r>
+        <w:t xml:space="preserve">file straight into this</w:t>
+      </w:r>
+      <w:r>
+        <w:t xml:space="preserve"> </w:t>
+      </w:r>
+      <w:r>
+        <w:t xml:space="preserve">screen’s own library. A line above the button previews exactly what’s</w:t>
+      </w:r>
+      <w:r>
+        <w:t xml:space="preserve"> </w:t>
+      </w:r>
+      <w:r>
+        <w:t xml:space="preserve">about to be transcribed and roughly how long it’ll take before you</w:t>
+      </w:r>
+      <w:r>
+        <w:t xml:space="preserve"> </w:t>
+      </w:r>
+      <w:r>
+        <w:t xml:space="preserve">commit to waiting on it.</w:t>
+      </w:r>
+      <w:r>
+        <w:t xml:space="preserve"> </w:t>
+      </w:r>
+      <w:r>
+        <w:rPr>
+          <w:bCs/>
+          <w:b/>
+        </w:rPr>
+        <w:t xml:space="preserve">Version 1 is lead lines only</w:t>
+      </w:r>
+      <w:r>
+        <w:t xml:space="preserve"> </w:t>
+      </w:r>
+      <w:r>
+        <w:t xml:space="preserve">— the pitch</w:t>
+      </w:r>
+      <w:r>
+        <w:t xml:space="preserve"> </w:t>
+      </w:r>
+      <w:r>
+        <w:t xml:space="preserve">tracker is monophonic, so a section that’s mostly chords/rhythm comes</w:t>
+      </w:r>
+      <w:r>
+        <w:t xml:space="preserve"> </w:t>
+      </w:r>
+      <w:r>
+        <w:t xml:space="preserve">back reporting no confident single-note line rather than a silently</w:t>
+      </w:r>
+      <w:r>
+        <w:t xml:space="preserve"> </w:t>
+      </w:r>
+      <w:r>
+        <w:t xml:space="preserve">empty tab; pick a section with an actual solo or lead line in it.</w:t>
       </w:r>
     </w:p>
     <w:p>
